--- a/docs/Brief na spotkanie – ankieta i Kalkulator (odp. Pawła).docx
+++ b/docs/Brief na spotkanie – ankieta i Kalkulator (odp. Pawła).docx
@@ -9,37 +9,83 @@
           <w:lang w:val="pl-PL"/>
         </w:rPr>
       </w:pPr>
+      <w:proofErr w:type="spellStart"/>
       <w:r>
         <w:rPr>
           <w:lang w:val="pl-PL"/>
         </w:rPr>
-        <w:t>Brief na spotkanie – ankieta i Kalkulator</w:t>
+        <w:t>Brief</w:t>
+      </w:r>
+      <w:proofErr w:type="spellEnd"/>
+      <w:r>
+        <w:rPr>
+          <w:lang w:val="pl-PL"/>
+        </w:rPr>
+        <w:t xml:space="preserve"> na spotkanie – ankieta i Kalkulator</w:t>
       </w:r>
     </w:p>
     <w:p>
-      <w:r>
-        <w:t>Oct 3, 2026 · @Marta</w:t>
+      <w:pPr>
+        <w:rPr>
+          <w:lang w:val="pl-PL"/>
+        </w:rPr>
+      </w:pPr>
+      <w:proofErr w:type="spellStart"/>
+      <w:r>
+        <w:rPr>
+          <w:lang w:val="pl-PL"/>
+        </w:rPr>
+        <w:t>Oct</w:t>
+      </w:r>
+      <w:proofErr w:type="spellEnd"/>
+      <w:r>
+        <w:rPr>
+          <w:lang w:val="pl-PL"/>
+        </w:rPr>
+        <w:t xml:space="preserve"> 3, 2026 · @Marta</w:t>
       </w:r>
     </w:p>
     <w:p>
       <w:pPr>
         <w:pStyle w:val="Nagwek2"/>
+        <w:rPr>
+          <w:lang w:val="pl-PL"/>
+        </w:rPr>
       </w:pPr>
       <w:r>
+        <w:rPr>
+          <w:lang w:val="pl-PL"/>
+        </w:rPr>
         <w:t>Cel spotkania</w:t>
       </w:r>
     </w:p>
     <w:p>
-      <w:r>
+      <w:pPr>
+        <w:rPr>
+          <w:lang w:val="pl-PL"/>
+        </w:rPr>
+      </w:pPr>
+      <w:r>
+        <w:rPr>
+          <w:lang w:val="pl-PL"/>
+        </w:rPr>
         <w:t>Cel: rozstrzygnąć, czy ankieta i Kalkulator mogą powstać w formie, której wymaga ścieżka „Sprawdź, jak to jest u was”, w jakim czasie i jakim kosztem.</w:t>
       </w:r>
     </w:p>
     <w:p>
+      <w:proofErr w:type="spellStart"/>
       <w:r>
         <w:rPr>
           <w:b/>
         </w:rPr>
-        <w:t>Założenia:</w:t>
+        <w:t>Założenia</w:t>
+      </w:r>
+      <w:proofErr w:type="spellEnd"/>
+      <w:r>
+        <w:rPr>
+          <w:b/>
+        </w:rPr>
+        <w:t>:</w:t>
       </w:r>
     </w:p>
     <w:p>
@@ -49,8 +95,14 @@
           <w:ilvl w:val="0"/>
           <w:numId w:val="2"/>
         </w:numPr>
+        <w:rPr>
+          <w:lang w:val="pl-PL"/>
+        </w:rPr>
       </w:pPr>
       <w:r>
+        <w:rPr>
+          <w:lang w:val="pl-PL"/>
+        </w:rPr>
         <w:t>podejście i cała ścieżka (kroki 0–10) są zaakceptowane, nie wracamy do nich;</w:t>
       </w:r>
     </w:p>
@@ -61,8 +113,14 @@
           <w:ilvl w:val="0"/>
           <w:numId w:val="2"/>
         </w:numPr>
+        <w:rPr>
+          <w:lang w:val="pl-PL"/>
+        </w:rPr>
       </w:pPr>
       <w:r>
+        <w:rPr>
+          <w:lang w:val="pl-PL"/>
+        </w:rPr>
         <w:t>dyskutujemy tylko o dwóch narzędziach diagnozy: ankiecie i Kalkulatorze;</w:t>
       </w:r>
     </w:p>
@@ -73,43 +131,81 @@
           <w:ilvl w:val="0"/>
           <w:numId w:val="2"/>
         </w:numPr>
+        <w:rPr>
+          <w:lang w:val="pl-PL"/>
+        </w:rPr>
       </w:pPr>
       <w:r>
+        <w:rPr>
+          <w:lang w:val="pl-PL"/>
+        </w:rPr>
         <w:t>szczegóły obu narzędzi są w dokumencie „Ankieta i Kalkulator – ustalenia robocze”.</w:t>
       </w:r>
     </w:p>
     <w:p>
+      <w:pPr>
+        <w:rPr>
+          <w:lang w:val="pl-PL"/>
+        </w:rPr>
+      </w:pPr>
       <w:r>
         <w:rPr>
           <w:b/>
+          <w:lang w:val="pl-PL"/>
         </w:rPr>
         <w:t>Oczekiwany rezultat:</w:t>
       </w:r>
       <w:r>
+        <w:rPr>
+          <w:lang w:val="pl-PL"/>
+        </w:rPr>
         <w:t xml:space="preserve"> decyzja „idziemy dalej / idziemy dalej z warunkami / nie teraz”, lista luk do zamknięcia i osoby za nie odpowiedzialne.</w:t>
       </w:r>
     </w:p>
     <w:p>
+      <w:pPr>
+        <w:rPr>
+          <w:lang w:val="pl-PL"/>
+        </w:rPr>
+      </w:pPr>
       <w:r>
         <w:rPr>
           <w:b/>
+          <w:lang w:val="pl-PL"/>
         </w:rPr>
         <w:t>Kto powinien być:</w:t>
       </w:r>
       <w:r>
+        <w:rPr>
+          <w:lang w:val="pl-PL"/>
+        </w:rPr>
         <w:t xml:space="preserve"> zarząd fundacji, autor lub opiekun Kalkulatora, osoba odpowiedzialna za relację z Ipsos, w miarę możliwości psychometra (SWPS lub SGH).</w:t>
       </w:r>
     </w:p>
     <w:p>
       <w:pPr>
         <w:pStyle w:val="Nagwek2"/>
+        <w:rPr>
+          <w:lang w:val="pl-PL"/>
+        </w:rPr>
       </w:pPr>
       <w:r>
+        <w:rPr>
+          <w:lang w:val="pl-PL"/>
+        </w:rPr>
         <w:t>Stan po pierwszych odpowiedziach</w:t>
       </w:r>
     </w:p>
     <w:p>
-      <w:r>
+      <w:pPr>
+        <w:rPr>
+          <w:lang w:val="pl-PL"/>
+        </w:rPr>
+      </w:pPr>
+      <w:r>
+        <w:rPr>
+          <w:lang w:val="pl-PL"/>
+        </w:rPr>
         <w:t>Warunek 1 (benchmark Ipsos) jest spełniony; otwarte zostają Kalkulator, platforma i formalności oraz zasoby.</w:t>
       </w:r>
     </w:p>
@@ -136,8 +232,13 @@
           </w:tcPr>
           <w:p>
             <w:r>
-              <w:t>Warunek krytyczny</w:t>
-            </w:r>
+              <w:t xml:space="preserve">Warunek </w:t>
+            </w:r>
+            <w:proofErr w:type="spellStart"/>
+            <w:r>
+              <w:t>krytyczny</w:t>
+            </w:r>
+            <w:proofErr w:type="spellEnd"/>
           </w:p>
         </w:tc>
         <w:tc>
@@ -158,8 +259,21 @@
           </w:tcPr>
           <w:p>
             <w:r>
-              <w:t>Co zostaje do spotkania</w:t>
-            </w:r>
+              <w:t xml:space="preserve">Co </w:t>
+            </w:r>
+            <w:proofErr w:type="spellStart"/>
+            <w:r>
+              <w:t>zostaje</w:t>
+            </w:r>
+            <w:proofErr w:type="spellEnd"/>
+            <w:r>
+              <w:t xml:space="preserve"> do </w:t>
+            </w:r>
+            <w:proofErr w:type="spellStart"/>
+            <w:r>
+              <w:t>spotkania</w:t>
+            </w:r>
+            <w:proofErr w:type="spellEnd"/>
           </w:p>
         </w:tc>
       </w:tr>
@@ -169,7 +283,21 @@
             <w:tcW w:w="3120" w:type="dxa"/>
           </w:tcPr>
           <w:p>
-            <w:r>
+            <w:pPr>
+              <w:rPr>
+                <w:lang w:val="pl-PL"/>
+                <w:rPrChange w:id="0" w:author="Mamcarz, Paweł" w:date="2026-10-03T19:51:00Z" w16du:dateUtc="2026-10-03T17:51:00Z">
+                  <w:rPr/>
+                </w:rPrChange>
+              </w:rPr>
+            </w:pPr>
+            <w:r>
+              <w:rPr>
+                <w:lang w:val="pl-PL"/>
+                <w:rPrChange w:id="1" w:author="Mamcarz, Paweł" w:date="2026-10-03T19:51:00Z" w16du:dateUtc="2026-10-03T17:51:00Z">
+                  <w:rPr/>
+                </w:rPrChange>
+              </w:rPr>
               <w:t>1. Prawo do pytań i wyników Ipsos</w:t>
             </w:r>
           </w:p>
@@ -179,13 +307,33 @@
             <w:tcW w:w="3120" w:type="dxa"/>
           </w:tcPr>
           <w:p>
+            <w:pPr>
+              <w:rPr>
+                <w:lang w:val="pl-PL"/>
+                <w:rPrChange w:id="2" w:author="Mamcarz, Paweł" w:date="2026-10-03T19:51:00Z" w16du:dateUtc="2026-10-03T17:51:00Z">
+                  <w:rPr/>
+                </w:rPrChange>
+              </w:rPr>
+            </w:pPr>
             <w:r>
               <w:rPr>
                 <w:b/>
+                <w:lang w:val="pl-PL"/>
+                <w:rPrChange w:id="3" w:author="Mamcarz, Paweł" w:date="2026-10-03T19:51:00Z" w16du:dateUtc="2026-10-03T17:51:00Z">
+                  <w:rPr>
+                    <w:b/>
+                  </w:rPr>
+                </w:rPrChange>
               </w:rPr>
               <w:t>Spełniony</w:t>
             </w:r>
             <w:r>
+              <w:rPr>
+                <w:lang w:val="pl-PL"/>
+                <w:rPrChange w:id="4" w:author="Mamcarz, Paweł" w:date="2026-10-03T19:51:00Z" w16du:dateUtc="2026-10-03T17:51:00Z">
+                  <w:rPr/>
+                </w:rPrChange>
+              </w:rPr>
               <w:t>: kwestionariusz, prawa, surowe dane i dane o branży, wielkości firmy i stanowisku</w:t>
             </w:r>
           </w:p>
@@ -195,7 +343,21 @@
             <w:tcW w:w="3120" w:type="dxa"/>
           </w:tcPr>
           <w:p>
-            <w:r>
+            <w:pPr>
+              <w:rPr>
+                <w:lang w:val="pl-PL"/>
+                <w:rPrChange w:id="5" w:author="Mamcarz, Paweł" w:date="2026-10-03T19:51:00Z" w16du:dateUtc="2026-10-03T17:51:00Z">
+                  <w:rPr/>
+                </w:rPrChange>
+              </w:rPr>
+            </w:pPr>
+            <w:r>
+              <w:rPr>
+                <w:lang w:val="pl-PL"/>
+                <w:rPrChange w:id="6" w:author="Mamcarz, Paweł" w:date="2026-10-03T19:51:00Z" w16du:dateUtc="2026-10-03T17:51:00Z">
+                  <w:rPr/>
+                </w:rPrChange>
+              </w:rPr>
               <w:t>Nic; benchmark może być branżowy, nie tylko ogólnopolski</w:t>
             </w:r>
           </w:p>
@@ -208,8 +370,21 @@
           </w:tcPr>
           <w:p>
             <w:r>
-              <w:t>2. Walidacja ankiety</w:t>
-            </w:r>
+              <w:t xml:space="preserve">2. </w:t>
+            </w:r>
+            <w:proofErr w:type="spellStart"/>
+            <w:r>
+              <w:t>Walidacja</w:t>
+            </w:r>
+            <w:proofErr w:type="spellEnd"/>
+            <w:r>
+              <w:t xml:space="preserve"> </w:t>
+            </w:r>
+            <w:proofErr w:type="spellStart"/>
+            <w:r>
+              <w:t>ankiety</w:t>
+            </w:r>
+            <w:proofErr w:type="spellEnd"/>
           </w:p>
         </w:tc>
         <w:tc>
@@ -217,13 +392,33 @@
             <w:tcW w:w="3120" w:type="dxa"/>
           </w:tcPr>
           <w:p>
+            <w:pPr>
+              <w:rPr>
+                <w:lang w:val="pl-PL"/>
+                <w:rPrChange w:id="7" w:author="Mamcarz, Paweł" w:date="2026-10-03T19:51:00Z" w16du:dateUtc="2026-10-03T17:51:00Z">
+                  <w:rPr/>
+                </w:rPrChange>
+              </w:rPr>
+            </w:pPr>
             <w:r>
               <w:rPr>
                 <w:b/>
+                <w:lang w:val="pl-PL"/>
+                <w:rPrChange w:id="8" w:author="Mamcarz, Paweł" w:date="2026-10-03T19:51:00Z" w16du:dateUtc="2026-10-03T17:51:00Z">
+                  <w:rPr>
+                    <w:b/>
+                  </w:rPr>
+                </w:rPrChange>
               </w:rPr>
               <w:t>Częściowo</w:t>
             </w:r>
             <w:r>
+              <w:rPr>
+                <w:lang w:val="pl-PL"/>
+                <w:rPrChange w:id="9" w:author="Mamcarz, Paweł" w:date="2026-10-03T19:51:00Z" w16du:dateUtc="2026-10-03T17:51:00Z">
+                  <w:rPr/>
+                </w:rPrChange>
+              </w:rPr>
               <w:t>: psychometra jest, mapowanie na filary możliwe</w:t>
             </w:r>
           </w:p>
@@ -233,7 +428,21 @@
             <w:tcW w:w="3120" w:type="dxa"/>
           </w:tcPr>
           <w:p>
-            <w:r>
+            <w:pPr>
+              <w:rPr>
+                <w:lang w:val="pl-PL"/>
+                <w:rPrChange w:id="10" w:author="Mamcarz, Paweł" w:date="2026-10-03T19:51:00Z" w16du:dateUtc="2026-10-03T17:51:00Z">
+                  <w:rPr/>
+                </w:rPrChange>
+              </w:rPr>
+            </w:pPr>
+            <w:r>
+              <w:rPr>
+                <w:lang w:val="pl-PL"/>
+                <w:rPrChange w:id="11" w:author="Mamcarz, Paweł" w:date="2026-10-03T19:51:00Z" w16du:dateUtc="2026-10-03T17:51:00Z">
+                  <w:rPr/>
+                </w:rPrChange>
+              </w:rPr>
               <w:t>Pilotaż: firma i termin (pyt. 9), zmienne skutku (pyt. 11)</w:t>
             </w:r>
           </w:p>
@@ -246,8 +455,13 @@
           </w:tcPr>
           <w:p>
             <w:r>
-              <w:t>3. Model Kalkulatora</w:t>
-            </w:r>
+              <w:t xml:space="preserve">3. Model </w:t>
+            </w:r>
+            <w:proofErr w:type="spellStart"/>
+            <w:r>
+              <w:t>Kalkulatora</w:t>
+            </w:r>
+            <w:proofErr w:type="spellEnd"/>
           </w:p>
         </w:tc>
         <w:tc>
@@ -255,9 +469,23 @@
             <w:tcW w:w="3120" w:type="dxa"/>
           </w:tcPr>
           <w:p>
+            <w:pPr>
+              <w:rPr>
+                <w:lang w:val="pl-PL"/>
+                <w:rPrChange w:id="12" w:author="Mamcarz, Paweł" w:date="2026-10-03T19:51:00Z" w16du:dateUtc="2026-10-03T17:51:00Z">
+                  <w:rPr/>
+                </w:rPrChange>
+              </w:rPr>
+            </w:pPr>
             <w:r>
               <w:rPr>
                 <w:b/>
+                <w:lang w:val="pl-PL"/>
+                <w:rPrChange w:id="13" w:author="Mamcarz, Paweł" w:date="2026-10-03T19:51:00Z" w16du:dateUtc="2026-10-03T17:51:00Z">
+                  <w:rPr>
+                    <w:b/>
+                  </w:rPr>
+                </w:rPrChange>
               </w:rPr>
               <w:t>Otwarty</w:t>
             </w:r>
@@ -265,19 +493,33 @@
           <w:p>
             <w:pPr>
               <w:rPr>
-                <w:ins w:id="9001" w:author="Paweł Mamcarz" w:date="2026-10-03T12:00:00Z"/>
-              </w:rPr>
-            </w:pPr>
-            <w:ins w:id="9002" w:author="Paweł Mamcarz" w:date="2026-10-03T12:00:00Z">
+                <w:lang w:val="pl-PL"/>
+                <w:rPrChange w:id="14" w:author="Mamcarz, Paweł" w:date="2026-10-03T19:51:00Z" w16du:dateUtc="2026-10-03T17:51:00Z">
+                  <w:rPr/>
+                </w:rPrChange>
+              </w:rPr>
+            </w:pPr>
+            <w:ins w:id="15" w:author="Paweł Mamcarz" w:date="2026-10-03T12:00:00Z">
               <w:r>
                 <w:rPr>
                   <w:b/>
+                  <w:lang w:val="pl-PL"/>
+                  <w:rPrChange w:id="16" w:author="Mamcarz, Paweł" w:date="2026-10-03T19:51:00Z" w16du:dateUtc="2026-10-03T17:51:00Z">
+                    <w:rPr>
+                      <w:b/>
+                    </w:rPr>
+                  </w:rPrChange>
                 </w:rPr>
                 <w:t xml:space="preserve">Odp. Pawła: </w:t>
               </w:r>
               <w:r>
-                <w:rPr/>
-                <w:t xml:space="preserve">Częściowo. Działa narzędzie publiczne z opisanym modelem i założeniami (scenariusz skali). Brakuje powiązania z ankietą, pomiaru przed/po i testu na danych firmy; szczegóły w pyt. 14–24.</w:t>
+                <w:rPr>
+                  <w:lang w:val="pl-PL"/>
+                  <w:rPrChange w:id="17" w:author="Mamcarz, Paweł" w:date="2026-10-03T19:51:00Z" w16du:dateUtc="2026-10-03T17:51:00Z">
+                    <w:rPr/>
+                  </w:rPrChange>
+                </w:rPr>
+                <w:t>Częściowo. Działa narzędzie publiczne z opisanym modelem i założeniami (scenariusz skali). Brakuje powiązania z ankietą, pomiaru przed/po i testu na danych firmy; szczegóły w pyt. 14–24.</w:t>
               </w:r>
             </w:ins>
           </w:p>
@@ -287,8 +529,21 @@
             <w:tcW w:w="3120" w:type="dxa"/>
           </w:tcPr>
           <w:p>
-            <w:r>
-              <w:t>Wszystkie pytania 14–24</w:t>
+            <w:proofErr w:type="spellStart"/>
+            <w:r>
+              <w:t>Wszystkie</w:t>
+            </w:r>
+            <w:proofErr w:type="spellEnd"/>
+            <w:r>
+              <w:t xml:space="preserve"> </w:t>
+            </w:r>
+            <w:proofErr w:type="spellStart"/>
+            <w:r>
+              <w:t>pytania</w:t>
+            </w:r>
+            <w:proofErr w:type="spellEnd"/>
+            <w:r>
+              <w:t xml:space="preserve"> 14–24</w:t>
             </w:r>
           </w:p>
         </w:tc>
@@ -299,7 +554,21 @@
             <w:tcW w:w="3120" w:type="dxa"/>
           </w:tcPr>
           <w:p>
-            <w:r>
+            <w:pPr>
+              <w:rPr>
+                <w:lang w:val="pl-PL"/>
+                <w:rPrChange w:id="18" w:author="Mamcarz, Paweł" w:date="2026-10-03T19:51:00Z" w16du:dateUtc="2026-10-03T17:51:00Z">
+                  <w:rPr/>
+                </w:rPrChange>
+              </w:rPr>
+            </w:pPr>
+            <w:r>
+              <w:rPr>
+                <w:lang w:val="pl-PL"/>
+                <w:rPrChange w:id="19" w:author="Mamcarz, Paweł" w:date="2026-10-03T19:51:00Z" w16du:dateUtc="2026-10-03T17:51:00Z">
+                  <w:rPr/>
+                </w:rPrChange>
+              </w:rPr>
               <w:t>4. Zasoby do analizy i raportu</w:t>
             </w:r>
           </w:p>
@@ -309,9 +578,11 @@
             <w:tcW w:w="3120" w:type="dxa"/>
           </w:tcPr>
           <w:p>
+            <w:proofErr w:type="spellStart"/>
             <w:r>
               <w:t>Otwarty</w:t>
             </w:r>
+            <w:proofErr w:type="spellEnd"/>
           </w:p>
         </w:tc>
         <w:tc>
@@ -319,8 +590,21 @@
             <w:tcW w:w="3120" w:type="dxa"/>
           </w:tcPr>
           <w:p>
-            <w:r>
-              <w:t>Wszystkie pytania 35–41</w:t>
+            <w:proofErr w:type="spellStart"/>
+            <w:r>
+              <w:t>Wszystkie</w:t>
+            </w:r>
+            <w:proofErr w:type="spellEnd"/>
+            <w:r>
+              <w:t xml:space="preserve"> </w:t>
+            </w:r>
+            <w:proofErr w:type="spellStart"/>
+            <w:r>
+              <w:t>pytania</w:t>
+            </w:r>
+            <w:proofErr w:type="spellEnd"/>
+            <w:r>
+              <w:t xml:space="preserve"> 35–41</w:t>
             </w:r>
           </w:p>
         </w:tc>
@@ -332,8 +616,30 @@
           </w:tcPr>
           <w:p>
             <w:r>
-              <w:t>5. Dane osobowe i formalności</w:t>
-            </w:r>
+              <w:lastRenderedPageBreak/>
+              <w:t xml:space="preserve">5. Dane </w:t>
+            </w:r>
+            <w:proofErr w:type="spellStart"/>
+            <w:r>
+              <w:t>osobowe</w:t>
+            </w:r>
+            <w:proofErr w:type="spellEnd"/>
+            <w:r>
+              <w:t xml:space="preserve"> </w:t>
+            </w:r>
+            <w:proofErr w:type="spellStart"/>
+            <w:r>
+              <w:t>i</w:t>
+            </w:r>
+            <w:proofErr w:type="spellEnd"/>
+            <w:r>
+              <w:t xml:space="preserve"> </w:t>
+            </w:r>
+            <w:proofErr w:type="spellStart"/>
+            <w:r>
+              <w:t>formalności</w:t>
+            </w:r>
+            <w:proofErr w:type="spellEnd"/>
           </w:p>
         </w:tc>
         <w:tc>
@@ -341,9 +647,11 @@
             <w:tcW w:w="3120" w:type="dxa"/>
           </w:tcPr>
           <w:p>
+            <w:proofErr w:type="spellStart"/>
             <w:r>
               <w:t>Otwarty</w:t>
             </w:r>
+            <w:proofErr w:type="spellEnd"/>
           </w:p>
         </w:tc>
         <w:tc>
@@ -351,19 +659,54 @@
             <w:tcW w:w="3120" w:type="dxa"/>
           </w:tcPr>
           <w:p>
-            <w:r>
-              <w:t>Wszystkie pytania 28–34</w:t>
+            <w:proofErr w:type="spellStart"/>
+            <w:r>
+              <w:t>Wszystkie</w:t>
+            </w:r>
+            <w:proofErr w:type="spellEnd"/>
+            <w:r>
+              <w:t xml:space="preserve"> </w:t>
+            </w:r>
+            <w:proofErr w:type="spellStart"/>
+            <w:r>
+              <w:t>pytania</w:t>
+            </w:r>
+            <w:proofErr w:type="spellEnd"/>
+            <w:r>
+              <w:t xml:space="preserve"> 28–34</w:t>
             </w:r>
           </w:p>
         </w:tc>
       </w:tr>
     </w:tbl>
     <w:p>
+      <w:proofErr w:type="spellStart"/>
       <w:r>
         <w:rPr>
           <w:b/>
         </w:rPr>
-        <w:t>Ważne ustalenia:</w:t>
+        <w:t>Ważne</w:t>
+      </w:r>
+      <w:proofErr w:type="spellEnd"/>
+      <w:r>
+        <w:rPr>
+          <w:b/>
+        </w:rPr>
+        <w:t xml:space="preserve"> </w:t>
+      </w:r>
+      <w:proofErr w:type="spellStart"/>
+      <w:r>
+        <w:rPr>
+          <w:b/>
+        </w:rPr>
+        <w:t>ustalenia</w:t>
+      </w:r>
+      <w:proofErr w:type="spellEnd"/>
+      <w:r>
+        <w:rPr>
+          <w:b/>
+        </w:rPr>
+        <w:t>:</w:t>
       </w:r>
     </w:p>
     <w:p>
@@ -377,11 +720,135 @@
       <w:r>
         <w:rPr>
           <w:b/>
+          <w:lang w:val="pl-PL"/>
+          <w:rPrChange w:id="20" w:author="Mamcarz, Paweł" w:date="2026-10-03T19:51:00Z" w16du:dateUtc="2026-10-03T17:51:00Z">
+            <w:rPr>
+              <w:b/>
+            </w:rPr>
+          </w:rPrChange>
         </w:rPr>
         <w:t>Oba raporty pochodzą z jednego dużego badania,</w:t>
       </w:r>
       <w:r>
-        <w:t xml:space="preserve"> a nie z dwóch edycji. Benchmark jest jeden i spójny, ale nie pokazuje zmian w czasie. Kolejne badanie warto zaprojektować pod narzędzie.</w:t>
+        <w:rPr>
+          <w:lang w:val="pl-PL"/>
+          <w:rPrChange w:id="21" w:author="Mamcarz, Paweł" w:date="2026-10-03T19:51:00Z" w16du:dateUtc="2026-10-03T17:51:00Z">
+            <w:rPr/>
+          </w:rPrChange>
+        </w:rPr>
+        <w:t xml:space="preserve"> a nie z dwóch edycji. Benchmark jest jeden i spójny, ale nie pokazuje zmian w czasie. </w:t>
+      </w:r>
+      <w:proofErr w:type="spellStart"/>
+      <w:r>
+        <w:t>Kolejne</w:t>
+      </w:r>
+      <w:proofErr w:type="spellEnd"/>
+      <w:r>
+        <w:t xml:space="preserve"> </w:t>
+      </w:r>
+      <w:proofErr w:type="spellStart"/>
+      <w:r>
+        <w:t>badanie</w:t>
+      </w:r>
+      <w:proofErr w:type="spellEnd"/>
+      <w:r>
+        <w:t xml:space="preserve"> </w:t>
+      </w:r>
+      <w:proofErr w:type="spellStart"/>
+      <w:r>
+        <w:t>warto</w:t>
+      </w:r>
+      <w:proofErr w:type="spellEnd"/>
+      <w:r>
+        <w:t xml:space="preserve"> </w:t>
+      </w:r>
+      <w:proofErr w:type="spellStart"/>
+      <w:r>
+        <w:t>zaprojektować</w:t>
+      </w:r>
+      <w:proofErr w:type="spellEnd"/>
+      <w:r>
+        <w:t xml:space="preserve"> pod </w:t>
+      </w:r>
+      <w:proofErr w:type="spellStart"/>
+      <w:r>
+        <w:t>narzędzie</w:t>
+      </w:r>
+      <w:proofErr w:type="spellEnd"/>
+      <w:r>
+        <w:t>.</w:t>
+      </w:r>
+    </w:p>
+    <w:p>
+      <w:pPr>
+        <w:pStyle w:val="Akapitzlist"/>
+        <w:numPr>
+          <w:ilvl w:val="0"/>
+          <w:numId w:val="3"/>
+        </w:numPr>
+        <w:rPr>
+          <w:lang w:val="pl-PL"/>
+          <w:rPrChange w:id="22" w:author="Mamcarz, Paweł" w:date="2026-10-03T19:51:00Z" w16du:dateUtc="2026-10-03T17:51:00Z">
+            <w:rPr/>
+          </w:rPrChange>
+        </w:rPr>
+      </w:pPr>
+      <w:r>
+        <w:rPr>
+          <w:b/>
+          <w:lang w:val="pl-PL"/>
+          <w:rPrChange w:id="23" w:author="Mamcarz, Paweł" w:date="2026-10-03T19:51:00Z" w16du:dateUtc="2026-10-03T17:51:00Z">
+            <w:rPr>
+              <w:b/>
+            </w:rPr>
+          </w:rPrChange>
+        </w:rPr>
+        <w:t>Badanie było najpewniej realizowane online</w:t>
+      </w:r>
+      <w:r>
+        <w:rPr>
+          <w:lang w:val="pl-PL"/>
+          <w:rPrChange w:id="24" w:author="Mamcarz, Paweł" w:date="2026-10-03T19:51:00Z" w16du:dateUtc="2026-10-03T17:51:00Z">
+            <w:rPr/>
+          </w:rPrChange>
+        </w:rPr>
+        <w:t xml:space="preserve"> (do potwierdzenia). Ten sam tryb co ankieta w firmie poprawia porównywalność.</w:t>
+      </w:r>
+    </w:p>
+    <w:p>
+      <w:pPr>
+        <w:pStyle w:val="Akapitzlist"/>
+        <w:numPr>
+          <w:ilvl w:val="0"/>
+          <w:numId w:val="3"/>
+        </w:numPr>
+        <w:rPr>
+          <w:lang w:val="pl-PL"/>
+          <w:rPrChange w:id="25" w:author="Mamcarz, Paweł" w:date="2026-10-03T19:51:00Z" w16du:dateUtc="2026-10-03T17:51:00Z">
+            <w:rPr/>
+          </w:rPrChange>
+        </w:rPr>
+      </w:pPr>
+      <w:r>
+        <w:rPr>
+          <w:b/>
+          <w:lang w:val="pl-PL"/>
+          <w:rPrChange w:id="26" w:author="Mamcarz, Paweł" w:date="2026-10-03T19:51:00Z" w16du:dateUtc="2026-10-03T17:51:00Z">
+            <w:rPr>
+              <w:b/>
+            </w:rPr>
+          </w:rPrChange>
+        </w:rPr>
+        <w:t>Skala odpowiedzi pochodzi z badania Ipsos.</w:t>
+      </w:r>
+      <w:r>
+        <w:rPr>
+          <w:lang w:val="pl-PL"/>
+          <w:rPrChange w:id="27" w:author="Mamcarz, Paweł" w:date="2026-10-03T19:51:00Z" w16du:dateUtc="2026-10-03T17:51:00Z">
+            <w:rPr/>
+          </w:rPrChange>
+        </w:rPr>
+        <w:t xml:space="preserve"> Nie używamy gotowych skal z literatury, więc odpada ryzyko licencyjne.</w:t>
       </w:r>
     </w:p>
     <w:p>
@@ -392,14 +859,47 @@
           <w:numId w:val="3"/>
         </w:numPr>
       </w:pPr>
+      <w:proofErr w:type="spellStart"/>
       <w:r>
         <w:rPr>
           <w:b/>
         </w:rPr>
-        <w:t>Badanie było najpewniej realizowane online</w:t>
-      </w:r>
-      <w:r>
-        <w:t xml:space="preserve"> (do potwierdzenia). Ten sam tryb co ankieta w firmie poprawia porównywalność.</w:t>
+        <w:t>Próg</w:t>
+      </w:r>
+      <w:proofErr w:type="spellEnd"/>
+      <w:r>
+        <w:rPr>
+          <w:b/>
+        </w:rPr>
+        <w:t xml:space="preserve"> </w:t>
+      </w:r>
+      <w:proofErr w:type="spellStart"/>
+      <w:r>
+        <w:rPr>
+          <w:b/>
+        </w:rPr>
+        <w:t>anonimowości</w:t>
+      </w:r>
+      <w:proofErr w:type="spellEnd"/>
+      <w:r>
+        <w:rPr>
+          <w:b/>
+        </w:rPr>
+        <w:t xml:space="preserve">: 5 </w:t>
+      </w:r>
+      <w:proofErr w:type="spellStart"/>
+      <w:r>
+        <w:rPr>
+          <w:b/>
+        </w:rPr>
+        <w:t>osób</w:t>
+      </w:r>
+      <w:proofErr w:type="spellEnd"/>
+      <w:r>
+        <w:rPr>
+          <w:b/>
+        </w:rPr>
+        <w:t>.</w:t>
       </w:r>
     </w:p>
     <w:p>
@@ -409,16 +909,24 @@
           <w:ilvl w:val="0"/>
           <w:numId w:val="3"/>
         </w:numPr>
+        <w:rPr>
+          <w:lang w:val="pl-PL"/>
+          <w:rPrChange w:id="28" w:author="Mamcarz, Paweł" w:date="2026-10-03T19:51:00Z" w16du:dateUtc="2026-10-03T17:51:00Z">
+            <w:rPr/>
+          </w:rPrChange>
+        </w:rPr>
       </w:pPr>
       <w:r>
         <w:rPr>
           <w:b/>
-        </w:rPr>
-        <w:lastRenderedPageBreak/>
-        <w:t>Skala odpowiedzi pochodzi z badania Ipsos.</w:t>
-      </w:r>
-      <w:r>
-        <w:t xml:space="preserve"> Nie używamy gotowych skal z literatury, więc odpada ryzyko licencyjne.</w:t>
+          <w:lang w:val="pl-PL"/>
+          <w:rPrChange w:id="29" w:author="Mamcarz, Paweł" w:date="2026-10-03T19:51:00Z" w16du:dateUtc="2026-10-03T17:51:00Z">
+            <w:rPr>
+              <w:b/>
+            </w:rPr>
+          </w:rPrChange>
+        </w:rPr>
+        <w:t>Długość ankiety ustala twórca narzędzia.</w:t>
       </w:r>
     </w:p>
     <w:p>
@@ -428,57 +936,71 @@
           <w:ilvl w:val="0"/>
           <w:numId w:val="3"/>
         </w:numPr>
+        <w:rPr>
+          <w:lang w:val="pl-PL"/>
+          <w:rPrChange w:id="30" w:author="Mamcarz, Paweł" w:date="2026-10-03T19:51:00Z" w16du:dateUtc="2026-10-03T17:51:00Z">
+            <w:rPr/>
+          </w:rPrChange>
+        </w:rPr>
       </w:pPr>
       <w:r>
         <w:rPr>
           <w:b/>
-        </w:rPr>
-        <w:t>Próg anonimowości: 5 osób.</w:t>
-      </w:r>
-    </w:p>
-    <w:p>
-      <w:pPr>
-        <w:pStyle w:val="Akapitzlist"/>
-        <w:numPr>
-          <w:ilvl w:val="0"/>
-          <w:numId w:val="3"/>
-        </w:numPr>
-      </w:pPr>
-      <w:r>
-        <w:rPr>
-          <w:b/>
-        </w:rPr>
-        <w:t>Długość ankiety ustala twórca narzędzia.</w:t>
-      </w:r>
-    </w:p>
-    <w:p>
-      <w:pPr>
-        <w:pStyle w:val="Akapitzlist"/>
-        <w:numPr>
-          <w:ilvl w:val="0"/>
-          <w:numId w:val="3"/>
-        </w:numPr>
-      </w:pPr>
-      <w:r>
-        <w:rPr>
-          <w:b/>
+          <w:lang w:val="pl-PL"/>
+          <w:rPrChange w:id="31" w:author="Mamcarz, Paweł" w:date="2026-10-03T19:51:00Z" w16du:dateUtc="2026-10-03T17:51:00Z">
+            <w:rPr>
+              <w:b/>
+            </w:rPr>
+          </w:rPrChange>
         </w:rPr>
         <w:t>Badanie założycielskie ze sponsorami:</w:t>
       </w:r>
       <w:r>
+        <w:rPr>
+          <w:lang w:val="pl-PL"/>
+          <w:rPrChange w:id="32" w:author="Mamcarz, Paweł" w:date="2026-10-03T19:51:00Z" w16du:dateUtc="2026-10-03T17:51:00Z">
+            <w:rPr/>
+          </w:rPrChange>
+        </w:rPr>
         <w:t xml:space="preserve"> na razie za wcześnie, wracamy do tematu później.</w:t>
       </w:r>
     </w:p>
     <w:p>
       <w:pPr>
         <w:pStyle w:val="Nagwek2"/>
+        <w:rPr>
+          <w:lang w:val="pl-PL"/>
+          <w:rPrChange w:id="33" w:author="Mamcarz, Paweł" w:date="2026-10-03T19:51:00Z" w16du:dateUtc="2026-10-03T17:51:00Z">
+            <w:rPr/>
+          </w:rPrChange>
+        </w:rPr>
       </w:pPr>
       <w:r>
+        <w:rPr>
+          <w:lang w:val="pl-PL"/>
+          <w:rPrChange w:id="34" w:author="Mamcarz, Paweł" w:date="2026-10-03T19:51:00Z" w16du:dateUtc="2026-10-03T17:51:00Z">
+            <w:rPr/>
+          </w:rPrChange>
+        </w:rPr>
         <w:t>Kiedy pomysł jest wykonalny</w:t>
       </w:r>
     </w:p>
     <w:p>
-      <w:r>
+      <w:pPr>
+        <w:rPr>
+          <w:lang w:val="pl-PL"/>
+          <w:rPrChange w:id="35" w:author="Mamcarz, Paweł" w:date="2026-10-03T19:51:00Z" w16du:dateUtc="2026-10-03T17:51:00Z">
+            <w:rPr/>
+          </w:rPrChange>
+        </w:rPr>
+      </w:pPr>
+      <w:r>
+        <w:rPr>
+          <w:lang w:val="pl-PL"/>
+          <w:rPrChange w:id="36" w:author="Mamcarz, Paweł" w:date="2026-10-03T19:51:00Z" w16du:dateUtc="2026-10-03T17:51:00Z">
+            <w:rPr/>
+          </w:rPrChange>
+        </w:rPr>
         <w:t>Pomysł jest wykonalny, jeśli pięć warunków krytycznych ma odpowiedź „tak” albo realny plan dojścia do „tak” przed pierwszym klientem.</w:t>
       </w:r>
     </w:p>
@@ -517,8 +1039,13 @@
           </w:tcPr>
           <w:p>
             <w:r>
-              <w:t>Warunek krytyczny</w:t>
-            </w:r>
+              <w:t xml:space="preserve">Warunek </w:t>
+            </w:r>
+            <w:proofErr w:type="spellStart"/>
+            <w:r>
+              <w:t>krytyczny</w:t>
+            </w:r>
+            <w:proofErr w:type="spellEnd"/>
           </w:p>
         </w:tc>
         <w:tc>
@@ -528,8 +1055,13 @@
           </w:tcPr>
           <w:p>
             <w:r>
-              <w:t>„Tak” oznacza</w:t>
-            </w:r>
+              <w:t xml:space="preserve">„Tak” </w:t>
+            </w:r>
+            <w:proofErr w:type="spellStart"/>
+            <w:r>
+              <w:t>oznacza</w:t>
+            </w:r>
+            <w:proofErr w:type="spellEnd"/>
           </w:p>
         </w:tc>
         <w:tc>
@@ -539,8 +1071,13 @@
           </w:tcPr>
           <w:p>
             <w:r>
-              <w:t>„Nie” oznacza</w:t>
-            </w:r>
+              <w:t xml:space="preserve">„Nie” </w:t>
+            </w:r>
+            <w:proofErr w:type="spellStart"/>
+            <w:r>
+              <w:t>oznacza</w:t>
+            </w:r>
+            <w:proofErr w:type="spellEnd"/>
           </w:p>
         </w:tc>
       </w:tr>
@@ -560,9 +1097,23 @@
             <w:tcW w:w="2340" w:type="dxa"/>
           </w:tcPr>
           <w:p>
+            <w:pPr>
+              <w:rPr>
+                <w:lang w:val="pl-PL"/>
+                <w:rPrChange w:id="37" w:author="Mamcarz, Paweł" w:date="2026-10-03T19:51:00Z" w16du:dateUtc="2026-10-03T17:51:00Z">
+                  <w:rPr/>
+                </w:rPrChange>
+              </w:rPr>
+            </w:pPr>
             <w:r>
               <w:rPr>
                 <w:b/>
+                <w:lang w:val="pl-PL"/>
+                <w:rPrChange w:id="38" w:author="Mamcarz, Paweł" w:date="2026-10-03T19:51:00Z" w16du:dateUtc="2026-10-03T17:51:00Z">
+                  <w:rPr>
+                    <w:b/>
+                  </w:rPr>
+                </w:rPrChange>
               </w:rPr>
               <w:t>Mamy prawo używać pytań Ipsos i porównywać z wynikami</w:t>
             </w:r>
@@ -573,7 +1124,21 @@
             <w:tcW w:w="2340" w:type="dxa"/>
           </w:tcPr>
           <w:p>
-            <w:r>
+            <w:pPr>
+              <w:rPr>
+                <w:lang w:val="pl-PL"/>
+                <w:rPrChange w:id="39" w:author="Mamcarz, Paweł" w:date="2026-10-03T19:51:00Z" w16du:dateUtc="2026-10-03T17:51:00Z">
+                  <w:rPr/>
+                </w:rPrChange>
+              </w:rPr>
+            </w:pPr>
+            <w:r>
+              <w:rPr>
+                <w:lang w:val="pl-PL"/>
+                <w:rPrChange w:id="40" w:author="Mamcarz, Paweł" w:date="2026-10-03T19:51:00Z" w16du:dateUtc="2026-10-03T17:51:00Z">
+                  <w:rPr/>
+                </w:rPrChange>
+              </w:rPr>
               <w:t>Benchmark „na tle Polski” jest w ofercie</w:t>
             </w:r>
           </w:p>
@@ -583,7 +1148,21 @@
             <w:tcW w:w="2340" w:type="dxa"/>
           </w:tcPr>
           <w:p>
-            <w:r>
+            <w:pPr>
+              <w:rPr>
+                <w:lang w:val="pl-PL"/>
+                <w:rPrChange w:id="41" w:author="Mamcarz, Paweł" w:date="2026-10-03T19:51:00Z" w16du:dateUtc="2026-10-03T17:51:00Z">
+                  <w:rPr/>
+                </w:rPrChange>
+              </w:rPr>
+            </w:pPr>
+            <w:r>
+              <w:rPr>
+                <w:lang w:val="pl-PL"/>
+                <w:rPrChange w:id="42" w:author="Mamcarz, Paweł" w:date="2026-10-03T19:51:00Z" w16du:dateUtc="2026-10-03T17:51:00Z">
+                  <w:rPr/>
+                </w:rPrChange>
+              </w:rPr>
               <w:t>Tracimy jeden z głównych wyróżników; benchmark trzeba zbudować od zera</w:t>
             </w:r>
           </w:p>
@@ -605,9 +1184,23 @@
             <w:tcW w:w="2340" w:type="dxa"/>
           </w:tcPr>
           <w:p>
+            <w:pPr>
+              <w:rPr>
+                <w:lang w:val="pl-PL"/>
+                <w:rPrChange w:id="43" w:author="Mamcarz, Paweł" w:date="2026-10-03T19:51:00Z" w16du:dateUtc="2026-10-03T17:51:00Z">
+                  <w:rPr/>
+                </w:rPrChange>
+              </w:rPr>
+            </w:pPr>
             <w:r>
               <w:rPr>
                 <w:b/>
+                <w:lang w:val="pl-PL"/>
+                <w:rPrChange w:id="44" w:author="Mamcarz, Paweł" w:date="2026-10-03T19:51:00Z" w16du:dateUtc="2026-10-03T17:51:00Z">
+                  <w:rPr>
+                    <w:b/>
+                  </w:rPr>
+                </w:rPrChange>
               </w:rPr>
               <w:t>Ankieta da się zwalidować w rozsądnym czasie</w:t>
             </w:r>
@@ -618,7 +1211,21 @@
             <w:tcW w:w="2340" w:type="dxa"/>
           </w:tcPr>
           <w:p>
-            <w:r>
+            <w:pPr>
+              <w:rPr>
+                <w:lang w:val="pl-PL"/>
+                <w:rPrChange w:id="45" w:author="Mamcarz, Paweł" w:date="2026-10-03T19:51:00Z" w16du:dateUtc="2026-10-03T17:51:00Z">
+                  <w:rPr/>
+                </w:rPrChange>
+              </w:rPr>
+            </w:pPr>
+            <w:r>
+              <w:rPr>
+                <w:lang w:val="pl-PL"/>
+                <w:rPrChange w:id="46" w:author="Mamcarz, Paweł" w:date="2026-10-03T19:51:00Z" w16du:dateUtc="2026-10-03T17:51:00Z">
+                  <w:rPr/>
+                </w:rPrChange>
+              </w:rPr>
               <w:t>Narzędzie można bronić przed klientem i mediami</w:t>
             </w:r>
           </w:p>
@@ -628,7 +1235,21 @@
             <w:tcW w:w="2340" w:type="dxa"/>
           </w:tcPr>
           <w:p>
-            <w:r>
+            <w:pPr>
+              <w:rPr>
+                <w:lang w:val="pl-PL"/>
+                <w:rPrChange w:id="47" w:author="Mamcarz, Paweł" w:date="2026-10-03T19:51:00Z" w16du:dateUtc="2026-10-03T17:51:00Z">
+                  <w:rPr/>
+                </w:rPrChange>
+              </w:rPr>
+            </w:pPr>
+            <w:r>
+              <w:rPr>
+                <w:lang w:val="pl-PL"/>
+                <w:rPrChange w:id="48" w:author="Mamcarz, Paweł" w:date="2026-10-03T19:51:00Z" w16du:dateUtc="2026-10-03T17:51:00Z">
+                  <w:rPr/>
+                </w:rPrChange>
+              </w:rPr>
               <w:t>Sprzedajemy ankietę bez podstaw; ryzyko reputacyjne</w:t>
             </w:r>
           </w:p>
@@ -650,9 +1271,23 @@
             <w:tcW w:w="2340" w:type="dxa"/>
           </w:tcPr>
           <w:p>
+            <w:pPr>
+              <w:rPr>
+                <w:lang w:val="pl-PL"/>
+                <w:rPrChange w:id="49" w:author="Mamcarz, Paweł" w:date="2026-10-03T19:51:00Z" w16du:dateUtc="2026-10-03T17:51:00Z">
+                  <w:rPr/>
+                </w:rPrChange>
+              </w:rPr>
+            </w:pPr>
             <w:r>
               <w:rPr>
                 <w:b/>
+                <w:lang w:val="pl-PL"/>
+                <w:rPrChange w:id="50" w:author="Mamcarz, Paweł" w:date="2026-10-03T19:51:00Z" w16du:dateUtc="2026-10-03T17:51:00Z">
+                  <w:rPr>
+                    <w:b/>
+                  </w:rPr>
+                </w:rPrChange>
               </w:rPr>
               <w:t>Kalkulator ma opisany model i założenia</w:t>
             </w:r>
@@ -663,7 +1298,21 @@
             <w:tcW w:w="2340" w:type="dxa"/>
           </w:tcPr>
           <w:p>
-            <w:r>
+            <w:pPr>
+              <w:rPr>
+                <w:lang w:val="pl-PL"/>
+                <w:rPrChange w:id="51" w:author="Mamcarz, Paweł" w:date="2026-10-03T19:51:00Z" w16du:dateUtc="2026-10-03T17:51:00Z">
+                  <w:rPr/>
+                </w:rPrChange>
+              </w:rPr>
+            </w:pPr>
+            <w:r>
+              <w:rPr>
+                <w:lang w:val="pl-PL"/>
+                <w:rPrChange w:id="52" w:author="Mamcarz, Paweł" w:date="2026-10-03T19:51:00Z" w16du:dateUtc="2026-10-03T17:51:00Z">
+                  <w:rPr/>
+                </w:rPrChange>
+              </w:rPr>
               <w:t>Wynik da się wyjaśnić zarządowi klienta</w:t>
             </w:r>
           </w:p>
@@ -673,9 +1322,27 @@
             <w:tcW w:w="2340" w:type="dxa"/>
           </w:tcPr>
           <w:p>
-            <w:r>
-              <w:t>Zostaje obietnica bez pokrycia</w:t>
-            </w:r>
+            <w:proofErr w:type="spellStart"/>
+            <w:r>
+              <w:t>Zostaje</w:t>
+            </w:r>
+            <w:proofErr w:type="spellEnd"/>
+            <w:r>
+              <w:t xml:space="preserve"> </w:t>
+            </w:r>
+            <w:proofErr w:type="spellStart"/>
+            <w:r>
+              <w:t>obietnica</w:t>
+            </w:r>
+            <w:proofErr w:type="spellEnd"/>
+            <w:r>
+              <w:t xml:space="preserve"> bez </w:t>
+            </w:r>
+            <w:proofErr w:type="spellStart"/>
+            <w:r>
+              <w:t>pokrycia</w:t>
+            </w:r>
+            <w:proofErr w:type="spellEnd"/>
           </w:p>
         </w:tc>
       </w:tr>
@@ -695,9 +1362,23 @@
             <w:tcW w:w="2340" w:type="dxa"/>
           </w:tcPr>
           <w:p>
+            <w:pPr>
+              <w:rPr>
+                <w:lang w:val="pl-PL"/>
+                <w:rPrChange w:id="53" w:author="Mamcarz, Paweł" w:date="2026-10-03T19:51:00Z" w16du:dateUtc="2026-10-03T17:51:00Z">
+                  <w:rPr/>
+                </w:rPrChange>
+              </w:rPr>
+            </w:pPr>
             <w:r>
               <w:rPr>
                 <w:b/>
+                <w:lang w:val="pl-PL"/>
+                <w:rPrChange w:id="54" w:author="Mamcarz, Paweł" w:date="2026-10-03T19:51:00Z" w16du:dateUtc="2026-10-03T17:51:00Z">
+                  <w:rPr>
+                    <w:b/>
+                  </w:rPr>
+                </w:rPrChange>
               </w:rPr>
               <w:t>Mamy kim przeprowadzić analizę i raport</w:t>
             </w:r>
@@ -708,7 +1389,21 @@
             <w:tcW w:w="2340" w:type="dxa"/>
           </w:tcPr>
           <w:p>
-            <w:r>
+            <w:pPr>
+              <w:rPr>
+                <w:lang w:val="pl-PL"/>
+                <w:rPrChange w:id="55" w:author="Mamcarz, Paweł" w:date="2026-10-03T19:51:00Z" w16du:dateUtc="2026-10-03T17:51:00Z">
+                  <w:rPr/>
+                </w:rPrChange>
+              </w:rPr>
+            </w:pPr>
+            <w:r>
+              <w:rPr>
+                <w:lang w:val="pl-PL"/>
+                <w:rPrChange w:id="56" w:author="Mamcarz, Paweł" w:date="2026-10-03T19:51:00Z" w16du:dateUtc="2026-10-03T17:51:00Z">
+                  <w:rPr/>
+                </w:rPrChange>
+              </w:rPr>
               <w:t>Diagnoza powstaje w standardzie, powtarzalnie</w:t>
             </w:r>
           </w:p>
@@ -718,7 +1413,21 @@
             <w:tcW w:w="2340" w:type="dxa"/>
           </w:tcPr>
           <w:p>
-            <w:r>
+            <w:pPr>
+              <w:rPr>
+                <w:lang w:val="pl-PL"/>
+                <w:rPrChange w:id="57" w:author="Mamcarz, Paweł" w:date="2026-10-03T19:51:00Z" w16du:dateUtc="2026-10-03T17:51:00Z">
+                  <w:rPr/>
+                </w:rPrChange>
+              </w:rPr>
+            </w:pPr>
+            <w:r>
+              <w:rPr>
+                <w:lang w:val="pl-PL"/>
+                <w:rPrChange w:id="58" w:author="Mamcarz, Paweł" w:date="2026-10-03T19:51:00Z" w16du:dateUtc="2026-10-03T17:51:00Z">
+                  <w:rPr/>
+                </w:rPrChange>
+              </w:rPr>
               <w:t>Każdy raport zależy od jednej osoby; brak skali</w:t>
             </w:r>
           </w:p>
@@ -740,9 +1449,23 @@
             <w:tcW w:w="2340" w:type="dxa"/>
           </w:tcPr>
           <w:p>
+            <w:pPr>
+              <w:rPr>
+                <w:lang w:val="pl-PL"/>
+                <w:rPrChange w:id="59" w:author="Mamcarz, Paweł" w:date="2026-10-03T19:51:00Z" w16du:dateUtc="2026-10-03T17:51:00Z">
+                  <w:rPr/>
+                </w:rPrChange>
+              </w:rPr>
+            </w:pPr>
             <w:r>
               <w:rPr>
                 <w:b/>
+                <w:lang w:val="pl-PL"/>
+                <w:rPrChange w:id="60" w:author="Mamcarz, Paweł" w:date="2026-10-03T19:51:00Z" w16du:dateUtc="2026-10-03T17:51:00Z">
+                  <w:rPr>
+                    <w:b/>
+                  </w:rPr>
+                </w:rPrChange>
               </w:rPr>
               <w:t>Dane osobowe i umowy są do ogarnięcia</w:t>
             </w:r>
@@ -753,7 +1476,21 @@
             <w:tcW w:w="2340" w:type="dxa"/>
           </w:tcPr>
           <w:p>
-            <w:r>
+            <w:pPr>
+              <w:rPr>
+                <w:lang w:val="pl-PL"/>
+                <w:rPrChange w:id="61" w:author="Mamcarz, Paweł" w:date="2026-10-03T19:51:00Z" w16du:dateUtc="2026-10-03T17:51:00Z">
+                  <w:rPr/>
+                </w:rPrChange>
+              </w:rPr>
+            </w:pPr>
+            <w:r>
+              <w:rPr>
+                <w:lang w:val="pl-PL"/>
+                <w:rPrChange w:id="62" w:author="Mamcarz, Paweł" w:date="2026-10-03T19:51:00Z" w16du:dateUtc="2026-10-03T17:51:00Z">
+                  <w:rPr/>
+                </w:rPrChange>
+              </w:rPr>
               <w:t>Firma może bezpiecznie przekazać dane</w:t>
             </w:r>
           </w:p>
@@ -763,7 +1500,21 @@
             <w:tcW w:w="2340" w:type="dxa"/>
           </w:tcPr>
           <w:p>
-            <w:r>
+            <w:pPr>
+              <w:rPr>
+                <w:lang w:val="pl-PL"/>
+                <w:rPrChange w:id="63" w:author="Mamcarz, Paweł" w:date="2026-10-03T19:51:00Z" w16du:dateUtc="2026-10-03T17:51:00Z">
+                  <w:rPr/>
+                </w:rPrChange>
+              </w:rPr>
+            </w:pPr>
+            <w:r>
+              <w:rPr>
+                <w:lang w:val="pl-PL"/>
+                <w:rPrChange w:id="64" w:author="Mamcarz, Paweł" w:date="2026-10-03T19:51:00Z" w16du:dateUtc="2026-10-03T17:51:00Z">
+                  <w:rPr/>
+                </w:rPrChange>
+              </w:rPr>
               <w:t>Klient zatrzyma się na dziale prawnym</w:t>
             </w:r>
           </w:p>
@@ -771,20 +1522,61 @@
       </w:tr>
     </w:tbl>
     <w:p>
-      <w:r>
+      <w:pPr>
+        <w:rPr>
+          <w:lang w:val="pl-PL"/>
+          <w:rPrChange w:id="65" w:author="Mamcarz, Paweł" w:date="2026-10-03T19:51:00Z" w16du:dateUtc="2026-10-03T17:51:00Z">
+            <w:rPr/>
+          </w:rPrChange>
+        </w:rPr>
+      </w:pPr>
+      <w:r>
+        <w:rPr>
+          <w:lang w:val="pl-PL"/>
+          <w:rPrChange w:id="66" w:author="Mamcarz, Paweł" w:date="2026-10-03T19:51:00Z" w16du:dateUtc="2026-10-03T17:51:00Z">
+            <w:rPr/>
+          </w:rPrChange>
+        </w:rPr>
         <w:t>Warunki uzupełniające (nie blokują startu, ale wpływają na ofertę): platforma, koszt jednej diagnozy, czas realizacji, minimalna wielkość firmy.</w:t>
       </w:r>
     </w:p>
     <w:p>
       <w:pPr>
         <w:pStyle w:val="Nagwek2"/>
+        <w:rPr>
+          <w:lang w:val="pl-PL"/>
+          <w:rPrChange w:id="67" w:author="Mamcarz, Paweł" w:date="2026-10-03T19:51:00Z" w16du:dateUtc="2026-10-03T17:51:00Z">
+            <w:rPr/>
+          </w:rPrChange>
+        </w:rPr>
       </w:pPr>
       <w:r>
+        <w:rPr>
+          <w:lang w:val="pl-PL"/>
+          <w:rPrChange w:id="68" w:author="Mamcarz, Paweł" w:date="2026-10-03T19:51:00Z" w16du:dateUtc="2026-10-03T17:51:00Z">
+            <w:rPr/>
+          </w:rPrChange>
+        </w:rPr>
+        <w:lastRenderedPageBreak/>
         <w:t>Pytania o ankietę</w:t>
       </w:r>
     </w:p>
     <w:p>
-      <w:r>
+      <w:pPr>
+        <w:rPr>
+          <w:lang w:val="pl-PL"/>
+          <w:rPrChange w:id="69" w:author="Mamcarz, Paweł" w:date="2026-10-03T19:51:00Z" w16du:dateUtc="2026-10-03T17:51:00Z">
+            <w:rPr/>
+          </w:rPrChange>
+        </w:rPr>
+      </w:pPr>
+      <w:r>
+        <w:rPr>
+          <w:lang w:val="pl-PL"/>
+          <w:rPrChange w:id="70" w:author="Mamcarz, Paweł" w:date="2026-10-03T19:51:00Z" w16du:dateUtc="2026-10-03T17:51:00Z">
+            <w:rPr/>
+          </w:rPrChange>
+        </w:rPr>
         <w:t>Większość pytań o ankietę ma już odpowiedź; otwarte zostają pilotaż (9) i zmienne skutku (11), a długość ankiety (12) przechodzi do twórcy narzędzia.</w:t>
       </w:r>
     </w:p>
@@ -792,9 +1584,27 @@
       <w:pPr>
         <w:pStyle w:val="Nagwek3"/>
       </w:pPr>
-      <w:r>
-        <w:t>Badanie Ipsos i prawa</w:t>
-      </w:r>
+      <w:proofErr w:type="spellStart"/>
+      <w:r>
+        <w:t>Badanie</w:t>
+      </w:r>
+      <w:proofErr w:type="spellEnd"/>
+      <w:r>
+        <w:t xml:space="preserve"> Ipsos </w:t>
+      </w:r>
+      <w:proofErr w:type="spellStart"/>
+      <w:r>
+        <w:t>i</w:t>
+      </w:r>
+      <w:proofErr w:type="spellEnd"/>
+      <w:r>
+        <w:t xml:space="preserve"> </w:t>
+      </w:r>
+      <w:proofErr w:type="spellStart"/>
+      <w:r>
+        <w:t>prawa</w:t>
+      </w:r>
+      <w:proofErr w:type="spellEnd"/>
     </w:p>
     <w:tbl>
       <w:tblPr>
@@ -830,9 +1640,11 @@
             <w:shd w:val="clear" w:color="auto" w:fill="F2F2F2"/>
           </w:tcPr>
           <w:p>
+            <w:proofErr w:type="spellStart"/>
             <w:r>
               <w:t>Pytanie</w:t>
             </w:r>
+            <w:proofErr w:type="spellEnd"/>
           </w:p>
         </w:tc>
         <w:tc>
@@ -853,8 +1665,13 @@
           </w:tcPr>
           <w:p>
             <w:r>
-              <w:t>Co to oznacza</w:t>
-            </w:r>
+              <w:t xml:space="preserve">Co to </w:t>
+            </w:r>
+            <w:proofErr w:type="spellStart"/>
+            <w:r>
+              <w:t>oznacza</w:t>
+            </w:r>
+            <w:proofErr w:type="spellEnd"/>
           </w:p>
         </w:tc>
       </w:tr>
@@ -874,7 +1691,21 @@
             <w:tcW w:w="2340" w:type="dxa"/>
           </w:tcPr>
           <w:p>
-            <w:r>
+            <w:pPr>
+              <w:rPr>
+                <w:lang w:val="pl-PL"/>
+                <w:rPrChange w:id="71" w:author="Mamcarz, Paweł" w:date="2026-10-03T19:51:00Z" w16du:dateUtc="2026-10-03T17:51:00Z">
+                  <w:rPr/>
+                </w:rPrChange>
+              </w:rPr>
+            </w:pPr>
+            <w:r>
+              <w:rPr>
+                <w:lang w:val="pl-PL"/>
+                <w:rPrChange w:id="72" w:author="Mamcarz, Paweł" w:date="2026-10-03T19:51:00Z" w16du:dateUtc="2026-10-03T17:51:00Z">
+                  <w:rPr/>
+                </w:rPrChange>
+              </w:rPr>
               <w:t>Czy mamy pełny kwestionariusz badania?</w:t>
             </w:r>
           </w:p>
@@ -897,7 +1728,21 @@
             <w:tcW w:w="2340" w:type="dxa"/>
           </w:tcPr>
           <w:p>
-            <w:r>
+            <w:pPr>
+              <w:rPr>
+                <w:lang w:val="pl-PL"/>
+                <w:rPrChange w:id="73" w:author="Mamcarz, Paweł" w:date="2026-10-03T19:51:00Z" w16du:dateUtc="2026-10-03T17:51:00Z">
+                  <w:rPr/>
+                </w:rPrChange>
+              </w:rPr>
+            </w:pPr>
+            <w:r>
+              <w:rPr>
+                <w:lang w:val="pl-PL"/>
+                <w:rPrChange w:id="74" w:author="Mamcarz, Paweł" w:date="2026-10-03T19:51:00Z" w16du:dateUtc="2026-10-03T17:51:00Z">
+                  <w:rPr/>
+                </w:rPrChange>
+              </w:rPr>
               <w:t>Możemy przenieść pytania słowo w słowo</w:t>
             </w:r>
           </w:p>
@@ -910,7 +1755,6 @@
           </w:tcPr>
           <w:p>
             <w:r>
-              <w:lastRenderedPageBreak/>
               <w:t>2</w:t>
             </w:r>
           </w:p>
@@ -920,7 +1764,21 @@
             <w:tcW w:w="2340" w:type="dxa"/>
           </w:tcPr>
           <w:p>
-            <w:r>
+            <w:pPr>
+              <w:rPr>
+                <w:lang w:val="pl-PL"/>
+                <w:rPrChange w:id="75" w:author="Mamcarz, Paweł" w:date="2026-10-03T19:51:00Z" w16du:dateUtc="2026-10-03T17:51:00Z">
+                  <w:rPr/>
+                </w:rPrChange>
+              </w:rPr>
+            </w:pPr>
+            <w:r>
+              <w:rPr>
+                <w:lang w:val="pl-PL"/>
+                <w:rPrChange w:id="76" w:author="Mamcarz, Paweł" w:date="2026-10-03T19:51:00Z" w16du:dateUtc="2026-10-03T17:51:00Z">
+                  <w:rPr/>
+                </w:rPrChange>
+              </w:rPr>
               <w:t>Kto jest właścicielem pytań i wyników?</w:t>
             </w:r>
           </w:p>
@@ -930,9 +1788,23 @@
             <w:tcW w:w="2340" w:type="dxa"/>
           </w:tcPr>
           <w:p>
+            <w:pPr>
+              <w:rPr>
+                <w:lang w:val="pl-PL"/>
+                <w:rPrChange w:id="77" w:author="Mamcarz, Paweł" w:date="2026-10-03T19:51:00Z" w16du:dateUtc="2026-10-03T17:51:00Z">
+                  <w:rPr/>
+                </w:rPrChange>
+              </w:rPr>
+            </w:pPr>
             <w:r>
               <w:rPr>
                 <w:b/>
+                <w:lang w:val="pl-PL"/>
+                <w:rPrChange w:id="78" w:author="Mamcarz, Paweł" w:date="2026-10-03T19:51:00Z" w16du:dateUtc="2026-10-03T17:51:00Z">
+                  <w:rPr>
+                    <w:b/>
+                  </w:rPr>
+                </w:rPrChange>
               </w:rPr>
               <w:t>Tak, fundacja może ich używać</w:t>
             </w:r>
@@ -943,7 +1815,21 @@
             <w:tcW w:w="2340" w:type="dxa"/>
           </w:tcPr>
           <w:p>
-            <w:r>
+            <w:pPr>
+              <w:rPr>
+                <w:lang w:val="pl-PL"/>
+                <w:rPrChange w:id="79" w:author="Mamcarz, Paweł" w:date="2026-10-03T19:51:00Z" w16du:dateUtc="2026-10-03T17:51:00Z">
+                  <w:rPr/>
+                </w:rPrChange>
+              </w:rPr>
+            </w:pPr>
+            <w:r>
+              <w:rPr>
+                <w:lang w:val="pl-PL"/>
+                <w:rPrChange w:id="80" w:author="Mamcarz, Paweł" w:date="2026-10-03T19:51:00Z" w16du:dateUtc="2026-10-03T17:51:00Z">
+                  <w:rPr/>
+                </w:rPrChange>
+              </w:rPr>
               <w:t>Benchmark może być częścią płatnej usługi</w:t>
             </w:r>
           </w:p>
@@ -965,8 +1851,37 @@
             <w:tcW w:w="2340" w:type="dxa"/>
           </w:tcPr>
           <w:p>
-            <w:r>
-              <w:t>Czy mamy surowe dane?</w:t>
+            <w:proofErr w:type="spellStart"/>
+            <w:r>
+              <w:t>Czy</w:t>
+            </w:r>
+            <w:proofErr w:type="spellEnd"/>
+            <w:r>
+              <w:t xml:space="preserve"> </w:t>
+            </w:r>
+            <w:proofErr w:type="spellStart"/>
+            <w:r>
+              <w:t>mamy</w:t>
+            </w:r>
+            <w:proofErr w:type="spellEnd"/>
+            <w:r>
+              <w:t xml:space="preserve"> </w:t>
+            </w:r>
+            <w:proofErr w:type="spellStart"/>
+            <w:r>
+              <w:t>surowe</w:t>
+            </w:r>
+            <w:proofErr w:type="spellEnd"/>
+            <w:r>
+              <w:t xml:space="preserve"> </w:t>
+            </w:r>
+            <w:proofErr w:type="spellStart"/>
+            <w:r>
+              <w:t>dane</w:t>
+            </w:r>
+            <w:proofErr w:type="spellEnd"/>
+            <w:r>
+              <w:t>?</w:t>
             </w:r>
           </w:p>
         </w:tc>
@@ -988,7 +1903,21 @@
             <w:tcW w:w="2340" w:type="dxa"/>
           </w:tcPr>
           <w:p>
-            <w:r>
+            <w:pPr>
+              <w:rPr>
+                <w:lang w:val="pl-PL"/>
+                <w:rPrChange w:id="81" w:author="Mamcarz, Paweł" w:date="2026-10-03T19:51:00Z" w16du:dateUtc="2026-10-03T17:51:00Z">
+                  <w:rPr/>
+                </w:rPrChange>
+              </w:rPr>
+            </w:pPr>
+            <w:r>
+              <w:rPr>
+                <w:lang w:val="pl-PL"/>
+                <w:rPrChange w:id="82" w:author="Mamcarz, Paweł" w:date="2026-10-03T19:51:00Z" w16du:dateUtc="2026-10-03T17:51:00Z">
+                  <w:rPr/>
+                </w:rPrChange>
+              </w:rPr>
               <w:t>Porównania z podobnymi firmami, nie tylko z całą Polską</w:t>
             </w:r>
           </w:p>
@@ -1010,7 +1939,21 @@
             <w:tcW w:w="2340" w:type="dxa"/>
           </w:tcPr>
           <w:p>
-            <w:r>
+            <w:pPr>
+              <w:rPr>
+                <w:lang w:val="pl-PL"/>
+                <w:rPrChange w:id="83" w:author="Mamcarz, Paweł" w:date="2026-10-03T19:51:00Z" w16du:dateUtc="2026-10-03T17:51:00Z">
+                  <w:rPr/>
+                </w:rPrChange>
+              </w:rPr>
+            </w:pPr>
+            <w:r>
+              <w:rPr>
+                <w:lang w:val="pl-PL"/>
+                <w:rPrChange w:id="84" w:author="Mamcarz, Paweł" w:date="2026-10-03T19:51:00Z" w16du:dateUtc="2026-10-03T17:51:00Z">
+                  <w:rPr/>
+                </w:rPrChange>
+              </w:rPr>
               <w:t>Czy są dane o branży, wielkości firmy, stanowisku?</w:t>
             </w:r>
           </w:p>
@@ -1033,7 +1976,21 @@
             <w:tcW w:w="2340" w:type="dxa"/>
           </w:tcPr>
           <w:p>
-            <w:r>
+            <w:pPr>
+              <w:rPr>
+                <w:lang w:val="pl-PL"/>
+                <w:rPrChange w:id="85" w:author="Mamcarz, Paweł" w:date="2026-10-03T19:51:00Z" w16du:dateUtc="2026-10-03T17:51:00Z">
+                  <w:rPr/>
+                </w:rPrChange>
+              </w:rPr>
+            </w:pPr>
+            <w:r>
+              <w:rPr>
+                <w:lang w:val="pl-PL"/>
+                <w:rPrChange w:id="86" w:author="Mamcarz, Paweł" w:date="2026-10-03T19:51:00Z" w16du:dateUtc="2026-10-03T17:51:00Z">
+                  <w:rPr/>
+                </w:rPrChange>
+              </w:rPr>
               <w:t>Benchmark branżowy i według stanowisk</w:t>
             </w:r>
           </w:p>
@@ -1055,7 +2012,21 @@
             <w:tcW w:w="2340" w:type="dxa"/>
           </w:tcPr>
           <w:p>
-            <w:r>
+            <w:pPr>
+              <w:rPr>
+                <w:lang w:val="pl-PL"/>
+                <w:rPrChange w:id="87" w:author="Mamcarz, Paweł" w:date="2026-10-03T19:51:00Z" w16du:dateUtc="2026-10-03T17:51:00Z">
+                  <w:rPr/>
+                </w:rPrChange>
+              </w:rPr>
+            </w:pPr>
+            <w:r>
+              <w:rPr>
+                <w:lang w:val="pl-PL"/>
+                <w:rPrChange w:id="88" w:author="Mamcarz, Paweł" w:date="2026-10-03T19:51:00Z" w16du:dateUtc="2026-10-03T17:51:00Z">
+                  <w:rPr/>
+                </w:rPrChange>
+              </w:rPr>
               <w:t>Jaki był sposób realizacji badania?</w:t>
             </w:r>
           </w:p>
@@ -1065,23 +2036,50 @@
             <w:tcW w:w="2340" w:type="dxa"/>
           </w:tcPr>
           <w:p>
+            <w:proofErr w:type="spellStart"/>
             <w:r>
               <w:rPr>
                 <w:b/>
               </w:rPr>
-              <w:t>Najpewniej online</w:t>
-            </w:r>
-            <w:r>
-              <w:t>, do potwierdzenia</w:t>
-            </w:r>
-          </w:p>
-        </w:tc>
-        <w:tc>
-          <w:tcPr>
-            <w:tcW w:w="2340" w:type="dxa"/>
-          </w:tcPr>
-          <w:p>
-            <w:r>
+              <w:t>Najpewniej</w:t>
+            </w:r>
+            <w:proofErr w:type="spellEnd"/>
+            <w:r>
+              <w:rPr>
+                <w:b/>
+              </w:rPr>
+              <w:t xml:space="preserve"> online</w:t>
+            </w:r>
+            <w:r>
+              <w:t xml:space="preserve">, do </w:t>
+            </w:r>
+            <w:proofErr w:type="spellStart"/>
+            <w:r>
+              <w:t>potwierdzenia</w:t>
+            </w:r>
+            <w:proofErr w:type="spellEnd"/>
+          </w:p>
+        </w:tc>
+        <w:tc>
+          <w:tcPr>
+            <w:tcW w:w="2340" w:type="dxa"/>
+          </w:tcPr>
+          <w:p>
+            <w:pPr>
+              <w:rPr>
+                <w:lang w:val="pl-PL"/>
+                <w:rPrChange w:id="89" w:author="Mamcarz, Paweł" w:date="2026-10-03T19:51:00Z" w16du:dateUtc="2026-10-03T17:51:00Z">
+                  <w:rPr/>
+                </w:rPrChange>
+              </w:rPr>
+            </w:pPr>
+            <w:r>
+              <w:rPr>
+                <w:lang w:val="pl-PL"/>
+                <w:rPrChange w:id="90" w:author="Mamcarz, Paweł" w:date="2026-10-03T19:51:00Z" w16du:dateUtc="2026-10-03T17:51:00Z">
+                  <w:rPr/>
+                </w:rPrChange>
+              </w:rPr>
               <w:t>Ten sam tryb co ankieta w firmie</w:t>
             </w:r>
           </w:p>
@@ -1103,7 +2101,21 @@
             <w:tcW w:w="2340" w:type="dxa"/>
           </w:tcPr>
           <w:p>
-            <w:r>
+            <w:pPr>
+              <w:rPr>
+                <w:lang w:val="pl-PL"/>
+                <w:rPrChange w:id="91" w:author="Mamcarz, Paweł" w:date="2026-10-03T19:51:00Z" w16du:dateUtc="2026-10-03T17:51:00Z">
+                  <w:rPr/>
+                </w:rPrChange>
+              </w:rPr>
+            </w:pPr>
+            <w:r>
+              <w:rPr>
+                <w:lang w:val="pl-PL"/>
+                <w:rPrChange w:id="92" w:author="Mamcarz, Paweł" w:date="2026-10-03T19:51:00Z" w16du:dateUtc="2026-10-03T17:51:00Z">
+                  <w:rPr/>
+                </w:rPrChange>
+              </w:rPr>
               <w:t>Czy raporty pochodzą z różnych edycji?</w:t>
             </w:r>
           </w:p>
@@ -1117,16 +2129,52 @@
               <w:rPr>
                 <w:b/>
               </w:rPr>
-              <w:t>Nie, z jednego badania</w:t>
-            </w:r>
-          </w:p>
-        </w:tc>
-        <w:tc>
-          <w:tcPr>
-            <w:tcW w:w="2340" w:type="dxa"/>
-          </w:tcPr>
-          <w:p>
-            <w:r>
+              <w:t xml:space="preserve">Nie, z </w:t>
+            </w:r>
+            <w:proofErr w:type="spellStart"/>
+            <w:r>
+              <w:rPr>
+                <w:b/>
+              </w:rPr>
+              <w:t>jednego</w:t>
+            </w:r>
+            <w:proofErr w:type="spellEnd"/>
+            <w:r>
+              <w:rPr>
+                <w:b/>
+              </w:rPr>
+              <w:t xml:space="preserve"> </w:t>
+            </w:r>
+            <w:proofErr w:type="spellStart"/>
+            <w:r>
+              <w:rPr>
+                <w:b/>
+              </w:rPr>
+              <w:t>badania</w:t>
+            </w:r>
+            <w:proofErr w:type="spellEnd"/>
+          </w:p>
+        </w:tc>
+        <w:tc>
+          <w:tcPr>
+            <w:tcW w:w="2340" w:type="dxa"/>
+          </w:tcPr>
+          <w:p>
+            <w:pPr>
+              <w:rPr>
+                <w:lang w:val="pl-PL"/>
+                <w:rPrChange w:id="93" w:author="Mamcarz, Paweł" w:date="2026-10-03T19:51:00Z" w16du:dateUtc="2026-10-03T17:51:00Z">
+                  <w:rPr/>
+                </w:rPrChange>
+              </w:rPr>
+            </w:pPr>
+            <w:r>
+              <w:rPr>
+                <w:lang w:val="pl-PL"/>
+                <w:rPrChange w:id="94" w:author="Mamcarz, Paweł" w:date="2026-10-03T19:51:00Z" w16du:dateUtc="2026-10-03T17:51:00Z">
+                  <w:rPr/>
+                </w:rPrChange>
+              </w:rPr>
               <w:t>Jeden spójny benchmark; kolejne badanie warto zaprojektować pod narzędzie</w:t>
             </w:r>
           </w:p>
@@ -1137,9 +2185,27 @@
       <w:pPr>
         <w:pStyle w:val="Nagwek3"/>
       </w:pPr>
-      <w:r>
-        <w:t>Metodyka i walidacja</w:t>
-      </w:r>
+      <w:proofErr w:type="spellStart"/>
+      <w:r>
+        <w:t>Metodyka</w:t>
+      </w:r>
+      <w:proofErr w:type="spellEnd"/>
+      <w:r>
+        <w:t xml:space="preserve"> </w:t>
+      </w:r>
+      <w:proofErr w:type="spellStart"/>
+      <w:r>
+        <w:t>i</w:t>
+      </w:r>
+      <w:proofErr w:type="spellEnd"/>
+      <w:r>
+        <w:t xml:space="preserve"> </w:t>
+      </w:r>
+      <w:proofErr w:type="spellStart"/>
+      <w:r>
+        <w:t>walidacja</w:t>
+      </w:r>
+      <w:proofErr w:type="spellEnd"/>
     </w:p>
     <w:tbl>
       <w:tblPr>
@@ -1175,9 +2241,11 @@
             <w:shd w:val="clear" w:color="auto" w:fill="F2F2F2"/>
           </w:tcPr>
           <w:p>
+            <w:proofErr w:type="spellStart"/>
             <w:r>
               <w:t>Pytanie</w:t>
             </w:r>
+            <w:proofErr w:type="spellEnd"/>
           </w:p>
         </w:tc>
         <w:tc>
@@ -1198,8 +2266,13 @@
           </w:tcPr>
           <w:p>
             <w:r>
-              <w:t>Co to oznacza</w:t>
-            </w:r>
+              <w:t xml:space="preserve">Co to </w:t>
+            </w:r>
+            <w:proofErr w:type="spellStart"/>
+            <w:r>
+              <w:t>oznacza</w:t>
+            </w:r>
+            <w:proofErr w:type="spellEnd"/>
           </w:p>
         </w:tc>
       </w:tr>
@@ -1219,7 +2292,21 @@
             <w:tcW w:w="2340" w:type="dxa"/>
           </w:tcPr>
           <w:p>
-            <w:r>
+            <w:pPr>
+              <w:rPr>
+                <w:lang w:val="pl-PL"/>
+                <w:rPrChange w:id="95" w:author="Mamcarz, Paweł" w:date="2026-10-03T19:51:00Z" w16du:dateUtc="2026-10-03T17:51:00Z">
+                  <w:rPr/>
+                </w:rPrChange>
+              </w:rPr>
+            </w:pPr>
+            <w:r>
+              <w:rPr>
+                <w:lang w:val="pl-PL"/>
+                <w:rPrChange w:id="96" w:author="Mamcarz, Paweł" w:date="2026-10-03T19:51:00Z" w16du:dateUtc="2026-10-03T17:51:00Z">
+                  <w:rPr/>
+                </w:rPrChange>
+              </w:rPr>
               <w:t>Czy pytania Ipsos da się przypisać do 10 filarów?</w:t>
             </w:r>
           </w:p>
@@ -1242,9 +2329,35 @@
             <w:tcW w:w="2340" w:type="dxa"/>
           </w:tcPr>
           <w:p>
-            <w:r>
-              <w:t>Dopisujemy tylko brakujące pytania</w:t>
-            </w:r>
+            <w:proofErr w:type="spellStart"/>
+            <w:r>
+              <w:t>Dopisujemy</w:t>
+            </w:r>
+            <w:proofErr w:type="spellEnd"/>
+            <w:r>
+              <w:t xml:space="preserve"> </w:t>
+            </w:r>
+            <w:proofErr w:type="spellStart"/>
+            <w:r>
+              <w:t>tylko</w:t>
+            </w:r>
+            <w:proofErr w:type="spellEnd"/>
+            <w:r>
+              <w:t xml:space="preserve"> </w:t>
+            </w:r>
+            <w:proofErr w:type="spellStart"/>
+            <w:r>
+              <w:t>brakujące</w:t>
+            </w:r>
+            <w:proofErr w:type="spellEnd"/>
+            <w:r>
+              <w:t xml:space="preserve"> </w:t>
+            </w:r>
+            <w:proofErr w:type="spellStart"/>
+            <w:r>
+              <w:t>pytania</w:t>
+            </w:r>
+            <w:proofErr w:type="spellEnd"/>
           </w:p>
         </w:tc>
       </w:tr>
@@ -1264,8 +2377,29 @@
             <w:tcW w:w="2340" w:type="dxa"/>
           </w:tcPr>
           <w:p>
-            <w:r>
-              <w:t>Czy mamy psychometrę?</w:t>
+            <w:proofErr w:type="spellStart"/>
+            <w:r>
+              <w:t>Czy</w:t>
+            </w:r>
+            <w:proofErr w:type="spellEnd"/>
+            <w:r>
+              <w:t xml:space="preserve"> </w:t>
+            </w:r>
+            <w:proofErr w:type="spellStart"/>
+            <w:r>
+              <w:t>mamy</w:t>
+            </w:r>
+            <w:proofErr w:type="spellEnd"/>
+            <w:r>
+              <w:t xml:space="preserve"> </w:t>
+            </w:r>
+            <w:proofErr w:type="spellStart"/>
+            <w:r>
+              <w:t>psychometrę</w:t>
+            </w:r>
+            <w:proofErr w:type="spellEnd"/>
+            <w:r>
+              <w:t>?</w:t>
             </w:r>
           </w:p>
         </w:tc>
@@ -1287,9 +2421,19 @@
             <w:tcW w:w="2340" w:type="dxa"/>
           </w:tcPr>
           <w:p>
-            <w:r>
-              <w:t>Walidacja możliwa</w:t>
-            </w:r>
+            <w:proofErr w:type="spellStart"/>
+            <w:r>
+              <w:t>Walidacja</w:t>
+            </w:r>
+            <w:proofErr w:type="spellEnd"/>
+            <w:r>
+              <w:t xml:space="preserve"> </w:t>
+            </w:r>
+            <w:proofErr w:type="spellStart"/>
+            <w:r>
+              <w:t>możliwa</w:t>
+            </w:r>
+            <w:proofErr w:type="spellEnd"/>
           </w:p>
         </w:tc>
       </w:tr>
@@ -1309,7 +2453,21 @@
             <w:tcW w:w="2340" w:type="dxa"/>
           </w:tcPr>
           <w:p>
-            <w:r>
+            <w:pPr>
+              <w:rPr>
+                <w:lang w:val="pl-PL"/>
+                <w:rPrChange w:id="97" w:author="Mamcarz, Paweł" w:date="2026-10-03T19:51:00Z" w16du:dateUtc="2026-10-03T17:51:00Z">
+                  <w:rPr/>
+                </w:rPrChange>
+              </w:rPr>
+            </w:pPr>
+            <w:r>
+              <w:rPr>
+                <w:lang w:val="pl-PL"/>
+                <w:rPrChange w:id="98" w:author="Mamcarz, Paweł" w:date="2026-10-03T19:51:00Z" w16du:dateUtc="2026-10-03T17:51:00Z">
+                  <w:rPr/>
+                </w:rPrChange>
+              </w:rPr>
               <w:t>Na kim i kiedy zrobimy pilotaż (150–300 osób)?</w:t>
             </w:r>
           </w:p>
@@ -1319,22 +2477,45 @@
             <w:tcW w:w="2340" w:type="dxa"/>
           </w:tcPr>
           <w:p>
+            <w:proofErr w:type="spellStart"/>
             <w:r>
               <w:rPr>
                 <w:b/>
               </w:rPr>
               <w:t>Otwarte</w:t>
             </w:r>
-          </w:p>
-        </w:tc>
-        <w:tc>
-          <w:tcPr>
-            <w:tcW w:w="2340" w:type="dxa"/>
-          </w:tcPr>
-          <w:p>
-            <w:r>
-              <w:t>Do ustalenia na spotkaniu</w:t>
-            </w:r>
+            <w:proofErr w:type="spellEnd"/>
+          </w:p>
+        </w:tc>
+        <w:tc>
+          <w:tcPr>
+            <w:tcW w:w="2340" w:type="dxa"/>
+          </w:tcPr>
+          <w:p>
+            <w:r>
+              <w:t xml:space="preserve">Do </w:t>
+            </w:r>
+            <w:proofErr w:type="spellStart"/>
+            <w:r>
+              <w:t>ustalenia</w:t>
+            </w:r>
+            <w:proofErr w:type="spellEnd"/>
+            <w:r>
+              <w:t xml:space="preserve"> </w:t>
+            </w:r>
+            <w:proofErr w:type="spellStart"/>
+            <w:r>
+              <w:t>na</w:t>
+            </w:r>
+            <w:proofErr w:type="spellEnd"/>
+            <w:r>
+              <w:t xml:space="preserve"> </w:t>
+            </w:r>
+            <w:proofErr w:type="spellStart"/>
+            <w:r>
+              <w:t>spotkaniu</w:t>
+            </w:r>
+            <w:proofErr w:type="spellEnd"/>
           </w:p>
         </w:tc>
       </w:tr>
@@ -1345,6 +2526,7 @@
           </w:tcPr>
           <w:p>
             <w:r>
+              <w:lastRenderedPageBreak/>
               <w:t>10</w:t>
             </w:r>
           </w:p>
@@ -1354,19 +2536,47 @@
             <w:tcW w:w="2340" w:type="dxa"/>
           </w:tcPr>
           <w:p>
-            <w:r>
-              <w:t>Czy używamy gotowych skal z literatury?</w:t>
-            </w:r>
-          </w:p>
-        </w:tc>
-        <w:tc>
-          <w:tcPr>
-            <w:tcW w:w="2340" w:type="dxa"/>
-          </w:tcPr>
-          <w:p>
+            <w:pPr>
+              <w:rPr>
+                <w:lang w:val="pl-PL"/>
+              </w:rPr>
+            </w:pPr>
+            <w:r>
+              <w:rPr>
+                <w:lang w:val="pl-PL"/>
+              </w:rPr>
+              <w:t xml:space="preserve">Czy używamy gotowych </w:t>
+            </w:r>
+            <w:proofErr w:type="spellStart"/>
+            <w:r>
+              <w:rPr>
+                <w:lang w:val="pl-PL"/>
+              </w:rPr>
+              <w:t>skal</w:t>
+            </w:r>
+            <w:proofErr w:type="spellEnd"/>
+            <w:r>
+              <w:rPr>
+                <w:lang w:val="pl-PL"/>
+              </w:rPr>
+              <w:t xml:space="preserve"> z literatury?</w:t>
+            </w:r>
+          </w:p>
+        </w:tc>
+        <w:tc>
+          <w:tcPr>
+            <w:tcW w:w="2340" w:type="dxa"/>
+          </w:tcPr>
+          <w:p>
+            <w:pPr>
+              <w:rPr>
+                <w:lang w:val="pl-PL"/>
+              </w:rPr>
+            </w:pPr>
             <w:r>
               <w:rPr>
                 <w:b/>
+                <w:lang w:val="pl-PL"/>
               </w:rPr>
               <w:t>Nie, skala jest z badania Ipsos</w:t>
             </w:r>
@@ -1378,8 +2588,21 @@
           </w:tcPr>
           <w:p>
             <w:r>
-              <w:t>Brak ryzyka licencyjnego</w:t>
-            </w:r>
+              <w:t xml:space="preserve">Brak </w:t>
+            </w:r>
+            <w:proofErr w:type="spellStart"/>
+            <w:r>
+              <w:t>ryzyka</w:t>
+            </w:r>
+            <w:proofErr w:type="spellEnd"/>
+            <w:r>
+              <w:t xml:space="preserve"> </w:t>
+            </w:r>
+            <w:proofErr w:type="spellStart"/>
+            <w:r>
+              <w:t>licencyjnego</w:t>
+            </w:r>
+            <w:proofErr w:type="spellEnd"/>
           </w:p>
         </w:tc>
       </w:tr>
@@ -1399,7 +2622,15 @@
             <w:tcW w:w="2340" w:type="dxa"/>
           </w:tcPr>
           <w:p>
-            <w:r>
+            <w:pPr>
+              <w:rPr>
+                <w:lang w:val="pl-PL"/>
+              </w:rPr>
+            </w:pPr>
+            <w:r>
+              <w:rPr>
+                <w:lang w:val="pl-PL"/>
+              </w:rPr>
               <w:t>Jakie zmienne skutku mierzymy i czy są spójne z raportem?</w:t>
             </w:r>
           </w:p>
@@ -1413,18 +2644,39 @@
               <w:rPr>
                 <w:b/>
               </w:rPr>
-              <w:t>Do sprawdzenia</w:t>
-            </w:r>
-          </w:p>
-        </w:tc>
-        <w:tc>
-          <w:tcPr>
-            <w:tcW w:w="2340" w:type="dxa"/>
-          </w:tcPr>
-          <w:p>
-            <w:r>
-              <w:t>Do ustalenia z psychometrą</w:t>
-            </w:r>
+              <w:t xml:space="preserve">Do </w:t>
+            </w:r>
+            <w:proofErr w:type="spellStart"/>
+            <w:r>
+              <w:rPr>
+                <w:b/>
+              </w:rPr>
+              <w:t>sprawdzenia</w:t>
+            </w:r>
+            <w:proofErr w:type="spellEnd"/>
+          </w:p>
+        </w:tc>
+        <w:tc>
+          <w:tcPr>
+            <w:tcW w:w="2340" w:type="dxa"/>
+          </w:tcPr>
+          <w:p>
+            <w:r>
+              <w:t xml:space="preserve">Do </w:t>
+            </w:r>
+            <w:proofErr w:type="spellStart"/>
+            <w:r>
+              <w:t>ustalenia</w:t>
+            </w:r>
+            <w:proofErr w:type="spellEnd"/>
+            <w:r>
+              <w:t xml:space="preserve"> z </w:t>
+            </w:r>
+            <w:proofErr w:type="spellStart"/>
+            <w:r>
+              <w:t>psychometrą</w:t>
+            </w:r>
+            <w:proofErr w:type="spellEnd"/>
           </w:p>
         </w:tc>
       </w:tr>
@@ -1444,7 +2696,15 @@
             <w:tcW w:w="2340" w:type="dxa"/>
           </w:tcPr>
           <w:p>
-            <w:r>
+            <w:pPr>
+              <w:rPr>
+                <w:lang w:val="pl-PL"/>
+              </w:rPr>
+            </w:pPr>
+            <w:r>
+              <w:rPr>
+                <w:lang w:val="pl-PL"/>
+              </w:rPr>
               <w:t>Ile maksymalnie pytań i minut?</w:t>
             </w:r>
           </w:p>
@@ -1454,22 +2714,65 @@
             <w:tcW w:w="2340" w:type="dxa"/>
           </w:tcPr>
           <w:p>
+            <w:proofErr w:type="spellStart"/>
             <w:r>
               <w:rPr>
                 <w:b/>
               </w:rPr>
-              <w:t>Decyzja twórcy narzędzia</w:t>
-            </w:r>
-          </w:p>
-        </w:tc>
-        <w:tc>
-          <w:tcPr>
-            <w:tcW w:w="2340" w:type="dxa"/>
-          </w:tcPr>
-          <w:p>
-            <w:r>
-              <w:t>Do przekazania psychometrze</w:t>
-            </w:r>
+              <w:t>Decyzja</w:t>
+            </w:r>
+            <w:proofErr w:type="spellEnd"/>
+            <w:r>
+              <w:rPr>
+                <w:b/>
+              </w:rPr>
+              <w:t xml:space="preserve"> </w:t>
+            </w:r>
+            <w:proofErr w:type="spellStart"/>
+            <w:r>
+              <w:rPr>
+                <w:b/>
+              </w:rPr>
+              <w:t>twórcy</w:t>
+            </w:r>
+            <w:proofErr w:type="spellEnd"/>
+            <w:r>
+              <w:rPr>
+                <w:b/>
+              </w:rPr>
+              <w:t xml:space="preserve"> </w:t>
+            </w:r>
+            <w:proofErr w:type="spellStart"/>
+            <w:r>
+              <w:rPr>
+                <w:b/>
+              </w:rPr>
+              <w:t>narzędzia</w:t>
+            </w:r>
+            <w:proofErr w:type="spellEnd"/>
+          </w:p>
+        </w:tc>
+        <w:tc>
+          <w:tcPr>
+            <w:tcW w:w="2340" w:type="dxa"/>
+          </w:tcPr>
+          <w:p>
+            <w:r>
+              <w:t xml:space="preserve">Do </w:t>
+            </w:r>
+            <w:proofErr w:type="spellStart"/>
+            <w:r>
+              <w:t>przekazania</w:t>
+            </w:r>
+            <w:proofErr w:type="spellEnd"/>
+            <w:r>
+              <w:t xml:space="preserve"> </w:t>
+            </w:r>
+            <w:proofErr w:type="spellStart"/>
+            <w:r>
+              <w:t>psychometrze</w:t>
+            </w:r>
+            <w:proofErr w:type="spellEnd"/>
           </w:p>
         </w:tc>
       </w:tr>
@@ -1490,7 +2793,23 @@
           </w:tcPr>
           <w:p>
             <w:r>
-              <w:t>Jaki próg anonimowości?</w:t>
+              <w:t xml:space="preserve">Jaki </w:t>
+            </w:r>
+            <w:proofErr w:type="spellStart"/>
+            <w:r>
+              <w:t>próg</w:t>
+            </w:r>
+            <w:proofErr w:type="spellEnd"/>
+            <w:r>
+              <w:t xml:space="preserve"> </w:t>
+            </w:r>
+            <w:proofErr w:type="spellStart"/>
+            <w:r>
+              <w:t>anonimowości</w:t>
+            </w:r>
+            <w:proofErr w:type="spellEnd"/>
+            <w:r>
+              <w:t>?</w:t>
             </w:r>
           </w:p>
         </w:tc>
@@ -1503,16 +2822,32 @@
               <w:rPr>
                 <w:b/>
               </w:rPr>
-              <w:t>5 osób</w:t>
-            </w:r>
-          </w:p>
-        </w:tc>
-        <w:tc>
-          <w:tcPr>
-            <w:tcW w:w="2340" w:type="dxa"/>
-          </w:tcPr>
-          <w:p>
-            <w:r>
+              <w:t xml:space="preserve">5 </w:t>
+            </w:r>
+            <w:proofErr w:type="spellStart"/>
+            <w:r>
+              <w:rPr>
+                <w:b/>
+              </w:rPr>
+              <w:t>osób</w:t>
+            </w:r>
+            <w:proofErr w:type="spellEnd"/>
+          </w:p>
+        </w:tc>
+        <w:tc>
+          <w:tcPr>
+            <w:tcW w:w="2340" w:type="dxa"/>
+          </w:tcPr>
+          <w:p>
+            <w:pPr>
+              <w:rPr>
+                <w:lang w:val="pl-PL"/>
+              </w:rPr>
+            </w:pPr>
+            <w:r>
+              <w:rPr>
+                <w:lang w:val="pl-PL"/>
+              </w:rPr>
               <w:t>Jedna zasada dla wszystkich klientów</w:t>
             </w:r>
           </w:p>
@@ -1522,14 +2857,39 @@
     <w:p>
       <w:pPr>
         <w:pStyle w:val="Nagwek2"/>
+        <w:rPr>
+          <w:lang w:val="pl-PL"/>
+          <w:rPrChange w:id="99" w:author="Mamcarz, Paweł" w:date="2026-10-03T19:49:00Z" w16du:dateUtc="2026-10-03T17:49:00Z">
+            <w:rPr/>
+          </w:rPrChange>
+        </w:rPr>
       </w:pPr>
       <w:r>
-        <w:lastRenderedPageBreak/>
+        <w:rPr>
+          <w:lang w:val="pl-PL"/>
+          <w:rPrChange w:id="100" w:author="Mamcarz, Paweł" w:date="2026-10-03T19:49:00Z" w16du:dateUtc="2026-10-03T17:49:00Z">
+            <w:rPr/>
+          </w:rPrChange>
+        </w:rPr>
         <w:t>Pytania o Kalkulator</w:t>
       </w:r>
     </w:p>
     <w:p>
-      <w:r>
+      <w:pPr>
+        <w:rPr>
+          <w:lang w:val="pl-PL"/>
+          <w:rPrChange w:id="101" w:author="Mamcarz, Paweł" w:date="2026-10-03T19:49:00Z" w16du:dateUtc="2026-10-03T17:49:00Z">
+            <w:rPr/>
+          </w:rPrChange>
+        </w:rPr>
+      </w:pPr>
+      <w:r>
+        <w:rPr>
+          <w:lang w:val="pl-PL"/>
+          <w:rPrChange w:id="102" w:author="Mamcarz, Paweł" w:date="2026-10-03T19:49:00Z" w16du:dateUtc="2026-10-03T17:49:00Z">
+            <w:rPr/>
+          </w:rPrChange>
+        </w:rPr>
         <w:t>Najpierw trzeba ustalić, co dziś istnieje: model z założeniami, prototyp czy tylko koncepcja.</w:t>
       </w:r>
     </w:p>
@@ -1538,7 +2898,23 @@
         <w:pStyle w:val="Nagwek3"/>
       </w:pPr>
       <w:r>
-        <w:t>Stan prac i model</w:t>
+        <w:t xml:space="preserve">Stan </w:t>
+      </w:r>
+      <w:proofErr w:type="spellStart"/>
+      <w:r>
+        <w:t>prac</w:t>
+      </w:r>
+      <w:proofErr w:type="spellEnd"/>
+      <w:r>
+        <w:t xml:space="preserve"> </w:t>
+      </w:r>
+      <w:proofErr w:type="spellStart"/>
+      <w:r>
+        <w:t>i</w:t>
+      </w:r>
+      <w:proofErr w:type="spellEnd"/>
+      <w:r>
+        <w:t xml:space="preserve"> model</w:t>
       </w:r>
     </w:p>
     <w:tbl>
@@ -1575,9 +2951,11 @@
             <w:shd w:val="clear" w:color="auto" w:fill="F2F2F2"/>
           </w:tcPr>
           <w:p>
+            <w:proofErr w:type="spellStart"/>
             <w:r>
               <w:t>Pytanie</w:t>
             </w:r>
+            <w:proofErr w:type="spellEnd"/>
           </w:p>
         </w:tc>
         <w:tc>
@@ -1586,9 +2964,19 @@
             <w:shd w:val="clear" w:color="auto" w:fill="F2F2F2"/>
           </w:tcPr>
           <w:p>
-            <w:r>
-              <w:t>Dlaczego to ważne</w:t>
-            </w:r>
+            <w:proofErr w:type="spellStart"/>
+            <w:r>
+              <w:t>Dlaczego</w:t>
+            </w:r>
+            <w:proofErr w:type="spellEnd"/>
+            <w:r>
+              <w:t xml:space="preserve"> to </w:t>
+            </w:r>
+            <w:proofErr w:type="spellStart"/>
+            <w:r>
+              <w:t>ważne</w:t>
+            </w:r>
+            <w:proofErr w:type="spellEnd"/>
           </w:p>
         </w:tc>
         <w:tc>
@@ -1597,7 +2985,21 @@
             <w:shd w:val="clear" w:color="auto" w:fill="F2F2F2"/>
           </w:tcPr>
           <w:p>
-            <w:r>
+            <w:pPr>
+              <w:rPr>
+                <w:lang w:val="pl-PL"/>
+                <w:rPrChange w:id="103" w:author="Mamcarz, Paweł" w:date="2026-10-03T19:49:00Z" w16du:dateUtc="2026-10-03T17:49:00Z">
+                  <w:rPr/>
+                </w:rPrChange>
+              </w:rPr>
+            </w:pPr>
+            <w:r>
+              <w:rPr>
+                <w:lang w:val="pl-PL"/>
+                <w:rPrChange w:id="104" w:author="Mamcarz, Paweł" w:date="2026-10-03T19:49:00Z" w16du:dateUtc="2026-10-03T17:49:00Z">
+                  <w:rPr/>
+                </w:rPrChange>
+              </w:rPr>
               <w:t>Odpowiedź, która pozwala iść dalej</w:t>
             </w:r>
           </w:p>
@@ -1619,7 +3021,21 @@
             <w:tcW w:w="2340" w:type="dxa"/>
           </w:tcPr>
           <w:p>
-            <w:r>
+            <w:pPr>
+              <w:rPr>
+                <w:lang w:val="pl-PL"/>
+                <w:rPrChange w:id="105" w:author="Mamcarz, Paweł" w:date="2026-10-03T19:49:00Z" w16du:dateUtc="2026-10-03T17:49:00Z">
+                  <w:rPr/>
+                </w:rPrChange>
+              </w:rPr>
+            </w:pPr>
+            <w:r>
+              <w:rPr>
+                <w:lang w:val="pl-PL"/>
+                <w:rPrChange w:id="106" w:author="Mamcarz, Paweł" w:date="2026-10-03T19:49:00Z" w16du:dateUtc="2026-10-03T17:49:00Z">
+                  <w:rPr/>
+                </w:rPrChange>
+              </w:rPr>
               <w:t>Co dziś istnieje: koncepcja, arkusz, działające narzędzie? Kto jest autorem i do kogo należą prawa?</w:t>
             </w:r>
           </w:p>
@@ -1629,7 +3045,21 @@
             <w:tcW w:w="2340" w:type="dxa"/>
           </w:tcPr>
           <w:p>
-            <w:r>
+            <w:pPr>
+              <w:rPr>
+                <w:lang w:val="pl-PL"/>
+                <w:rPrChange w:id="107" w:author="Mamcarz, Paweł" w:date="2026-10-03T19:49:00Z" w16du:dateUtc="2026-10-03T17:49:00Z">
+                  <w:rPr/>
+                </w:rPrChange>
+              </w:rPr>
+            </w:pPr>
+            <w:r>
+              <w:rPr>
+                <w:lang w:val="pl-PL"/>
+                <w:rPrChange w:id="108" w:author="Mamcarz, Paweł" w:date="2026-10-03T19:49:00Z" w16du:dateUtc="2026-10-03T17:49:00Z">
+                  <w:rPr/>
+                </w:rPrChange>
+              </w:rPr>
               <w:t>Od tego zależy czas do pierwszego klienta</w:t>
             </w:r>
           </w:p>
@@ -1639,28 +3069,103 @@
             <w:tcW w:w="2340" w:type="dxa"/>
           </w:tcPr>
           <w:p>
-            <w:r>
+            <w:pPr>
+              <w:rPr>
+                <w:lang w:val="pl-PL"/>
+                <w:rPrChange w:id="109" w:author="Mamcarz, Paweł" w:date="2026-10-03T19:49:00Z" w16du:dateUtc="2026-10-03T17:49:00Z">
+                  <w:rPr/>
+                </w:rPrChange>
+              </w:rPr>
+            </w:pPr>
+            <w:r>
+              <w:rPr>
+                <w:lang w:val="pl-PL"/>
+                <w:rPrChange w:id="110" w:author="Mamcarz, Paweł" w:date="2026-10-03T19:49:00Z" w16du:dateUtc="2026-10-03T17:49:00Z">
+                  <w:rPr/>
+                </w:rPrChange>
+              </w:rPr>
               <w:t>Jest model na piśmie i jasne prawa fundacji</w:t>
             </w:r>
           </w:p>
           <w:p>
             <w:pPr>
               <w:rPr>
-                <w:ins w:id="9003" w:author="Paweł Mamcarz" w:date="2026-10-03T12:00:00Z"/>
-              </w:rPr>
-            </w:pPr>
-            <w:ins w:id="9004" w:author="Paweł Mamcarz" w:date="2026-10-03T12:00:00Z">
+                <w:lang w:val="pl-PL"/>
+              </w:rPr>
+            </w:pPr>
+            <w:ins w:id="111" w:author="Paweł Mamcarz" w:date="2026-10-03T12:00:00Z">
               <w:r>
                 <w:rPr>
                   <w:b/>
+                  <w:lang w:val="pl-PL"/>
                 </w:rPr>
                 <w:t xml:space="preserve">Odp. Pawła: </w:t>
               </w:r>
               <w:r>
-                <w:rPr/>
-                <w:t xml:space="preserve">Jest działające narzędzie publiczne (fnp.silence-tax.com) z silnikiem, testami (142) i opisem założeń; to scenariusz skali, nie pełna diagnoza. Autor: Paweł Mamcarz, kod na licencji MIT (każdy może go kopiować), silnik pochodzi z Silence Tax. Prawa Fundacji nie są dziś rozstrzygnięte; do decyzji z prawnikiem: licencja osobnego wydania dla ścieżki płatnej.</w:t>
+                <w:rPr>
+                  <w:lang w:val="pl-PL"/>
+                </w:rPr>
+                <w:t xml:space="preserve">Jest działające narzędzie publiczne (fnp.silence-tax.com) z silnikiem, testami (142) i opisem założeń; to scenariusz skali, nie pełna diagnoza. Autor: Paweł Mamcarz, kod na licencji MIT (każdy może go kopiować), silnik pochodzi z </w:t>
+              </w:r>
+              <w:proofErr w:type="spellStart"/>
+              <w:r>
+                <w:rPr>
+                  <w:lang w:val="pl-PL"/>
+                </w:rPr>
+                <w:t>Silence</w:t>
+              </w:r>
+              <w:proofErr w:type="spellEnd"/>
+              <w:r>
+                <w:rPr>
+                  <w:lang w:val="pl-PL"/>
+                </w:rPr>
+                <w:t xml:space="preserve"> </w:t>
+              </w:r>
+              <w:proofErr w:type="spellStart"/>
+              <w:r>
+                <w:rPr>
+                  <w:lang w:val="pl-PL"/>
+                </w:rPr>
+                <w:t>Tax</w:t>
               </w:r>
             </w:ins>
+            <w:proofErr w:type="spellEnd"/>
+            <w:ins w:id="112" w:author="Mamcarz, Paweł" w:date="2026-10-03T19:49:00Z" w16du:dateUtc="2026-10-03T17:49:00Z">
+              <w:r>
+                <w:rPr>
+                  <w:lang w:val="pl-PL"/>
+                </w:rPr>
+                <w:t xml:space="preserve"> (też </w:t>
+              </w:r>
+              <w:proofErr w:type="gramStart"/>
+              <w:r>
+                <w:rPr>
+                  <w:lang w:val="pl-PL"/>
+                </w:rPr>
+                <w:t>mój)</w:t>
+              </w:r>
+            </w:ins>
+            <w:r>
+              <w:rPr>
+                <w:lang w:val="pl-PL"/>
+              </w:rPr>
+              <w:t xml:space="preserve"> </w:t>
+            </w:r>
+            <w:ins w:id="113" w:author="Paweł Mamcarz" w:date="2026-10-03T12:00:00Z">
+              <w:r>
+                <w:rPr>
+                  <w:lang w:val="pl-PL"/>
+                </w:rPr>
+                <w:t>.</w:t>
+              </w:r>
+              <w:proofErr w:type="gramEnd"/>
+              <w:r>
+                <w:rPr>
+                  <w:lang w:val="pl-PL"/>
+                </w:rPr>
+                <w:t xml:space="preserve"> Prawa Fundacji nie są dziś rozstrzygnięte; do decyzji z prawnikiem: licencja osobnego wydania dla ścieżki płatnej.</w:t>
+              </w:r>
+            </w:ins>
           </w:p>
         </w:tc>
       </w:tr>
@@ -1671,6 +3176,7 @@
           </w:tcPr>
           <w:p>
             <w:r>
+              <w:lastRenderedPageBreak/>
               <w:t>15</w:t>
             </w:r>
           </w:p>
@@ -1680,7 +3186,21 @@
             <w:tcW w:w="2340" w:type="dxa"/>
           </w:tcPr>
           <w:p>
-            <w:r>
+            <w:pPr>
+              <w:rPr>
+                <w:lang w:val="pl-PL"/>
+                <w:rPrChange w:id="114" w:author="Mamcarz, Paweł" w:date="2026-10-03T19:49:00Z" w16du:dateUtc="2026-10-03T17:49:00Z">
+                  <w:rPr/>
+                </w:rPrChange>
+              </w:rPr>
+            </w:pPr>
+            <w:r>
+              <w:rPr>
+                <w:lang w:val="pl-PL"/>
+                <w:rPrChange w:id="115" w:author="Mamcarz, Paweł" w:date="2026-10-03T19:49:00Z" w16du:dateUtc="2026-10-03T17:49:00Z">
+                  <w:rPr/>
+                </w:rPrChange>
+              </w:rPr>
               <w:t>Co dokładnie Kalkulator liczy? Które z czterech poziomów: koszty bieżące, związek w firmie, scenariusze, koszt milczenia?</w:t>
             </w:r>
           </w:p>
@@ -1690,38 +3210,120 @@
             <w:tcW w:w="2340" w:type="dxa"/>
           </w:tcPr>
           <w:p>
-            <w:r>
-              <w:t>Zakres obietnicy wobec klienta</w:t>
-            </w:r>
-          </w:p>
-        </w:tc>
-        <w:tc>
-          <w:tcPr>
-            <w:tcW w:w="2340" w:type="dxa"/>
-          </w:tcPr>
-          <w:p>
-            <w:r>
+            <w:proofErr w:type="spellStart"/>
+            <w:r>
+              <w:t>Zakres</w:t>
+            </w:r>
+            <w:proofErr w:type="spellEnd"/>
+            <w:r>
+              <w:t xml:space="preserve"> </w:t>
+            </w:r>
+            <w:proofErr w:type="spellStart"/>
+            <w:r>
+              <w:t>obietnicy</w:t>
+            </w:r>
+            <w:proofErr w:type="spellEnd"/>
+            <w:r>
+              <w:t xml:space="preserve"> </w:t>
+            </w:r>
+            <w:proofErr w:type="spellStart"/>
+            <w:r>
+              <w:t>wobec</w:t>
+            </w:r>
+            <w:proofErr w:type="spellEnd"/>
+            <w:r>
+              <w:t xml:space="preserve"> </w:t>
+            </w:r>
+            <w:proofErr w:type="spellStart"/>
+            <w:r>
+              <w:t>klienta</w:t>
+            </w:r>
+            <w:proofErr w:type="spellEnd"/>
+          </w:p>
+        </w:tc>
+        <w:tc>
+          <w:tcPr>
+            <w:tcW w:w="2340" w:type="dxa"/>
+          </w:tcPr>
+          <w:p>
+            <w:pPr>
+              <w:rPr>
+                <w:lang w:val="pl-PL"/>
+                <w:rPrChange w:id="116" w:author="Mamcarz, Paweł" w:date="2026-10-03T19:50:00Z" w16du:dateUtc="2026-10-03T17:50:00Z">
+                  <w:rPr/>
+                </w:rPrChange>
+              </w:rPr>
+            </w:pPr>
+            <w:r>
+              <w:rPr>
+                <w:lang w:val="pl-PL"/>
+                <w:rPrChange w:id="117" w:author="Mamcarz, Paweł" w:date="2026-10-03T19:50:00Z" w16du:dateUtc="2026-10-03T17:50:00Z">
+                  <w:rPr/>
+                </w:rPrChange>
+              </w:rPr>
               <w:t>Lista wyliczeń z opisem każdego</w:t>
             </w:r>
           </w:p>
           <w:p>
             <w:pPr>
               <w:rPr>
-                <w:ins w:id="9005" w:author="Paweł Mamcarz" w:date="2026-10-03T12:00:00Z"/>
-              </w:rPr>
-            </w:pPr>
-            <w:ins w:id="9006" w:author="Paweł Mamcarz" w:date="2026-10-03T12:00:00Z">
+                <w:lang w:val="pl-PL"/>
+                <w:rPrChange w:id="118" w:author="Mamcarz, Paweł" w:date="2026-10-03T19:50:00Z" w16du:dateUtc="2026-10-03T17:50:00Z">
+                  <w:rPr/>
+                </w:rPrChange>
+              </w:rPr>
+            </w:pPr>
+            <w:ins w:id="119" w:author="Paweł Mamcarz" w:date="2026-10-03T12:00:00Z">
               <w:r>
                 <w:rPr>
                   <w:b/>
+                  <w:lang w:val="pl-PL"/>
+                  <w:rPrChange w:id="120" w:author="Mamcarz, Paweł" w:date="2026-10-03T19:50:00Z" w16du:dateUtc="2026-10-03T17:50:00Z">
+                    <w:rPr>
+                      <w:b/>
+                    </w:rPr>
+                  </w:rPrChange>
                 </w:rPr>
                 <w:t xml:space="preserve">Odp. Pawła: </w:t>
               </w:r>
               <w:r>
-                <w:rPr/>
-                <w:t xml:space="preserve">Liczy jeden poziom: scenariusz skali kosztu milczenia dla jednej firmy. Wejścia: przychód, koszty, FTE, średnia roczna płaca, rotacja, klimat (jeden suwak, szacunek własny). Wynik: kwota z pasmem P10–P90 dla trzech obszarów w sumie (rotacja i utrata wiedzy, błędy i compliance, wypalenie) i dwóch poza sumą (innowacje, koordynacja). Poziomu „związek w firmie” (BP a rotacja na danych firmy) nie ma.</w:t>
+                <w:rPr>
+                  <w:lang w:val="pl-PL"/>
+                  <w:rPrChange w:id="121" w:author="Mamcarz, Paweł" w:date="2026-10-03T19:50:00Z" w16du:dateUtc="2026-10-03T17:50:00Z">
+                    <w:rPr/>
+                  </w:rPrChange>
+                </w:rPr>
+                <w:t xml:space="preserve">Liczy jeden poziom: scenariusz skali kosztu milczenia dla jednej firmy. Wejścia: przychód, koszty, FTE, średnia roczna płaca, rotacja, klimat (jeden suwak, szacunek własny). Wynik: kwota z pasmem P10–P90 dla trzech obszarów w sumie (rotacja i utrata wiedzy, błędy i </w:t>
+              </w:r>
+              <w:proofErr w:type="spellStart"/>
+              <w:r>
+                <w:rPr>
+                  <w:lang w:val="pl-PL"/>
+                  <w:rPrChange w:id="122" w:author="Mamcarz, Paweł" w:date="2026-10-03T19:50:00Z" w16du:dateUtc="2026-10-03T17:50:00Z">
+                    <w:rPr/>
+                  </w:rPrChange>
+                </w:rPr>
+                <w:t>compliance</w:t>
+              </w:r>
+              <w:proofErr w:type="spellEnd"/>
+              <w:r>
+                <w:rPr>
+                  <w:lang w:val="pl-PL"/>
+                  <w:rPrChange w:id="123" w:author="Mamcarz, Paweł" w:date="2026-10-03T19:50:00Z" w16du:dateUtc="2026-10-03T17:50:00Z">
+                    <w:rPr/>
+                  </w:rPrChange>
+                </w:rPr>
+                <w:t>, wypalenie) i dwóch poza sumą (innowacje, koordynacja). Poziomu „związek w firmie” (BP a rotacja na danych firmy) nie ma.</w:t>
               </w:r>
             </w:ins>
+            <w:ins w:id="124" w:author="Mamcarz, Paweł" w:date="2026-10-03T19:50:00Z" w16du:dateUtc="2026-10-03T17:50:00Z">
+              <w:r>
+                <w:rPr>
+                  <w:lang w:val="pl-PL"/>
+                </w:rPr>
+                <w:t xml:space="preserve"> Mogę dodać.</w:t>
+              </w:r>
+            </w:ins>
           </w:p>
         </w:tc>
       </w:tr>
@@ -1741,7 +3343,21 @@
             <w:tcW w:w="2340" w:type="dxa"/>
           </w:tcPr>
           <w:p>
-            <w:r>
+            <w:pPr>
+              <w:rPr>
+                <w:lang w:val="pl-PL"/>
+                <w:rPrChange w:id="125" w:author="Mamcarz, Paweł" w:date="2026-10-03T19:50:00Z" w16du:dateUtc="2026-10-03T17:50:00Z">
+                  <w:rPr/>
+                </w:rPrChange>
+              </w:rPr>
+            </w:pPr>
+            <w:r>
+              <w:rPr>
+                <w:lang w:val="pl-PL"/>
+                <w:rPrChange w:id="126" w:author="Mamcarz, Paweł" w:date="2026-10-03T19:50:00Z" w16du:dateUtc="2026-10-03T17:50:00Z">
+                  <w:rPr/>
+                </w:rPrChange>
+              </w:rPr>
               <w:t>Jakie założenia przyjmuje (np. koszt zastąpienia pracownika) i skąd one pochodzą?</w:t>
             </w:r>
           </w:p>
@@ -1751,7 +3367,21 @@
             <w:tcW w:w="2340" w:type="dxa"/>
           </w:tcPr>
           <w:p>
-            <w:r>
+            <w:pPr>
+              <w:rPr>
+                <w:lang w:val="pl-PL"/>
+                <w:rPrChange w:id="127" w:author="Mamcarz, Paweł" w:date="2026-10-03T19:50:00Z" w16du:dateUtc="2026-10-03T17:50:00Z">
+                  <w:rPr/>
+                </w:rPrChange>
+              </w:rPr>
+            </w:pPr>
+            <w:r>
+              <w:rPr>
+                <w:lang w:val="pl-PL"/>
+                <w:rPrChange w:id="128" w:author="Mamcarz, Paweł" w:date="2026-10-03T19:50:00Z" w16du:dateUtc="2026-10-03T17:50:00Z">
+                  <w:rPr/>
+                </w:rPrChange>
+              </w:rPr>
               <w:t>Każde założenie musi mieć źródło</w:t>
             </w:r>
           </w:p>
@@ -1761,26 +3391,104 @@
             <w:tcW w:w="2340" w:type="dxa"/>
           </w:tcPr>
           <w:p>
-            <w:r>
+            <w:pPr>
+              <w:rPr>
+                <w:lang w:val="pl-PL"/>
+                <w:rPrChange w:id="129" w:author="Mamcarz, Paweł" w:date="2026-10-03T19:50:00Z" w16du:dateUtc="2026-10-03T17:50:00Z">
+                  <w:rPr/>
+                </w:rPrChange>
+              </w:rPr>
+            </w:pPr>
+            <w:r>
+              <w:rPr>
+                <w:lang w:val="pl-PL"/>
+                <w:rPrChange w:id="130" w:author="Mamcarz, Paweł" w:date="2026-10-03T19:50:00Z" w16du:dateUtc="2026-10-03T17:50:00Z">
+                  <w:rPr/>
+                </w:rPrChange>
+              </w:rPr>
               <w:t>Założenia spisane, ze źródłami</w:t>
             </w:r>
           </w:p>
           <w:p>
             <w:pPr>
               <w:rPr>
-                <w:ins w:id="9007" w:author="Paweł Mamcarz" w:date="2026-10-03T12:00:00Z"/>
-              </w:rPr>
-            </w:pPr>
-            <w:ins w:id="9008" w:author="Paweł Mamcarz" w:date="2026-10-03T12:00:00Z">
+                <w:lang w:val="pl-PL"/>
+                <w:rPrChange w:id="131" w:author="Mamcarz, Paweł" w:date="2026-10-03T19:50:00Z" w16du:dateUtc="2026-10-03T17:50:00Z">
+                  <w:rPr/>
+                </w:rPrChange>
+              </w:rPr>
+            </w:pPr>
+            <w:ins w:id="132" w:author="Paweł Mamcarz" w:date="2026-10-03T12:00:00Z">
               <w:r>
                 <w:rPr>
                   <w:b/>
+                  <w:lang w:val="pl-PL"/>
+                  <w:rPrChange w:id="133" w:author="Mamcarz, Paweł" w:date="2026-10-03T19:50:00Z" w16du:dateUtc="2026-10-03T17:50:00Z">
+                    <w:rPr>
+                      <w:b/>
+                    </w:rPr>
+                  </w:rPrChange>
                 </w:rPr>
                 <w:t xml:space="preserve">Odp. Pawła: </w:t>
               </w:r>
               <w:r>
-                <w:rPr/>
-                <w:t xml:space="preserve">Spisane w dokumencie „Priory FNP” z wartościami i uzasadnieniem (np. koszt zastąpienia = 0,75 rocznej płacy; odniesienie rotacji 14,8% przypisane do GUS, jeszcze niezweryfikowane). Uczciwie: kwoty są priorami autora; badania uzasadniają mechanizm, nie przeliczniki. Końce krzywych przypisane do Ipsos czekają na audyt tabel, więc nie mówimy, że model jest skalibrowany na Ipsos.</w:t>
+                <w:rPr>
+                  <w:lang w:val="pl-PL"/>
+                  <w:rPrChange w:id="134" w:author="Mamcarz, Paweł" w:date="2026-10-03T19:50:00Z" w16du:dateUtc="2026-10-03T17:50:00Z">
+                    <w:rPr/>
+                  </w:rPrChange>
+                </w:rPr>
+                <w:t>Spisane w dokumencie „</w:t>
+              </w:r>
+              <w:proofErr w:type="spellStart"/>
+              <w:r>
+                <w:rPr>
+                  <w:lang w:val="pl-PL"/>
+                  <w:rPrChange w:id="135" w:author="Mamcarz, Paweł" w:date="2026-10-03T19:50:00Z" w16du:dateUtc="2026-10-03T17:50:00Z">
+                    <w:rPr/>
+                  </w:rPrChange>
+                </w:rPr>
+                <w:t>Priory</w:t>
+              </w:r>
+              <w:proofErr w:type="spellEnd"/>
+              <w:r>
+                <w:rPr>
+                  <w:lang w:val="pl-PL"/>
+                  <w:rPrChange w:id="136" w:author="Mamcarz, Paweł" w:date="2026-10-03T19:50:00Z" w16du:dateUtc="2026-10-03T17:50:00Z">
+                    <w:rPr/>
+                  </w:rPrChange>
+                </w:rPr>
+                <w:t xml:space="preserve"> FNP” z wartościami i uzasadnieniem (np. koszt zastąpienia = 0,75 rocznej płacy; odniesienie rotacji 14,8% przypisane do GUS, jeszcze niezweryfikowane). Uczciwie: kwoty są </w:t>
+              </w:r>
+              <w:proofErr w:type="spellStart"/>
+              <w:r>
+                <w:rPr>
+                  <w:lang w:val="pl-PL"/>
+                  <w:rPrChange w:id="137" w:author="Mamcarz, Paweł" w:date="2026-10-03T19:50:00Z" w16du:dateUtc="2026-10-03T17:50:00Z">
+                    <w:rPr/>
+                  </w:rPrChange>
+                </w:rPr>
+                <w:t>priorami</w:t>
+              </w:r>
+              <w:proofErr w:type="spellEnd"/>
+              <w:r>
+                <w:rPr>
+                  <w:lang w:val="pl-PL"/>
+                  <w:rPrChange w:id="138" w:author="Mamcarz, Paweł" w:date="2026-10-03T19:50:00Z" w16du:dateUtc="2026-10-03T17:50:00Z">
+                    <w:rPr/>
+                  </w:rPrChange>
+                </w:rPr>
+                <w:t xml:space="preserve"> autora; badania uzasadniają mechanizm, nie </w:t>
+              </w:r>
+              <w:r>
+                <w:rPr>
+                  <w:lang w:val="pl-PL"/>
+                  <w:rPrChange w:id="139" w:author="Mamcarz, Paweł" w:date="2026-10-03T19:50:00Z" w16du:dateUtc="2026-10-03T17:50:00Z">
+                    <w:rPr/>
+                  </w:rPrChange>
+                </w:rPr>
+                <w:lastRenderedPageBreak/>
+                <w:t>przeliczniki. Końce krzywych przypisane do Ipsos czekają na audyt tabel, więc nie mówimy, że model jest skalibrowany na Ipsos.</w:t>
               </w:r>
             </w:ins>
           </w:p>
@@ -1793,6 +3501,7 @@
           </w:tcPr>
           <w:p>
             <w:r>
+              <w:lastRenderedPageBreak/>
               <w:t>17</w:t>
             </w:r>
           </w:p>
@@ -1802,7 +3511,21 @@
             <w:tcW w:w="2340" w:type="dxa"/>
           </w:tcPr>
           <w:p>
-            <w:r>
+            <w:pPr>
+              <w:rPr>
+                <w:lang w:val="pl-PL"/>
+                <w:rPrChange w:id="140" w:author="Mamcarz, Paweł" w:date="2026-10-03T19:50:00Z" w16du:dateUtc="2026-10-03T17:50:00Z">
+                  <w:rPr/>
+                </w:rPrChange>
+              </w:rPr>
+            </w:pPr>
+            <w:r>
+              <w:rPr>
+                <w:lang w:val="pl-PL"/>
+                <w:rPrChange w:id="141" w:author="Mamcarz, Paweł" w:date="2026-10-03T19:50:00Z" w16du:dateUtc="2026-10-03T17:50:00Z">
+                  <w:rPr/>
+                </w:rPrChange>
+              </w:rPr>
               <w:t>Czy wynik jest podawany jako przedział i scenariusze, czy jako jedna kwota?</w:t>
             </w:r>
           </w:p>
@@ -1812,7 +3535,21 @@
             <w:tcW w:w="2340" w:type="dxa"/>
           </w:tcPr>
           <w:p>
-            <w:r>
+            <w:pPr>
+              <w:rPr>
+                <w:lang w:val="pl-PL"/>
+                <w:rPrChange w:id="142" w:author="Mamcarz, Paweł" w:date="2026-10-03T19:50:00Z" w16du:dateUtc="2026-10-03T17:50:00Z">
+                  <w:rPr/>
+                </w:rPrChange>
+              </w:rPr>
+            </w:pPr>
+            <w:r>
+              <w:rPr>
+                <w:lang w:val="pl-PL"/>
+                <w:rPrChange w:id="143" w:author="Mamcarz, Paweł" w:date="2026-10-03T19:50:00Z" w16du:dateUtc="2026-10-03T17:50:00Z">
+                  <w:rPr/>
+                </w:rPrChange>
+              </w:rPr>
               <w:t>Jedna kwota tworzy oczekiwanie oszczędności</w:t>
             </w:r>
           </w:p>
@@ -1822,26 +3559,54 @@
             <w:tcW w:w="2340" w:type="dxa"/>
           </w:tcPr>
           <w:p>
-            <w:r>
+            <w:pPr>
+              <w:rPr>
+                <w:lang w:val="pl-PL"/>
+                <w:rPrChange w:id="144" w:author="Mamcarz, Paweł" w:date="2026-10-03T19:50:00Z" w16du:dateUtc="2026-10-03T17:50:00Z">
+                  <w:rPr/>
+                </w:rPrChange>
+              </w:rPr>
+            </w:pPr>
+            <w:r>
+              <w:rPr>
+                <w:lang w:val="pl-PL"/>
+                <w:rPrChange w:id="145" w:author="Mamcarz, Paweł" w:date="2026-10-03T19:50:00Z" w16du:dateUtc="2026-10-03T17:50:00Z">
+                  <w:rPr/>
+                </w:rPrChange>
+              </w:rPr>
               <w:t>Przedziały i scenariusze</w:t>
             </w:r>
           </w:p>
           <w:p>
             <w:pPr>
               <w:rPr>
-                <w:ins w:id="9009" w:author="Paweł Mamcarz" w:date="2026-10-03T12:00:00Z"/>
-              </w:rPr>
-            </w:pPr>
-            <w:ins w:id="9010" w:author="Paweł Mamcarz" w:date="2026-10-03T12:00:00Z">
+                <w:lang w:val="pl-PL"/>
+                <w:rPrChange w:id="146" w:author="Mamcarz, Paweł" w:date="2026-10-03T19:50:00Z" w16du:dateUtc="2026-10-03T17:50:00Z">
+                  <w:rPr/>
+                </w:rPrChange>
+              </w:rPr>
+            </w:pPr>
+            <w:ins w:id="147" w:author="Paweł Mamcarz" w:date="2026-10-03T12:00:00Z">
               <w:r>
                 <w:rPr>
                   <w:b/>
+                  <w:lang w:val="pl-PL"/>
+                  <w:rPrChange w:id="148" w:author="Mamcarz, Paweł" w:date="2026-10-03T19:50:00Z" w16du:dateUtc="2026-10-03T17:50:00Z">
+                    <w:rPr>
+                      <w:b/>
+                    </w:rPr>
+                  </w:rPrChange>
                 </w:rPr>
                 <w:t xml:space="preserve">Odp. Pawła: </w:t>
               </w:r>
               <w:r>
-                <w:rPr/>
-                <w:t xml:space="preserve">Kwota z pasmem P10–P90 (2000 losowań). Pasmo to rozrzut przyjętego scenariusza, nie przedział ufności. Kontrakt produktu zakazuje obietnicy ROI i wyceny księgowej. Proponuję w ofercie dla zarządu pokazywać pasmo i procent przychodu, nie kwotę środkową.</w:t>
+                <w:rPr>
+                  <w:lang w:val="pl-PL"/>
+                  <w:rPrChange w:id="149" w:author="Mamcarz, Paweł" w:date="2026-10-03T19:50:00Z" w16du:dateUtc="2026-10-03T17:50:00Z">
+                    <w:rPr/>
+                  </w:rPrChange>
+                </w:rPr>
+                <w:t>Kwota z pasmem P10–P90 (2000 losowań). Pasmo to rozrzut przyjętego scenariusza, nie przedział ufności. Kontrakt produktu zakazuje obietnicy ROI i wyceny księgowej. Proponuję w ofercie dla zarządu pokazywać pasmo i procent przychodu, nie kwotę środkową.</w:t>
               </w:r>
             </w:ins>
           </w:p>
@@ -1863,7 +3628,21 @@
             <w:tcW w:w="2340" w:type="dxa"/>
           </w:tcPr>
           <w:p>
-            <w:r>
+            <w:pPr>
+              <w:rPr>
+                <w:lang w:val="pl-PL"/>
+                <w:rPrChange w:id="150" w:author="Mamcarz, Paweł" w:date="2026-10-03T19:50:00Z" w16du:dateUtc="2026-10-03T17:50:00Z">
+                  <w:rPr/>
+                </w:rPrChange>
+              </w:rPr>
+            </w:pPr>
+            <w:r>
+              <w:rPr>
+                <w:lang w:val="pl-PL"/>
+                <w:rPrChange w:id="151" w:author="Mamcarz, Paweł" w:date="2026-10-03T19:50:00Z" w16du:dateUtc="2026-10-03T17:50:00Z">
+                  <w:rPr/>
+                </w:rPrChange>
+              </w:rPr>
               <w:t>Na jakich badaniach naukowych opiera się model i czy zostały przełożone na polskie warunki?</w:t>
             </w:r>
           </w:p>
@@ -1873,7 +3652,21 @@
             <w:tcW w:w="2340" w:type="dxa"/>
           </w:tcPr>
           <w:p>
-            <w:r>
+            <w:pPr>
+              <w:rPr>
+                <w:lang w:val="pl-PL"/>
+                <w:rPrChange w:id="152" w:author="Mamcarz, Paweł" w:date="2026-10-03T19:50:00Z" w16du:dateUtc="2026-10-03T17:50:00Z">
+                  <w:rPr/>
+                </w:rPrChange>
+              </w:rPr>
+            </w:pPr>
+            <w:r>
+              <w:rPr>
+                <w:lang w:val="pl-PL"/>
+                <w:rPrChange w:id="153" w:author="Mamcarz, Paweł" w:date="2026-10-03T19:50:00Z" w16du:dateUtc="2026-10-03T17:50:00Z">
+                  <w:rPr/>
+                </w:rPrChange>
+              </w:rPr>
               <w:t>Materiały sprzedażowe obiecują „bazę opracowań naukowych”</w:t>
             </w:r>
           </w:p>
@@ -1883,26 +3676,104 @@
             <w:tcW w:w="2340" w:type="dxa"/>
           </w:tcPr>
           <w:p>
-            <w:r>
+            <w:pPr>
+              <w:rPr>
+                <w:lang w:val="pl-PL"/>
+                <w:rPrChange w:id="154" w:author="Mamcarz, Paweł" w:date="2026-10-03T19:50:00Z" w16du:dateUtc="2026-10-03T17:50:00Z">
+                  <w:rPr/>
+                </w:rPrChange>
+              </w:rPr>
+            </w:pPr>
+            <w:r>
+              <w:rPr>
+                <w:lang w:val="pl-PL"/>
+                <w:rPrChange w:id="155" w:author="Mamcarz, Paweł" w:date="2026-10-03T19:50:00Z" w16du:dateUtc="2026-10-03T17:50:00Z">
+                  <w:rPr/>
+                </w:rPrChange>
+              </w:rPr>
               <w:t>Lista źródeł i opis ich użycia</w:t>
             </w:r>
           </w:p>
           <w:p>
             <w:pPr>
               <w:rPr>
-                <w:ins w:id="9011" w:author="Paweł Mamcarz" w:date="2026-10-03T12:00:00Z"/>
-              </w:rPr>
-            </w:pPr>
-            <w:ins w:id="9012" w:author="Paweł Mamcarz" w:date="2026-10-03T12:00:00Z">
+                <w:lang w:val="pl-PL"/>
+                <w:rPrChange w:id="156" w:author="Mamcarz, Paweł" w:date="2026-10-03T19:50:00Z" w16du:dateUtc="2026-10-03T17:50:00Z">
+                  <w:rPr/>
+                </w:rPrChange>
+              </w:rPr>
+            </w:pPr>
+            <w:ins w:id="157" w:author="Paweł Mamcarz" w:date="2026-10-03T12:00:00Z">
               <w:r>
                 <w:rPr>
                   <w:b/>
+                  <w:lang w:val="pl-PL"/>
+                  <w:rPrChange w:id="158" w:author="Mamcarz, Paweł" w:date="2026-10-03T19:50:00Z" w16du:dateUtc="2026-10-03T17:50:00Z">
+                    <w:rPr>
+                      <w:b/>
+                    </w:rPr>
+                  </w:rPrChange>
                 </w:rPr>
                 <w:t xml:space="preserve">Odp. Pawła: </w:t>
               </w:r>
               <w:r>
-                <w:rPr/>
-                <w:t xml:space="preserve">Badania uzasadniają mechanizm (m.in. Kiewitz i in. 2016 o strachu i milczeniu obronnym; Adamska 2016 o rodzajach milczenia), nie wielkości w złotych. Przełożenie na polskie warunki jest częściowe (Ipsos × FNP 2026 jako kontekst, audyt tabel w toku). W materiałach sprzedażowych nie obiecujmy „bazy opracowań” jako podstawy kwot.</w:t>
+                <w:rPr>
+                  <w:lang w:val="pl-PL"/>
+                  <w:rPrChange w:id="159" w:author="Mamcarz, Paweł" w:date="2026-10-03T19:50:00Z" w16du:dateUtc="2026-10-03T17:50:00Z">
+                    <w:rPr/>
+                  </w:rPrChange>
+                </w:rPr>
+                <w:t xml:space="preserve">Badania uzasadniają mechanizm (m.in. </w:t>
+              </w:r>
+              <w:proofErr w:type="spellStart"/>
+              <w:r>
+                <w:rPr>
+                  <w:lang w:val="pl-PL"/>
+                  <w:rPrChange w:id="160" w:author="Mamcarz, Paweł" w:date="2026-10-03T19:50:00Z" w16du:dateUtc="2026-10-03T17:50:00Z">
+                    <w:rPr/>
+                  </w:rPrChange>
+                </w:rPr>
+                <w:t>Kiewitz</w:t>
+              </w:r>
+              <w:proofErr w:type="spellEnd"/>
+              <w:r>
+                <w:rPr>
+                  <w:lang w:val="pl-PL"/>
+                  <w:rPrChange w:id="161" w:author="Mamcarz, Paweł" w:date="2026-10-03T19:50:00Z" w16du:dateUtc="2026-10-03T17:50:00Z">
+                    <w:rPr/>
+                  </w:rPrChange>
+                </w:rPr>
+                <w:t xml:space="preserve"> i in. 2016 o strachu i milczeniu obronnym; Adamska 2016 o rodzajach milczenia), </w:t>
+              </w:r>
+              <w:proofErr w:type="gramStart"/>
+              <w:r>
+                <w:rPr>
+                  <w:lang w:val="pl-PL"/>
+                  <w:rPrChange w:id="162" w:author="Mamcarz, Paweł" w:date="2026-10-03T19:50:00Z" w16du:dateUtc="2026-10-03T17:50:00Z">
+                    <w:rPr/>
+                  </w:rPrChange>
+                </w:rPr>
+                <w:t>nie wielkości</w:t>
+              </w:r>
+              <w:proofErr w:type="gramEnd"/>
+              <w:r>
+                <w:rPr>
+                  <w:lang w:val="pl-PL"/>
+                  <w:rPrChange w:id="163" w:author="Mamcarz, Paweł" w:date="2026-10-03T19:50:00Z" w16du:dateUtc="2026-10-03T17:50:00Z">
+                    <w:rPr/>
+                  </w:rPrChange>
+                </w:rPr>
+                <w:t xml:space="preserve"> w złotych. Przełożenie na polskie warunki jest częściowe (Ipsos × FNP 2026 jako kontekst, audyt tabel w toku). W materiałach sprzedażowych nie obiecujmy „bazy </w:t>
+              </w:r>
+              <w:r>
+                <w:rPr>
+                  <w:lang w:val="pl-PL"/>
+                  <w:rPrChange w:id="164" w:author="Mamcarz, Paweł" w:date="2026-10-03T19:50:00Z" w16du:dateUtc="2026-10-03T17:50:00Z">
+                    <w:rPr/>
+                  </w:rPrChange>
+                </w:rPr>
+                <w:lastRenderedPageBreak/>
+                <w:t>opracowań” jako podstawy kwot.</w:t>
               </w:r>
             </w:ins>
           </w:p>
@@ -1915,6 +3786,7 @@
           </w:tcPr>
           <w:p>
             <w:r>
+              <w:lastRenderedPageBreak/>
               <w:t>19</w:t>
             </w:r>
           </w:p>
@@ -1924,7 +3796,21 @@
             <w:tcW w:w="2340" w:type="dxa"/>
           </w:tcPr>
           <w:p>
-            <w:r>
+            <w:pPr>
+              <w:rPr>
+                <w:lang w:val="pl-PL"/>
+                <w:rPrChange w:id="165" w:author="Mamcarz, Paweł" w:date="2026-10-03T19:50:00Z" w16du:dateUtc="2026-10-03T17:50:00Z">
+                  <w:rPr/>
+                </w:rPrChange>
+              </w:rPr>
+            </w:pPr>
+            <w:r>
+              <w:rPr>
+                <w:lang w:val="pl-PL"/>
+                <w:rPrChange w:id="166" w:author="Mamcarz, Paweł" w:date="2026-10-03T19:50:00Z" w16du:dateUtc="2026-10-03T17:50:00Z">
+                  <w:rPr/>
+                </w:rPrChange>
+              </w:rPr>
               <w:t>Jak model jest powiązany z ankietą (które pytania, które moduły)?</w:t>
             </w:r>
           </w:p>
@@ -1934,7 +3820,21 @@
             <w:tcW w:w="2340" w:type="dxa"/>
           </w:tcPr>
           <w:p>
-            <w:r>
+            <w:pPr>
+              <w:rPr>
+                <w:lang w:val="pl-PL"/>
+                <w:rPrChange w:id="167" w:author="Mamcarz, Paweł" w:date="2026-10-03T19:50:00Z" w16du:dateUtc="2026-10-03T17:50:00Z">
+                  <w:rPr/>
+                </w:rPrChange>
+              </w:rPr>
+            </w:pPr>
+            <w:r>
+              <w:rPr>
+                <w:lang w:val="pl-PL"/>
+                <w:rPrChange w:id="168" w:author="Mamcarz, Paweł" w:date="2026-10-03T19:50:00Z" w16du:dateUtc="2026-10-03T17:50:00Z">
+                  <w:rPr/>
+                </w:rPrChange>
+              </w:rPr>
               <w:t>Kalkulator bez ankiety liczy tylko koszty HR</w:t>
             </w:r>
           </w:p>
@@ -1944,26 +3844,54 @@
             <w:tcW w:w="2340" w:type="dxa"/>
           </w:tcPr>
           <w:p>
-            <w:r>
+            <w:pPr>
+              <w:rPr>
+                <w:lang w:val="pl-PL"/>
+                <w:rPrChange w:id="169" w:author="Mamcarz, Paweł" w:date="2026-10-03T19:50:00Z" w16du:dateUtc="2026-10-03T17:50:00Z">
+                  <w:rPr/>
+                </w:rPrChange>
+              </w:rPr>
+            </w:pPr>
+            <w:r>
+              <w:rPr>
+                <w:lang w:val="pl-PL"/>
+                <w:rPrChange w:id="170" w:author="Mamcarz, Paweł" w:date="2026-10-03T19:50:00Z" w16du:dateUtc="2026-10-03T17:50:00Z">
+                  <w:rPr/>
+                </w:rPrChange>
+              </w:rPr>
               <w:t>Opisane powiązanie z modułem D i filarami</w:t>
             </w:r>
           </w:p>
           <w:p>
             <w:pPr>
               <w:rPr>
-                <w:ins w:id="9013" w:author="Paweł Mamcarz" w:date="2026-10-03T12:00:00Z"/>
-              </w:rPr>
-            </w:pPr>
-            <w:ins w:id="9014" w:author="Paweł Mamcarz" w:date="2026-10-03T12:00:00Z">
+                <w:lang w:val="pl-PL"/>
+                <w:rPrChange w:id="171" w:author="Mamcarz, Paweł" w:date="2026-10-03T19:50:00Z" w16du:dateUtc="2026-10-03T17:50:00Z">
+                  <w:rPr/>
+                </w:rPrChange>
+              </w:rPr>
+            </w:pPr>
+            <w:ins w:id="172" w:author="Paweł Mamcarz" w:date="2026-10-03T12:00:00Z">
               <w:r>
                 <w:rPr>
                   <w:b/>
+                  <w:lang w:val="pl-PL"/>
+                  <w:rPrChange w:id="173" w:author="Mamcarz, Paweł" w:date="2026-10-03T19:50:00Z" w16du:dateUtc="2026-10-03T17:50:00Z">
+                    <w:rPr>
+                      <w:b/>
+                    </w:rPr>
+                  </w:rPrChange>
                 </w:rPr>
                 <w:t xml:space="preserve">Odp. Pawła: </w:t>
               </w:r>
               <w:r>
-                <w:rPr/>
-                <w:t xml:space="preserve">Dziś nie jest powiązany. Klimat to jeden suwak wpisywany przez osobę z firmy; brak mapowania pytań ankiety, modułu D i filarów. To główna luka. Potrzebny projekt interfejsu: które wyniki filarów zastępują suwak i jak agregować do zespołu (z psychometrą).</w:t>
+                <w:rPr>
+                  <w:lang w:val="pl-PL"/>
+                  <w:rPrChange w:id="174" w:author="Mamcarz, Paweł" w:date="2026-10-03T19:50:00Z" w16du:dateUtc="2026-10-03T17:50:00Z">
+                    <w:rPr/>
+                  </w:rPrChange>
+                </w:rPr>
+                <w:t>Dziś nie jest powiązany. Klimat to jeden suwak wpisywany przez osobę z firmy; brak mapowania pytań ankiety, modułu D i filarów. To główna luka. Potrzebny projekt interfejsu: które wyniki filarów zastępują suwak i jak agregować do zespołu (z psychometrą).</w:t>
               </w:r>
             </w:ins>
           </w:p>
@@ -1975,8 +3903,21 @@
         <w:pStyle w:val="Nagwek3"/>
       </w:pPr>
       <w:r>
-        <w:t>Dane i wiarygodność</w:t>
-      </w:r>
+        <w:t xml:space="preserve">Dane </w:t>
+      </w:r>
+      <w:proofErr w:type="spellStart"/>
+      <w:r>
+        <w:t>i</w:t>
+      </w:r>
+      <w:proofErr w:type="spellEnd"/>
+      <w:r>
+        <w:t xml:space="preserve"> </w:t>
+      </w:r>
+      <w:proofErr w:type="spellStart"/>
+      <w:r>
+        <w:t>wiarygodność</w:t>
+      </w:r>
+      <w:proofErr w:type="spellEnd"/>
     </w:p>
     <w:tbl>
       <w:tblPr>
@@ -2012,9 +3953,11 @@
             <w:shd w:val="clear" w:color="auto" w:fill="F2F2F2"/>
           </w:tcPr>
           <w:p>
+            <w:proofErr w:type="spellStart"/>
             <w:r>
               <w:t>Pytanie</w:t>
             </w:r>
+            <w:proofErr w:type="spellEnd"/>
           </w:p>
         </w:tc>
         <w:tc>
@@ -2023,9 +3966,19 @@
             <w:shd w:val="clear" w:color="auto" w:fill="F2F2F2"/>
           </w:tcPr>
           <w:p>
-            <w:r>
-              <w:t>Dlaczego to ważne</w:t>
-            </w:r>
+            <w:proofErr w:type="spellStart"/>
+            <w:r>
+              <w:t>Dlaczego</w:t>
+            </w:r>
+            <w:proofErr w:type="spellEnd"/>
+            <w:r>
+              <w:t xml:space="preserve"> to </w:t>
+            </w:r>
+            <w:proofErr w:type="spellStart"/>
+            <w:r>
+              <w:t>ważne</w:t>
+            </w:r>
+            <w:proofErr w:type="spellEnd"/>
           </w:p>
         </w:tc>
         <w:tc>
@@ -2034,7 +3987,21 @@
             <w:shd w:val="clear" w:color="auto" w:fill="F2F2F2"/>
           </w:tcPr>
           <w:p>
-            <w:r>
+            <w:pPr>
+              <w:rPr>
+                <w:lang w:val="pl-PL"/>
+                <w:rPrChange w:id="175" w:author="Mamcarz, Paweł" w:date="2026-10-03T19:50:00Z" w16du:dateUtc="2026-10-03T17:50:00Z">
+                  <w:rPr/>
+                </w:rPrChange>
+              </w:rPr>
+            </w:pPr>
+            <w:r>
+              <w:rPr>
+                <w:lang w:val="pl-PL"/>
+                <w:rPrChange w:id="176" w:author="Mamcarz, Paweł" w:date="2026-10-03T19:50:00Z" w16du:dateUtc="2026-10-03T17:50:00Z">
+                  <w:rPr/>
+                </w:rPrChange>
+              </w:rPr>
               <w:t>Odpowiedź, która pozwala iść dalej</w:t>
             </w:r>
           </w:p>
@@ -2047,7 +4014,6 @@
           </w:tcPr>
           <w:p>
             <w:r>
-              <w:lastRenderedPageBreak/>
               <w:t>20</w:t>
             </w:r>
           </w:p>
@@ -2057,7 +4023,21 @@
             <w:tcW w:w="2340" w:type="dxa"/>
           </w:tcPr>
           <w:p>
-            <w:r>
+            <w:pPr>
+              <w:rPr>
+                <w:lang w:val="pl-PL"/>
+                <w:rPrChange w:id="177" w:author="Mamcarz, Paweł" w:date="2026-10-03T19:50:00Z" w16du:dateUtc="2026-10-03T17:50:00Z">
+                  <w:rPr/>
+                </w:rPrChange>
+              </w:rPr>
+            </w:pPr>
+            <w:r>
+              <w:rPr>
+                <w:lang w:val="pl-PL"/>
+                <w:rPrChange w:id="178" w:author="Mamcarz, Paweł" w:date="2026-10-03T19:50:00Z" w16du:dateUtc="2026-10-03T17:50:00Z">
+                  <w:rPr/>
+                </w:rPrChange>
+              </w:rPr>
               <w:t>Jakich danych od firmy potrzebuje minimalnie? Co, jeśli ich nie ma?</w:t>
             </w:r>
           </w:p>
@@ -2067,7 +4047,21 @@
             <w:tcW w:w="2340" w:type="dxa"/>
           </w:tcPr>
           <w:p>
-            <w:r>
+            <w:pPr>
+              <w:rPr>
+                <w:lang w:val="pl-PL"/>
+                <w:rPrChange w:id="179" w:author="Mamcarz, Paweł" w:date="2026-10-03T19:50:00Z" w16du:dateUtc="2026-10-03T17:50:00Z">
+                  <w:rPr/>
+                </w:rPrChange>
+              </w:rPr>
+            </w:pPr>
+            <w:r>
+              <w:rPr>
+                <w:lang w:val="pl-PL"/>
+                <w:rPrChange w:id="180" w:author="Mamcarz, Paweł" w:date="2026-10-03T19:50:00Z" w16du:dateUtc="2026-10-03T17:50:00Z">
+                  <w:rPr/>
+                </w:rPrChange>
+              </w:rPr>
               <w:t>Większość firm ma dane niepełne</w:t>
             </w:r>
           </w:p>
@@ -2077,26 +4071,64 @@
             <w:tcW w:w="2340" w:type="dxa"/>
           </w:tcPr>
           <w:p>
-            <w:r>
+            <w:pPr>
+              <w:rPr>
+                <w:lang w:val="pl-PL"/>
+                <w:rPrChange w:id="181" w:author="Mamcarz, Paweł" w:date="2026-10-03T19:50:00Z" w16du:dateUtc="2026-10-03T17:50:00Z">
+                  <w:rPr/>
+                </w:rPrChange>
+              </w:rPr>
+            </w:pPr>
+            <w:r>
+              <w:rPr>
+                <w:lang w:val="pl-PL"/>
+                <w:rPrChange w:id="182" w:author="Mamcarz, Paweł" w:date="2026-10-03T19:50:00Z" w16du:dateUtc="2026-10-03T17:50:00Z">
+                  <w:rPr/>
+                </w:rPrChange>
+              </w:rPr>
               <w:t>Lista minimalna plus wariant „brak danych”</w:t>
             </w:r>
           </w:p>
           <w:p>
             <w:pPr>
               <w:rPr>
-                <w:ins w:id="9015" w:author="Paweł Mamcarz" w:date="2026-10-03T12:00:00Z"/>
-              </w:rPr>
-            </w:pPr>
-            <w:ins w:id="9016" w:author="Paweł Mamcarz" w:date="2026-10-03T12:00:00Z">
+                <w:lang w:val="pl-PL"/>
+                <w:rPrChange w:id="183" w:author="Mamcarz, Paweł" w:date="2026-10-03T19:50:00Z" w16du:dateUtc="2026-10-03T17:50:00Z">
+                  <w:rPr/>
+                </w:rPrChange>
+              </w:rPr>
+            </w:pPr>
+            <w:ins w:id="184" w:author="Paweł Mamcarz" w:date="2026-10-03T12:00:00Z">
               <w:r>
                 <w:rPr>
                   <w:b/>
+                  <w:lang w:val="pl-PL"/>
+                  <w:rPrChange w:id="185" w:author="Mamcarz, Paweł" w:date="2026-10-03T19:50:00Z" w16du:dateUtc="2026-10-03T17:50:00Z">
+                    <w:rPr>
+                      <w:b/>
+                    </w:rPr>
+                  </w:rPrChange>
                 </w:rPr>
                 <w:t xml:space="preserve">Odp. Pawła: </w:t>
               </w:r>
               <w:r>
-                <w:rPr/>
-                <w:t xml:space="preserve">Sześć pól: przychód, koszty, FTE, średnia roczna płaca brutto, rotacja, klimat. Model napędzają FTE, płaca, rotacja i klimat; przychód to mianownik procentu, koszty służą marży. Wariant „brak danych”: rotacja = odniesienie 14,8%, klimat jako szacunek własny. Danych o absencji, zgłoszeniach i incydentach model dziś nie przyjmuje.</w:t>
+                <w:rPr>
+                  <w:lang w:val="pl-PL"/>
+                  <w:rPrChange w:id="186" w:author="Mamcarz, Paweł" w:date="2026-10-03T19:50:00Z" w16du:dateUtc="2026-10-03T17:50:00Z">
+                    <w:rPr/>
+                  </w:rPrChange>
+                </w:rPr>
+                <w:t xml:space="preserve">Sześć pól: przychód, koszty, FTE, średnia roczna płaca brutto, rotacja, klimat. Model napędzają FTE, płaca, rotacja i klimat; przychód to mianownik procentu, koszty służą marży. Wariant „brak danych”: rotacja = odniesienie 14,8%, klimat jako szacunek własny. Danych o absencji, zgłoszeniach i </w:t>
+              </w:r>
+              <w:r>
+                <w:rPr>
+                  <w:lang w:val="pl-PL"/>
+                  <w:rPrChange w:id="187" w:author="Mamcarz, Paweł" w:date="2026-10-03T19:50:00Z" w16du:dateUtc="2026-10-03T17:50:00Z">
+                    <w:rPr/>
+                  </w:rPrChange>
+                </w:rPr>
+                <w:lastRenderedPageBreak/>
+                <w:t>incydentach model dziś nie przyjmuje.</w:t>
               </w:r>
             </w:ins>
           </w:p>
@@ -2109,6 +4141,7 @@
           </w:tcPr>
           <w:p>
             <w:r>
+              <w:lastRenderedPageBreak/>
               <w:t>21</w:t>
             </w:r>
           </w:p>
@@ -2118,7 +4151,21 @@
             <w:tcW w:w="2340" w:type="dxa"/>
           </w:tcPr>
           <w:p>
-            <w:r>
+            <w:pPr>
+              <w:rPr>
+                <w:lang w:val="pl-PL"/>
+                <w:rPrChange w:id="188" w:author="Mamcarz, Paweł" w:date="2026-10-03T19:50:00Z" w16du:dateUtc="2026-10-03T17:50:00Z">
+                  <w:rPr/>
+                </w:rPrChange>
+              </w:rPr>
+            </w:pPr>
+            <w:r>
+              <w:rPr>
+                <w:lang w:val="pl-PL"/>
+                <w:rPrChange w:id="189" w:author="Mamcarz, Paweł" w:date="2026-10-03T19:50:00Z" w16du:dateUtc="2026-10-03T17:50:00Z">
+                  <w:rPr/>
+                </w:rPrChange>
+              </w:rPr>
               <w:t>Od jakiej liczby zespołów lub wielkości firmy związek BP z rotacją jest wiarygodny?</w:t>
             </w:r>
           </w:p>
@@ -2128,7 +4175,21 @@
             <w:tcW w:w="2340" w:type="dxa"/>
           </w:tcPr>
           <w:p>
-            <w:r>
+            <w:pPr>
+              <w:rPr>
+                <w:lang w:val="pl-PL"/>
+                <w:rPrChange w:id="190" w:author="Mamcarz, Paweł" w:date="2026-10-03T19:50:00Z" w16du:dateUtc="2026-10-03T17:50:00Z">
+                  <w:rPr/>
+                </w:rPrChange>
+              </w:rPr>
+            </w:pPr>
+            <w:r>
+              <w:rPr>
+                <w:lang w:val="pl-PL"/>
+                <w:rPrChange w:id="191" w:author="Mamcarz, Paweł" w:date="2026-10-03T19:50:00Z" w16du:dateUtc="2026-10-03T17:50:00Z">
+                  <w:rPr/>
+                </w:rPrChange>
+              </w:rPr>
               <w:t>Ustala minimalną wielkość klienta dla pełnej wersji</w:t>
             </w:r>
           </w:p>
@@ -2138,26 +4199,94 @@
             <w:tcW w:w="2340" w:type="dxa"/>
           </w:tcPr>
           <w:p>
-            <w:r>
+            <w:pPr>
+              <w:rPr>
+                <w:lang w:val="pl-PL"/>
+                <w:rPrChange w:id="192" w:author="Mamcarz, Paweł" w:date="2026-10-03T19:50:00Z" w16du:dateUtc="2026-10-03T17:50:00Z">
+                  <w:rPr/>
+                </w:rPrChange>
+              </w:rPr>
+            </w:pPr>
+            <w:r>
+              <w:rPr>
+                <w:lang w:val="pl-PL"/>
+                <w:rPrChange w:id="193" w:author="Mamcarz, Paweł" w:date="2026-10-03T19:50:00Z" w16du:dateUtc="2026-10-03T17:50:00Z">
+                  <w:rPr/>
+                </w:rPrChange>
+              </w:rPr>
               <w:t>Próg potwierdzony przez psychometrę lub statystyka</w:t>
             </w:r>
           </w:p>
           <w:p>
-            <w:pPr>
-              <w:rPr>
-                <w:ins w:id="9017" w:author="Paweł Mamcarz" w:date="2026-10-03T12:00:00Z"/>
-              </w:rPr>
-            </w:pPr>
-            <w:ins w:id="9018" w:author="Paweł Mamcarz" w:date="2026-10-03T12:00:00Z">
+            <w:ins w:id="194" w:author="Paweł Mamcarz" w:date="2026-10-03T12:00:00Z">
               <w:r>
                 <w:rPr>
                   <w:b/>
+                  <w:lang w:val="pl-PL"/>
+                  <w:rPrChange w:id="195" w:author="Mamcarz, Paweł" w:date="2026-10-03T19:50:00Z" w16du:dateUtc="2026-10-03T17:50:00Z">
+                    <w:rPr>
+                      <w:b/>
+                    </w:rPr>
+                  </w:rPrChange>
                 </w:rPr>
                 <w:t xml:space="preserve">Odp. Pawła: </w:t>
               </w:r>
               <w:r>
-                <w:rPr/>
-                <w:t xml:space="preserve">Brak progu. Model skaluje się liniowo z FTE (przykład referencyjny: 500 FTE). Rzadkie poważne zdarzenia skalowane liniowo mogą źle pasować do małych firm. Próg musi wskazać psychometra lub statystyk.</w:t>
+                <w:rPr>
+                  <w:lang w:val="pl-PL"/>
+                  <w:rPrChange w:id="196" w:author="Mamcarz, Paweł" w:date="2026-10-03T19:50:00Z" w16du:dateUtc="2026-10-03T17:50:00Z">
+                    <w:rPr/>
+                  </w:rPrChange>
+                </w:rPr>
+                <w:t xml:space="preserve">Brak progu. Model skaluje się liniowo z FTE (przykład referencyjny: 500 FTE). Rzadkie poważne zdarzenia skalowane liniowo mogą źle pasować do małych firm. </w:t>
+              </w:r>
+              <w:proofErr w:type="spellStart"/>
+              <w:r>
+                <w:t>Próg</w:t>
+              </w:r>
+              <w:proofErr w:type="spellEnd"/>
+              <w:r>
+                <w:t xml:space="preserve"> </w:t>
+              </w:r>
+              <w:proofErr w:type="spellStart"/>
+              <w:r>
+                <w:t>musi</w:t>
+              </w:r>
+              <w:proofErr w:type="spellEnd"/>
+              <w:r>
+                <w:t xml:space="preserve"> </w:t>
+              </w:r>
+              <w:proofErr w:type="spellStart"/>
+              <w:r>
+                <w:t>wskazać</w:t>
+              </w:r>
+              <w:proofErr w:type="spellEnd"/>
+              <w:r>
+                <w:t xml:space="preserve"> </w:t>
+              </w:r>
+              <w:proofErr w:type="spellStart"/>
+              <w:r>
+                <w:t>psychometra</w:t>
+              </w:r>
+              <w:proofErr w:type="spellEnd"/>
+              <w:r>
+                <w:t xml:space="preserve"> </w:t>
+              </w:r>
+              <w:proofErr w:type="spellStart"/>
+              <w:r>
+                <w:t>lub</w:t>
+              </w:r>
+              <w:proofErr w:type="spellEnd"/>
+              <w:r>
+                <w:t xml:space="preserve"> </w:t>
+              </w:r>
+              <w:proofErr w:type="spellStart"/>
+              <w:r>
+                <w:t>statystyk</w:t>
+              </w:r>
+              <w:proofErr w:type="spellEnd"/>
+              <w:r>
+                <w:t>.</w:t>
               </w:r>
             </w:ins>
           </w:p>
@@ -2179,7 +4308,21 @@
             <w:tcW w:w="2340" w:type="dxa"/>
           </w:tcPr>
           <w:p>
-            <w:r>
+            <w:pPr>
+              <w:rPr>
+                <w:lang w:val="pl-PL"/>
+                <w:rPrChange w:id="197" w:author="Mamcarz, Paweł" w:date="2026-10-03T19:50:00Z" w16du:dateUtc="2026-10-03T17:50:00Z">
+                  <w:rPr/>
+                </w:rPrChange>
+              </w:rPr>
+            </w:pPr>
+            <w:r>
+              <w:rPr>
+                <w:lang w:val="pl-PL"/>
+                <w:rPrChange w:id="198" w:author="Mamcarz, Paweł" w:date="2026-10-03T19:50:00Z" w16du:dateUtc="2026-10-03T17:50:00Z">
+                  <w:rPr/>
+                </w:rPrChange>
+              </w:rPr>
               <w:t>Jak model uwzględnia różnice między zespołami (praca zmianowa, wynagrodzenia, typ pracy)?</w:t>
             </w:r>
           </w:p>
@@ -2189,7 +4332,21 @@
             <w:tcW w:w="2340" w:type="dxa"/>
           </w:tcPr>
           <w:p>
-            <w:r>
+            <w:pPr>
+              <w:rPr>
+                <w:lang w:val="pl-PL"/>
+                <w:rPrChange w:id="199" w:author="Mamcarz, Paweł" w:date="2026-10-03T19:50:00Z" w16du:dateUtc="2026-10-03T17:50:00Z">
+                  <w:rPr/>
+                </w:rPrChange>
+              </w:rPr>
+            </w:pPr>
+            <w:r>
+              <w:rPr>
+                <w:lang w:val="pl-PL"/>
+                <w:rPrChange w:id="200" w:author="Mamcarz, Paweł" w:date="2026-10-03T19:50:00Z" w16du:dateUtc="2026-10-03T17:50:00Z">
+                  <w:rPr/>
+                </w:rPrChange>
+              </w:rPr>
               <w:t>Inaczej wynik wskaże zły zespół</w:t>
             </w:r>
           </w:p>
@@ -2199,26 +4356,54 @@
             <w:tcW w:w="2340" w:type="dxa"/>
           </w:tcPr>
           <w:p>
-            <w:r>
+            <w:pPr>
+              <w:rPr>
+                <w:lang w:val="pl-PL"/>
+                <w:rPrChange w:id="201" w:author="Mamcarz, Paweł" w:date="2026-10-03T19:50:00Z" w16du:dateUtc="2026-10-03T17:50:00Z">
+                  <w:rPr/>
+                </w:rPrChange>
+              </w:rPr>
+            </w:pPr>
+            <w:r>
+              <w:rPr>
+                <w:lang w:val="pl-PL"/>
+                <w:rPrChange w:id="202" w:author="Mamcarz, Paweł" w:date="2026-10-03T19:50:00Z" w16du:dateUtc="2026-10-03T17:50:00Z">
+                  <w:rPr/>
+                </w:rPrChange>
+              </w:rPr>
               <w:t>Porównania w grupach podobnych zespołów</w:t>
             </w:r>
           </w:p>
           <w:p>
             <w:pPr>
               <w:rPr>
-                <w:ins w:id="9019" w:author="Paweł Mamcarz" w:date="2026-10-03T12:00:00Z"/>
-              </w:rPr>
-            </w:pPr>
-            <w:ins w:id="9020" w:author="Paweł Mamcarz" w:date="2026-10-03T12:00:00Z">
+                <w:lang w:val="pl-PL"/>
+                <w:rPrChange w:id="203" w:author="Mamcarz, Paweł" w:date="2026-10-03T19:50:00Z" w16du:dateUtc="2026-10-03T17:50:00Z">
+                  <w:rPr/>
+                </w:rPrChange>
+              </w:rPr>
+            </w:pPr>
+            <w:ins w:id="204" w:author="Paweł Mamcarz" w:date="2026-10-03T12:00:00Z">
               <w:r>
                 <w:rPr>
                   <w:b/>
+                  <w:lang w:val="pl-PL"/>
+                  <w:rPrChange w:id="205" w:author="Mamcarz, Paweł" w:date="2026-10-03T19:50:00Z" w16du:dateUtc="2026-10-03T17:50:00Z">
+                    <w:rPr>
+                      <w:b/>
+                    </w:rPr>
+                  </w:rPrChange>
                 </w:rPr>
                 <w:t xml:space="preserve">Odp. Pawła: </w:t>
               </w:r>
               <w:r>
-                <w:rPr/>
-                <w:t xml:space="preserve">Dziś nie uwzględnia. Model liczy firmę jako całość z jednym klimatem; praca zmianowa, struktura płac i typ pracy nie są parametrami. Mapa zespołów z kroku 4 wymaga osobnej warstwy analizy ankiety z progiem anonimowości 5 osób.</w:t>
+                <w:rPr>
+                  <w:lang w:val="pl-PL"/>
+                  <w:rPrChange w:id="206" w:author="Mamcarz, Paweł" w:date="2026-10-03T19:50:00Z" w16du:dateUtc="2026-10-03T17:50:00Z">
+                    <w:rPr/>
+                  </w:rPrChange>
+                </w:rPr>
+                <w:t>Dziś nie uwzględnia. Model liczy firmę jako całość z jednym klimatem; praca zmianowa, struktura płac i typ pracy nie są parametrami. Mapa zespołów z kroku 4 wymaga osobnej warstwy analizy ankiety z progiem anonimowości 5 osób.</w:t>
               </w:r>
             </w:ins>
           </w:p>
@@ -2240,7 +4425,21 @@
             <w:tcW w:w="2340" w:type="dxa"/>
           </w:tcPr>
           <w:p>
-            <w:r>
+            <w:pPr>
+              <w:rPr>
+                <w:lang w:val="pl-PL"/>
+                <w:rPrChange w:id="207" w:author="Mamcarz, Paweł" w:date="2026-10-03T19:50:00Z" w16du:dateUtc="2026-10-03T17:50:00Z">
+                  <w:rPr/>
+                </w:rPrChange>
+              </w:rPr>
+            </w:pPr>
+            <w:r>
+              <w:rPr>
+                <w:lang w:val="pl-PL"/>
+                <w:rPrChange w:id="208" w:author="Mamcarz, Paweł" w:date="2026-10-03T19:50:00Z" w16du:dateUtc="2026-10-03T17:50:00Z">
+                  <w:rPr/>
+                </w:rPrChange>
+              </w:rPr>
               <w:t>Czy model był sprawdzony na prawdziwych danych jakiejkolwiek firmy?</w:t>
             </w:r>
           </w:p>
@@ -2251,35 +4450,117 @@
           </w:tcPr>
           <w:p>
             <w:r>
-              <w:t>Test przed sprzedażą</w:t>
-            </w:r>
-          </w:p>
-        </w:tc>
-        <w:tc>
-          <w:tcPr>
-            <w:tcW w:w="2340" w:type="dxa"/>
-          </w:tcPr>
-          <w:p>
-            <w:r>
-              <w:t>Tak, albo plan testu na pierwszej firmie</w:t>
-            </w:r>
-          </w:p>
-          <w:p>
-            <w:pPr>
-              <w:rPr>
-                <w:ins w:id="9021" w:author="Paweł Mamcarz" w:date="2026-10-03T12:00:00Z"/>
-              </w:rPr>
-            </w:pPr>
-            <w:ins w:id="9022" w:author="Paweł Mamcarz" w:date="2026-10-03T12:00:00Z">
+              <w:t xml:space="preserve">Test </w:t>
+            </w:r>
+            <w:proofErr w:type="spellStart"/>
+            <w:r>
+              <w:t>przed</w:t>
+            </w:r>
+            <w:proofErr w:type="spellEnd"/>
+            <w:r>
+              <w:t xml:space="preserve"> </w:t>
+            </w:r>
+            <w:proofErr w:type="spellStart"/>
+            <w:r>
+              <w:t>sprzedażą</w:t>
+            </w:r>
+            <w:proofErr w:type="spellEnd"/>
+          </w:p>
+        </w:tc>
+        <w:tc>
+          <w:tcPr>
+            <w:tcW w:w="2340" w:type="dxa"/>
+          </w:tcPr>
+          <w:p>
+            <w:pPr>
+              <w:rPr>
+                <w:lang w:val="pl-PL"/>
+                <w:rPrChange w:id="209" w:author="Mamcarz, Paweł" w:date="2026-10-03T19:50:00Z" w16du:dateUtc="2026-10-03T17:50:00Z">
+                  <w:rPr/>
+                </w:rPrChange>
+              </w:rPr>
+            </w:pPr>
+            <w:proofErr w:type="gramStart"/>
+            <w:r>
+              <w:rPr>
+                <w:lang w:val="pl-PL"/>
+                <w:rPrChange w:id="210" w:author="Mamcarz, Paweł" w:date="2026-10-03T19:50:00Z" w16du:dateUtc="2026-10-03T17:50:00Z">
+                  <w:rPr/>
+                </w:rPrChange>
+              </w:rPr>
+              <w:t>Tak,</w:t>
+            </w:r>
+            <w:proofErr w:type="gramEnd"/>
+            <w:r>
+              <w:rPr>
+                <w:lang w:val="pl-PL"/>
+                <w:rPrChange w:id="211" w:author="Mamcarz, Paweł" w:date="2026-10-03T19:50:00Z" w16du:dateUtc="2026-10-03T17:50:00Z">
+                  <w:rPr/>
+                </w:rPrChange>
+              </w:rPr>
+              <w:t xml:space="preserve"> albo plan testu na pierwszej firmie</w:t>
+            </w:r>
+          </w:p>
+          <w:p>
+            <w:pPr>
+              <w:rPr>
+                <w:lang w:val="pl-PL"/>
+                <w:rPrChange w:id="212" w:author="Mamcarz, Paweł" w:date="2026-10-03T19:50:00Z" w16du:dateUtc="2026-10-03T17:50:00Z">
+                  <w:rPr/>
+                </w:rPrChange>
+              </w:rPr>
+            </w:pPr>
+            <w:ins w:id="213" w:author="Paweł Mamcarz" w:date="2026-10-03T12:00:00Z">
               <w:r>
                 <w:rPr>
                   <w:b/>
+                  <w:lang w:val="pl-PL"/>
+                  <w:rPrChange w:id="214" w:author="Mamcarz, Paweł" w:date="2026-10-03T19:50:00Z" w16du:dateUtc="2026-10-03T17:50:00Z">
+                    <w:rPr>
+                      <w:b/>
+                    </w:rPr>
+                  </w:rPrChange>
                 </w:rPr>
                 <w:t xml:space="preserve">Odp. Pawła: </w:t>
               </w:r>
               <w:r>
-                <w:rPr/>
-                <w:t xml:space="preserve">Nie był. Testy potwierdzają poprawność rachunku, nie trafność kwot. Proponuję potraktować firmę pilotażową jako test, z planem zapisanym przed startem: jakie dane wewnętrzne, jakie porównanie, jakie kryterium „model nie zawodzi”.</w:t>
+                <w:rPr>
+                  <w:lang w:val="pl-PL"/>
+                  <w:rPrChange w:id="215" w:author="Mamcarz, Paweł" w:date="2026-10-03T19:50:00Z" w16du:dateUtc="2026-10-03T17:50:00Z">
+                    <w:rPr/>
+                  </w:rPrChange>
+                </w:rPr>
+                <w:t xml:space="preserve">Nie był. Testy potwierdzają poprawność rachunku, </w:t>
+              </w:r>
+              <w:proofErr w:type="gramStart"/>
+              <w:r>
+                <w:rPr>
+                  <w:lang w:val="pl-PL"/>
+                  <w:rPrChange w:id="216" w:author="Mamcarz, Paweł" w:date="2026-10-03T19:50:00Z" w16du:dateUtc="2026-10-03T17:50:00Z">
+                    <w:rPr/>
+                  </w:rPrChange>
+                </w:rPr>
+                <w:t>nie trafność</w:t>
+              </w:r>
+              <w:proofErr w:type="gramEnd"/>
+              <w:r>
+                <w:rPr>
+                  <w:lang w:val="pl-PL"/>
+                  <w:rPrChange w:id="217" w:author="Mamcarz, Paweł" w:date="2026-10-03T19:50:00Z" w16du:dateUtc="2026-10-03T17:50:00Z">
+                    <w:rPr/>
+                  </w:rPrChange>
+                </w:rPr>
+                <w:t xml:space="preserve"> kwot. Proponuję potraktować </w:t>
+              </w:r>
+              <w:r>
+                <w:rPr>
+                  <w:lang w:val="pl-PL"/>
+                  <w:rPrChange w:id="218" w:author="Mamcarz, Paweł" w:date="2026-10-03T19:50:00Z" w16du:dateUtc="2026-10-03T17:50:00Z">
+                    <w:rPr/>
+                  </w:rPrChange>
+                </w:rPr>
+                <w:lastRenderedPageBreak/>
+                <w:t>firmę pilotażową jako test, z planem zapisanym przed startem: jakie dane wewnętrzne, jakie porównanie, jakie kryterium „model nie zawodzi”.</w:t>
               </w:r>
             </w:ins>
           </w:p>
@@ -2292,6 +4573,7 @@
           </w:tcPr>
           <w:p>
             <w:r>
+              <w:lastRenderedPageBreak/>
               <w:t>24</w:t>
             </w:r>
           </w:p>
@@ -2301,7 +4583,21 @@
             <w:tcW w:w="2340" w:type="dxa"/>
           </w:tcPr>
           <w:p>
-            <w:r>
+            <w:pPr>
+              <w:rPr>
+                <w:lang w:val="pl-PL"/>
+                <w:rPrChange w:id="219" w:author="Mamcarz, Paweł" w:date="2026-10-03T19:50:00Z" w16du:dateUtc="2026-10-03T17:50:00Z">
+                  <w:rPr/>
+                </w:rPrChange>
+              </w:rPr>
+            </w:pPr>
+            <w:r>
+              <w:rPr>
+                <w:lang w:val="pl-PL"/>
+                <w:rPrChange w:id="220" w:author="Mamcarz, Paweł" w:date="2026-10-03T19:50:00Z" w16du:dateUtc="2026-10-03T17:50:00Z">
+                  <w:rPr/>
+                </w:rPrChange>
+              </w:rPr>
               <w:t>Jak liczymy zmianę przy ponownym pomiarze?</w:t>
             </w:r>
           </w:p>
@@ -2311,7 +4607,21 @@
             <w:tcW w:w="2340" w:type="dxa"/>
           </w:tcPr>
           <w:p>
-            <w:r>
+            <w:pPr>
+              <w:rPr>
+                <w:lang w:val="pl-PL"/>
+                <w:rPrChange w:id="221" w:author="Mamcarz, Paweł" w:date="2026-10-03T19:50:00Z" w16du:dateUtc="2026-10-03T17:50:00Z">
+                  <w:rPr/>
+                </w:rPrChange>
+              </w:rPr>
+            </w:pPr>
+            <w:r>
+              <w:rPr>
+                <w:lang w:val="pl-PL"/>
+                <w:rPrChange w:id="222" w:author="Mamcarz, Paweł" w:date="2026-10-03T19:50:00Z" w16du:dateUtc="2026-10-03T17:50:00Z">
+                  <w:rPr/>
+                </w:rPrChange>
+              </w:rPr>
               <w:t>To jedyny dowód efektu programu</w:t>
             </w:r>
           </w:p>
@@ -2321,26 +4631,54 @@
             <w:tcW w:w="2340" w:type="dxa"/>
           </w:tcPr>
           <w:p>
-            <w:r>
+            <w:pPr>
+              <w:rPr>
+                <w:lang w:val="pl-PL"/>
+                <w:rPrChange w:id="223" w:author="Mamcarz, Paweł" w:date="2026-10-03T19:50:00Z" w16du:dateUtc="2026-10-03T17:50:00Z">
+                  <w:rPr/>
+                </w:rPrChange>
+              </w:rPr>
+            </w:pPr>
+            <w:r>
+              <w:rPr>
+                <w:lang w:val="pl-PL"/>
+                <w:rPrChange w:id="224" w:author="Mamcarz, Paweł" w:date="2026-10-03T19:50:00Z" w16du:dateUtc="2026-10-03T17:50:00Z">
+                  <w:rPr/>
+                </w:rPrChange>
+              </w:rPr>
               <w:t>Opisana metoda przed i po</w:t>
             </w:r>
           </w:p>
           <w:p>
             <w:pPr>
               <w:rPr>
-                <w:ins w:id="9023" w:author="Paweł Mamcarz" w:date="2026-10-03T12:00:00Z"/>
-              </w:rPr>
-            </w:pPr>
-            <w:ins w:id="9024" w:author="Paweł Mamcarz" w:date="2026-10-03T12:00:00Z">
+                <w:lang w:val="pl-PL"/>
+                <w:rPrChange w:id="225" w:author="Mamcarz, Paweł" w:date="2026-10-03T19:50:00Z" w16du:dateUtc="2026-10-03T17:50:00Z">
+                  <w:rPr/>
+                </w:rPrChange>
+              </w:rPr>
+            </w:pPr>
+            <w:ins w:id="226" w:author="Paweł Mamcarz" w:date="2026-10-03T12:00:00Z">
               <w:r>
                 <w:rPr>
                   <w:b/>
+                  <w:lang w:val="pl-PL"/>
+                  <w:rPrChange w:id="227" w:author="Mamcarz, Paweł" w:date="2026-10-03T19:50:00Z" w16du:dateUtc="2026-10-03T17:50:00Z">
+                    <w:rPr>
+                      <w:b/>
+                    </w:rPr>
+                  </w:rPrChange>
                 </w:rPr>
                 <w:t xml:space="preserve">Odp. Pawła: </w:t>
               </w:r>
               <w:r>
-                <w:rPr/>
-                <w:t xml:space="preserve">Dziś nie liczymy; funkcja nie istnieje. Dwa uruchomienia modelu to porównanie scenariuszy, nie dowód efektu programu. Do kroku 9 potrzebna osobna metoda przed/po oparta na ankiecie (zespoły objęte i nieobjęte działaniami), zaprojektowana z psychometrą. Język wniosków „zmiana zbiegła się z…” jest zgodny z kontraktem produktu.</w:t>
+                <w:rPr>
+                  <w:lang w:val="pl-PL"/>
+                  <w:rPrChange w:id="228" w:author="Mamcarz, Paweł" w:date="2026-10-03T19:50:00Z" w16du:dateUtc="2026-10-03T17:50:00Z">
+                    <w:rPr/>
+                  </w:rPrChange>
+                </w:rPr>
+                <w:t>Dziś nie liczymy; funkcja nie istnieje. Dwa uruchomienia modelu to porównanie scenariuszy, nie dowód efektu programu. Do kroku 9 potrzebna osobna metoda przed/po oparta na ankiecie (zespoły objęte i nieobjęte działaniami), zaprojektowana z psychometrą. Język wniosków „zmiana zbiegła się z…” jest zgodny z kontraktem produktu.</w:t>
               </w:r>
             </w:ins>
           </w:p>
@@ -2351,9 +4689,27 @@
       <w:pPr>
         <w:pStyle w:val="Nagwek3"/>
       </w:pPr>
-      <w:r>
-        <w:t>Badanie założycielskie ze sponsorami</w:t>
-      </w:r>
+      <w:proofErr w:type="spellStart"/>
+      <w:r>
+        <w:t>Badanie</w:t>
+      </w:r>
+      <w:proofErr w:type="spellEnd"/>
+      <w:r>
+        <w:t xml:space="preserve"> </w:t>
+      </w:r>
+      <w:proofErr w:type="spellStart"/>
+      <w:r>
+        <w:t>założycielskie</w:t>
+      </w:r>
+      <w:proofErr w:type="spellEnd"/>
+      <w:r>
+        <w:t xml:space="preserve"> ze </w:t>
+      </w:r>
+      <w:proofErr w:type="spellStart"/>
+      <w:r>
+        <w:t>sponsorami</w:t>
+      </w:r>
+      <w:proofErr w:type="spellEnd"/>
     </w:p>
     <w:tbl>
       <w:tblPr>
@@ -2389,9 +4745,11 @@
             <w:shd w:val="clear" w:color="auto" w:fill="F2F2F2"/>
           </w:tcPr>
           <w:p>
+            <w:proofErr w:type="spellStart"/>
             <w:r>
               <w:t>Pytanie</w:t>
             </w:r>
+            <w:proofErr w:type="spellEnd"/>
           </w:p>
         </w:tc>
         <w:tc>
@@ -2400,9 +4758,19 @@
             <w:shd w:val="clear" w:color="auto" w:fill="F2F2F2"/>
           </w:tcPr>
           <w:p>
-            <w:r>
-              <w:t>Dlaczego to ważne</w:t>
-            </w:r>
+            <w:proofErr w:type="spellStart"/>
+            <w:r>
+              <w:t>Dlaczego</w:t>
+            </w:r>
+            <w:proofErr w:type="spellEnd"/>
+            <w:r>
+              <w:t xml:space="preserve"> to </w:t>
+            </w:r>
+            <w:proofErr w:type="spellStart"/>
+            <w:r>
+              <w:t>ważne</w:t>
+            </w:r>
+            <w:proofErr w:type="spellEnd"/>
           </w:p>
         </w:tc>
         <w:tc>
@@ -2411,7 +4779,21 @@
             <w:shd w:val="clear" w:color="auto" w:fill="F2F2F2"/>
           </w:tcPr>
           <w:p>
-            <w:r>
+            <w:pPr>
+              <w:rPr>
+                <w:lang w:val="pl-PL"/>
+                <w:rPrChange w:id="229" w:author="Mamcarz, Paweł" w:date="2026-10-03T19:50:00Z" w16du:dateUtc="2026-10-03T17:50:00Z">
+                  <w:rPr/>
+                </w:rPrChange>
+              </w:rPr>
+            </w:pPr>
+            <w:r>
+              <w:rPr>
+                <w:lang w:val="pl-PL"/>
+                <w:rPrChange w:id="230" w:author="Mamcarz, Paweł" w:date="2026-10-03T19:50:00Z" w16du:dateUtc="2026-10-03T17:50:00Z">
+                  <w:rPr/>
+                </w:rPrChange>
+              </w:rPr>
               <w:t>Odpowiedź, która pozwala iść dalej</w:t>
             </w:r>
           </w:p>
@@ -2433,17 +4815,56 @@
             <w:tcW w:w="2340" w:type="dxa"/>
           </w:tcPr>
           <w:p>
-            <w:r>
-              <w:t>Co obiecaliśmy sponsorom w projekcie badawczym Kalkulatora (konsultacje, seminarium, badanie założycielskie, raport dla ich firmy)?</w:t>
-            </w:r>
-          </w:p>
-        </w:tc>
-        <w:tc>
-          <w:tcPr>
-            <w:tcW w:w="2340" w:type="dxa"/>
-          </w:tcPr>
-          <w:p>
-            <w:r>
+            <w:pPr>
+              <w:rPr>
+                <w:lang w:val="pl-PL"/>
+                <w:rPrChange w:id="231" w:author="Mamcarz, Paweł" w:date="2026-10-03T19:50:00Z" w16du:dateUtc="2026-10-03T17:50:00Z">
+                  <w:rPr/>
+                </w:rPrChange>
+              </w:rPr>
+            </w:pPr>
+            <w:r>
+              <w:rPr>
+                <w:lang w:val="pl-PL"/>
+                <w:rPrChange w:id="232" w:author="Mamcarz, Paweł" w:date="2026-10-03T19:50:00Z" w16du:dateUtc="2026-10-03T17:50:00Z">
+                  <w:rPr/>
+                </w:rPrChange>
+              </w:rPr>
+              <w:t xml:space="preserve">Co obiecaliśmy sponsorom w projekcie badawczym Kalkulatora (konsultacje, seminarium, badanie </w:t>
+            </w:r>
+            <w:r>
+              <w:rPr>
+                <w:lang w:val="pl-PL"/>
+                <w:rPrChange w:id="233" w:author="Mamcarz, Paweł" w:date="2026-10-03T19:50:00Z" w16du:dateUtc="2026-10-03T17:50:00Z">
+                  <w:rPr/>
+                </w:rPrChange>
+              </w:rPr>
+              <w:lastRenderedPageBreak/>
+              <w:t>założycielskie, raport dla ich firmy)?</w:t>
+            </w:r>
+          </w:p>
+        </w:tc>
+        <w:tc>
+          <w:tcPr>
+            <w:tcW w:w="2340" w:type="dxa"/>
+          </w:tcPr>
+          <w:p>
+            <w:pPr>
+              <w:rPr>
+                <w:lang w:val="pl-PL"/>
+                <w:rPrChange w:id="234" w:author="Mamcarz, Paweł" w:date="2026-10-03T19:50:00Z" w16du:dateUtc="2026-10-03T17:50:00Z">
+                  <w:rPr/>
+                </w:rPrChange>
+              </w:rPr>
+            </w:pPr>
+            <w:r>
+              <w:rPr>
+                <w:lang w:val="pl-PL"/>
+                <w:rPrChange w:id="235" w:author="Mamcarz, Paweł" w:date="2026-10-03T19:50:00Z" w16du:dateUtc="2026-10-03T17:50:00Z">
+                  <w:rPr/>
+                </w:rPrChange>
+              </w:rPr>
+              <w:lastRenderedPageBreak/>
               <w:t>Te obietnice trzeba dowieźć niezależnie od ścieżki</w:t>
             </w:r>
           </w:p>
@@ -2454,8 +4875,21 @@
           </w:tcPr>
           <w:p>
             <w:r>
-              <w:t>Lista zobowiązań z terminami</w:t>
-            </w:r>
+              <w:t xml:space="preserve">Lista </w:t>
+            </w:r>
+            <w:proofErr w:type="spellStart"/>
+            <w:r>
+              <w:t>zobowiązań</w:t>
+            </w:r>
+            <w:proofErr w:type="spellEnd"/>
+            <w:r>
+              <w:t xml:space="preserve"> z </w:t>
+            </w:r>
+            <w:proofErr w:type="spellStart"/>
+            <w:r>
+              <w:t>terminami</w:t>
+            </w:r>
+            <w:proofErr w:type="spellEnd"/>
           </w:p>
         </w:tc>
       </w:tr>
@@ -2475,7 +4909,21 @@
             <w:tcW w:w="2340" w:type="dxa"/>
           </w:tcPr>
           <w:p>
-            <w:r>
+            <w:pPr>
+              <w:rPr>
+                <w:lang w:val="pl-PL"/>
+                <w:rPrChange w:id="236" w:author="Mamcarz, Paweł" w:date="2026-10-03T19:50:00Z" w16du:dateUtc="2026-10-03T17:50:00Z">
+                  <w:rPr/>
+                </w:rPrChange>
+              </w:rPr>
+            </w:pPr>
+            <w:r>
+              <w:rPr>
+                <w:lang w:val="pl-PL"/>
+                <w:rPrChange w:id="237" w:author="Mamcarz, Paweł" w:date="2026-10-03T19:50:00Z" w16du:dateUtc="2026-10-03T17:50:00Z">
+                  <w:rPr/>
+                </w:rPrChange>
+              </w:rPr>
               <w:t>Czy badanie założycielskie może być pierwszym pilotażem ankiety i Kalkulatora?</w:t>
             </w:r>
           </w:p>
@@ -2485,7 +4933,21 @@
             <w:tcW w:w="2340" w:type="dxa"/>
           </w:tcPr>
           <w:p>
-            <w:r>
+            <w:pPr>
+              <w:rPr>
+                <w:lang w:val="pl-PL"/>
+                <w:rPrChange w:id="238" w:author="Mamcarz, Paweł" w:date="2026-10-03T19:50:00Z" w16du:dateUtc="2026-10-03T17:50:00Z">
+                  <w:rPr/>
+                </w:rPrChange>
+              </w:rPr>
+            </w:pPr>
+            <w:r>
+              <w:rPr>
+                <w:lang w:val="pl-PL"/>
+                <w:rPrChange w:id="239" w:author="Mamcarz, Paweł" w:date="2026-10-03T19:50:00Z" w16du:dateUtc="2026-10-03T17:50:00Z">
+                  <w:rPr/>
+                </w:rPrChange>
+              </w:rPr>
               <w:t>Oszczędza czas i daje pierwsze dane</w:t>
             </w:r>
           </w:p>
@@ -2495,7 +4957,21 @@
             <w:tcW w:w="2340" w:type="dxa"/>
           </w:tcPr>
           <w:p>
-            <w:r>
+            <w:pPr>
+              <w:rPr>
+                <w:lang w:val="pl-PL"/>
+                <w:rPrChange w:id="240" w:author="Mamcarz, Paweł" w:date="2026-10-03T19:50:00Z" w16du:dateUtc="2026-10-03T17:50:00Z">
+                  <w:rPr/>
+                </w:rPrChange>
+              </w:rPr>
+            </w:pPr>
+            <w:r>
+              <w:rPr>
+                <w:lang w:val="pl-PL"/>
+                <w:rPrChange w:id="241" w:author="Mamcarz, Paweł" w:date="2026-10-03T19:50:00Z" w16du:dateUtc="2026-10-03T17:50:00Z">
+                  <w:rPr/>
+                </w:rPrChange>
+              </w:rPr>
               <w:t>Tak, z tymi samymi zasadami</w:t>
             </w:r>
           </w:p>
@@ -2517,60 +4993,126 @@
             <w:tcW w:w="2340" w:type="dxa"/>
           </w:tcPr>
           <w:p>
-            <w:r>
-              <w:t xml:space="preserve">Czy nazwa „Ile kosztuje milczenie w Twojej </w:t>
-            </w:r>
-            <w:r>
-              <w:lastRenderedPageBreak/>
-              <w:t>firmie” nie obiecuje więcej, niż Kalkulator może dać?</w:t>
-            </w:r>
-          </w:p>
-        </w:tc>
-        <w:tc>
-          <w:tcPr>
-            <w:tcW w:w="2340" w:type="dxa"/>
-          </w:tcPr>
-          <w:p>
-            <w:r>
-              <w:lastRenderedPageBreak/>
-              <w:t xml:space="preserve">Ryzyko rozczarowania </w:t>
-            </w:r>
-            <w:r>
-              <w:lastRenderedPageBreak/>
+            <w:pPr>
+              <w:rPr>
+                <w:lang w:val="pl-PL"/>
+                <w:rPrChange w:id="242" w:author="Mamcarz, Paweł" w:date="2026-10-03T19:50:00Z" w16du:dateUtc="2026-10-03T17:50:00Z">
+                  <w:rPr/>
+                </w:rPrChange>
+              </w:rPr>
+            </w:pPr>
+            <w:r>
+              <w:rPr>
+                <w:lang w:val="pl-PL"/>
+                <w:rPrChange w:id="243" w:author="Mamcarz, Paweł" w:date="2026-10-03T19:50:00Z" w16du:dateUtc="2026-10-03T17:50:00Z">
+                  <w:rPr/>
+                </w:rPrChange>
+              </w:rPr>
+              <w:t xml:space="preserve">Czy nazwa „Ile kosztuje milczenie w Twojej firmie” nie obiecuje </w:t>
+            </w:r>
+            <w:proofErr w:type="gramStart"/>
+            <w:r>
+              <w:rPr>
+                <w:lang w:val="pl-PL"/>
+                <w:rPrChange w:id="244" w:author="Mamcarz, Paweł" w:date="2026-10-03T19:50:00Z" w16du:dateUtc="2026-10-03T17:50:00Z">
+                  <w:rPr/>
+                </w:rPrChange>
+              </w:rPr>
+              <w:t>więcej,</w:t>
+            </w:r>
+            <w:proofErr w:type="gramEnd"/>
+            <w:r>
+              <w:rPr>
+                <w:lang w:val="pl-PL"/>
+                <w:rPrChange w:id="245" w:author="Mamcarz, Paweł" w:date="2026-10-03T19:50:00Z" w16du:dateUtc="2026-10-03T17:50:00Z">
+                  <w:rPr/>
+                </w:rPrChange>
+              </w:rPr>
+              <w:t xml:space="preserve"> niż Kalkulator może dać?</w:t>
+            </w:r>
+          </w:p>
+        </w:tc>
+        <w:tc>
+          <w:tcPr>
+            <w:tcW w:w="2340" w:type="dxa"/>
+          </w:tcPr>
+          <w:p>
+            <w:proofErr w:type="spellStart"/>
+            <w:r>
+              <w:t>Ryzyko</w:t>
+            </w:r>
+            <w:proofErr w:type="spellEnd"/>
+            <w:r>
+              <w:t xml:space="preserve"> </w:t>
+            </w:r>
+            <w:proofErr w:type="spellStart"/>
+            <w:r>
+              <w:t>rozczarowania</w:t>
+            </w:r>
+            <w:proofErr w:type="spellEnd"/>
+            <w:r>
+              <w:t xml:space="preserve"> </w:t>
+            </w:r>
+            <w:proofErr w:type="spellStart"/>
+            <w:r>
               <w:t>klienta</w:t>
             </w:r>
-          </w:p>
-        </w:tc>
-        <w:tc>
-          <w:tcPr>
-            <w:tcW w:w="2340" w:type="dxa"/>
-          </w:tcPr>
-          <w:p>
-            <w:r>
-              <w:lastRenderedPageBreak/>
-              <w:t xml:space="preserve">Nazwa i opis dopasowane do </w:t>
-            </w:r>
-            <w:r>
-              <w:lastRenderedPageBreak/>
-              <w:t>realnych możliwości</w:t>
-            </w:r>
-          </w:p>
-          <w:p>
-            <w:pPr>
-              <w:rPr>
-                <w:ins w:id="9025" w:author="Paweł Mamcarz" w:date="2026-10-03T12:00:00Z"/>
-              </w:rPr>
-            </w:pPr>
-            <w:ins w:id="9026" w:author="Paweł Mamcarz" w:date="2026-10-03T12:00:00Z">
+            <w:proofErr w:type="spellEnd"/>
+          </w:p>
+        </w:tc>
+        <w:tc>
+          <w:tcPr>
+            <w:tcW w:w="2340" w:type="dxa"/>
+          </w:tcPr>
+          <w:p>
+            <w:pPr>
+              <w:rPr>
+                <w:lang w:val="pl-PL"/>
+                <w:rPrChange w:id="246" w:author="Mamcarz, Paweł" w:date="2026-10-03T19:50:00Z" w16du:dateUtc="2026-10-03T17:50:00Z">
+                  <w:rPr/>
+                </w:rPrChange>
+              </w:rPr>
+            </w:pPr>
+            <w:r>
+              <w:rPr>
+                <w:lang w:val="pl-PL"/>
+                <w:rPrChange w:id="247" w:author="Mamcarz, Paweł" w:date="2026-10-03T19:50:00Z" w16du:dateUtc="2026-10-03T17:50:00Z">
+                  <w:rPr/>
+                </w:rPrChange>
+              </w:rPr>
+              <w:t>Nazwa i opis dopasowane do realnych możliwości</w:t>
+            </w:r>
+          </w:p>
+          <w:p>
+            <w:pPr>
+              <w:rPr>
+                <w:lang w:val="pl-PL"/>
+                <w:rPrChange w:id="248" w:author="Mamcarz, Paweł" w:date="2026-10-03T19:50:00Z" w16du:dateUtc="2026-10-03T17:50:00Z">
+                  <w:rPr/>
+                </w:rPrChange>
+              </w:rPr>
+            </w:pPr>
+            <w:ins w:id="249" w:author="Paweł Mamcarz" w:date="2026-10-03T12:00:00Z">
               <w:r>
                 <w:rPr>
                   <w:b/>
+                  <w:lang w:val="pl-PL"/>
+                  <w:rPrChange w:id="250" w:author="Mamcarz, Paweł" w:date="2026-10-03T19:50:00Z" w16du:dateUtc="2026-10-03T17:50:00Z">
+                    <w:rPr>
+                      <w:b/>
+                    </w:rPr>
+                  </w:rPrChange>
                 </w:rPr>
                 <w:t xml:space="preserve">Odp. Pawła: </w:t>
               </w:r>
               <w:r>
-                <w:rPr/>
-                <w:t xml:space="preserve">Tak, w obecnej formie. Kalkulator pokazuje scenariusz skali, nie koszt ani wycenę. Proponuję nazwę w ofercie: „Scenariusz skali kosztu milczenia”. Do decyzji Fundacji.</w:t>
+                <w:rPr>
+                  <w:lang w:val="pl-PL"/>
+                  <w:rPrChange w:id="251" w:author="Mamcarz, Paweł" w:date="2026-10-03T19:50:00Z" w16du:dateUtc="2026-10-03T17:50:00Z">
+                    <w:rPr/>
+                  </w:rPrChange>
+                </w:rPr>
+                <w:t>Tak, w obecnej formie. Kalkulator pokazuje scenariusz skali, nie koszt ani wycenę. Proponuję nazwę w ofercie: „Scenariusz skali kosztu milczenia”. Do decyzji Fundacji.</w:t>
               </w:r>
             </w:ins>
           </w:p>
@@ -2580,14 +5122,39 @@
     <w:p>
       <w:pPr>
         <w:pStyle w:val="Nagwek2"/>
+        <w:rPr>
+          <w:lang w:val="pl-PL"/>
+          <w:rPrChange w:id="252" w:author="Mamcarz, Paweł" w:date="2026-10-03T19:50:00Z" w16du:dateUtc="2026-10-03T17:50:00Z">
+            <w:rPr/>
+          </w:rPrChange>
+        </w:rPr>
       </w:pPr>
       <w:r>
-        <w:lastRenderedPageBreak/>
+        <w:rPr>
+          <w:lang w:val="pl-PL"/>
+          <w:rPrChange w:id="253" w:author="Mamcarz, Paweł" w:date="2026-10-03T19:50:00Z" w16du:dateUtc="2026-10-03T17:50:00Z">
+            <w:rPr/>
+          </w:rPrChange>
+        </w:rPr>
         <w:t>Pytania o platformę, dane i formalności</w:t>
       </w:r>
     </w:p>
     <w:p>
-      <w:r>
+      <w:pPr>
+        <w:rPr>
+          <w:lang w:val="pl-PL"/>
+          <w:rPrChange w:id="254" w:author="Mamcarz, Paweł" w:date="2026-10-03T19:50:00Z" w16du:dateUtc="2026-10-03T17:50:00Z">
+            <w:rPr/>
+          </w:rPrChange>
+        </w:rPr>
+      </w:pPr>
+      <w:r>
+        <w:rPr>
+          <w:lang w:val="pl-PL"/>
+          <w:rPrChange w:id="255" w:author="Mamcarz, Paweł" w:date="2026-10-03T19:50:00Z" w16du:dateUtc="2026-10-03T17:50:00Z">
+            <w:rPr/>
+          </w:rPrChange>
+        </w:rPr>
         <w:t>Te pytania rzadko blokują pomysł, ale zatrzymują konkretnego klienta na etapie działu prawnego.</w:t>
       </w:r>
     </w:p>
@@ -2625,9 +5192,11 @@
             <w:shd w:val="clear" w:color="auto" w:fill="F2F2F2"/>
           </w:tcPr>
           <w:p>
+            <w:proofErr w:type="spellStart"/>
             <w:r>
               <w:t>Pytanie</w:t>
             </w:r>
+            <w:proofErr w:type="spellEnd"/>
           </w:p>
         </w:tc>
         <w:tc>
@@ -2636,9 +5205,19 @@
             <w:shd w:val="clear" w:color="auto" w:fill="F2F2F2"/>
           </w:tcPr>
           <w:p>
-            <w:r>
-              <w:t>Dlaczego to ważne</w:t>
-            </w:r>
+            <w:proofErr w:type="spellStart"/>
+            <w:r>
+              <w:t>Dlaczego</w:t>
+            </w:r>
+            <w:proofErr w:type="spellEnd"/>
+            <w:r>
+              <w:t xml:space="preserve"> to </w:t>
+            </w:r>
+            <w:proofErr w:type="spellStart"/>
+            <w:r>
+              <w:t>ważne</w:t>
+            </w:r>
+            <w:proofErr w:type="spellEnd"/>
           </w:p>
         </w:tc>
         <w:tc>
@@ -2647,7 +5226,21 @@
             <w:shd w:val="clear" w:color="auto" w:fill="F2F2F2"/>
           </w:tcPr>
           <w:p>
-            <w:r>
+            <w:pPr>
+              <w:rPr>
+                <w:lang w:val="pl-PL"/>
+                <w:rPrChange w:id="256" w:author="Mamcarz, Paweł" w:date="2026-10-03T19:50:00Z" w16du:dateUtc="2026-10-03T17:50:00Z">
+                  <w:rPr/>
+                </w:rPrChange>
+              </w:rPr>
+            </w:pPr>
+            <w:r>
+              <w:rPr>
+                <w:lang w:val="pl-PL"/>
+                <w:rPrChange w:id="257" w:author="Mamcarz, Paweł" w:date="2026-10-03T19:50:00Z" w16du:dateUtc="2026-10-03T17:50:00Z">
+                  <w:rPr/>
+                </w:rPrChange>
+              </w:rPr>
               <w:t>Odpowiedź, która pozwala iść dalej</w:t>
             </w:r>
           </w:p>
@@ -2669,7 +5262,21 @@
             <w:tcW w:w="2340" w:type="dxa"/>
           </w:tcPr>
           <w:p>
-            <w:r>
+            <w:pPr>
+              <w:rPr>
+                <w:lang w:val="pl-PL"/>
+                <w:rPrChange w:id="258" w:author="Mamcarz, Paweł" w:date="2026-10-03T19:50:00Z" w16du:dateUtc="2026-10-03T17:50:00Z">
+                  <w:rPr/>
+                </w:rPrChange>
+              </w:rPr>
+            </w:pPr>
+            <w:r>
+              <w:rPr>
+                <w:lang w:val="pl-PL"/>
+                <w:rPrChange w:id="259" w:author="Mamcarz, Paweł" w:date="2026-10-03T19:50:00Z" w16du:dateUtc="2026-10-03T17:50:00Z">
+                  <w:rPr/>
+                </w:rPrChange>
+              </w:rPr>
               <w:t>Na jakiej platformie zbieramy odpowiedzi? Czy fundacja ma już jakąś licencję?</w:t>
             </w:r>
           </w:p>
@@ -2679,7 +5286,21 @@
             <w:tcW w:w="2340" w:type="dxa"/>
           </w:tcPr>
           <w:p>
-            <w:r>
+            <w:pPr>
+              <w:rPr>
+                <w:lang w:val="pl-PL"/>
+                <w:rPrChange w:id="260" w:author="Mamcarz, Paweł" w:date="2026-10-03T19:50:00Z" w16du:dateUtc="2026-10-03T17:50:00Z">
+                  <w:rPr/>
+                </w:rPrChange>
+              </w:rPr>
+            </w:pPr>
+            <w:r>
+              <w:rPr>
+                <w:lang w:val="pl-PL"/>
+                <w:rPrChange w:id="261" w:author="Mamcarz, Paweł" w:date="2026-10-03T19:50:00Z" w16du:dateUtc="2026-10-03T17:50:00Z">
+                  <w:rPr/>
+                </w:rPrChange>
+              </w:rPr>
               <w:t>Koszt stały i wizerunek narzędzia</w:t>
             </w:r>
           </w:p>
@@ -2689,7 +5310,21 @@
             <w:tcW w:w="2340" w:type="dxa"/>
           </w:tcPr>
           <w:p>
-            <w:r>
+            <w:pPr>
+              <w:rPr>
+                <w:lang w:val="pl-PL"/>
+                <w:rPrChange w:id="262" w:author="Mamcarz, Paweł" w:date="2026-10-03T19:50:00Z" w16du:dateUtc="2026-10-03T17:50:00Z">
+                  <w:rPr/>
+                </w:rPrChange>
+              </w:rPr>
+            </w:pPr>
+            <w:r>
+              <w:rPr>
+                <w:lang w:val="pl-PL"/>
+                <w:rPrChange w:id="263" w:author="Mamcarz, Paweł" w:date="2026-10-03T19:50:00Z" w16du:dateUtc="2026-10-03T17:50:00Z">
+                  <w:rPr/>
+                </w:rPrChange>
+              </w:rPr>
               <w:t>Wybrana platforma z hostingiem w UE</w:t>
             </w:r>
           </w:p>
@@ -2712,16 +5347,39 @@
           </w:tcPr>
           <w:p>
             <w:r>
-              <w:t>Kto w fundacji zbuduje raporty (np. Power BI, Looker Studio)?</w:t>
-            </w:r>
-          </w:p>
-        </w:tc>
-        <w:tc>
-          <w:tcPr>
-            <w:tcW w:w="2340" w:type="dxa"/>
-          </w:tcPr>
-          <w:p>
-            <w:r>
+              <w:rPr>
+                <w:lang w:val="pl-PL"/>
+                <w:rPrChange w:id="264" w:author="Mamcarz, Paweł" w:date="2026-10-03T19:50:00Z" w16du:dateUtc="2026-10-03T17:50:00Z">
+                  <w:rPr/>
+                </w:rPrChange>
+              </w:rPr>
+              <w:t xml:space="preserve">Kto w fundacji zbuduje raporty (np. </w:t>
+            </w:r>
+            <w:r>
+              <w:t>Power BI, Looker Studio)?</w:t>
+            </w:r>
+          </w:p>
+        </w:tc>
+        <w:tc>
+          <w:tcPr>
+            <w:tcW w:w="2340" w:type="dxa"/>
+          </w:tcPr>
+          <w:p>
+            <w:pPr>
+              <w:rPr>
+                <w:lang w:val="pl-PL"/>
+                <w:rPrChange w:id="265" w:author="Mamcarz, Paweł" w:date="2026-10-03T19:50:00Z" w16du:dateUtc="2026-10-03T17:50:00Z">
+                  <w:rPr/>
+                </w:rPrChange>
+              </w:rPr>
+            </w:pPr>
+            <w:r>
+              <w:rPr>
+                <w:lang w:val="pl-PL"/>
+                <w:rPrChange w:id="266" w:author="Mamcarz, Paweł" w:date="2026-10-03T19:50:00Z" w16du:dateUtc="2026-10-03T17:50:00Z">
+                  <w:rPr/>
+                </w:rPrChange>
+              </w:rPr>
               <w:t>Raport to produkt, który widzi zarząd klienta</w:t>
             </w:r>
           </w:p>
@@ -2731,9 +5389,35 @@
             <w:tcW w:w="2340" w:type="dxa"/>
           </w:tcPr>
           <w:p>
-            <w:r>
-              <w:t>Konkretna osoba lub wykonawca</w:t>
-            </w:r>
+            <w:proofErr w:type="spellStart"/>
+            <w:r>
+              <w:t>Konkretna</w:t>
+            </w:r>
+            <w:proofErr w:type="spellEnd"/>
+            <w:r>
+              <w:t xml:space="preserve"> </w:t>
+            </w:r>
+            <w:proofErr w:type="spellStart"/>
+            <w:r>
+              <w:t>osoba</w:t>
+            </w:r>
+            <w:proofErr w:type="spellEnd"/>
+            <w:r>
+              <w:t xml:space="preserve"> </w:t>
+            </w:r>
+            <w:proofErr w:type="spellStart"/>
+            <w:r>
+              <w:t>lub</w:t>
+            </w:r>
+            <w:proofErr w:type="spellEnd"/>
+            <w:r>
+              <w:t xml:space="preserve"> </w:t>
+            </w:r>
+            <w:proofErr w:type="spellStart"/>
+            <w:r>
+              <w:t>wykonawca</w:t>
+            </w:r>
+            <w:proofErr w:type="spellEnd"/>
           </w:p>
         </w:tc>
       </w:tr>
@@ -2753,7 +5437,21 @@
             <w:tcW w:w="2340" w:type="dxa"/>
           </w:tcPr>
           <w:p>
-            <w:r>
+            <w:pPr>
+              <w:rPr>
+                <w:lang w:val="pl-PL"/>
+                <w:rPrChange w:id="267" w:author="Mamcarz, Paweł" w:date="2026-10-03T19:50:00Z" w16du:dateUtc="2026-10-03T17:50:00Z">
+                  <w:rPr/>
+                </w:rPrChange>
+              </w:rPr>
+            </w:pPr>
+            <w:r>
+              <w:rPr>
+                <w:lang w:val="pl-PL"/>
+                <w:rPrChange w:id="268" w:author="Mamcarz, Paweł" w:date="2026-10-03T19:50:00Z" w16du:dateUtc="2026-10-03T17:50:00Z">
+                  <w:rPr/>
+                </w:rPrChange>
+              </w:rPr>
               <w:t>Czy mamy wzór umowy powierzenia danych i opisane zasady ich przechowywania?</w:t>
             </w:r>
           </w:p>
@@ -2763,7 +5461,21 @@
             <w:tcW w:w="2340" w:type="dxa"/>
           </w:tcPr>
           <w:p>
-            <w:r>
+            <w:pPr>
+              <w:rPr>
+                <w:lang w:val="pl-PL"/>
+                <w:rPrChange w:id="269" w:author="Mamcarz, Paweł" w:date="2026-10-03T19:50:00Z" w16du:dateUtc="2026-10-03T17:50:00Z">
+                  <w:rPr/>
+                </w:rPrChange>
+              </w:rPr>
+            </w:pPr>
+            <w:r>
+              <w:rPr>
+                <w:lang w:val="pl-PL"/>
+                <w:rPrChange w:id="270" w:author="Mamcarz, Paweł" w:date="2026-10-03T19:50:00Z" w16du:dateUtc="2026-10-03T17:50:00Z">
+                  <w:rPr/>
+                </w:rPrChange>
+              </w:rPr>
               <w:t>Warunek dla działu prawnego klienta</w:t>
             </w:r>
           </w:p>
@@ -2773,9 +5485,35 @@
             <w:tcW w:w="2340" w:type="dxa"/>
           </w:tcPr>
           <w:p>
-            <w:r>
-              <w:t>Wzór gotowy lub zlecony</w:t>
-            </w:r>
+            <w:proofErr w:type="spellStart"/>
+            <w:r>
+              <w:t>Wzór</w:t>
+            </w:r>
+            <w:proofErr w:type="spellEnd"/>
+            <w:r>
+              <w:t xml:space="preserve"> </w:t>
+            </w:r>
+            <w:proofErr w:type="spellStart"/>
+            <w:r>
+              <w:t>gotowy</w:t>
+            </w:r>
+            <w:proofErr w:type="spellEnd"/>
+            <w:r>
+              <w:t xml:space="preserve"> </w:t>
+            </w:r>
+            <w:proofErr w:type="spellStart"/>
+            <w:r>
+              <w:t>lub</w:t>
+            </w:r>
+            <w:proofErr w:type="spellEnd"/>
+            <w:r>
+              <w:t xml:space="preserve"> </w:t>
+            </w:r>
+            <w:proofErr w:type="spellStart"/>
+            <w:r>
+              <w:t>zlecony</w:t>
+            </w:r>
+            <w:proofErr w:type="spellEnd"/>
           </w:p>
         </w:tc>
       </w:tr>
@@ -2786,6 +5524,7 @@
           </w:tcPr>
           <w:p>
             <w:r>
+              <w:lastRenderedPageBreak/>
               <w:t>31</w:t>
             </w:r>
           </w:p>
@@ -2795,7 +5534,21 @@
             <w:tcW w:w="2340" w:type="dxa"/>
           </w:tcPr>
           <w:p>
-            <w:r>
+            <w:pPr>
+              <w:rPr>
+                <w:lang w:val="pl-PL"/>
+                <w:rPrChange w:id="271" w:author="Mamcarz, Paweł" w:date="2026-10-03T19:50:00Z" w16du:dateUtc="2026-10-03T17:50:00Z">
+                  <w:rPr/>
+                </w:rPrChange>
+              </w:rPr>
+            </w:pPr>
+            <w:r>
+              <w:rPr>
+                <w:lang w:val="pl-PL"/>
+                <w:rPrChange w:id="272" w:author="Mamcarz, Paweł" w:date="2026-10-03T19:50:00Z" w16du:dateUtc="2026-10-03T17:50:00Z">
+                  <w:rPr/>
+                </w:rPrChange>
+              </w:rPr>
               <w:t>Czy fundacja ma inspektora ochrony danych albo kogoś, kto za to odpowiada?</w:t>
             </w:r>
           </w:p>
@@ -2805,7 +5558,21 @@
             <w:tcW w:w="2340" w:type="dxa"/>
           </w:tcPr>
           <w:p>
-            <w:r>
+            <w:pPr>
+              <w:rPr>
+                <w:lang w:val="pl-PL"/>
+                <w:rPrChange w:id="273" w:author="Mamcarz, Paweł" w:date="2026-10-03T19:50:00Z" w16du:dateUtc="2026-10-03T17:50:00Z">
+                  <w:rPr/>
+                </w:rPrChange>
+              </w:rPr>
+            </w:pPr>
+            <w:r>
+              <w:rPr>
+                <w:lang w:val="pl-PL"/>
+                <w:rPrChange w:id="274" w:author="Mamcarz, Paweł" w:date="2026-10-03T19:50:00Z" w16du:dateUtc="2026-10-03T17:50:00Z">
+                  <w:rPr/>
+                </w:rPrChange>
+              </w:rPr>
               <w:t>Pytanie, które klient zada na pewno</w:t>
             </w:r>
           </w:p>
@@ -2815,9 +5582,19 @@
             <w:tcW w:w="2340" w:type="dxa"/>
           </w:tcPr>
           <w:p>
-            <w:r>
-              <w:t>Wskazana osoba</w:t>
-            </w:r>
+            <w:proofErr w:type="spellStart"/>
+            <w:r>
+              <w:t>Wskazana</w:t>
+            </w:r>
+            <w:proofErr w:type="spellEnd"/>
+            <w:r>
+              <w:t xml:space="preserve"> </w:t>
+            </w:r>
+            <w:proofErr w:type="spellStart"/>
+            <w:r>
+              <w:t>osoba</w:t>
+            </w:r>
+            <w:proofErr w:type="spellEnd"/>
           </w:p>
         </w:tc>
       </w:tr>
@@ -2837,7 +5614,21 @@
             <w:tcW w:w="2340" w:type="dxa"/>
           </w:tcPr>
           <w:p>
-            <w:r>
+            <w:pPr>
+              <w:rPr>
+                <w:lang w:val="pl-PL"/>
+                <w:rPrChange w:id="275" w:author="Mamcarz, Paweł" w:date="2026-10-03T19:50:00Z" w16du:dateUtc="2026-10-03T17:50:00Z">
+                  <w:rPr/>
+                </w:rPrChange>
+              </w:rPr>
+            </w:pPr>
+            <w:r>
+              <w:rPr>
+                <w:lang w:val="pl-PL"/>
+                <w:rPrChange w:id="276" w:author="Mamcarz, Paweł" w:date="2026-10-03T19:50:00Z" w16du:dateUtc="2026-10-03T17:50:00Z">
+                  <w:rPr/>
+                </w:rPrChange>
+              </w:rPr>
               <w:t>Czy statut pozwala na odpłatną sprzedaż usług (działalność gospodarcza lub odpłatna działalność pożytku publicznego)?</w:t>
             </w:r>
           </w:p>
@@ -2847,7 +5638,21 @@
             <w:tcW w:w="2340" w:type="dxa"/>
           </w:tcPr>
           <w:p>
-            <w:r>
+            <w:pPr>
+              <w:rPr>
+                <w:lang w:val="pl-PL"/>
+                <w:rPrChange w:id="277" w:author="Mamcarz, Paweł" w:date="2026-10-03T19:50:00Z" w16du:dateUtc="2026-10-03T17:50:00Z">
+                  <w:rPr/>
+                </w:rPrChange>
+              </w:rPr>
+            </w:pPr>
+            <w:r>
+              <w:rPr>
+                <w:lang w:val="pl-PL"/>
+                <w:rPrChange w:id="278" w:author="Mamcarz, Paweł" w:date="2026-10-03T19:50:00Z" w16du:dateUtc="2026-10-03T17:50:00Z">
+                  <w:rPr/>
+                </w:rPrChange>
+              </w:rPr>
               <w:t>Bez tego nie można wystawić faktury</w:t>
             </w:r>
           </w:p>
@@ -2857,8 +5662,33 @@
             <w:tcW w:w="2340" w:type="dxa"/>
           </w:tcPr>
           <w:p>
-            <w:r>
-              <w:t>Tak, albo plan zmiany statutu</w:t>
+            <w:pPr>
+              <w:rPr>
+                <w:lang w:val="pl-PL"/>
+                <w:rPrChange w:id="279" w:author="Mamcarz, Paweł" w:date="2026-10-03T19:50:00Z" w16du:dateUtc="2026-10-03T17:50:00Z">
+                  <w:rPr/>
+                </w:rPrChange>
+              </w:rPr>
+            </w:pPr>
+            <w:proofErr w:type="gramStart"/>
+            <w:r>
+              <w:rPr>
+                <w:lang w:val="pl-PL"/>
+                <w:rPrChange w:id="280" w:author="Mamcarz, Paweł" w:date="2026-10-03T19:50:00Z" w16du:dateUtc="2026-10-03T17:50:00Z">
+                  <w:rPr/>
+                </w:rPrChange>
+              </w:rPr>
+              <w:t>Tak,</w:t>
+            </w:r>
+            <w:proofErr w:type="gramEnd"/>
+            <w:r>
+              <w:rPr>
+                <w:lang w:val="pl-PL"/>
+                <w:rPrChange w:id="281" w:author="Mamcarz, Paweł" w:date="2026-10-03T19:50:00Z" w16du:dateUtc="2026-10-03T17:50:00Z">
+                  <w:rPr/>
+                </w:rPrChange>
+              </w:rPr>
+              <w:t xml:space="preserve"> albo plan zmiany statutu</w:t>
             </w:r>
           </w:p>
         </w:tc>
@@ -2879,7 +5709,21 @@
             <w:tcW w:w="2340" w:type="dxa"/>
           </w:tcPr>
           <w:p>
-            <w:r>
+            <w:pPr>
+              <w:rPr>
+                <w:lang w:val="pl-PL"/>
+                <w:rPrChange w:id="282" w:author="Mamcarz, Paweł" w:date="2026-10-03T19:50:00Z" w16du:dateUtc="2026-10-03T17:50:00Z">
+                  <w:rPr/>
+                </w:rPrChange>
+              </w:rPr>
+            </w:pPr>
+            <w:r>
+              <w:rPr>
+                <w:lang w:val="pl-PL"/>
+                <w:rPrChange w:id="283" w:author="Mamcarz, Paweł" w:date="2026-10-03T19:50:00Z" w16du:dateUtc="2026-10-03T17:50:00Z">
+                  <w:rPr/>
+                </w:rPrChange>
+              </w:rPr>
               <w:t>Kto jest właścicielem danych z diagnoz i na jakich zasadach używamy ich do benchmarku i rozwoju Kalkulatora?</w:t>
             </w:r>
           </w:p>
@@ -2890,35 +5734,79 @@
           </w:tcPr>
           <w:p>
             <w:r>
-              <w:t>Warunek budowy poziomu 2</w:t>
-            </w:r>
-          </w:p>
-        </w:tc>
-        <w:tc>
-          <w:tcPr>
-            <w:tcW w:w="2340" w:type="dxa"/>
-          </w:tcPr>
-          <w:p>
-            <w:r>
+              <w:t xml:space="preserve">Warunek </w:t>
+            </w:r>
+            <w:proofErr w:type="spellStart"/>
+            <w:r>
+              <w:t>budowy</w:t>
+            </w:r>
+            <w:proofErr w:type="spellEnd"/>
+            <w:r>
+              <w:t xml:space="preserve"> </w:t>
+            </w:r>
+            <w:proofErr w:type="spellStart"/>
+            <w:r>
+              <w:t>poziomu</w:t>
+            </w:r>
+            <w:proofErr w:type="spellEnd"/>
+            <w:r>
+              <w:t xml:space="preserve"> 2</w:t>
+            </w:r>
+          </w:p>
+        </w:tc>
+        <w:tc>
+          <w:tcPr>
+            <w:tcW w:w="2340" w:type="dxa"/>
+          </w:tcPr>
+          <w:p>
+            <w:pPr>
+              <w:rPr>
+                <w:lang w:val="pl-PL"/>
+                <w:rPrChange w:id="284" w:author="Mamcarz, Paweł" w:date="2026-10-03T19:50:00Z" w16du:dateUtc="2026-10-03T17:50:00Z">
+                  <w:rPr/>
+                </w:rPrChange>
+              </w:rPr>
+            </w:pPr>
+            <w:r>
+              <w:rPr>
+                <w:lang w:val="pl-PL"/>
+                <w:rPrChange w:id="285" w:author="Mamcarz, Paweł" w:date="2026-10-03T19:50:00Z" w16du:dateUtc="2026-10-03T17:50:00Z">
+                  <w:rPr/>
+                </w:rPrChange>
+              </w:rPr>
               <w:t>Zapis w umowie z klientem</w:t>
             </w:r>
           </w:p>
           <w:p>
             <w:pPr>
               <w:rPr>
-                <w:ins w:id="9027" w:author="Paweł Mamcarz" w:date="2026-10-03T12:00:00Z"/>
-              </w:rPr>
-            </w:pPr>
-            <w:ins w:id="9028" w:author="Paweł Mamcarz" w:date="2026-10-03T12:00:00Z">
+                <w:lang w:val="pl-PL"/>
+                <w:rPrChange w:id="286" w:author="Mamcarz, Paweł" w:date="2026-10-03T19:50:00Z" w16du:dateUtc="2026-10-03T17:50:00Z">
+                  <w:rPr/>
+                </w:rPrChange>
+              </w:rPr>
+            </w:pPr>
+            <w:ins w:id="287" w:author="Paweł Mamcarz" w:date="2026-10-03T12:00:00Z">
               <w:r>
                 <w:rPr>
                   <w:b/>
+                  <w:lang w:val="pl-PL"/>
+                  <w:rPrChange w:id="288" w:author="Mamcarz, Paweł" w:date="2026-10-03T19:50:00Z" w16du:dateUtc="2026-10-03T17:50:00Z">
+                    <w:rPr>
+                      <w:b/>
+                    </w:rPr>
+                  </w:rPrChange>
                 </w:rPr>
                 <w:t xml:space="preserve">Odp. Pawła: </w:t>
               </w:r>
               <w:r>
-                <w:rPr/>
-                <w:t xml:space="preserve">Dziś Kalkulator nie zbiera żadnych danych (obliczenia lokalne w przeglądarce), więc nie ma czego współdzielić. Jeśli dane z diagnoz mają zasilać benchmark, potrzebny jest zapis w umowie z klientem i osobny komponent zbierania (hosting w UE, umowa powierzenia).</w:t>
+                <w:rPr>
+                  <w:lang w:val="pl-PL"/>
+                  <w:rPrChange w:id="289" w:author="Mamcarz, Paweł" w:date="2026-10-03T19:50:00Z" w16du:dateUtc="2026-10-03T17:50:00Z">
+                    <w:rPr/>
+                  </w:rPrChange>
+                </w:rPr>
+                <w:t>Dziś Kalkulator nie zbiera żadnych danych (obliczenia lokalne w przeglądarce), więc nie ma czego współdzielić. Jeśli dane z diagnoz mają zasilać benchmark, potrzebny jest zapis w umowie z klientem i osobny komponent zbierania (hosting w UE, umowa powierzenia).</w:t>
               </w:r>
             </w:ins>
           </w:p>
@@ -2931,7 +5819,6 @@
           </w:tcPr>
           <w:p>
             <w:r>
-              <w:lastRenderedPageBreak/>
               <w:t>34</w:t>
             </w:r>
           </w:p>
@@ -2941,7 +5828,21 @@
             <w:tcW w:w="2340" w:type="dxa"/>
           </w:tcPr>
           <w:p>
-            <w:r>
+            <w:pPr>
+              <w:rPr>
+                <w:lang w:val="pl-PL"/>
+                <w:rPrChange w:id="290" w:author="Mamcarz, Paweł" w:date="2026-10-03T19:50:00Z" w16du:dateUtc="2026-10-03T17:50:00Z">
+                  <w:rPr/>
+                </w:rPrChange>
+              </w:rPr>
+            </w:pPr>
+            <w:r>
+              <w:rPr>
+                <w:lang w:val="pl-PL"/>
+                <w:rPrChange w:id="291" w:author="Mamcarz, Paweł" w:date="2026-10-03T19:50:00Z" w16du:dateUtc="2026-10-03T17:50:00Z">
+                  <w:rPr/>
+                </w:rPrChange>
+              </w:rPr>
               <w:t>Czy nazwa „Standard Zaufania Organizacji” jest sprawdzona w UPRP / EUIPO?</w:t>
             </w:r>
           </w:p>
@@ -2951,19 +5852,55 @@
             <w:tcW w:w="2340" w:type="dxa"/>
           </w:tcPr>
           <w:p>
-            <w:r>
-              <w:t>Ochrona marki narzędzia</w:t>
-            </w:r>
-          </w:p>
-        </w:tc>
-        <w:tc>
-          <w:tcPr>
-            <w:tcW w:w="2340" w:type="dxa"/>
-          </w:tcPr>
-          <w:p>
-            <w:r>
-              <w:t>Sprawdzona lub zlecona</w:t>
-            </w:r>
+            <w:proofErr w:type="spellStart"/>
+            <w:r>
+              <w:t>Ochrona</w:t>
+            </w:r>
+            <w:proofErr w:type="spellEnd"/>
+            <w:r>
+              <w:t xml:space="preserve"> </w:t>
+            </w:r>
+            <w:proofErr w:type="spellStart"/>
+            <w:r>
+              <w:t>marki</w:t>
+            </w:r>
+            <w:proofErr w:type="spellEnd"/>
+            <w:r>
+              <w:t xml:space="preserve"> </w:t>
+            </w:r>
+            <w:proofErr w:type="spellStart"/>
+            <w:r>
+              <w:t>narzędzia</w:t>
+            </w:r>
+            <w:proofErr w:type="spellEnd"/>
+          </w:p>
+        </w:tc>
+        <w:tc>
+          <w:tcPr>
+            <w:tcW w:w="2340" w:type="dxa"/>
+          </w:tcPr>
+          <w:p>
+            <w:proofErr w:type="spellStart"/>
+            <w:r>
+              <w:t>Sprawdzona</w:t>
+            </w:r>
+            <w:proofErr w:type="spellEnd"/>
+            <w:r>
+              <w:t xml:space="preserve"> </w:t>
+            </w:r>
+            <w:proofErr w:type="spellStart"/>
+            <w:r>
+              <w:t>lub</w:t>
+            </w:r>
+            <w:proofErr w:type="spellEnd"/>
+            <w:r>
+              <w:t xml:space="preserve"> </w:t>
+            </w:r>
+            <w:proofErr w:type="spellStart"/>
+            <w:r>
+              <w:t>zlecona</w:t>
+            </w:r>
+            <w:proofErr w:type="spellEnd"/>
           </w:p>
         </w:tc>
       </w:tr>
@@ -2971,13 +5908,39 @@
     <w:p>
       <w:pPr>
         <w:pStyle w:val="Nagwek2"/>
+        <w:rPr>
+          <w:lang w:val="pl-PL"/>
+          <w:rPrChange w:id="292" w:author="Mamcarz, Paweł" w:date="2026-10-03T19:50:00Z" w16du:dateUtc="2026-10-03T17:50:00Z">
+            <w:rPr/>
+          </w:rPrChange>
+        </w:rPr>
       </w:pPr>
       <w:r>
+        <w:rPr>
+          <w:lang w:val="pl-PL"/>
+          <w:rPrChange w:id="293" w:author="Mamcarz, Paweł" w:date="2026-10-03T19:50:00Z" w16du:dateUtc="2026-10-03T17:50:00Z">
+            <w:rPr/>
+          </w:rPrChange>
+        </w:rPr>
         <w:t>Pytania o zasoby, czas i koszty</w:t>
       </w:r>
     </w:p>
     <w:p>
-      <w:r>
+      <w:pPr>
+        <w:rPr>
+          <w:lang w:val="pl-PL"/>
+          <w:rPrChange w:id="294" w:author="Mamcarz, Paweł" w:date="2026-10-03T19:50:00Z" w16du:dateUtc="2026-10-03T17:50:00Z">
+            <w:rPr/>
+          </w:rPrChange>
+        </w:rPr>
+      </w:pPr>
+      <w:r>
+        <w:rPr>
+          <w:lang w:val="pl-PL"/>
+          <w:rPrChange w:id="295" w:author="Mamcarz, Paweł" w:date="2026-10-03T19:50:00Z" w16du:dateUtc="2026-10-03T17:50:00Z">
+            <w:rPr/>
+          </w:rPrChange>
+        </w:rPr>
         <w:t>Odpowiedzi z tej części decydują, kiedy możemy przyjąć pierwszego klienta i ile kosztuje nas jedna diagnoza.</w:t>
       </w:r>
     </w:p>
@@ -3005,6 +5968,7 @@
           </w:tcPr>
           <w:p>
             <w:r>
+              <w:lastRenderedPageBreak/>
               <w:t>#</w:t>
             </w:r>
           </w:p>
@@ -3015,9 +5979,11 @@
             <w:shd w:val="clear" w:color="auto" w:fill="F2F2F2"/>
           </w:tcPr>
           <w:p>
+            <w:proofErr w:type="spellStart"/>
             <w:r>
               <w:t>Pytanie</w:t>
             </w:r>
+            <w:proofErr w:type="spellEnd"/>
           </w:p>
         </w:tc>
         <w:tc>
@@ -3026,9 +5992,19 @@
             <w:shd w:val="clear" w:color="auto" w:fill="F2F2F2"/>
           </w:tcPr>
           <w:p>
-            <w:r>
-              <w:t>Dlaczego to ważne</w:t>
-            </w:r>
+            <w:proofErr w:type="spellStart"/>
+            <w:r>
+              <w:t>Dlaczego</w:t>
+            </w:r>
+            <w:proofErr w:type="spellEnd"/>
+            <w:r>
+              <w:t xml:space="preserve"> to </w:t>
+            </w:r>
+            <w:proofErr w:type="spellStart"/>
+            <w:r>
+              <w:t>ważne</w:t>
+            </w:r>
+            <w:proofErr w:type="spellEnd"/>
           </w:p>
         </w:tc>
         <w:tc>
@@ -3037,7 +6013,21 @@
             <w:shd w:val="clear" w:color="auto" w:fill="F2F2F2"/>
           </w:tcPr>
           <w:p>
-            <w:r>
+            <w:pPr>
+              <w:rPr>
+                <w:lang w:val="pl-PL"/>
+                <w:rPrChange w:id="296" w:author="Mamcarz, Paweł" w:date="2026-10-03T19:50:00Z" w16du:dateUtc="2026-10-03T17:50:00Z">
+                  <w:rPr/>
+                </w:rPrChange>
+              </w:rPr>
+            </w:pPr>
+            <w:r>
+              <w:rPr>
+                <w:lang w:val="pl-PL"/>
+                <w:rPrChange w:id="297" w:author="Mamcarz, Paweł" w:date="2026-10-03T19:50:00Z" w16du:dateUtc="2026-10-03T17:50:00Z">
+                  <w:rPr/>
+                </w:rPrChange>
+              </w:rPr>
               <w:t>Odpowiedź, która pozwala iść dalej</w:t>
             </w:r>
           </w:p>
@@ -3059,7 +6049,21 @@
             <w:tcW w:w="2340" w:type="dxa"/>
           </w:tcPr>
           <w:p>
-            <w:r>
+            <w:pPr>
+              <w:rPr>
+                <w:lang w:val="pl-PL"/>
+                <w:rPrChange w:id="298" w:author="Mamcarz, Paweł" w:date="2026-10-03T19:50:00Z" w16du:dateUtc="2026-10-03T17:50:00Z">
+                  <w:rPr/>
+                </w:rPrChange>
+              </w:rPr>
+            </w:pPr>
+            <w:r>
+              <w:rPr>
+                <w:lang w:val="pl-PL"/>
+                <w:rPrChange w:id="299" w:author="Mamcarz, Paweł" w:date="2026-10-03T19:50:00Z" w16du:dateUtc="2026-10-03T17:50:00Z">
+                  <w:rPr/>
+                </w:rPrChange>
+              </w:rPr>
               <w:t>Ile czasu zajmie przygotowanie ankiety do pierwszego klienta (mapowanie, pilotaż, walidacja)?</w:t>
             </w:r>
           </w:p>
@@ -3070,17 +6074,51 @@
           </w:tcPr>
           <w:p>
             <w:r>
-              <w:t>Termin startu sprzedaży</w:t>
-            </w:r>
-          </w:p>
-        </w:tc>
-        <w:tc>
-          <w:tcPr>
-            <w:tcW w:w="2340" w:type="dxa"/>
-          </w:tcPr>
-          <w:p>
-            <w:r>
-              <w:t>Realny termin, najpóźniej Q1 2027</w:t>
+              <w:t xml:space="preserve">Termin </w:t>
+            </w:r>
+            <w:proofErr w:type="spellStart"/>
+            <w:r>
+              <w:t>startu</w:t>
+            </w:r>
+            <w:proofErr w:type="spellEnd"/>
+            <w:r>
+              <w:t xml:space="preserve"> </w:t>
+            </w:r>
+            <w:proofErr w:type="spellStart"/>
+            <w:r>
+              <w:t>sprzedaży</w:t>
+            </w:r>
+            <w:proofErr w:type="spellEnd"/>
+          </w:p>
+        </w:tc>
+        <w:tc>
+          <w:tcPr>
+            <w:tcW w:w="2340" w:type="dxa"/>
+          </w:tcPr>
+          <w:p>
+            <w:proofErr w:type="spellStart"/>
+            <w:r>
+              <w:t>Realny</w:t>
+            </w:r>
+            <w:proofErr w:type="spellEnd"/>
+            <w:r>
+              <w:t xml:space="preserve"> </w:t>
+            </w:r>
+            <w:proofErr w:type="spellStart"/>
+            <w:r>
+              <w:t>termin</w:t>
+            </w:r>
+            <w:proofErr w:type="spellEnd"/>
+            <w:r>
+              <w:t xml:space="preserve">, </w:t>
+            </w:r>
+            <w:proofErr w:type="spellStart"/>
+            <w:r>
+              <w:t>najpóźniej</w:t>
+            </w:r>
+            <w:proofErr w:type="spellEnd"/>
+            <w:r>
+              <w:t xml:space="preserve"> Q1 2027</w:t>
             </w:r>
           </w:p>
         </w:tc>
@@ -3101,7 +6139,21 @@
             <w:tcW w:w="2340" w:type="dxa"/>
           </w:tcPr>
           <w:p>
-            <w:r>
+            <w:pPr>
+              <w:rPr>
+                <w:lang w:val="pl-PL"/>
+                <w:rPrChange w:id="300" w:author="Mamcarz, Paweł" w:date="2026-10-03T19:50:00Z" w16du:dateUtc="2026-10-03T17:50:00Z">
+                  <w:rPr/>
+                </w:rPrChange>
+              </w:rPr>
+            </w:pPr>
+            <w:r>
+              <w:rPr>
+                <w:lang w:val="pl-PL"/>
+                <w:rPrChange w:id="301" w:author="Mamcarz, Paweł" w:date="2026-10-03T19:50:00Z" w16du:dateUtc="2026-10-03T17:50:00Z">
+                  <w:rPr/>
+                </w:rPrChange>
+              </w:rPr>
               <w:t>Ile czasu zajmie dopracowanie Kalkulatora do pierwszego użycia?</w:t>
             </w:r>
           </w:p>
@@ -3112,35 +6164,108 @@
           </w:tcPr>
           <w:p>
             <w:r>
-              <w:t>Termin startu sprzedaży</w:t>
-            </w:r>
-          </w:p>
-        </w:tc>
-        <w:tc>
-          <w:tcPr>
-            <w:tcW w:w="2340" w:type="dxa"/>
-          </w:tcPr>
-          <w:p>
-            <w:r>
+              <w:t xml:space="preserve">Termin </w:t>
+            </w:r>
+            <w:proofErr w:type="spellStart"/>
+            <w:r>
+              <w:t>startu</w:t>
+            </w:r>
+            <w:proofErr w:type="spellEnd"/>
+            <w:r>
+              <w:t xml:space="preserve"> </w:t>
+            </w:r>
+            <w:proofErr w:type="spellStart"/>
+            <w:r>
+              <w:t>sprzedaży</w:t>
+            </w:r>
+            <w:proofErr w:type="spellEnd"/>
+          </w:p>
+        </w:tc>
+        <w:tc>
+          <w:tcPr>
+            <w:tcW w:w="2340" w:type="dxa"/>
+          </w:tcPr>
+          <w:p>
+            <w:pPr>
+              <w:rPr>
+                <w:lang w:val="pl-PL"/>
+                <w:rPrChange w:id="302" w:author="Mamcarz, Paweł" w:date="2026-10-03T19:50:00Z" w16du:dateUtc="2026-10-03T17:50:00Z">
+                  <w:rPr/>
+                </w:rPrChange>
+              </w:rPr>
+            </w:pPr>
+            <w:r>
+              <w:rPr>
+                <w:lang w:val="pl-PL"/>
+                <w:rPrChange w:id="303" w:author="Mamcarz, Paweł" w:date="2026-10-03T19:50:00Z" w16du:dateUtc="2026-10-03T17:50:00Z">
+                  <w:rPr/>
+                </w:rPrChange>
+              </w:rPr>
               <w:t>Realny termin, zgodny z ankietą</w:t>
             </w:r>
           </w:p>
           <w:p>
-            <w:pPr>
-              <w:rPr>
-                <w:ins w:id="9029" w:author="Paweł Mamcarz" w:date="2026-10-03T12:00:00Z"/>
-              </w:rPr>
-            </w:pPr>
-            <w:ins w:id="9030" w:author="Paweł Mamcarz" w:date="2026-10-03T12:00:00Z">
+            <w:ins w:id="304" w:author="Paweł Mamcarz" w:date="2026-10-03T12:00:00Z">
               <w:r>
                 <w:rPr>
                   <w:b/>
+                  <w:lang w:val="pl-PL"/>
+                  <w:rPrChange w:id="305" w:author="Mamcarz, Paweł" w:date="2026-10-03T19:50:00Z" w16du:dateUtc="2026-10-03T17:50:00Z">
+                    <w:rPr>
+                      <w:b/>
+                    </w:rPr>
+                  </w:rPrChange>
                 </w:rPr>
                 <w:t xml:space="preserve">Odp. Pawła: </w:t>
               </w:r>
               <w:r>
-                <w:rPr/>
-                <w:t xml:space="preserve">Terminu nie podaję, bo zależy od decyzji nietechnicznych (prawa, powiązanie z ankietą, metoda przed/po). Lista prac: (a) interfejs ankieta–model, (b) metoda przed/po, (c) audyt tabel Ipsos i odniesienia GUS, (d) test na firmie pilotażowej. Czas do oszacowania z psychometrą po decyzji o zakresie.</w:t>
+                <w:rPr>
+                  <w:lang w:val="pl-PL"/>
+                  <w:rPrChange w:id="306" w:author="Mamcarz, Paweł" w:date="2026-10-03T19:50:00Z" w16du:dateUtc="2026-10-03T17:50:00Z">
+                    <w:rPr/>
+                  </w:rPrChange>
+                </w:rPr>
+                <w:t xml:space="preserve">Terminu nie podaję, bo zależy od decyzji nietechnicznych (prawa, powiązanie z ankietą, metoda przed/po). Lista prac: (a) interfejs ankieta–model, (b) metoda przed/po, (c) audyt tabel Ipsos i odniesienia GUS, (d) test na firmie pilotażowej. </w:t>
+              </w:r>
+              <w:proofErr w:type="spellStart"/>
+              <w:r>
+                <w:t>Czas</w:t>
+              </w:r>
+              <w:proofErr w:type="spellEnd"/>
+              <w:r>
+                <w:t xml:space="preserve"> do </w:t>
+              </w:r>
+              <w:proofErr w:type="spellStart"/>
+              <w:r>
+                <w:t>oszacowania</w:t>
+              </w:r>
+              <w:proofErr w:type="spellEnd"/>
+              <w:r>
+                <w:t xml:space="preserve"> z </w:t>
+              </w:r>
+              <w:proofErr w:type="spellStart"/>
+              <w:r>
+                <w:t>psychometrą</w:t>
+              </w:r>
+              <w:proofErr w:type="spellEnd"/>
+              <w:r>
+                <w:t xml:space="preserve"> po </w:t>
+              </w:r>
+              <w:proofErr w:type="spellStart"/>
+              <w:r>
+                <w:t>decyzji</w:t>
+              </w:r>
+              <w:proofErr w:type="spellEnd"/>
+              <w:r>
+                <w:t xml:space="preserve"> o </w:t>
+              </w:r>
+              <w:proofErr w:type="spellStart"/>
+              <w:r>
+                <w:t>zakresie</w:t>
+              </w:r>
+              <w:proofErr w:type="spellEnd"/>
+              <w:r>
+                <w:t>.</w:t>
               </w:r>
             </w:ins>
           </w:p>
@@ -3162,7 +6287,21 @@
             <w:tcW w:w="2340" w:type="dxa"/>
           </w:tcPr>
           <w:p>
-            <w:r>
+            <w:pPr>
+              <w:rPr>
+                <w:lang w:val="pl-PL"/>
+                <w:rPrChange w:id="307" w:author="Mamcarz, Paweł" w:date="2026-10-03T19:51:00Z" w16du:dateUtc="2026-10-03T17:51:00Z">
+                  <w:rPr/>
+                </w:rPrChange>
+              </w:rPr>
+            </w:pPr>
+            <w:r>
+              <w:rPr>
+                <w:lang w:val="pl-PL"/>
+                <w:rPrChange w:id="308" w:author="Mamcarz, Paweł" w:date="2026-10-03T19:51:00Z" w16du:dateUtc="2026-10-03T17:51:00Z">
+                  <w:rPr/>
+                </w:rPrChange>
+              </w:rPr>
               <w:t>Kto w fundacji odpowiada za analizę danych i pisanie raportu z diagnozy?</w:t>
             </w:r>
           </w:p>
@@ -3172,17 +6311,49 @@
             <w:tcW w:w="2340" w:type="dxa"/>
           </w:tcPr>
           <w:p>
-            <w:r>
-              <w:t>Najczęstsze wąskie gardło</w:t>
-            </w:r>
-          </w:p>
-        </w:tc>
-        <w:tc>
-          <w:tcPr>
-            <w:tcW w:w="2340" w:type="dxa"/>
-          </w:tcPr>
-          <w:p>
-            <w:r>
+            <w:proofErr w:type="spellStart"/>
+            <w:r>
+              <w:t>Najczęstsze</w:t>
+            </w:r>
+            <w:proofErr w:type="spellEnd"/>
+            <w:r>
+              <w:t xml:space="preserve"> </w:t>
+            </w:r>
+            <w:proofErr w:type="spellStart"/>
+            <w:r>
+              <w:t>wąskie</w:t>
+            </w:r>
+            <w:proofErr w:type="spellEnd"/>
+            <w:r>
+              <w:t xml:space="preserve"> </w:t>
+            </w:r>
+            <w:proofErr w:type="spellStart"/>
+            <w:r>
+              <w:t>gardło</w:t>
+            </w:r>
+            <w:proofErr w:type="spellEnd"/>
+          </w:p>
+        </w:tc>
+        <w:tc>
+          <w:tcPr>
+            <w:tcW w:w="2340" w:type="dxa"/>
+          </w:tcPr>
+          <w:p>
+            <w:pPr>
+              <w:rPr>
+                <w:lang w:val="pl-PL"/>
+                <w:rPrChange w:id="309" w:author="Mamcarz, Paweł" w:date="2026-10-03T19:51:00Z" w16du:dateUtc="2026-10-03T17:51:00Z">
+                  <w:rPr/>
+                </w:rPrChange>
+              </w:rPr>
+            </w:pPr>
+            <w:r>
+              <w:rPr>
+                <w:lang w:val="pl-PL"/>
+                <w:rPrChange w:id="310" w:author="Mamcarz, Paweł" w:date="2026-10-03T19:51:00Z" w16du:dateUtc="2026-10-03T17:51:00Z">
+                  <w:rPr/>
+                </w:rPrChange>
+              </w:rPr>
               <w:t>Konkretne osoby, co najmniej dwie</w:t>
             </w:r>
           </w:p>
@@ -3204,7 +6375,21 @@
             <w:tcW w:w="2340" w:type="dxa"/>
           </w:tcPr>
           <w:p>
-            <w:r>
+            <w:pPr>
+              <w:rPr>
+                <w:lang w:val="pl-PL"/>
+                <w:rPrChange w:id="311" w:author="Mamcarz, Paweł" w:date="2026-10-03T19:51:00Z" w16du:dateUtc="2026-10-03T17:51:00Z">
+                  <w:rPr/>
+                </w:rPrChange>
+              </w:rPr>
+            </w:pPr>
+            <w:r>
+              <w:rPr>
+                <w:lang w:val="pl-PL"/>
+                <w:rPrChange w:id="312" w:author="Mamcarz, Paweł" w:date="2026-10-03T19:51:00Z" w16du:dateUtc="2026-10-03T17:51:00Z">
+                  <w:rPr/>
+                </w:rPrChange>
+              </w:rPr>
               <w:t>Ile godzin pracy zajmie jedna diagnoza (od wysyłki ankiety do spotkania z zarządem)?</w:t>
             </w:r>
           </w:p>
@@ -3214,19 +6399,39 @@
             <w:tcW w:w="2340" w:type="dxa"/>
           </w:tcPr>
           <w:p>
-            <w:r>
-              <w:t>Podstawa wyceny</w:t>
-            </w:r>
-          </w:p>
-        </w:tc>
-        <w:tc>
-          <w:tcPr>
-            <w:tcW w:w="2340" w:type="dxa"/>
-          </w:tcPr>
-          <w:p>
-            <w:r>
-              <w:t>Szacunek w godzinach</w:t>
-            </w:r>
+            <w:proofErr w:type="spellStart"/>
+            <w:r>
+              <w:t>Podstawa</w:t>
+            </w:r>
+            <w:proofErr w:type="spellEnd"/>
+            <w:r>
+              <w:t xml:space="preserve"> </w:t>
+            </w:r>
+            <w:proofErr w:type="spellStart"/>
+            <w:r>
+              <w:t>wyceny</w:t>
+            </w:r>
+            <w:proofErr w:type="spellEnd"/>
+          </w:p>
+        </w:tc>
+        <w:tc>
+          <w:tcPr>
+            <w:tcW w:w="2340" w:type="dxa"/>
+          </w:tcPr>
+          <w:p>
+            <w:proofErr w:type="spellStart"/>
+            <w:r>
+              <w:t>Szacunek</w:t>
+            </w:r>
+            <w:proofErr w:type="spellEnd"/>
+            <w:r>
+              <w:t xml:space="preserve"> w </w:t>
+            </w:r>
+            <w:proofErr w:type="spellStart"/>
+            <w:r>
+              <w:t>godzinach</w:t>
+            </w:r>
+            <w:proofErr w:type="spellEnd"/>
           </w:p>
         </w:tc>
       </w:tr>
@@ -3246,7 +6451,21 @@
             <w:tcW w:w="2340" w:type="dxa"/>
           </w:tcPr>
           <w:p>
-            <w:r>
+            <w:pPr>
+              <w:rPr>
+                <w:lang w:val="pl-PL"/>
+                <w:rPrChange w:id="313" w:author="Mamcarz, Paweł" w:date="2026-10-03T19:51:00Z" w16du:dateUtc="2026-10-03T17:51:00Z">
+                  <w:rPr/>
+                </w:rPrChange>
+              </w:rPr>
+            </w:pPr>
+            <w:r>
+              <w:rPr>
+                <w:lang w:val="pl-PL"/>
+                <w:rPrChange w:id="314" w:author="Mamcarz, Paweł" w:date="2026-10-03T19:51:00Z" w16du:dateUtc="2026-10-03T17:51:00Z">
+                  <w:rPr/>
+                </w:rPrChange>
+              </w:rPr>
               <w:t>Ile diagnoz możemy realizować równolegle?</w:t>
             </w:r>
           </w:p>
@@ -3257,18 +6476,33 @@
           </w:tcPr>
           <w:p>
             <w:r>
-              <w:t>Limit sprzedaży</w:t>
-            </w:r>
-          </w:p>
-        </w:tc>
-        <w:tc>
-          <w:tcPr>
-            <w:tcW w:w="2340" w:type="dxa"/>
-          </w:tcPr>
-          <w:p>
-            <w:r>
-              <w:t>Konkretna liczba</w:t>
-            </w:r>
+              <w:t xml:space="preserve">Limit </w:t>
+            </w:r>
+            <w:proofErr w:type="spellStart"/>
+            <w:r>
+              <w:t>sprzedaży</w:t>
+            </w:r>
+            <w:proofErr w:type="spellEnd"/>
+          </w:p>
+        </w:tc>
+        <w:tc>
+          <w:tcPr>
+            <w:tcW w:w="2340" w:type="dxa"/>
+          </w:tcPr>
+          <w:p>
+            <w:proofErr w:type="spellStart"/>
+            <w:r>
+              <w:t>Konkretna</w:t>
+            </w:r>
+            <w:proofErr w:type="spellEnd"/>
+            <w:r>
+              <w:t xml:space="preserve"> </w:t>
+            </w:r>
+            <w:proofErr w:type="spellStart"/>
+            <w:r>
+              <w:t>liczba</w:t>
+            </w:r>
+            <w:proofErr w:type="spellEnd"/>
           </w:p>
         </w:tc>
       </w:tr>
@@ -3289,28 +6523,129 @@
           </w:tcPr>
           <w:p>
             <w:r>
-              <w:t>Jaki jest koszt przygotowania narzędzi (psychometra, platforma, raporty, prawnik)? Czy jest na to budżet lub sponsor?</w:t>
-            </w:r>
-          </w:p>
-        </w:tc>
-        <w:tc>
-          <w:tcPr>
-            <w:tcW w:w="2340" w:type="dxa"/>
-          </w:tcPr>
-          <w:p>
-            <w:r>
-              <w:t>Inwestycja przed pierwszym przychodem</w:t>
-            </w:r>
-          </w:p>
-        </w:tc>
-        <w:tc>
-          <w:tcPr>
-            <w:tcW w:w="2340" w:type="dxa"/>
-          </w:tcPr>
-          <w:p>
-            <w:r>
-              <w:t>Kwota i źródło finansowania</w:t>
-            </w:r>
+              <w:rPr>
+                <w:lang w:val="pl-PL"/>
+                <w:rPrChange w:id="315" w:author="Mamcarz, Paweł" w:date="2026-10-03T19:51:00Z" w16du:dateUtc="2026-10-03T17:51:00Z">
+                  <w:rPr/>
+                </w:rPrChange>
+              </w:rPr>
+              <w:t xml:space="preserve">Jaki jest koszt przygotowania narzędzi (psychometra, platforma, raporty, </w:t>
+            </w:r>
+            <w:r>
+              <w:rPr>
+                <w:lang w:val="pl-PL"/>
+                <w:rPrChange w:id="316" w:author="Mamcarz, Paweł" w:date="2026-10-03T19:51:00Z" w16du:dateUtc="2026-10-03T17:51:00Z">
+                  <w:rPr/>
+                </w:rPrChange>
+              </w:rPr>
+              <w:lastRenderedPageBreak/>
+              <w:t xml:space="preserve">prawnik)? </w:t>
+            </w:r>
+            <w:proofErr w:type="spellStart"/>
+            <w:r>
+              <w:t>Czy</w:t>
+            </w:r>
+            <w:proofErr w:type="spellEnd"/>
+            <w:r>
+              <w:t xml:space="preserve"> jest </w:t>
+            </w:r>
+            <w:proofErr w:type="spellStart"/>
+            <w:r>
+              <w:t>na</w:t>
+            </w:r>
+            <w:proofErr w:type="spellEnd"/>
+            <w:r>
+              <w:t xml:space="preserve"> to </w:t>
+            </w:r>
+            <w:proofErr w:type="spellStart"/>
+            <w:r>
+              <w:t>budżet</w:t>
+            </w:r>
+            <w:proofErr w:type="spellEnd"/>
+            <w:r>
+              <w:t xml:space="preserve"> </w:t>
+            </w:r>
+            <w:proofErr w:type="spellStart"/>
+            <w:r>
+              <w:t>lub</w:t>
+            </w:r>
+            <w:proofErr w:type="spellEnd"/>
+            <w:r>
+              <w:t xml:space="preserve"> sponsor?</w:t>
+            </w:r>
+          </w:p>
+        </w:tc>
+        <w:tc>
+          <w:tcPr>
+            <w:tcW w:w="2340" w:type="dxa"/>
+          </w:tcPr>
+          <w:p>
+            <w:proofErr w:type="spellStart"/>
+            <w:r>
+              <w:lastRenderedPageBreak/>
+              <w:t>Inwestycja</w:t>
+            </w:r>
+            <w:proofErr w:type="spellEnd"/>
+            <w:r>
+              <w:t xml:space="preserve"> </w:t>
+            </w:r>
+            <w:proofErr w:type="spellStart"/>
+            <w:r>
+              <w:t>przed</w:t>
+            </w:r>
+            <w:proofErr w:type="spellEnd"/>
+            <w:r>
+              <w:t xml:space="preserve"> </w:t>
+            </w:r>
+            <w:proofErr w:type="spellStart"/>
+            <w:r>
+              <w:t>pierwszym</w:t>
+            </w:r>
+            <w:proofErr w:type="spellEnd"/>
+            <w:r>
+              <w:t xml:space="preserve"> </w:t>
+            </w:r>
+            <w:proofErr w:type="spellStart"/>
+            <w:r>
+              <w:t>przychodem</w:t>
+            </w:r>
+            <w:proofErr w:type="spellEnd"/>
+          </w:p>
+        </w:tc>
+        <w:tc>
+          <w:tcPr>
+            <w:tcW w:w="2340" w:type="dxa"/>
+          </w:tcPr>
+          <w:p>
+            <w:proofErr w:type="spellStart"/>
+            <w:r>
+              <w:t>Kwota</w:t>
+            </w:r>
+            <w:proofErr w:type="spellEnd"/>
+            <w:r>
+              <w:t xml:space="preserve"> </w:t>
+            </w:r>
+            <w:proofErr w:type="spellStart"/>
+            <w:r>
+              <w:t>i</w:t>
+            </w:r>
+            <w:proofErr w:type="spellEnd"/>
+            <w:r>
+              <w:t xml:space="preserve"> </w:t>
+            </w:r>
+            <w:proofErr w:type="spellStart"/>
+            <w:r>
+              <w:t>źródło</w:t>
+            </w:r>
+            <w:proofErr w:type="spellEnd"/>
+            <w:r>
+              <w:t xml:space="preserve"> </w:t>
+            </w:r>
+            <w:proofErr w:type="spellStart"/>
+            <w:r>
+              <w:t>finansowania</w:t>
+            </w:r>
+            <w:proofErr w:type="spellEnd"/>
           </w:p>
         </w:tc>
       </w:tr>
@@ -3321,7 +6656,6 @@
           </w:tcPr>
           <w:p>
             <w:r>
-              <w:lastRenderedPageBreak/>
               <w:t>41</w:t>
             </w:r>
           </w:p>
@@ -3331,7 +6665,21 @@
             <w:tcW w:w="2340" w:type="dxa"/>
           </w:tcPr>
           <w:p>
-            <w:r>
+            <w:pPr>
+              <w:rPr>
+                <w:lang w:val="pl-PL"/>
+                <w:rPrChange w:id="317" w:author="Mamcarz, Paweł" w:date="2026-10-03T19:51:00Z" w16du:dateUtc="2026-10-03T17:51:00Z">
+                  <w:rPr/>
+                </w:rPrChange>
+              </w:rPr>
+            </w:pPr>
+            <w:r>
+              <w:rPr>
+                <w:lang w:val="pl-PL"/>
+                <w:rPrChange w:id="318" w:author="Mamcarz, Paweł" w:date="2026-10-03T19:51:00Z" w16du:dateUtc="2026-10-03T17:51:00Z">
+                  <w:rPr/>
+                </w:rPrChange>
+              </w:rPr>
               <w:t>Czy któryś ze sponsorów Kalkulatora albo partner konferencji może być pierwszym klientem pilotażowym?</w:t>
             </w:r>
           </w:p>
@@ -3341,7 +6689,21 @@
             <w:tcW w:w="2340" w:type="dxa"/>
           </w:tcPr>
           <w:p>
-            <w:r>
+            <w:pPr>
+              <w:rPr>
+                <w:lang w:val="pl-PL"/>
+                <w:rPrChange w:id="319" w:author="Mamcarz, Paweł" w:date="2026-10-03T19:51:00Z" w16du:dateUtc="2026-10-03T17:51:00Z">
+                  <w:rPr/>
+                </w:rPrChange>
+              </w:rPr>
+            </w:pPr>
+            <w:r>
+              <w:rPr>
+                <w:lang w:val="pl-PL"/>
+                <w:rPrChange w:id="320" w:author="Mamcarz, Paweł" w:date="2026-10-03T19:51:00Z" w16du:dateUtc="2026-10-03T17:51:00Z">
+                  <w:rPr/>
+                </w:rPrChange>
+              </w:rPr>
               <w:t>Pierwsze dane i pierwszy case</w:t>
             </w:r>
           </w:p>
@@ -3351,9 +6713,19 @@
             <w:tcW w:w="2340" w:type="dxa"/>
           </w:tcPr>
           <w:p>
-            <w:r>
-              <w:t>Wskazana firma</w:t>
-            </w:r>
+            <w:proofErr w:type="spellStart"/>
+            <w:r>
+              <w:t>Wskazana</w:t>
+            </w:r>
+            <w:proofErr w:type="spellEnd"/>
+            <w:r>
+              <w:t xml:space="preserve"> </w:t>
+            </w:r>
+            <w:proofErr w:type="spellStart"/>
+            <w:r>
+              <w:t>firma</w:t>
+            </w:r>
+            <w:proofErr w:type="spellEnd"/>
           </w:p>
         </w:tc>
       </w:tr>
@@ -3362,16 +6734,92 @@
       <w:pPr>
         <w:pStyle w:val="Nagwek2"/>
       </w:pPr>
-      <w:r>
-        <w:t>Przed spotkaniem i na koniec</w:t>
-      </w:r>
+      <w:proofErr w:type="spellStart"/>
+      <w:r>
+        <w:t>Przed</w:t>
+      </w:r>
+      <w:proofErr w:type="spellEnd"/>
+      <w:r>
+        <w:t xml:space="preserve"> </w:t>
+      </w:r>
+      <w:proofErr w:type="spellStart"/>
+      <w:r>
+        <w:t>spotkaniem</w:t>
+      </w:r>
+      <w:proofErr w:type="spellEnd"/>
+      <w:r>
+        <w:t xml:space="preserve"> </w:t>
+      </w:r>
+      <w:proofErr w:type="spellStart"/>
+      <w:r>
+        <w:t>i</w:t>
+      </w:r>
+      <w:proofErr w:type="spellEnd"/>
+      <w:r>
+        <w:t xml:space="preserve"> </w:t>
+      </w:r>
+      <w:proofErr w:type="spellStart"/>
+      <w:r>
+        <w:t>na</w:t>
+      </w:r>
+      <w:proofErr w:type="spellEnd"/>
+      <w:r>
+        <w:t xml:space="preserve"> </w:t>
+      </w:r>
+      <w:proofErr w:type="spellStart"/>
+      <w:r>
+        <w:t>koniec</w:t>
+      </w:r>
+      <w:proofErr w:type="spellEnd"/>
     </w:p>
     <w:p>
       <w:r>
         <w:rPr>
           <w:b/>
         </w:rPr>
-        <w:t>Do przygotowania przed spotkaniem:</w:t>
+        <w:t xml:space="preserve">Do </w:t>
+      </w:r>
+      <w:proofErr w:type="spellStart"/>
+      <w:r>
+        <w:rPr>
+          <w:b/>
+        </w:rPr>
+        <w:t>przygotowania</w:t>
+      </w:r>
+      <w:proofErr w:type="spellEnd"/>
+      <w:r>
+        <w:rPr>
+          <w:b/>
+        </w:rPr>
+        <w:t xml:space="preserve"> </w:t>
+      </w:r>
+      <w:proofErr w:type="spellStart"/>
+      <w:r>
+        <w:rPr>
+          <w:b/>
+        </w:rPr>
+        <w:t>przed</w:t>
+      </w:r>
+      <w:proofErr w:type="spellEnd"/>
+      <w:r>
+        <w:rPr>
+          <w:b/>
+        </w:rPr>
+        <w:t xml:space="preserve"> </w:t>
+      </w:r>
+      <w:proofErr w:type="spellStart"/>
+      <w:r>
+        <w:rPr>
+          <w:b/>
+        </w:rPr>
+        <w:t>spotkaniem</w:t>
+      </w:r>
+      <w:proofErr w:type="spellEnd"/>
+      <w:r>
+        <w:rPr>
+          <w:b/>
+        </w:rPr>
+        <w:t>:</w:t>
       </w:r>
     </w:p>
     <w:p>
@@ -3383,7 +6831,23 @@
         </w:numPr>
       </w:pPr>
       <w:r>
-        <w:t>☐ Kwestionariusz badania Ipsos</w:t>
+        <w:t xml:space="preserve">☐ </w:t>
+      </w:r>
+      <w:proofErr w:type="spellStart"/>
+      <w:r>
+        <w:t>Kwestionariusz</w:t>
+      </w:r>
+      <w:proofErr w:type="spellEnd"/>
+      <w:r>
+        <w:t xml:space="preserve"> </w:t>
+      </w:r>
+      <w:proofErr w:type="spellStart"/>
+      <w:r>
+        <w:t>badania</w:t>
+      </w:r>
+      <w:proofErr w:type="spellEnd"/>
+      <w:r>
+        <w:t xml:space="preserve"> Ipsos</w:t>
       </w:r>
     </w:p>
     <w:p>
@@ -3393,8 +6857,20 @@
           <w:ilvl w:val="0"/>
           <w:numId w:val="4"/>
         </w:numPr>
+        <w:rPr>
+          <w:lang w:val="pl-PL"/>
+          <w:rPrChange w:id="321" w:author="Mamcarz, Paweł" w:date="2026-10-03T19:51:00Z" w16du:dateUtc="2026-10-03T17:51:00Z">
+            <w:rPr/>
+          </w:rPrChange>
+        </w:rPr>
       </w:pPr>
       <w:r>
+        <w:rPr>
+          <w:lang w:val="pl-PL"/>
+          <w:rPrChange w:id="322" w:author="Mamcarz, Paweł" w:date="2026-10-03T19:51:00Z" w16du:dateUtc="2026-10-03T17:51:00Z">
+            <w:rPr/>
+          </w:rPrChange>
+        </w:rPr>
         <w:t>☐ Umowa z Ipsos (zapisy o prawach do pytań i danych)</w:t>
       </w:r>
     </w:p>
@@ -3405,8 +6881,20 @@
           <w:ilvl w:val="0"/>
           <w:numId w:val="4"/>
         </w:numPr>
+        <w:rPr>
+          <w:lang w:val="pl-PL"/>
+          <w:rPrChange w:id="323" w:author="Mamcarz, Paweł" w:date="2026-10-03T19:51:00Z" w16du:dateUtc="2026-10-03T17:51:00Z">
+            <w:rPr/>
+          </w:rPrChange>
+        </w:rPr>
       </w:pPr>
       <w:r>
+        <w:rPr>
+          <w:lang w:val="pl-PL"/>
+          <w:rPrChange w:id="324" w:author="Mamcarz, Paweł" w:date="2026-10-03T19:51:00Z" w16du:dateUtc="2026-10-03T17:51:00Z">
+            <w:rPr/>
+          </w:rPrChange>
+        </w:rPr>
         <w:t>☐ Informacja, czy fundacja ma surowe dane</w:t>
       </w:r>
     </w:p>
@@ -3417,8 +6905,20 @@
           <w:ilvl w:val="0"/>
           <w:numId w:val="4"/>
         </w:numPr>
+        <w:rPr>
+          <w:lang w:val="pl-PL"/>
+          <w:rPrChange w:id="325" w:author="Mamcarz, Paweł" w:date="2026-10-03T19:51:00Z" w16du:dateUtc="2026-10-03T17:51:00Z">
+            <w:rPr/>
+          </w:rPrChange>
+        </w:rPr>
       </w:pPr>
       <w:r>
+        <w:rPr>
+          <w:lang w:val="pl-PL"/>
+          <w:rPrChange w:id="326" w:author="Mamcarz, Paweł" w:date="2026-10-03T19:51:00Z" w16du:dateUtc="2026-10-03T17:51:00Z">
+            <w:rPr/>
+          </w:rPrChange>
+        </w:rPr>
         <w:t>☐ Aktualny opis lub prototyp Kalkulatora z założeniami</w:t>
       </w:r>
     </w:p>
@@ -3429,8 +6929,20 @@
           <w:ilvl w:val="0"/>
           <w:numId w:val="4"/>
         </w:numPr>
+        <w:rPr>
+          <w:lang w:val="pl-PL"/>
+          <w:rPrChange w:id="327" w:author="Mamcarz, Paweł" w:date="2026-10-03T19:51:00Z" w16du:dateUtc="2026-10-03T17:51:00Z">
+            <w:rPr/>
+          </w:rPrChange>
+        </w:rPr>
       </w:pPr>
       <w:r>
+        <w:rPr>
+          <w:lang w:val="pl-PL"/>
+          <w:rPrChange w:id="328" w:author="Mamcarz, Paweł" w:date="2026-10-03T19:51:00Z" w16du:dateUtc="2026-10-03T17:51:00Z">
+            <w:rPr/>
+          </w:rPrChange>
+        </w:rPr>
         <w:t>☐ Lista zobowiązań wobec sponsorów projektu Kalkulatora</w:t>
       </w:r>
     </w:p>
@@ -3441,8 +6953,20 @@
           <w:ilvl w:val="0"/>
           <w:numId w:val="4"/>
         </w:numPr>
+        <w:rPr>
+          <w:lang w:val="pl-PL"/>
+          <w:rPrChange w:id="329" w:author="Mamcarz, Paweł" w:date="2026-10-03T19:51:00Z" w16du:dateUtc="2026-10-03T17:51:00Z">
+            <w:rPr/>
+          </w:rPrChange>
+        </w:rPr>
       </w:pPr>
       <w:r>
+        <w:rPr>
+          <w:lang w:val="pl-PL"/>
+          <w:rPrChange w:id="330" w:author="Mamcarz, Paweł" w:date="2026-10-03T19:51:00Z" w16du:dateUtc="2026-10-03T17:51:00Z">
+            <w:rPr/>
+          </w:rPrChange>
+        </w:rPr>
         <w:t>☐ Wyciąg ze statutu dotyczący działalności odpłatnej</w:t>
       </w:r>
     </w:p>
@@ -3453,17 +6977,175 @@
           <w:ilvl w:val="0"/>
           <w:numId w:val="4"/>
         </w:numPr>
+        <w:rPr>
+          <w:lang w:val="pl-PL"/>
+          <w:rPrChange w:id="331" w:author="Mamcarz, Paweł" w:date="2026-10-03T19:51:00Z" w16du:dateUtc="2026-10-03T17:51:00Z">
+            <w:rPr/>
+          </w:rPrChange>
+        </w:rPr>
       </w:pPr>
       <w:r>
+        <w:rPr>
+          <w:lang w:val="pl-PL"/>
+          <w:rPrChange w:id="332" w:author="Mamcarz, Paweł" w:date="2026-10-03T19:51:00Z" w16du:dateUtc="2026-10-03T17:51:00Z">
+            <w:rPr/>
+          </w:rPrChange>
+        </w:rPr>
         <w:t>☐ Dokument „Ankieta i Kalkulator – ustalenia robocze” do przeczytania przez uczestników</w:t>
       </w:r>
     </w:p>
     <w:p>
+      <w:proofErr w:type="spellStart"/>
       <w:r>
         <w:rPr>
           <w:b/>
         </w:rPr>
-        <w:t>Decyzje na koniec spotkania:</w:t>
+        <w:t>Decyzje</w:t>
+      </w:r>
+      <w:proofErr w:type="spellEnd"/>
+      <w:r>
+        <w:rPr>
+          <w:b/>
+        </w:rPr>
+        <w:t xml:space="preserve"> </w:t>
+      </w:r>
+      <w:proofErr w:type="spellStart"/>
+      <w:r>
+        <w:rPr>
+          <w:b/>
+        </w:rPr>
+        <w:t>na</w:t>
+      </w:r>
+      <w:proofErr w:type="spellEnd"/>
+      <w:r>
+        <w:rPr>
+          <w:b/>
+        </w:rPr>
+        <w:t xml:space="preserve"> </w:t>
+      </w:r>
+      <w:proofErr w:type="spellStart"/>
+      <w:r>
+        <w:rPr>
+          <w:b/>
+        </w:rPr>
+        <w:t>koniec</w:t>
+      </w:r>
+      <w:proofErr w:type="spellEnd"/>
+      <w:r>
+        <w:rPr>
+          <w:b/>
+        </w:rPr>
+        <w:t xml:space="preserve"> </w:t>
+      </w:r>
+      <w:proofErr w:type="spellStart"/>
+      <w:r>
+        <w:rPr>
+          <w:b/>
+        </w:rPr>
+        <w:t>spotkania</w:t>
+      </w:r>
+      <w:proofErr w:type="spellEnd"/>
+      <w:r>
+        <w:rPr>
+          <w:b/>
+        </w:rPr>
+        <w:t>:</w:t>
+      </w:r>
+    </w:p>
+    <w:p>
+      <w:pPr>
+        <w:pStyle w:val="Akapitzlist"/>
+        <w:numPr>
+          <w:ilvl w:val="0"/>
+          <w:numId w:val="5"/>
+        </w:numPr>
+        <w:rPr>
+          <w:lang w:val="pl-PL"/>
+          <w:rPrChange w:id="333" w:author="Mamcarz, Paweł" w:date="2026-10-03T19:51:00Z" w16du:dateUtc="2026-10-03T17:51:00Z">
+            <w:rPr/>
+          </w:rPrChange>
+        </w:rPr>
+      </w:pPr>
+      <w:r>
+        <w:rPr>
+          <w:lang w:val="pl-PL"/>
+          <w:rPrChange w:id="334" w:author="Mamcarz, Paweł" w:date="2026-10-03T19:51:00Z" w16du:dateUtc="2026-10-03T17:51:00Z">
+            <w:rPr/>
+          </w:rPrChange>
+        </w:rPr>
+        <w:t>Werdykt: idziemy dalej / idziemy dalej z warunkami / nie teraz.</w:t>
+      </w:r>
+    </w:p>
+    <w:p>
+      <w:pPr>
+        <w:pStyle w:val="Akapitzlist"/>
+        <w:numPr>
+          <w:ilvl w:val="0"/>
+          <w:numId w:val="5"/>
+        </w:numPr>
+        <w:rPr>
+          <w:lang w:val="pl-PL"/>
+          <w:rPrChange w:id="335" w:author="Mamcarz, Paweł" w:date="2026-10-03T19:51:00Z" w16du:dateUtc="2026-10-03T17:51:00Z">
+            <w:rPr/>
+          </w:rPrChange>
+        </w:rPr>
+      </w:pPr>
+      <w:r>
+        <w:rPr>
+          <w:lang w:val="pl-PL"/>
+          <w:rPrChange w:id="336" w:author="Mamcarz, Paweł" w:date="2026-10-03T19:51:00Z" w16du:dateUtc="2026-10-03T17:51:00Z">
+            <w:rPr/>
+          </w:rPrChange>
+        </w:rPr>
+        <w:t>Lista luk z pięciu warunków krytycznych, każda z osobą odpowiedzialną i terminem.</w:t>
+      </w:r>
+    </w:p>
+    <w:p>
+      <w:pPr>
+        <w:pStyle w:val="Akapitzlist"/>
+        <w:numPr>
+          <w:ilvl w:val="0"/>
+          <w:numId w:val="5"/>
+        </w:numPr>
+        <w:rPr>
+          <w:lang w:val="pl-PL"/>
+          <w:rPrChange w:id="337" w:author="Mamcarz, Paweł" w:date="2026-10-03T19:51:00Z" w16du:dateUtc="2026-10-03T17:51:00Z">
+            <w:rPr/>
+          </w:rPrChange>
+        </w:rPr>
+      </w:pPr>
+      <w:r>
+        <w:rPr>
+          <w:lang w:val="pl-PL"/>
+          <w:rPrChange w:id="338" w:author="Mamcarz, Paweł" w:date="2026-10-03T19:51:00Z" w16du:dateUtc="2026-10-03T17:51:00Z">
+            <w:rPr/>
+          </w:rPrChange>
+        </w:rPr>
+        <w:t>Kto prowadzi przygotowanie ankiety, a kto Kalkulatora.</w:t>
+      </w:r>
+    </w:p>
+    <w:p>
+      <w:pPr>
+        <w:pStyle w:val="Akapitzlist"/>
+        <w:numPr>
+          <w:ilvl w:val="0"/>
+          <w:numId w:val="5"/>
+        </w:numPr>
+        <w:rPr>
+          <w:lang w:val="pl-PL"/>
+          <w:rPrChange w:id="339" w:author="Mamcarz, Paweł" w:date="2026-10-03T19:51:00Z" w16du:dateUtc="2026-10-03T17:51:00Z">
+            <w:rPr/>
+          </w:rPrChange>
+        </w:rPr>
+      </w:pPr>
+      <w:r>
+        <w:rPr>
+          <w:lang w:val="pl-PL"/>
+          <w:rPrChange w:id="340" w:author="Mamcarz, Paweł" w:date="2026-10-03T19:51:00Z" w16du:dateUtc="2026-10-03T17:51:00Z">
+            <w:rPr/>
+          </w:rPrChange>
+        </w:rPr>
+        <w:t>Termin pilotażu i firma pilotażowa.</w:t>
       </w:r>
     </w:p>
     <w:p>
@@ -3475,65 +7157,61 @@
         </w:numPr>
       </w:pPr>
       <w:r>
-        <w:t>Werdykt: idziemy dalej / idziemy dalej z warunkami / nie teraz.</w:t>
+        <w:t xml:space="preserve">Termin </w:t>
+      </w:r>
+      <w:proofErr w:type="spellStart"/>
+      <w:r>
+        <w:t>kolejnego</w:t>
+      </w:r>
+      <w:proofErr w:type="spellEnd"/>
+      <w:r>
+        <w:t xml:space="preserve"> </w:t>
+      </w:r>
+      <w:proofErr w:type="spellStart"/>
+      <w:r>
+        <w:t>spotkania</w:t>
+      </w:r>
+      <w:proofErr w:type="spellEnd"/>
+      <w:r>
+        <w:t xml:space="preserve"> </w:t>
+      </w:r>
+      <w:proofErr w:type="spellStart"/>
+      <w:r>
+        <w:t>kontrolnego</w:t>
+      </w:r>
+      <w:proofErr w:type="spellEnd"/>
+      <w:r>
+        <w:t>.</w:t>
       </w:r>
     </w:p>
     <w:p>
       <w:pPr>
-        <w:pStyle w:val="Akapitzlist"/>
-        <w:numPr>
-          <w:ilvl w:val="0"/>
-          <w:numId w:val="5"/>
-        </w:numPr>
+        <w:rPr>
+          <w:lang w:val="pl-PL"/>
+          <w:rPrChange w:id="341" w:author="Mamcarz, Paweł" w:date="2026-10-03T19:51:00Z" w16du:dateUtc="2026-10-03T17:51:00Z">
+            <w:rPr/>
+          </w:rPrChange>
+        </w:rPr>
       </w:pPr>
       <w:r>
-        <w:t>Lista luk z pięciu warunków krytycznych, każda z osobą odpowiedzialną i terminem.</w:t>
-      </w:r>
-    </w:p>
-    <w:p>
-      <w:pPr>
-        <w:pStyle w:val="Akapitzlist"/>
-        <w:numPr>
-          <w:ilvl w:val="0"/>
-          <w:numId w:val="5"/>
-        </w:numPr>
-      </w:pPr>
-      <w:r>
-        <w:t>Kto prowadzi przygotowanie ankiety, a kto Kalkulatora.</w:t>
-      </w:r>
-    </w:p>
-    <w:p>
-      <w:pPr>
-        <w:pStyle w:val="Akapitzlist"/>
-        <w:numPr>
-          <w:ilvl w:val="0"/>
-          <w:numId w:val="5"/>
-        </w:numPr>
-      </w:pPr>
-      <w:r>
-        <w:t>Termin pilotażu i firma pilotażowa.</w:t>
-      </w:r>
-    </w:p>
-    <w:p>
-      <w:pPr>
-        <w:pStyle w:val="Akapitzlist"/>
-        <w:numPr>
-          <w:ilvl w:val="0"/>
-          <w:numId w:val="5"/>
-        </w:numPr>
-      </w:pPr>
-      <w:r>
-        <w:t>Termin kolejnego spotkania kontrolnego.</w:t>
-      </w:r>
-    </w:p>
-    <w:p>
-      <w:r>
         <w:rPr>
           <w:b/>
+          <w:lang w:val="pl-PL"/>
+          <w:rPrChange w:id="342" w:author="Mamcarz, Paweł" w:date="2026-10-03T19:51:00Z" w16du:dateUtc="2026-10-03T17:51:00Z">
+            <w:rPr>
+              <w:b/>
+            </w:rPr>
+          </w:rPrChange>
         </w:rPr>
         <w:t>Przejrzystość:</w:t>
       </w:r>
       <w:r>
+        <w:rPr>
+          <w:lang w:val="pl-PL"/>
+          <w:rPrChange w:id="343" w:author="Mamcarz, Paweł" w:date="2026-10-03T19:51:00Z" w16du:dateUtc="2026-10-03T17:51:00Z">
+            <w:rPr/>
+          </w:rPrChange>
+        </w:rPr>
         <w:t xml:space="preserve"> pytania wynikają z naszych dotychczasowych ustaleń i materiałów fundacji. Progi (liczba pytań, wielkość pilotażu, termin Q1 2027) to propozycje do potwierdzenia na spotkaniu.</w:t>
       </w:r>
     </w:p>
@@ -3739,6 +7417,14 @@
     </w:lvlOverride>
   </w:num>
 </w:numbering>
+</file>
+
+<file path=word/people.xml><?xml version="1.0" encoding="utf-8"?>
+<w15:people xmlns:wpc="http://schemas.microsoft.com/office/word/2010/wordprocessingCanvas" xmlns:cx="http://schemas.microsoft.com/office/drawing/2014/chartex" xmlns:cx1="http://schemas.microsoft.com/office/drawing/2015/9/8/chartex" xmlns:cx2="http://schemas.microsoft.com/office/drawing/2015/10/21/chartex" xmlns:cx3="http://schemas.microsoft.com/office/drawing/2016/5/9/chartex" xmlns:cx4="http://schemas.microsoft.com/office/drawing/2016/5/10/chartex" xmlns:cx5="http://schemas.microsoft.com/office/drawing/2016/5/11/chartex" xmlns:cx6="http://schemas.microsoft.com/office/drawing/2016/5/12/chartex" xmlns:cx7="http://schemas.microsoft.com/office/drawing/2016/5/13/chartex" xmlns:cx8="http://schemas.microsoft.com/office/drawing/2016/5/14/chartex" xmlns:mc="http://schemas.openxmlformats.org/markup-compatibility/2006" xmlns:m="http://schemas.openxmlformats.org/officeDocument/2006/math" xmlns:aink="http://schemas.microsoft.com/office/drawing/2016/ink" xmlns:am3d="http://schemas.microsoft.com/office/drawing/2017/model3d" xmlns:oel="http://schemas.microsoft.com/office/2019/extlst" xmlns:r="http://schemas.openxmlformats.org/officeDocument/2006/relationships" xmlns:wp14="http://schemas.microsoft.com/office/word/2010/wordprocessingDrawing" xmlns:wp="http://schemas.openxmlformats.org/drawingml/2006/wordprocessingDrawing" xmlns:wpg="http://schemas.microsoft.com/office/word/2010/wordprocessingGroup" xmlns:wpi="http://schemas.microsoft.com/office/word/2010/wordprocessingInk" xmlns:wps="http://schemas.microsoft.com/office/word/2010/wordprocessingShape" xmlns:o="urn:schemas-microsoft-com:office:office" xmlns:v="urn:schemas-microsoft-com:vml" xmlns:w10="urn:schemas-microsoft-com:office:word" xmlns:w="http://schemas.openxmlformats.org/wordprocessingml/2006/main" xmlns:w14="http://schemas.microsoft.com/office/word/2010/wordml" xmlns:w15="http://schemas.microsoft.com/office/word/2012/wordml" xmlns:w16cex="http://schemas.microsoft.com/office/word/2018/wordml/cex" xmlns:w16cid="http://schemas.microsoft.com/office/word/2016/wordml/cid" xmlns:w16="http://schemas.microsoft.com/office/word/2018/wordml" xmlns:w16sdtdh="http://schemas.microsoft.com/office/word/2020/wordml/sdtdatahash" xmlns:w16sdtfl="http://schemas.microsoft.com/office/word/2024/wordml/sdtformatlock" xmlns:w16se="http://schemas.microsoft.com/office/word/2015/wordml/symex" xmlns:w16du="http://schemas.microsoft.com/office/word/2023/wordml/word16du" xmlns:wne="http://schemas.microsoft.com/office/word/2006/wordml" mc:Ignorable="w14 w15 w16se w16cid w16 w16cex w16sdtdh w16sdtfl w16du wp14">
+  <w15:person w15:author="Mamcarz, Paweł">
+    <w15:presenceInfo w15:providerId="AD" w15:userId="S::Pawel.Mamcarz2@all-for-one.com::dd993f53-3e3b-461e-983e-a5aa4bb703ec"/>
+  </w15:person>
+</w15:people>
 </file>
 
 <file path=word/styles.xml><?xml version="1.0" encoding="utf-8"?>
@@ -4365,6 +8051,16 @@
       </w:tblBorders>
     </w:tblPr>
   </w:style>
+  <w:style w:type="paragraph" w:styleId="Poprawka">
+    <w:name w:val="Revision"/>
+    <w:hidden/>
+    <w:uiPriority w:val="99"/>
+    <w:semiHidden/>
+    <w:rsid w:val="00F34308"/>
+    <w:pPr>
+      <w:spacing w:after="0" w:line="240" w:lineRule="auto"/>
+    </w:pPr>
+  </w:style>
 </w:styles>
 </file>
 

--- a/docs/Brief na spotkanie – ankieta i Kalkulator (odp. Pawła).docx
+++ b/docs/Brief na spotkanie – ankieta i Kalkulator (odp. Pawła).docx
@@ -422,6 +422,25 @@
               <w:t>: psychometra jest, mapowanie na filary możliwe</w:t>
             </w:r>
           </w:p>
+          <w:p>
+            <w:pPr>
+              <w:rPr>
+                <w:ins w:id="20039" w:author="Paweł Mamcarz" w:date="2026-10-03T14:00:00Z"/>
+              </w:rPr>
+            </w:pPr>
+            <w:ins w:id="20040" w:author="Paweł Mamcarz" w:date="2026-10-03T14:00:00Z">
+              <w:r>
+                <w:rPr>
+                  <w:b/>
+                </w:rPr>
+                <w:t xml:space="preserve">Odp. Pawła: </w:t>
+              </w:r>
+              <w:r>
+                <w:rPr/>
+                <w:t xml:space="preserve">Protokół walidacji i plan pilotażu istnieją (Zał. 2); wymagają decyzji o skalach (Ipsos czy skale z literatury) i potwierdzenia statusu rejestracji.</w:t>
+              </w:r>
+            </w:ins>
+          </w:p>
         </w:tc>
         <w:tc>
           <w:tcPr>
@@ -652,6 +671,25 @@
               <w:t>Otwarty</w:t>
             </w:r>
             <w:proofErr w:type="spellEnd"/>
+          </w:p>
+          <w:p>
+            <w:pPr>
+              <w:rPr>
+                <w:ins w:id="20041" w:author="Paweł Mamcarz" w:date="2026-10-03T14:00:00Z"/>
+              </w:rPr>
+            </w:pPr>
+            <w:ins w:id="20042" w:author="Paweł Mamcarz" w:date="2026-10-03T14:00:00Z">
+              <w:r>
+                <w:rPr>
+                  <w:b/>
+                </w:rPr>
+                <w:t xml:space="preserve">Odp. Pawła: </w:t>
+              </w:r>
+              <w:r>
+                <w:rPr/>
+                <w:t xml:space="preserve">Częściowo. Jest szablon zgody i klauzula RODO dla badania naukowego; brak wzoru umowy powierzenia i inspektora. Projekt dla ścieżki Fundacji: Zał. 4.</w:t>
+              </w:r>
+            </w:ins>
           </w:p>
         </w:tc>
         <w:tc>
@@ -2517,6 +2555,35 @@
             </w:r>
             <w:proofErr w:type="spellEnd"/>
           </w:p>
+          <w:p>
+            <w:pPr>
+              <w:rPr>
+                <w:ins w:id="20001" w:author="Paweł Mamcarz" w:date="2026-10-03T14:00:00Z"/>
+              </w:rPr>
+            </w:pPr>
+            <w:ins w:id="20002" w:author="Paweł Mamcarz" w:date="2026-10-03T14:00:00Z">
+              <w:r>
+                <w:rPr>
+                  <w:b/>
+                </w:rPr>
+                <w:t xml:space="preserve">Odp. Pawła: </w:t>
+              </w:r>
+              <w:r>
+                <w:rPr/>
+                <w:t xml:space="preserve">Protokół walidacji (silence-tax.com) zakłada fazę A na 15 firmach (co najmniej 50 FTE), z minimum 15 ważnymi odpowiedziami na firmę, docelowo 20, czyli około 225–300 osób. To mieści się w proponowanym zakresie 150–300. Zbieranie planowano na IV kwartał 2026 – III kwartał 2027, rejestrację wstępną na III kwartał 2026. Status rejestracji, liczba zgłoszonych firm, firma pilotażowa i termin: </w:t>
+              </w:r>
+              <w:r>
+                <w:rPr>
+                  <w:highlight w:val="yellow"/>
+                </w:rPr>
+                <w:t xml:space="preserve">[do uzupełnienia]</w:t>
+              </w:r>
+              <w:r>
+                <w:rPr/>
+                <w:t xml:space="preserve">. Zał. 2.</w:t>
+              </w:r>
+            </w:ins>
+          </w:p>
         </w:tc>
       </w:tr>
       <w:tr>
@@ -2678,6 +2745,25 @@
             </w:r>
             <w:proofErr w:type="spellEnd"/>
           </w:p>
+          <w:p>
+            <w:pPr>
+              <w:rPr>
+                <w:ins w:id="20003" w:author="Paweł Mamcarz" w:date="2026-10-03T14:00:00Z"/>
+              </w:rPr>
+            </w:pPr>
+            <w:ins w:id="20004" w:author="Paweł Mamcarz" w:date="2026-10-03T14:00:00Z">
+              <w:r>
+                <w:rPr>
+                  <w:b/>
+                </w:rPr>
+                <w:t xml:space="preserve">Odp. Pawła: </w:t>
+              </w:r>
+              <w:r>
+                <w:rPr/>
+                <w:t xml:space="preserve">Protokół wskazuje osiem zmiennych skutku: rotacja dobrowolna, błędy i defekty na 1000 godzin, zgłoszone pomysły, zaangażowanie (UWES-9), absencja, dzielenie się wiedzą (podskala milczenia uległego), narzut kierowniczy i poczucie bezpieczeństwa (PS-7). Większość pochodzi z rejestrów firmy, nie z badania Ipsos, więc spójność z raportem Ipsos sprawdzamy z psychometrą. Zał. 2 i 3.</w:t>
+              </w:r>
+            </w:ins>
+          </w:p>
         </w:tc>
       </w:tr>
       <w:tr>
@@ -2773,6 +2859,25 @@
               <w:t>psychometrze</w:t>
             </w:r>
             <w:proofErr w:type="spellEnd"/>
+          </w:p>
+          <w:p>
+            <w:pPr>
+              <w:rPr>
+                <w:ins w:id="20005" w:author="Paweł Mamcarz" w:date="2026-10-03T14:00:00Z"/>
+              </w:rPr>
+            </w:pPr>
+            <w:ins w:id="20006" w:author="Paweł Mamcarz" w:date="2026-10-03T14:00:00Z">
+              <w:r>
+                <w:rPr>
+                  <w:b/>
+                </w:rPr>
+                <w:t xml:space="preserve">Odp. Pawła: </w:t>
+              </w:r>
+              <w:r>
+                <w:rPr/>
+                <w:t xml:space="preserve">Wersja badawcza ma około 35 pozycji (PS-7, skala milczenia Van Dyne z 15 pozycjami, UWES-9, kontekst), czyli około 10 minut na osobę. Ostateczną długość ustala twórca narzędzia; przejście na pytania Ipsos zmieni zarówno długość, jak i protokół. Zał. 2.</w:t>
+              </w:r>
+            </w:ins>
           </w:p>
         </w:tc>
       </w:tr>
@@ -3167,6 +3272,25 @@
               </w:r>
             </w:ins>
           </w:p>
+          <w:p>
+            <w:pPr>
+              <w:rPr>
+                <w:ins w:id="20007" w:author="Paweł Mamcarz" w:date="2026-10-03T14:00:00Z"/>
+              </w:rPr>
+            </w:pPr>
+            <w:ins w:id="20008" w:author="Paweł Mamcarz" w:date="2026-10-03T14:00:00Z">
+              <w:r>
+                <w:rPr>
+                  <w:b/>
+                </w:rPr>
+                <w:t xml:space="preserve">Uzupełnienie (silence-tax.com): </w:t>
+              </w:r>
+              <w:r>
+                <w:rPr/>
+                <w:t xml:space="preserve">Pełna wersja na silence-tax.com (13 modułów kosztów, katalog interwencji z optymalizatorem, materiały akademickie) to osobne repozytorium, także na licencji MIT, tego samego autora. Wersja FNP celowo jej nie zawiera. Pytanie o prawa Fundacji dotyczy więc obu repozytoriów.</w:t>
+              </w:r>
+            </w:ins>
+          </w:p>
         </w:tc>
       </w:tr>
       <w:tr>
@@ -3492,6 +3616,25 @@
               </w:r>
             </w:ins>
           </w:p>
+          <w:p>
+            <w:pPr>
+              <w:rPr>
+                <w:ins w:id="20009" w:author="Paweł Mamcarz" w:date="2026-10-03T14:00:00Z"/>
+              </w:rPr>
+            </w:pPr>
+            <w:ins w:id="20010" w:author="Paweł Mamcarz" w:date="2026-10-03T14:00:00Z">
+              <w:r>
+                <w:rPr>
+                  <w:b/>
+                </w:rPr>
+                <w:t xml:space="preserve">Uzupełnienie: </w:t>
+              </w:r>
+              <w:r>
+                <w:rPr/>
+                <w:t xml:space="preserve">Zestawienie wszystkich założeń z wartościami i statusem (autorski prior, źródło prywatne w audycie, do weryfikacji) jest w Zał. 1.</w:t>
+              </w:r>
+            </w:ins>
+          </w:p>
         </w:tc>
       </w:tr>
       <w:tr>
@@ -3610,6 +3753,25 @@
               </w:r>
             </w:ins>
           </w:p>
+          <w:p>
+            <w:pPr>
+              <w:rPr>
+                <w:ins w:id="20011" w:author="Paweł Mamcarz" w:date="2026-10-03T14:00:00Z"/>
+              </w:rPr>
+            </w:pPr>
+            <w:ins w:id="20012" w:author="Paweł Mamcarz" w:date="2026-10-03T14:00:00Z">
+              <w:r>
+                <w:rPr>
+                  <w:b/>
+                </w:rPr>
+                <w:t xml:space="preserve">Uzupełnienie: </w:t>
+              </w:r>
+              <w:r>
+                <w:rPr/>
+                <w:t xml:space="preserve">W głównym repozytorium granice P10–P90 są nazywane granicami scenariusza (percentyle propagacji priorów), nie przedziałem ufności. Taki język proponuję w ofercie. Zał. 1, sekcja 5.</w:t>
+              </w:r>
+            </w:ins>
+          </w:p>
         </w:tc>
       </w:tr>
       <w:tr>
@@ -3892,6 +4054,25 @@
                   </w:rPrChange>
                 </w:rPr>
                 <w:t>Dziś nie jest powiązany. Klimat to jeden suwak wpisywany przez osobę z firmy; brak mapowania pytań ankiety, modułu D i filarów. To główna luka. Potrzebny projekt interfejsu: które wyniki filarów zastępują suwak i jak agregować do zespołu (z psychometrą).</w:t>
+              </w:r>
+            </w:ins>
+          </w:p>
+          <w:p>
+            <w:pPr>
+              <w:rPr>
+                <w:ins w:id="20013" w:author="Paweł Mamcarz" w:date="2026-10-03T14:00:00Z"/>
+              </w:rPr>
+            </w:pPr>
+            <w:ins w:id="20014" w:author="Paweł Mamcarz" w:date="2026-10-03T14:00:00Z">
+              <w:r>
+                <w:rPr>
+                  <w:b/>
+                </w:rPr>
+                <w:t xml:space="preserve">Uzupełnienie (silence-tax.com): </w:t>
+              </w:r>
+              <w:r>
+                <w:rPr/>
+                <w:t xml:space="preserve">Most ankieta–model istnieje w głównym repozytorium jako skrypt wsadowy: przelicza wynik ankiety (skala 1–7 albo 0–100) na klimat 0–100 i uruchamia model dla każdej firmy, zapisując predykcje przed porównaniem z wynikami. Działa na pliku CSV, nie w interfejsie Kalkulatora FNP. Protokół traktuje wynik PS-7 przeskalowany do 0–100 jako główne wejście modelu.</w:t>
               </w:r>
             </w:ins>
           </w:p>
@@ -4132,6 +4313,25 @@
               </w:r>
             </w:ins>
           </w:p>
+          <w:p>
+            <w:pPr>
+              <w:rPr>
+                <w:ins w:id="20015" w:author="Paweł Mamcarz" w:date="2026-10-03T14:00:00Z"/>
+              </w:rPr>
+            </w:pPr>
+            <w:ins w:id="20016" w:author="Paweł Mamcarz" w:date="2026-10-03T14:00:00Z">
+              <w:r>
+                <w:rPr>
+                  <w:b/>
+                </w:rPr>
+                <w:t xml:space="preserve">Uzupełnienie: </w:t>
+              </w:r>
+              <w:r>
+                <w:rPr/>
+                <w:t xml:space="preserve">Pełna lista danych (około 50 pól w 6 sekcjach, z oznaczeniem, które są potrzebne do Kalkulatora) jest w Zał. 3. Do samego Kalkulatora wystarczą 4 pola oraz szacunek klimatu.</w:t>
+              </w:r>
+            </w:ins>
+          </w:p>
         </w:tc>
       </w:tr>
       <w:tr>
@@ -4290,6 +4490,25 @@
               </w:r>
             </w:ins>
           </w:p>
+          <w:p>
+            <w:pPr>
+              <w:rPr>
+                <w:ins w:id="20017" w:author="Paweł Mamcarz" w:date="2026-10-03T14:00:00Z"/>
+              </w:rPr>
+            </w:pPr>
+            <w:ins w:id="20018" w:author="Paweł Mamcarz" w:date="2026-10-03T14:00:00Z">
+              <w:r>
+                <w:rPr>
+                  <w:b/>
+                </w:rPr>
+                <w:t xml:space="preserve">Poprawka do odpowiedzi powyżej: </w:t>
+              </w:r>
+              <w:r>
+                <w:rPr/>
+                <w:t xml:space="preserve">Protokół wskazuje progi: firmy od 50 FTE (poniżej hierarchia jest płytka, a silnik prawdopodobnie przeszacowuje) oraz co najmniej 15 ważnych odpowiedzi na firmę do stabilnej średniej firmowej. To progi projektowe autora, nie ustalone przez psychometrę. Zał. 2.</w:t>
+              </w:r>
+            </w:ins>
+          </w:p>
         </w:tc>
       </w:tr>
       <w:tr>
@@ -4407,6 +4626,25 @@
               </w:r>
             </w:ins>
           </w:p>
+          <w:p>
+            <w:pPr>
+              <w:rPr>
+                <w:ins w:id="20019" w:author="Paweł Mamcarz" w:date="2026-10-03T14:00:00Z"/>
+              </w:rPr>
+            </w:pPr>
+            <w:ins w:id="20020" w:author="Paweł Mamcarz" w:date="2026-10-03T14:00:00Z">
+              <w:r>
+                <w:rPr>
+                  <w:b/>
+                </w:rPr>
+                <w:t xml:space="preserve">Uzupełnienie: </w:t>
+              </w:r>
+              <w:r>
+                <w:rPr/>
+                <w:t xml:space="preserve">Protokół zakłada analizę wielopoziomową (respondenci w firmach, ICC około 0,15, 20 osób na firmę), ale sam model kosztów nadal liczy firmę jako całość. Próg 5 osób z briefu (zespół) i 15 osób na firmę z protokołu dotyczą różnych poziomów agregacji.</w:t>
+              </w:r>
+            </w:ins>
+          </w:p>
         </w:tc>
       </w:tr>
       <w:tr>
@@ -4564,6 +4802,25 @@
               </w:r>
             </w:ins>
           </w:p>
+          <w:p>
+            <w:pPr>
+              <w:rPr>
+                <w:ins w:id="20021" w:author="Paweł Mamcarz" w:date="2026-10-03T14:00:00Z"/>
+              </w:rPr>
+            </w:pPr>
+            <w:ins w:id="20022" w:author="Paweł Mamcarz" w:date="2026-10-03T14:00:00Z">
+              <w:r>
+                <w:rPr>
+                  <w:b/>
+                </w:rPr>
+                <w:t xml:space="preserve">Poprawka do odpowiedzi powyżej: </w:t>
+              </w:r>
+              <w:r>
+                <w:rPr/>
+                <w:t xml:space="preserve">Plan testu istnieje: protokół walidacji z hipotezami H1–H5 i kryterium obalenia (korelacja poniżej 0,15 przy co najmniej 60 firmach). Faza A na 15 firmach jest dla poziomu firmy eksploracyjna. Wyników na razie nie ma. Pierwsza firma pilotażowa może wejść do fazy A. Zał. 2.</w:t>
+              </w:r>
+            </w:ins>
+          </w:p>
         </w:tc>
       </w:tr>
       <w:tr>
@@ -4679,6 +4936,25 @@
                   </w:rPrChange>
                 </w:rPr>
                 <w:t>Dziś nie liczymy; funkcja nie istnieje. Dwa uruchomienia modelu to porównanie scenariuszy, nie dowód efektu programu. Do kroku 9 potrzebna osobna metoda przed/po oparta na ankiecie (zespoły objęte i nieobjęte działaniami), zaprojektowana z psychometrą. Język wniosków „zmiana zbiegła się z…” jest zgodny z kontraktem produktu.</w:t>
+              </w:r>
+            </w:ins>
+          </w:p>
+          <w:p>
+            <w:pPr>
+              <w:rPr>
+                <w:ins w:id="20023" w:author="Paweł Mamcarz" w:date="2026-10-03T14:00:00Z"/>
+              </w:rPr>
+            </w:pPr>
+            <w:ins w:id="20024" w:author="Paweł Mamcarz" w:date="2026-10-03T14:00:00Z">
+              <w:r>
+                <w:rPr>
+                  <w:b/>
+                </w:rPr>
+                <w:t xml:space="preserve">Uzupełnienie: </w:t>
+              </w:r>
+              <w:r>
+                <w:rPr/>
+                <w:t xml:space="preserve">Faza C protokołu: wyniki pierwotne określone przed wdrożeniem, porównanie w czasie, grupa odniesienia jeśli to możliwe, ROI tylko przy obserwowanych kosztach i efektach. Zaproszenie dla firm przewiduje opcjonalny re-pomiar po 6 miesiącach. W narzędziu tego nie ma, a główny protokół jest przekrojowy. Zał. 2, sekcja 7.</w:t>
               </w:r>
             </w:ins>
           </w:p>
@@ -4975,6 +5251,25 @@
               <w:t>Tak, z tymi samymi zasadami</w:t>
             </w:r>
           </w:p>
+          <w:p>
+            <w:pPr>
+              <w:rPr>
+                <w:ins w:id="20025" w:author="Paweł Mamcarz" w:date="2026-10-03T14:00:00Z"/>
+              </w:rPr>
+            </w:pPr>
+            <w:ins w:id="20026" w:author="Paweł Mamcarz" w:date="2026-10-03T14:00:00Z">
+              <w:r>
+                <w:rPr>
+                  <w:b/>
+                </w:rPr>
+                <w:t xml:space="preserve">Odp. Pawła: </w:t>
+              </w:r>
+              <w:r>
+                <w:rPr/>
+                <w:t xml:space="preserve">Tak, faza A walidacji może być wspólnym pilotażem ankiety i Kalkulatora, jeśli Fundacja przyjmie jej zasady (firma od 50 FTE, co najmniej 15 respondentów, dane z rejestrów, zgoda). Firmy w badaniu dostają bezpłatny raport indywidualny, co trzeba uzgodnić z modelem ścieżki płatnej. Zał. 2 i 4.</w:t>
+              </w:r>
+            </w:ins>
+          </w:p>
         </w:tc>
       </w:tr>
       <w:tr>
@@ -5328,6 +5623,25 @@
               <w:t>Wybrana platforma z hostingiem w UE</w:t>
             </w:r>
           </w:p>
+          <w:p>
+            <w:pPr>
+              <w:rPr>
+                <w:ins w:id="20027" w:author="Paweł Mamcarz" w:date="2026-10-03T14:00:00Z"/>
+              </w:rPr>
+            </w:pPr>
+            <w:ins w:id="20028" w:author="Paweł Mamcarz" w:date="2026-10-03T14:00:00Z">
+              <w:r>
+                <w:rPr>
+                  <w:b/>
+                </w:rPr>
+                <w:t xml:space="preserve">Odp. Pawła: </w:t>
+              </w:r>
+              <w:r>
+                <w:rPr/>
+                <w:t xml:space="preserve">Działa infrastruktura ankiety: Worker na Cloudflare z magazynem KV (anonimowe odpowiedzi, kody firm, haszowany e-mail zgody, limity zapytań, eksport CSV tylko z tokenem administratora) i czterokrokowy formularz zgłoszenia firmy. Fundacja nie potrzebuje licencji. Bez ustawionej lokalizacji danych w UE i bez automatycznego usuwania po okresie przechowywania; to trzeba wdrożyć albo wybrać inną platformę. Zał. 4.</w:t>
+              </w:r>
+            </w:ins>
+          </w:p>
         </w:tc>
       </w:tr>
       <w:tr>
@@ -5419,6 +5733,25 @@
             </w:r>
             <w:proofErr w:type="spellEnd"/>
           </w:p>
+          <w:p>
+            <w:pPr>
+              <w:rPr>
+                <w:ins w:id="20029" w:author="Paweł Mamcarz" w:date="2026-10-03T14:00:00Z"/>
+              </w:rPr>
+            </w:pPr>
+            <w:ins w:id="20030" w:author="Paweł Mamcarz" w:date="2026-10-03T14:00:00Z">
+              <w:r>
+                <w:rPr>
+                  <w:b/>
+                </w:rPr>
+                <w:t xml:space="preserve">Odp. Pawła: </w:t>
+              </w:r>
+              <w:r>
+                <w:rPr/>
+                <w:t xml:space="preserve">Dziś raporty przygotowuje autor: skrypt wsadowy (CSV na predykcje), wydruk raportu z przeglądarki, analiza statystyczna w R zaplanowana w protokole. Nie ma pulpitu (Power BI, Looker Studio). Fundacja powinna wskazać osobę lub wykonawcę (por. pyt. 37).</w:t>
+              </w:r>
+            </w:ins>
+          </w:p>
         </w:tc>
       </w:tr>
       <w:tr>
@@ -5515,6 +5848,25 @@
             </w:r>
             <w:proofErr w:type="spellEnd"/>
           </w:p>
+          <w:p>
+            <w:pPr>
+              <w:rPr>
+                <w:ins w:id="20031" w:author="Paweł Mamcarz" w:date="2026-10-03T14:00:00Z"/>
+              </w:rPr>
+            </w:pPr>
+            <w:ins w:id="20032" w:author="Paweł Mamcarz" w:date="2026-10-03T14:00:00Z">
+              <w:r>
+                <w:rPr>
+                  <w:b/>
+                </w:rPr>
+                <w:t xml:space="preserve">Odp. Pawła: </w:t>
+              </w:r>
+              <w:r>
+                <w:rPr/>
+                <w:t xml:space="preserve">Jest szablon zaproszenia i klauzula RODO dla badania naukowego, z autorem jako administratorem. Wzoru umowy powierzenia nie ma. Projekt zmian dla ścieżki Fundacji i lista decyzji: Zał. 4.</w:t>
+              </w:r>
+            </w:ins>
+          </w:p>
         </w:tc>
       </w:tr>
       <w:tr>
@@ -5595,6 +5947,25 @@
               <w:t>osoba</w:t>
             </w:r>
             <w:proofErr w:type="spellEnd"/>
+          </w:p>
+          <w:p>
+            <w:pPr>
+              <w:rPr>
+                <w:ins w:id="20033" w:author="Paweł Mamcarz" w:date="2026-10-03T14:00:00Z"/>
+              </w:rPr>
+            </w:pPr>
+            <w:ins w:id="20034" w:author="Paweł Mamcarz" w:date="2026-10-03T14:00:00Z">
+              <w:r>
+                <w:rPr>
+                  <w:b/>
+                </w:rPr>
+                <w:t xml:space="preserve">Odp. Pawła: </w:t>
+              </w:r>
+              <w:r>
+                <w:rPr/>
+                <w:t xml:space="preserve">Inspektora ochrony danych w materiałach nie ma. Zaproszenie zawiera stwierdzenie o niskim ryzyku reidentyfikacji, ale odrębnego dokumentu oceny skutków nie znalazłem. Do wskazania w Fundacji. Zał. 4.</w:t>
+              </w:r>
+            </w:ins>
           </w:p>
         </w:tc>
       </w:tr>
@@ -5807,6 +6178,25 @@
                   </w:rPrChange>
                 </w:rPr>
                 <w:t>Dziś Kalkulator nie zbiera żadnych danych (obliczenia lokalne w przeglądarce), więc nie ma czego współdzielić. Jeśli dane z diagnoz mają zasilać benchmark, potrzebny jest zapis w umowie z klientem i osobny komponent zbierania (hosting w UE, umowa powierzenia).</w:t>
+              </w:r>
+            </w:ins>
+          </w:p>
+          <w:p>
+            <w:pPr>
+              <w:rPr>
+                <w:ins w:id="20035" w:author="Paweł Mamcarz" w:date="2026-10-03T14:00:00Z"/>
+              </w:rPr>
+            </w:pPr>
+            <w:ins w:id="20036" w:author="Paweł Mamcarz" w:date="2026-10-03T14:00:00Z">
+              <w:r>
+                <w:rPr>
+                  <w:b/>
+                </w:rPr>
+                <w:t xml:space="preserve">Poprawka do odpowiedzi powyżej: </w:t>
+              </w:r>
+              <w:r>
+                <w:rPr/>
+                <w:t xml:space="preserve">Sam Kalkulator FNP nie zbiera danych, ale w głównym repozytorium działa Worker ankiety badania walidacyjnego. Zgoda tam obejmuje cel naukowy, 5 lat przechowywania i zanonimizowany zbiór po publikacji. Nie obejmuje użycia danych z płatnych diagnoz do benchmarku ani rozwoju Kalkulatora: to wymaga zapisu w umowie z klientem (krok 10). Zał. 4.</w:t>
               </w:r>
             </w:ins>
           </w:p>
@@ -6727,6 +7117,25 @@
             </w:r>
             <w:proofErr w:type="spellEnd"/>
           </w:p>
+          <w:p>
+            <w:pPr>
+              <w:rPr>
+                <w:ins w:id="20037" w:author="Paweł Mamcarz" w:date="2026-10-03T14:00:00Z"/>
+              </w:rPr>
+            </w:pPr>
+            <w:ins w:id="20038" w:author="Paweł Mamcarz" w:date="2026-10-03T14:00:00Z">
+              <w:r>
+                <w:rPr>
+                  <w:b/>
+                </w:rPr>
+                <w:t xml:space="preserve">Odp. Pawła: </w:t>
+              </w:r>
+              <w:r>
+                <w:rPr/>
+                <w:t xml:space="preserve">Z perspektywy protokołu firma pilotażowa musi mieć co najmniej 50 FTE, 15 respondentów i 12 miesięcy danych z rejestrów. Czy pilotem może być sponsor lub partner konferencji, decyduje Fundacja (por. rozdzielenie diagnozy i sponsoringu w ścieżce). Zał. 2.</w:t>
+              </w:r>
+            </w:ins>
+          </w:p>
         </w:tc>
       </w:tr>
     </w:tbl>
@@ -7214,6 +7623,25 @@
         </w:rPr>
         <w:t xml:space="preserve"> pytania wynikają z naszych dotychczasowych ustaleń i materiałów fundacji. Progi (liczba pytań, wielkość pilotażu, termin Q1 2027) to propozycje do potwierdzenia na spotkaniu.</w:t>
       </w:r>
+    </w:p>
+    <w:p>
+      <w:pPr>
+        <w:rPr>
+          <w:ins w:id="20043" w:author="Paweł Mamcarz" w:date="2026-10-03T14:00:00Z"/>
+        </w:rPr>
+      </w:pPr>
+      <w:ins w:id="20044" w:author="Paweł Mamcarz" w:date="2026-10-03T14:00:00Z">
+        <w:r>
+          <w:rPr>
+            <w:b/>
+          </w:rPr>
+          <w:t xml:space="preserve">Załączniki: </w:t>
+        </w:r>
+        <w:r>
+          <w:rPr/>
+          <w:t xml:space="preserve">1. Założenia Kalkulatora i ich status; 2. Protokół walidacji ankiety i Kalkulatora; 3. Formularz danych firmy; 4. Zgoda i informacja o danych (projekt, do weryfikacji prawnej). Pliki w katalogu dla-fundacji.</w:t>
+        </w:r>
+      </w:ins>
     </w:p>
     <w:sectPr>
       <w:pgSz w:w="12240" w:h="15840"/>

--- a/docs/Brief na spotkanie – ankieta i Kalkulator (odp. Pawła).docx
+++ b/docs/Brief na spotkanie – ankieta i Kalkulator (odp. Pawła).docx
@@ -2570,13 +2570,13 @@
               </w:r>
               <w:r>
                 <w:rPr/>
-                <w:t xml:space="preserve">Protokół walidacji (silence-tax.com) zakłada fazę A na 15 firmach (co najmniej 50 FTE), z minimum 15 ważnymi odpowiedziami na firmę, docelowo 20, czyli około 225–300 osób. To mieści się w proponowanym zakresie 150–300. Zbieranie planowano na IV kwartał 2026 – III kwartał 2027, rejestrację wstępną na III kwartał 2026. Status rejestracji, liczba zgłoszonych firm, firma pilotażowa i termin: </w:t>
+                <w:t xml:space="preserve">Protokół walidacji (silence-tax.com) zakłada fazę A na 15 firmach (co najmniej 50 FTE), z minimum 15 ważnymi odpowiedziami na firmę, docelowo 20, czyli około 225–300 osób. To mieści się w proponowanym zakresie 150–300. Zbieranie planowano na IV kwartał 2026 – III kwartał 2027, rejestrację wstępną na III kwartał 2026. Stan na 3.10.2026: rejestracja wstępna jeszcze niezłożona (do zrobienia przed zbieraniem danych, harmonogram do aktualizacji); wstępnie dwie firmy zainteresowane; pilotaż: jedna firma z kontaktów Emilki i jedna z moich kontaktów</w:t>
               </w:r>
               <w:r>
                 <w:rPr>
                   <w:highlight w:val="yellow"/>
                 </w:rPr>
-                <w:t xml:space="preserve">[do uzupełnienia]</w:t>
+                <w:t xml:space="preserve"> [do potwierdzenia; termin do ustalenia]</w:t>
               </w:r>
               <w:r>
                 <w:rPr/>

--- a/docs/Brief na spotkanie – ankieta i Kalkulator (odp. Pawła).docx
+++ b/docs/Brief na spotkanie – ankieta i Kalkulator (odp. Pawła).docx
@@ -3210,7 +3210,7 @@
                 <w:rPr>
                   <w:lang w:val="pl-PL"/>
                 </w:rPr>
-                <w:t xml:space="preserve">Jest działające narzędzie publiczne (fnp.silence-tax.com) z silnikiem, testami (142) i opisem założeń; to scenariusz skali, nie pełna diagnoza. Autor: Paweł Mamcarz, kod na licencji MIT (każdy może go kopiować), silnik pochodzi z </w:t>
+                <w:t xml:space="preserve">Jest działające narzędzie publiczne (fnp.silence-tax.com) z silnikiem, testami (205) i opisem założeń; to scenariusz skali, nie pełna diagnoza. Autor: Paweł Mamcarz, kod na licencji MIT (każdy może go kopiować), silnik pochodzi z </w:t>
               </w:r>
               <w:proofErr w:type="spellStart"/>
               <w:r>
@@ -4072,7 +4072,7 @@
               </w:r>
               <w:r>
                 <w:rPr/>
-                <w:t xml:space="preserve">Most ankieta–model istnieje w głównym repozytorium jako skrypt wsadowy: przelicza wynik ankiety (skala 1–7 albo 0–100) na klimat 0–100 i uruchamia model dla każdej firmy, zapisując predykcje przed porównaniem z wynikami. Działa na pliku CSV, nie w interfejsie Kalkulatora FNP. Protokół traktuje wynik PS-7 przeskalowany do 0–100 jako główne wejście modelu.</w:t>
+                <w:t xml:space="preserve">W głównym repozytorium jest skrypt wsadowy, który przelicza wynik ankiety (skala 1–7 albo 0–100) na klimat 0–100 i liczy model dla każdej firmy z pliku CSV, zapisując predykcje przed porównaniem z wynikami. Pochodzi z maja 2026 i odwzorowuje starszy, pełny silnik (13 modułów, inne wartości startowe niż FNP), więc dla ścieżki Fundacji trzeba go przepisać na obecny model. Protokół traktuje wynik PS-7 przeskalowany do 0–100 jako główne wejście modelu.</w:t>
               </w:r>
             </w:ins>
           </w:p>
@@ -4328,7 +4328,7 @@
               </w:r>
               <w:r>
                 <w:rPr/>
-                <w:t xml:space="preserve">Pełna lista danych (około 50 pól w 6 sekcjach, z oznaczeniem, które są potrzebne do Kalkulatora) jest w Zał. 3. Do samego Kalkulatora wystarczą 4 pola oraz szacunek klimatu.</w:t>
+                <w:t xml:space="preserve">Pełna lista danych (41 pól w 6 sekcjach, z oznaczeniem, które są potrzebne do Kalkulatora) jest w Zał. 3. Do samego Kalkulatora wystarczą 4 pola oraz szacunek klimatu.</w:t>
               </w:r>
             </w:ins>
           </w:p>
@@ -4817,7 +4817,7 @@
               </w:r>
               <w:r>
                 <w:rPr/>
-                <w:t xml:space="preserve">Plan testu istnieje: protokół walidacji z hipotezami H1–H5 i kryterium obalenia (korelacja poniżej 0,15 przy co najmniej 60 firmach). Faza A na 15 firmach jest dla poziomu firmy eksploracyjna. Wyników na razie nie ma. Pierwsza firma pilotażowa może wejść do fazy A. Zał. 2.</w:t>
+                <w:t xml:space="preserve">Plan testu istnieje: protokół walidacji z hipotezami H1–H5 i kryterium obalenia (korelacja poniżej 0,15 przy co najmniej 60 firmach). Faza A na 15 firmach jest dla poziomu firmy eksploracyjna. Wyników na razie nie ma. Szczegółowy protokół powstał przed przebudową modelu z lipca 2026 i wymaga aktualizacji. Pierwsza firma pilotażowa może wejść do fazy A. Zał. 2.</w:t>
               </w:r>
             </w:ins>
           </w:p>
@@ -5266,7 +5266,7 @@
               </w:r>
               <w:r>
                 <w:rPr/>
-                <w:t xml:space="preserve">Tak, faza A walidacji może być wspólnym pilotażem ankiety i Kalkulatora, jeśli Fundacja przyjmie jej zasady (firma od 50 FTE, co najmniej 15 respondentów, dane z rejestrów, zgoda). Firmy w badaniu dostają bezpłatny raport indywidualny, co trzeba uzgodnić z modelem ścieżki płatnej. Zał. 2 i 4.</w:t>
+                <w:t xml:space="preserve">Tak, faza A walidacji może być wspólnym pilotażem ankiety i Kalkulatora, jeśli Fundacja przyjmie jej zasady (firma od 50 FTE, co najmniej 15 respondentów, dane z rejestrów, zgoda). Starszy szablon zaproszenia obiecywał firmom bezpłatny raport indywidualny; trzeba to uzgodnić z modelem ścieżki płatnej. Zał. 2 i 4.</w:t>
               </w:r>
             </w:ins>
           </w:p>
@@ -5638,7 +5638,7 @@
               </w:r>
               <w:r>
                 <w:rPr/>
-                <w:t xml:space="preserve">Działa infrastruktura ankiety: Worker na Cloudflare z magazynem KV (anonimowe odpowiedzi, kody firm, haszowany e-mail zgody, limity zapytań, eksport CSV tylko z tokenem administratora) i czterokrokowy formularz zgłoszenia firmy. Fundacja nie potrzebuje licencji. Bez ustawionej lokalizacji danych w UE i bez automatycznego usuwania po okresie przechowywania; to trzeba wdrożyć albo wybrać inną platformę. Zał. 4.</w:t>
+                <w:t xml:space="preserve">W głównym repozytorium jest kod infrastruktury ankiety (czy jest wdrożona, do potwierdzenia): Worker na Cloudflare z magazynem KV (anonimowe odpowiedzi, kody firm, haszowany e-mail zgody, limity zapytań, eksport CSV tylko z tokenem administratora) i czterokrokowy formularz zgłoszenia firmy. Nie wymaga zakupu licencji, ale działałaby na koncie Cloudflare autora. Bez ustawionej lokalizacji danych w UE i bez automatycznego usuwania po okresie przechowywania; to trzeba wdrożyć albo wybrać inną platformę. Zał. 4.</w:t>
               </w:r>
             </w:ins>
           </w:p>
@@ -6196,7 +6196,7 @@
               </w:r>
               <w:r>
                 <w:rPr/>
-                <w:t xml:space="preserve">Sam Kalkulator FNP nie zbiera danych, ale w głównym repozytorium działa Worker ankiety badania walidacyjnego. Zgoda tam obejmuje cel naukowy, 5 lat przechowywania i zanonimizowany zbiór po publikacji. Nie obejmuje użycia danych z płatnych diagnoz do benchmarku ani rozwoju Kalkulatora: to wymaga zapisu w umowie z klientem (krok 10). Zał. 4.</w:t>
+                <w:t xml:space="preserve">Sam Kalkulator FNP nie zbiera danych, ale w głównym repozytorium jest Worker ankiety badania walidacyjnego. Zgoda tam obejmuje cel naukowy, 5 lat przechowywania i zanonimizowany zbiór po publikacji. Nie obejmuje użycia danych z płatnych diagnoz do benchmarku ani rozwoju Kalkulatora: to wymaga zapisu w umowie z klientem (krok 10). Zał. 4.</w:t>
               </w:r>
             </w:ins>
           </w:p>

--- a/docs/Brief na spotkanie – ankieta i Kalkulator (odp. Pawła).docx
+++ b/docs/Brief na spotkanie – ankieta i Kalkulator (odp. Pawła).docx
@@ -4299,7 +4299,7 @@
                     <w:rPr/>
                   </w:rPrChange>
                 </w:rPr>
-                <w:t xml:space="preserve">Sześć pól: przychód, koszty, FTE, średnia roczna płaca brutto, rotacja, klimat. Model napędzają FTE, płaca, rotacja i klimat; przychód to mianownik procentu, koszty służą marży. Wariant „brak danych”: rotacja = odniesienie 14,8%, klimat jako szacunek własny. Danych o absencji, zgłoszeniach i </w:t>
+                <w:t xml:space="preserve">Sześć pól: przychód, koszty, FTE, średnia roczna płaca brutto, rotacja, klimat. Model napędzają FTE, płaca, rotacja i klimat; przychód to mianownik procentu, koszty służą marży. Bez podanej rotacji model przyjmuje odniesienie 14,8% (po korekcie modelu z 3.10.2026; wcześniej liczył to inną ścieżką i zawyżał kwotę). Deklarowana rotacja działa tylko jako górne ograniczenie. Klimat bez ankiety to szacunek własny. Danych o absencji, zgłoszeniach i </w:t>
               </w:r>
               <w:r>
                 <w:rPr>

--- a/docs/Brief na spotkanie – ankieta i Kalkulator (odp. Pawła).docx
+++ b/docs/Brief na spotkanie – ankieta i Kalkulator (odp. Pawła).docx
@@ -2671,6 +2671,25 @@
             </w:r>
             <w:proofErr w:type="spellEnd"/>
           </w:p>
+          <w:p>
+            <w:pPr>
+              <w:rPr>
+                <w:ins w:id="30001" w:author="Paweł Mamcarz" w:date="2026-10-04T10:00:00Z"/>
+              </w:rPr>
+            </w:pPr>
+            <w:ins w:id="30002" w:author="Paweł Mamcarz" w:date="2026-10-04T10:00:00Z">
+              <w:r>
+                <w:rPr>
+                  <w:b/>
+                </w:rPr>
+                <w:t xml:space="preserve">Odp. Pawła: </w:t>
+              </w:r>
+              <w:r>
+                <w:rPr/>
+                <w:t xml:space="preserve">Uwaga po weryfikacji źródeł (4.10.2026): protokół walidacji używa skal z literatury. Skala UWES jest bezpłatna tylko do celów akademickich, a użycie w płatnej usłudze wymaga umowy z autorami. Dla skal Edmondson, Van Dyne i Teppera nie znaleziono jawnej licencji, co nie oznacza zgody. Jeśli zostajemy przy pytaniach Ipsos, ryzyka licencyjnego nie ma, ale protokół trzeba zmienić. Zał. 2.</w:t>
+              </w:r>
+            </w:ins>
+          </w:p>
         </w:tc>
       </w:tr>
       <w:tr>
@@ -3210,7 +3229,7 @@
                 <w:rPr>
                   <w:lang w:val="pl-PL"/>
                 </w:rPr>
-                <w:t xml:space="preserve">Jest działające narzędzie publiczne (fnp.silence-tax.com) z silnikiem, testami (205) i opisem założeń; to scenariusz skali, nie pełna diagnoza. Autor: Paweł Mamcarz, kod na licencji MIT (każdy może go kopiować), silnik pochodzi z </w:t>
+                <w:t xml:space="preserve">Jest działające narzędzie publiczne (fnp.silence-tax.com) z silnikiem, testami (283) i opisem założeń; to scenariusz skali, nie pełna diagnoza. Autor: Paweł Mamcarz, kod na licencji MIT (każdy może go kopiować), silnik pochodzi z </w:t>
               </w:r>
               <w:proofErr w:type="spellStart"/>
               <w:r>
@@ -3268,7 +3287,7 @@
                 <w:rPr>
                   <w:lang w:val="pl-PL"/>
                 </w:rPr>
-                <w:t xml:space="preserve"> Prawa Fundacji nie są dziś rozstrzygnięte; do decyzji z prawnikiem: licencja osobnego wydania dla ścieżki płatnej.</w:t>
+                <w:t xml:space="preserve"> Ustalenie autora z Fundacją: autor przekazuje Fundacji kalkulator wraz ze swoją pracą w zamian za udział w zyskach i wspiera sprzedaż. Do spisania z prawnikiem: forma przekazania praw i licencja (dziś kod jest na MIT, więc każdy może go kopiować).</w:t>
               </w:r>
             </w:ins>
           </w:p>
@@ -3288,6 +3307,25 @@
               <w:r>
                 <w:rPr/>
                 <w:t xml:space="preserve">Pełna wersja na silence-tax.com (13 modułów kosztów, katalog interwencji z optymalizatorem, materiały akademickie) to osobne repozytorium, także na licencji MIT, tego samego autora. Wersja FNP celowo jej nie zawiera. Pytanie o prawa Fundacji dotyczy więc obu repozytoriów.</w:t>
+              </w:r>
+            </w:ins>
+          </w:p>
+          <w:p>
+            <w:pPr>
+              <w:rPr>
+                <w:ins w:id="30003" w:author="Paweł Mamcarz" w:date="2026-10-04T10:00:00Z"/>
+              </w:rPr>
+            </w:pPr>
+            <w:ins w:id="30004" w:author="Paweł Mamcarz" w:date="2026-10-04T10:00:00Z">
+              <w:r>
+                <w:rPr>
+                  <w:b/>
+                </w:rPr>
+                <w:t xml:space="preserve">Aktualizacja: </w:t>
+              </w:r>
+              <w:r>
+                <w:rPr/>
+                <w:t xml:space="preserve">(4.10.2026) silnik obliczeń jest teraz jeden, wspólny dla kalkulatora FNP i silence-tax.com.</w:t>
               </w:r>
             </w:ins>
           </w:p>
@@ -3635,6 +3673,25 @@
               </w:r>
             </w:ins>
           </w:p>
+          <w:p>
+            <w:pPr>
+              <w:rPr>
+                <w:ins w:id="30005" w:author="Paweł Mamcarz" w:date="2026-10-04T10:00:00Z"/>
+              </w:rPr>
+            </w:pPr>
+            <w:ins w:id="30006" w:author="Paweł Mamcarz" w:date="2026-10-04T10:00:00Z">
+              <w:r>
+                <w:rPr>
+                  <w:b/>
+                </w:rPr>
+                <w:t xml:space="preserve">Aktualizacja: </w:t>
+              </w:r>
+              <w:r>
+                <w:rPr/>
+                <w:t xml:space="preserve">(4.10.2026) odniesienie rotacji 14,8% nie pochodzi z GUS. W publikacji, której je przypisywano, tej wartości nie ma; GUS podaje współczynnik zwolnień 19,7% (2023) i 18,7% (2024), obejmujący wszystkie odejścia. Model używa 14,8% tylko wtedy, gdy firma nie poda rotacji, a strona mówi wprost, że pochodzenie tej liczby jest nieustalone.</w:t>
+              </w:r>
+            </w:ins>
+          </w:p>
         </w:tc>
       </w:tr>
       <w:tr>
@@ -3939,6 +3996,25 @@
               </w:r>
             </w:ins>
           </w:p>
+          <w:p>
+            <w:pPr>
+              <w:rPr>
+                <w:ins w:id="30007" w:author="Paweł Mamcarz" w:date="2026-10-04T10:00:00Z"/>
+              </w:rPr>
+            </w:pPr>
+            <w:ins w:id="30008" w:author="Paweł Mamcarz" w:date="2026-10-04T10:00:00Z">
+              <w:r>
+                <w:rPr>
+                  <w:b/>
+                </w:rPr>
+                <w:t xml:space="preserve">Aktualizacja: </w:t>
+              </w:r>
+              <w:r>
+                <w:rPr/>
+                <w:t xml:space="preserve">(4.10.2026) sprawdziliśmy 46 cytowanych źródeł (czy istnieją, czy dane są poprawne, czy mówią to, co im przypisano). Kilka przypisań było błędnych i zostało poprawionych na stronie i w dokumentach. Z liczb Ipsos zostały tylko te potwierdzone publicznie (71%, 42%, 85% wobec 59%).</w:t>
+              </w:r>
+            </w:ins>
+          </w:p>
         </w:tc>
       </w:tr>
       <w:tr>
@@ -4072,7 +4148,7 @@
               </w:r>
               <w:r>
                 <w:rPr/>
-                <w:t xml:space="preserve">W głównym repozytorium jest skrypt wsadowy, który przelicza wynik ankiety (skala 1–7 albo 0–100) na klimat 0–100 i liczy model dla każdej firmy z pliku CSV, zapisując predykcje przed porównaniem z wynikami. Pochodzi z maja 2026 i odwzorowuje starszy, pełny silnik (13 modułów, inne wartości startowe niż FNP), więc dla ścieżki Fundacji trzeba go przepisać na obecny model. Protokół traktuje wynik PS-7 przeskalowany do 0–100 jako główne wejście modelu.</w:t>
+                <w:t xml:space="preserve">W głównym repozytorium jest skrypt wsadowy, który przelicza wynik ankiety (skala 1–7 albo 0–100) na klimat 0–100 i liczy model dla każdej firmy z pliku CSV, zapisując predykcje przed porównaniem z wynikami. Audyt z 3.10.2026 wykazał, że liczył inny model niż silnik (m.in. odwrotnie liczoną utratę informacji w hierarchii), więc jego wyników nie używamy. Zastąpiło go nowe narzędzie wsadowe, które woła obecny model FNP, daje powtarzalny wynik i zestawia dwa pomiary tej samej firmy. Protokół traktuje wynik PS-7 przeskalowany do 0–100 jako główne wejście modelu.</w:t>
               </w:r>
             </w:ins>
           </w:p>
@@ -4821,6 +4897,25 @@
               </w:r>
             </w:ins>
           </w:p>
+          <w:p>
+            <w:pPr>
+              <w:rPr>
+                <w:ins w:id="30009" w:author="Paweł Mamcarz" w:date="2026-10-04T10:00:00Z"/>
+              </w:rPr>
+            </w:pPr>
+            <w:ins w:id="30010" w:author="Paweł Mamcarz" w:date="2026-10-04T10:00:00Z">
+              <w:r>
+                <w:rPr>
+                  <w:b/>
+                </w:rPr>
+                <w:t xml:space="preserve">Aktualizacja: </w:t>
+              </w:r>
+              <w:r>
+                <w:rPr/>
+                <w:t xml:space="preserve">(4.10.2026) przegląd logiki modelu wykrył i naprawił cztery błędy niezależne od danych (opis: Zał. 1, sekcja 7). Kwota firmy przykładowej spadła z 3,32 do 3,12 mln zł. To nie zastępuje testu na danych firm. Kryterium obalenia w protokole wymaga przeliczenia (jego uzasadnienie statystyczne było błędne).</w:t>
+              </w:r>
+            </w:ins>
+          </w:p>
         </w:tc>
       </w:tr>
       <w:tr>
@@ -4955,6 +5050,25 @@
               <w:r>
                 <w:rPr/>
                 <w:t xml:space="preserve">Faza C protokołu: wyniki pierwotne określone przed wdrożeniem, porównanie w czasie, grupa odniesienia jeśli to możliwe, ROI tylko przy obserwowanych kosztach i efektach. Zaproszenie dla firm przewiduje opcjonalny re-pomiar po 6 miesiącach. W narzędziu tego nie ma, a główny protokół jest przekrojowy. Zał. 2, sekcja 7.</w:t>
+              </w:r>
+            </w:ins>
+          </w:p>
+          <w:p>
+            <w:pPr>
+              <w:rPr>
+                <w:ins w:id="30011" w:author="Paweł Mamcarz" w:date="2026-10-04T10:00:00Z"/>
+              </w:rPr>
+            </w:pPr>
+            <w:ins w:id="30012" w:author="Paweł Mamcarz" w:date="2026-10-04T10:00:00Z">
+              <w:r>
+                <w:rPr>
+                  <w:b/>
+                </w:rPr>
+                <w:t xml:space="preserve">Aktualizacja: </w:t>
+              </w:r>
+              <w:r>
+                <w:rPr/>
+                <w:t xml:space="preserve">(4.10.2026) nowe narzędzie wsadowe zestawia dwa pomiary tej samej firmy (klimat i scenariusz przed i po) i samo zaznacza, że to różnica scenariuszy, a nie dowód efektu programu. Metoda statystyczna przed/po nadal do zaprojektowania.</w:t>
               </w:r>
             </w:ins>
           </w:p>

--- a/docs/Brief na spotkanie – ankieta i Kalkulator (odp. Pawła).docx
+++ b/docs/Brief na spotkanie – ankieta i Kalkulator (odp. Pawła).docx
@@ -3229,7 +3229,7 @@
                 <w:rPr>
                   <w:lang w:val="pl-PL"/>
                 </w:rPr>
-                <w:t xml:space="preserve">Jest działające narzędzie publiczne (fnp.silence-tax.com) z silnikiem, testami (283) i opisem założeń; to scenariusz skali, nie pełna diagnoza. Autor: Paweł Mamcarz, kod na licencji MIT (każdy może go kopiować), silnik pochodzi z </w:t>
+                <w:t xml:space="preserve">Jest działające narzędzie publiczne (fnp.silence-tax.com) z silnikiem, testami (325) i opisem założeń; to scenariusz skali, nie pełna diagnoza. Autor: Paweł Mamcarz, kod na licencji MIT (każdy może go kopiować), silnik pochodzi z </w:t>
               </w:r>
               <w:proofErr w:type="spellStart"/>
               <w:r>
@@ -3689,6 +3689,25 @@
               <w:r>
                 <w:rPr/>
                 <w:t xml:space="preserve">(4.10.2026) odniesienie rotacji 14,8% nie pochodzi z GUS. W publikacji, której je przypisywano, tej wartości nie ma; GUS podaje współczynnik zwolnień 19,7% (2023) i 18,7% (2024), obejmujący wszystkie odejścia. Model używa 14,8% tylko wtedy, gdy firma nie poda rotacji, a strona mówi wprost, że pochodzenie tej liczby jest nieustalone.</w:t>
+              </w:r>
+            </w:ins>
+          </w:p>
+          <w:p>
+            <w:pPr>
+              <w:rPr>
+                <w:ins w:id="40001" w:author="Paweł Mamcarz" w:date="2026-10-05T09:00:00Z"/>
+              </w:rPr>
+            </w:pPr>
+            <w:ins w:id="40002" w:author="Paweł Mamcarz" w:date="2026-10-05T09:00:00Z">
+              <w:r>
+                <w:rPr>
+                  <w:b/>
+                </w:rPr>
+                <w:t xml:space="preserve">Aktualizacja: </w:t>
+              </w:r>
+              <w:r>
+                <w:rPr/>
+                <w:t xml:space="preserve">(5.10.2026) Dwa przeliczniki są powyżej tego, co dokumentują badania: koszt zastąpienia pracownika (model 0,75 rocznej płacy; mediany w badaniach z opisaną metodą około 0,2 dla typowego stanowiska) i koszt wypalenia. Wartości nie zmieniono; w płatnej diagnozie mają je zastąpić dane firmy. Przy obecnym ustawieniu model nie dochodzi też do wartości końcowych przypisanych raportowi Ipsos (np. stabilność zespołu 66–78% zamiast 59–85%). Plan audytu na surowych danych i gotowa prośba o dane: katalog walidacja.</w:t>
               </w:r>
             </w:ins>
           </w:p>
@@ -4375,7 +4394,7 @@
                     <w:rPr/>
                   </w:rPrChange>
                 </w:rPr>
-                <w:t xml:space="preserve">Sześć pól: przychód, koszty, FTE, średnia roczna płaca brutto, rotacja, klimat. Model napędzają FTE, płaca, rotacja i klimat; przychód to mianownik procentu, koszty służą marży. Bez podanej rotacji model przyjmuje odniesienie 14,8% (po korekcie modelu z 3.10.2026; wcześniej liczył to inną ścieżką i zawyżał kwotę). Deklarowana rotacja działa tylko jako górne ograniczenie. Klimat bez ankiety to szacunek własny. Danych o absencji, zgłoszeniach i </w:t>
+                <w:t xml:space="preserve">Sześć pól: przychód, koszty, FTE, średnia roczna płaca brutto, rotacja, klimat. Model napędzają FTE, płaca, rotacja i klimat; przychód to mianownik procentu, koszty służą marży. Rotacja jest obowiązkowa: kwota rotacji rośnie proporcjonalnie do rotacji podanej przez firmę, a krajowego odniesienia 14,8% model już nie używa (stan na 5.10.2026). Klimat bez ankiety to szacunek własny. Danych o absencji, zgłoszeniach i </w:t>
               </w:r>
               <w:r>
                 <w:rPr>
@@ -4912,7 +4931,26 @@
               </w:r>
               <w:r>
                 <w:rPr/>
-                <w:t xml:space="preserve">(4.10.2026) przegląd logiki modelu wykrył i naprawił cztery błędy niezależne od danych (opis: Zał. 1, sekcja 7). Kwota firmy przykładowej spadła z 3,32 do 3,12 mln zł. To nie zastępuje testu na danych firm. Kryterium obalenia w protokole wymaga przeliczenia (jego uzasadnienie statystyczne było błędne).</w:t>
+                <w:t xml:space="preserve">(4.10.2026) przegląd logiki modelu wykrył i naprawił cztery błędy niezależne od danych (opis: Zał. 1, sekcja 7). Kwota firmy przykładowej zmieniła się z 3,32 do 3,15 mln zł (po dwóch przeglądach). To nie zastępuje testu na danych firm. Kryterium obalenia w protokole wymaga przeliczenia (jego uzasadnienie statystyczne było błędne).</w:t>
+              </w:r>
+            </w:ins>
+          </w:p>
+          <w:p>
+            <w:pPr>
+              <w:rPr>
+                <w:ins w:id="40003" w:author="Paweł Mamcarz" w:date="2026-10-05T09:00:00Z"/>
+              </w:rPr>
+            </w:pPr>
+            <w:ins w:id="40004" w:author="Paweł Mamcarz" w:date="2026-10-05T09:00:00Z">
+              <w:r>
+                <w:rPr>
+                  <w:b/>
+                </w:rPr>
+                <w:t xml:space="preserve">Aktualizacja: </w:t>
+              </w:r>
+              <w:r>
+                <w:rPr/>
+                <w:t xml:space="preserve">(5.10.2026) Drugi, niezależny przegląd nie znalazł błędu zmieniającego liczbę w domyślnym działaniu strony. 15 firm wystarcza do opisu, nie do potwierdzenia ani obalenia modelu (moc około 19%); wniosek potwierdzający wymaga około 61–85 firm. Wartość krytyczna korelacji przy 61 firmach to 0,25 (poziom 0,05) albo 0,21 (poziom 0,10).</w:t>
               </w:r>
             </w:ins>
           </w:p>

--- a/docs/Brief na spotkanie – ankieta i Kalkulator (odp. Pawła).docx
+++ b/docs/Brief na spotkanie – ankieta i Kalkulator (odp. Pawła).docx
@@ -181,6 +181,220 @@
         </w:rPr>
         <w:t xml:space="preserve"> zarząd fundacji, autor lub opiekun Kalkulatora, osoba odpowiedzialna za relację z Ipsos, w miarę możliwości psychometra (SWPS lub SGH).</w:t>
       </w:r>
+    </w:p>
+    <w:p>
+      <w:pPr>
+        <w:pStyle w:val="Nagwek2"/>
+        <w:rPr>
+          <w:ins w:id="0" w:author="Mamcarz, Paweł" w:date="2026-10-05T15:45:00Z" w16du:dateUtc="2026-10-05T13:45:00Z"/>
+          <w:color w:val="000000"/>
+          <w:sz w:val="28"/>
+          <w:szCs w:val="28"/>
+          <w:lang w:val="pl-PL"/>
+          <w:rPrChange w:id="1" w:author="Mamcarz, Paweł" w:date="2026-10-05T15:45:00Z" w16du:dateUtc="2026-10-05T13:45:00Z">
+            <w:rPr>
+              <w:ins w:id="2" w:author="Mamcarz, Paweł" w:date="2026-10-05T15:45:00Z" w16du:dateUtc="2026-10-05T13:45:00Z"/>
+              <w:color w:val="000000"/>
+              <w:sz w:val="28"/>
+              <w:szCs w:val="28"/>
+            </w:rPr>
+          </w:rPrChange>
+        </w:rPr>
+      </w:pPr>
+      <w:ins w:id="3" w:author="Mamcarz, Paweł" w:date="2026-10-05T15:45:00Z" w16du:dateUtc="2026-10-05T13:45:00Z">
+        <w:r>
+          <w:rPr>
+            <w:color w:val="000000"/>
+            <w:sz w:val="28"/>
+            <w:szCs w:val="28"/>
+            <w:lang w:val="pl-PL"/>
+            <w:rPrChange w:id="4" w:author="Mamcarz, Paweł" w:date="2026-10-05T15:45:00Z" w16du:dateUtc="2026-10-05T13:45:00Z">
+              <w:rPr>
+                <w:color w:val="000000"/>
+                <w:sz w:val="28"/>
+                <w:szCs w:val="28"/>
+              </w:rPr>
+            </w:rPrChange>
+          </w:rPr>
+          <w:t>Ustalenia Pawła z 5 października 2026</w:t>
+        </w:r>
+      </w:ins>
+    </w:p>
+    <w:p>
+      <w:pPr>
+        <w:pStyle w:val="NormalnyWeb"/>
+        <w:rPr>
+          <w:ins w:id="5" w:author="Mamcarz, Paweł" w:date="2026-10-05T15:45:00Z" w16du:dateUtc="2026-10-05T13:45:00Z"/>
+          <w:rFonts w:ascii="Calibri" w:hAnsi="Calibri" w:cs="Calibri"/>
+          <w:color w:val="000000"/>
+          <w:sz w:val="22"/>
+          <w:szCs w:val="22"/>
+        </w:rPr>
+      </w:pPr>
+      <w:ins w:id="6" w:author="Mamcarz, Paweł" w:date="2026-10-05T15:45:00Z" w16du:dateUtc="2026-10-05T13:45:00Z">
+        <w:r>
+          <w:rPr>
+            <w:rFonts w:ascii="Calibri" w:hAnsi="Calibri" w:cs="Calibri"/>
+            <w:b/>
+            <w:bCs/>
+            <w:color w:val="000000"/>
+            <w:sz w:val="22"/>
+            <w:szCs w:val="22"/>
+          </w:rPr>
+          <w:t>Dwa profile edukacji.</w:t>
+        </w:r>
+        <w:r>
+          <w:rPr>
+            <w:rFonts w:ascii="Calibri" w:hAnsi="Calibri" w:cs="Calibri"/>
+            <w:color w:val="000000"/>
+            <w:sz w:val="22"/>
+            <w:szCs w:val="22"/>
+          </w:rPr>
+          <w:t xml:space="preserve"> Profil biznesowy dla zarządu ma dotyczyć odpowiedzialności za warunki zgłaszania problemów, reakcji na sygnały i decyzji o profilaktyce. Profil współpracy dla pracowników ma dotyczyć rozmowy o trudnościach, korzystania z procedur i współpracy w codziennej pracy. Zakres, prowadzący i terminy: [DO UZUPEŁNIENIA].</w:t>
+        </w:r>
+      </w:ins>
+    </w:p>
+    <w:p>
+      <w:pPr>
+        <w:pStyle w:val="NormalnyWeb"/>
+        <w:rPr>
+          <w:ins w:id="7" w:author="Mamcarz, Paweł" w:date="2026-10-05T15:45:00Z" w16du:dateUtc="2026-10-05T13:45:00Z"/>
+          <w:rFonts w:ascii="Calibri" w:hAnsi="Calibri" w:cs="Calibri"/>
+          <w:color w:val="000000"/>
+          <w:sz w:val="22"/>
+          <w:szCs w:val="22"/>
+        </w:rPr>
+      </w:pPr>
+      <w:ins w:id="8" w:author="Mamcarz, Paweł" w:date="2026-10-05T15:45:00Z" w16du:dateUtc="2026-10-05T13:45:00Z">
+        <w:r>
+          <w:rPr>
+            <w:rFonts w:ascii="Calibri" w:hAnsi="Calibri" w:cs="Calibri"/>
+            <w:b/>
+            <w:bCs/>
+            <w:color w:val="000000"/>
+            <w:sz w:val="22"/>
+            <w:szCs w:val="22"/>
+          </w:rPr>
+          <w:t>Trzy filtry systemowe.</w:t>
+        </w:r>
+        <w:r>
+          <w:rPr>
+            <w:rFonts w:ascii="Calibri" w:hAnsi="Calibri" w:cs="Calibri"/>
+            <w:color w:val="000000"/>
+            <w:sz w:val="22"/>
+            <w:szCs w:val="22"/>
+          </w:rPr>
+          <w:t xml:space="preserve"> Proponuję osobno sprawdzać: zrozumiałość regulaminu („rozumiem, co mam zrobić”), zaufanie do jego działania („wierzę, że zgłoszenie zostanie potraktowane poważnie”) oraz gotowość do własnego zastosowania („korzystam, bo to działa i nie obawiam się konsekwencji”). To roboczy schemat diagnozy, do opracowania z psychometrą.</w:t>
+        </w:r>
+      </w:ins>
+    </w:p>
+    <w:p>
+      <w:pPr>
+        <w:pStyle w:val="NormalnyWeb"/>
+        <w:rPr>
+          <w:ins w:id="9" w:author="Mamcarz, Paweł" w:date="2026-10-05T15:45:00Z" w16du:dateUtc="2026-10-05T13:45:00Z"/>
+          <w:rFonts w:ascii="Calibri" w:hAnsi="Calibri" w:cs="Calibri"/>
+          <w:color w:val="000000"/>
+          <w:sz w:val="22"/>
+          <w:szCs w:val="22"/>
+        </w:rPr>
+      </w:pPr>
+      <w:ins w:id="10" w:author="Mamcarz, Paweł" w:date="2026-10-05T15:45:00Z" w16du:dateUtc="2026-10-05T13:45:00Z">
+        <w:r>
+          <w:rPr>
+            <w:rFonts w:ascii="Calibri" w:hAnsi="Calibri" w:cs="Calibri"/>
+            <w:b/>
+            <w:bCs/>
+            <w:color w:val="000000"/>
+            <w:sz w:val="22"/>
+            <w:szCs w:val="22"/>
+          </w:rPr>
+          <w:t>Komunikacja na LinkedIn.</w:t>
+        </w:r>
+        <w:r>
+          <w:rPr>
+            <w:rFonts w:ascii="Calibri" w:hAnsi="Calibri" w:cs="Calibri"/>
+            <w:color w:val="000000"/>
+            <w:sz w:val="22"/>
+            <w:szCs w:val="22"/>
+          </w:rPr>
+          <w:t xml:space="preserve"> Temat do przygotowania: związek rzeczywistej profilaktyki u pracodawców z bezpieczeństwem psychologicznym i korzystaniem z procedur. Zmiana prawna wskazana roboczo jako „5.11”: [AKT, ROK, PRZEPIS I LINK DO UZUPEŁNIENIA]. Do ustalenia także, czy chodzi o datę projektu, uchwalenia czy wejścia w życie. Wątek prawny pozostaje do weryfikacji przed publikacją.</w:t>
+        </w:r>
+      </w:ins>
+    </w:p>
+    <w:p>
+      <w:pPr>
+        <w:pStyle w:val="NormalnyWeb"/>
+        <w:rPr>
+          <w:ins w:id="11" w:author="Mamcarz, Paweł" w:date="2026-10-05T15:45:00Z" w16du:dateUtc="2026-10-05T13:45:00Z"/>
+          <w:rFonts w:ascii="Calibri" w:hAnsi="Calibri" w:cs="Calibri"/>
+          <w:color w:val="000000"/>
+          <w:sz w:val="22"/>
+          <w:szCs w:val="22"/>
+        </w:rPr>
+      </w:pPr>
+      <w:ins w:id="12" w:author="Mamcarz, Paweł" w:date="2026-10-05T15:45:00Z" w16du:dateUtc="2026-10-05T13:45:00Z">
+        <w:r>
+          <w:rPr>
+            <w:rFonts w:ascii="Calibri" w:hAnsi="Calibri" w:cs="Calibri"/>
+            <w:b/>
+            <w:bCs/>
+            <w:color w:val="000000"/>
+            <w:sz w:val="22"/>
+            <w:szCs w:val="22"/>
+          </w:rPr>
+          <w:t>Dostępność języka regulaminów.</w:t>
+        </w:r>
+        <w:r>
+          <w:rPr>
+            <w:rFonts w:ascii="Calibri" w:hAnsi="Calibri" w:cs="Calibri"/>
+            <w:color w:val="000000"/>
+            <w:sz w:val="22"/>
+            <w:szCs w:val="22"/>
+          </w:rPr>
+          <w:t xml:space="preserve"> W sprawdzaniu zrozumiałości uwzględniamy różne potrzeby odbiorców, w tym osób </w:t>
+        </w:r>
+        <w:proofErr w:type="spellStart"/>
+        <w:r>
+          <w:rPr>
+            <w:rFonts w:ascii="Calibri" w:hAnsi="Calibri" w:cs="Calibri"/>
+            <w:color w:val="000000"/>
+            <w:sz w:val="22"/>
+            <w:szCs w:val="22"/>
+          </w:rPr>
+          <w:t>neuroróżnorodnych</w:t>
+        </w:r>
+        <w:proofErr w:type="spellEnd"/>
+        <w:r>
+          <w:rPr>
+            <w:rFonts w:ascii="Calibri" w:hAnsi="Calibri" w:cs="Calibri"/>
+            <w:color w:val="000000"/>
+            <w:sz w:val="22"/>
+            <w:szCs w:val="22"/>
+          </w:rPr>
+          <w:t xml:space="preserve">. Badanie wskazane przez Pawła: [AUTOR, TYTUŁ, ROK I LINK DO UZUPEŁNIENIA]. Do czasu odczytania badania nie przypisujemy mu konkretnego wyniku ani nie uogólniamy trudności na wszystkie osoby </w:t>
+        </w:r>
+        <w:proofErr w:type="spellStart"/>
+        <w:r>
+          <w:rPr>
+            <w:rFonts w:ascii="Calibri" w:hAnsi="Calibri" w:cs="Calibri"/>
+            <w:color w:val="000000"/>
+            <w:sz w:val="22"/>
+            <w:szCs w:val="22"/>
+          </w:rPr>
+          <w:t>neuroróżnorodne</w:t>
+        </w:r>
+        <w:proofErr w:type="spellEnd"/>
+        <w:r>
+          <w:rPr>
+            <w:rFonts w:ascii="Calibri" w:hAnsi="Calibri" w:cs="Calibri"/>
+            <w:color w:val="000000"/>
+            <w:sz w:val="22"/>
+            <w:szCs w:val="22"/>
+          </w:rPr>
+          <w:t>.</w:t>
+        </w:r>
+      </w:ins>
     </w:p>
     <w:p>
       <w:pPr>
@@ -232,6 +446,7 @@
           </w:tcPr>
           <w:p>
             <w:r>
+              <w:lastRenderedPageBreak/>
               <w:t xml:space="preserve">Warunek </w:t>
             </w:r>
             <w:proofErr w:type="spellStart"/>
@@ -286,15 +501,15 @@
             <w:pPr>
               <w:rPr>
                 <w:lang w:val="pl-PL"/>
-                <w:rPrChange w:id="0" w:author="Mamcarz, Paweł" w:date="2026-10-03T19:51:00Z" w16du:dateUtc="2026-10-03T17:51:00Z">
-                  <w:rPr/>
-                </w:rPrChange>
-              </w:rPr>
-            </w:pPr>
-            <w:r>
-              <w:rPr>
-                <w:lang w:val="pl-PL"/>
-                <w:rPrChange w:id="1" w:author="Mamcarz, Paweł" w:date="2026-10-03T19:51:00Z" w16du:dateUtc="2026-10-03T17:51:00Z">
+                <w:rPrChange w:id="13" w:author="Mamcarz, Paweł" w:date="2026-10-03T19:51:00Z" w16du:dateUtc="2026-10-03T17:51:00Z">
+                  <w:rPr/>
+                </w:rPrChange>
+              </w:rPr>
+            </w:pPr>
+            <w:r>
+              <w:rPr>
+                <w:lang w:val="pl-PL"/>
+                <w:rPrChange w:id="14" w:author="Mamcarz, Paweł" w:date="2026-10-03T19:51:00Z" w16du:dateUtc="2026-10-03T17:51:00Z">
                   <w:rPr/>
                 </w:rPrChange>
               </w:rPr>
@@ -310,7 +525,7 @@
             <w:pPr>
               <w:rPr>
                 <w:lang w:val="pl-PL"/>
-                <w:rPrChange w:id="2" w:author="Mamcarz, Paweł" w:date="2026-10-03T19:51:00Z" w16du:dateUtc="2026-10-03T17:51:00Z">
+                <w:rPrChange w:id="15" w:author="Mamcarz, Paweł" w:date="2026-10-03T19:51:00Z" w16du:dateUtc="2026-10-03T17:51:00Z">
                   <w:rPr/>
                 </w:rPrChange>
               </w:rPr>
@@ -319,7 +534,7 @@
               <w:rPr>
                 <w:b/>
                 <w:lang w:val="pl-PL"/>
-                <w:rPrChange w:id="3" w:author="Mamcarz, Paweł" w:date="2026-10-03T19:51:00Z" w16du:dateUtc="2026-10-03T17:51:00Z">
+                <w:rPrChange w:id="16" w:author="Mamcarz, Paweł" w:date="2026-10-03T19:51:00Z" w16du:dateUtc="2026-10-03T17:51:00Z">
                   <w:rPr>
                     <w:b/>
                   </w:rPr>
@@ -330,7 +545,7 @@
             <w:r>
               <w:rPr>
                 <w:lang w:val="pl-PL"/>
-                <w:rPrChange w:id="4" w:author="Mamcarz, Paweł" w:date="2026-10-03T19:51:00Z" w16du:dateUtc="2026-10-03T17:51:00Z">
+                <w:rPrChange w:id="17" w:author="Mamcarz, Paweł" w:date="2026-10-03T19:51:00Z" w16du:dateUtc="2026-10-03T17:51:00Z">
                   <w:rPr/>
                 </w:rPrChange>
               </w:rPr>
@@ -346,15 +561,15 @@
             <w:pPr>
               <w:rPr>
                 <w:lang w:val="pl-PL"/>
-                <w:rPrChange w:id="5" w:author="Mamcarz, Paweł" w:date="2026-10-03T19:51:00Z" w16du:dateUtc="2026-10-03T17:51:00Z">
-                  <w:rPr/>
-                </w:rPrChange>
-              </w:rPr>
-            </w:pPr>
-            <w:r>
-              <w:rPr>
-                <w:lang w:val="pl-PL"/>
-                <w:rPrChange w:id="6" w:author="Mamcarz, Paweł" w:date="2026-10-03T19:51:00Z" w16du:dateUtc="2026-10-03T17:51:00Z">
+                <w:rPrChange w:id="18" w:author="Mamcarz, Paweł" w:date="2026-10-03T19:51:00Z" w16du:dateUtc="2026-10-03T17:51:00Z">
+                  <w:rPr/>
+                </w:rPrChange>
+              </w:rPr>
+            </w:pPr>
+            <w:r>
+              <w:rPr>
+                <w:lang w:val="pl-PL"/>
+                <w:rPrChange w:id="19" w:author="Mamcarz, Paweł" w:date="2026-10-03T19:51:00Z" w16du:dateUtc="2026-10-03T17:51:00Z">
                   <w:rPr/>
                 </w:rPrChange>
               </w:rPr>
@@ -370,11 +585,11 @@
           </w:tcPr>
           <w:p>
             <w:r>
-              <w:t xml:space="preserve">2. </w:t>
-            </w:r>
-            <w:proofErr w:type="spellStart"/>
-            <w:r>
-              <w:t>Walidacja</w:t>
+              <w:t>2. W</w:t>
+            </w:r>
+            <w:proofErr w:type="spellStart"/>
+            <w:r>
+              <w:t>alidacja</w:t>
             </w:r>
             <w:proofErr w:type="spellEnd"/>
             <w:r>
@@ -395,7 +610,7 @@
             <w:pPr>
               <w:rPr>
                 <w:lang w:val="pl-PL"/>
-                <w:rPrChange w:id="7" w:author="Mamcarz, Paweł" w:date="2026-10-03T19:51:00Z" w16du:dateUtc="2026-10-03T17:51:00Z">
+                <w:rPrChange w:id="20" w:author="Mamcarz, Paweł" w:date="2026-10-03T19:51:00Z" w16du:dateUtc="2026-10-03T17:51:00Z">
                   <w:rPr/>
                 </w:rPrChange>
               </w:rPr>
@@ -404,7 +619,7 @@
               <w:rPr>
                 <w:b/>
                 <w:lang w:val="pl-PL"/>
-                <w:rPrChange w:id="8" w:author="Mamcarz, Paweł" w:date="2026-10-03T19:51:00Z" w16du:dateUtc="2026-10-03T17:51:00Z">
+                <w:rPrChange w:id="21" w:author="Mamcarz, Paweł" w:date="2026-10-03T19:51:00Z" w16du:dateUtc="2026-10-03T17:51:00Z">
                   <w:rPr>
                     <w:b/>
                   </w:rPr>
@@ -415,7 +630,7 @@
             <w:r>
               <w:rPr>
                 <w:lang w:val="pl-PL"/>
-                <w:rPrChange w:id="9" w:author="Mamcarz, Paweł" w:date="2026-10-03T19:51:00Z" w16du:dateUtc="2026-10-03T17:51:00Z">
+                <w:rPrChange w:id="22" w:author="Mamcarz, Paweł" w:date="2026-10-03T19:51:00Z" w16du:dateUtc="2026-10-03T17:51:00Z">
                   <w:rPr/>
                 </w:rPrChange>
               </w:rPr>
@@ -425,19 +640,33 @@
           <w:p>
             <w:pPr>
               <w:rPr>
-                <w:ins w:id="20039" w:author="Paweł Mamcarz" w:date="2026-10-03T14:00:00Z"/>
-              </w:rPr>
-            </w:pPr>
-            <w:ins w:id="20040" w:author="Paweł Mamcarz" w:date="2026-10-03T14:00:00Z">
+                <w:lang w:val="pl-PL"/>
+                <w:rPrChange w:id="23" w:author="Mamcarz, Paweł" w:date="2026-10-05T15:44:00Z" w16du:dateUtc="2026-10-05T13:44:00Z">
+                  <w:rPr/>
+                </w:rPrChange>
+              </w:rPr>
+            </w:pPr>
+            <w:ins w:id="24" w:author="Paweł Mamcarz" w:date="2026-10-03T14:00:00Z">
               <w:r>
                 <w:rPr>
                   <w:b/>
+                  <w:lang w:val="pl-PL"/>
+                  <w:rPrChange w:id="25" w:author="Mamcarz, Paweł" w:date="2026-10-05T15:44:00Z" w16du:dateUtc="2026-10-05T13:44:00Z">
+                    <w:rPr>
+                      <w:b/>
+                    </w:rPr>
+                  </w:rPrChange>
                 </w:rPr>
                 <w:t xml:space="preserve">Odp. Pawła: </w:t>
               </w:r>
               <w:r>
-                <w:rPr/>
-                <w:t xml:space="preserve">Protokół walidacji i plan pilotażu istnieją (Zał. 2); wymagają decyzji o skalach (Ipsos czy skale z literatury) i potwierdzenia statusu rejestracji.</w:t>
+                <w:rPr>
+                  <w:lang w:val="pl-PL"/>
+                  <w:rPrChange w:id="26" w:author="Mamcarz, Paweł" w:date="2026-10-05T15:44:00Z" w16du:dateUtc="2026-10-05T13:44:00Z">
+                    <w:rPr/>
+                  </w:rPrChange>
+                </w:rPr>
+                <w:t>Protokół walidacji i plan pilotażu istnieją (Zał. 2); wymagają decyzji o skalach (Ipsos czy skale z literatury) i potwierdzenia statusu rejestracji.</w:t>
               </w:r>
             </w:ins>
           </w:p>
@@ -450,15 +679,15 @@
             <w:pPr>
               <w:rPr>
                 <w:lang w:val="pl-PL"/>
-                <w:rPrChange w:id="10" w:author="Mamcarz, Paweł" w:date="2026-10-03T19:51:00Z" w16du:dateUtc="2026-10-03T17:51:00Z">
-                  <w:rPr/>
-                </w:rPrChange>
-              </w:rPr>
-            </w:pPr>
-            <w:r>
-              <w:rPr>
-                <w:lang w:val="pl-PL"/>
-                <w:rPrChange w:id="11" w:author="Mamcarz, Paweł" w:date="2026-10-03T19:51:00Z" w16du:dateUtc="2026-10-03T17:51:00Z">
+                <w:rPrChange w:id="27" w:author="Mamcarz, Paweł" w:date="2026-10-03T19:51:00Z" w16du:dateUtc="2026-10-03T17:51:00Z">
+                  <w:rPr/>
+                </w:rPrChange>
+              </w:rPr>
+            </w:pPr>
+            <w:r>
+              <w:rPr>
+                <w:lang w:val="pl-PL"/>
+                <w:rPrChange w:id="28" w:author="Mamcarz, Paweł" w:date="2026-10-03T19:51:00Z" w16du:dateUtc="2026-10-03T17:51:00Z">
                   <w:rPr/>
                 </w:rPrChange>
               </w:rPr>
@@ -491,7 +720,7 @@
             <w:pPr>
               <w:rPr>
                 <w:lang w:val="pl-PL"/>
-                <w:rPrChange w:id="12" w:author="Mamcarz, Paweł" w:date="2026-10-03T19:51:00Z" w16du:dateUtc="2026-10-03T17:51:00Z">
+                <w:rPrChange w:id="29" w:author="Mamcarz, Paweł" w:date="2026-10-03T19:51:00Z" w16du:dateUtc="2026-10-03T17:51:00Z">
                   <w:rPr/>
                 </w:rPrChange>
               </w:rPr>
@@ -500,7 +729,7 @@
               <w:rPr>
                 <w:b/>
                 <w:lang w:val="pl-PL"/>
-                <w:rPrChange w:id="13" w:author="Mamcarz, Paweł" w:date="2026-10-03T19:51:00Z" w16du:dateUtc="2026-10-03T17:51:00Z">
+                <w:rPrChange w:id="30" w:author="Mamcarz, Paweł" w:date="2026-10-03T19:51:00Z" w16du:dateUtc="2026-10-03T17:51:00Z">
                   <w:rPr>
                     <w:b/>
                   </w:rPr>
@@ -513,17 +742,17 @@
             <w:pPr>
               <w:rPr>
                 <w:lang w:val="pl-PL"/>
-                <w:rPrChange w:id="14" w:author="Mamcarz, Paweł" w:date="2026-10-03T19:51:00Z" w16du:dateUtc="2026-10-03T17:51:00Z">
-                  <w:rPr/>
-                </w:rPrChange>
-              </w:rPr>
-            </w:pPr>
-            <w:ins w:id="15" w:author="Paweł Mamcarz" w:date="2026-10-03T12:00:00Z">
+                <w:rPrChange w:id="31" w:author="Mamcarz, Paweł" w:date="2026-10-03T19:51:00Z" w16du:dateUtc="2026-10-03T17:51:00Z">
+                  <w:rPr/>
+                </w:rPrChange>
+              </w:rPr>
+            </w:pPr>
+            <w:ins w:id="32" w:author="Paweł Mamcarz" w:date="2026-10-03T12:00:00Z">
               <w:r>
                 <w:rPr>
                   <w:b/>
                   <w:lang w:val="pl-PL"/>
-                  <w:rPrChange w:id="16" w:author="Mamcarz, Paweł" w:date="2026-10-03T19:51:00Z" w16du:dateUtc="2026-10-03T17:51:00Z">
+                  <w:rPrChange w:id="33" w:author="Mamcarz, Paweł" w:date="2026-10-03T19:51:00Z" w16du:dateUtc="2026-10-03T17:51:00Z">
                     <w:rPr>
                       <w:b/>
                     </w:rPr>
@@ -534,7 +763,7 @@
               <w:r>
                 <w:rPr>
                   <w:lang w:val="pl-PL"/>
-                  <w:rPrChange w:id="17" w:author="Mamcarz, Paweł" w:date="2026-10-03T19:51:00Z" w16du:dateUtc="2026-10-03T17:51:00Z">
+                  <w:rPrChange w:id="34" w:author="Mamcarz, Paweł" w:date="2026-10-03T19:51:00Z" w16du:dateUtc="2026-10-03T17:51:00Z">
                     <w:rPr/>
                   </w:rPrChange>
                 </w:rPr>
@@ -576,15 +805,15 @@
             <w:pPr>
               <w:rPr>
                 <w:lang w:val="pl-PL"/>
-                <w:rPrChange w:id="18" w:author="Mamcarz, Paweł" w:date="2026-10-03T19:51:00Z" w16du:dateUtc="2026-10-03T17:51:00Z">
-                  <w:rPr/>
-                </w:rPrChange>
-              </w:rPr>
-            </w:pPr>
-            <w:r>
-              <w:rPr>
-                <w:lang w:val="pl-PL"/>
-                <w:rPrChange w:id="19" w:author="Mamcarz, Paweł" w:date="2026-10-03T19:51:00Z" w16du:dateUtc="2026-10-03T17:51:00Z">
+                <w:rPrChange w:id="35" w:author="Mamcarz, Paweł" w:date="2026-10-03T19:51:00Z" w16du:dateUtc="2026-10-03T17:51:00Z">
+                  <w:rPr/>
+                </w:rPrChange>
+              </w:rPr>
+            </w:pPr>
+            <w:r>
+              <w:rPr>
+                <w:lang w:val="pl-PL"/>
+                <w:rPrChange w:id="36" w:author="Mamcarz, Paweł" w:date="2026-10-03T19:51:00Z" w16du:dateUtc="2026-10-03T17:51:00Z">
                   <w:rPr/>
                 </w:rPrChange>
               </w:rPr>
@@ -635,7 +864,6 @@
           </w:tcPr>
           <w:p>
             <w:r>
-              <w:lastRenderedPageBreak/>
               <w:t xml:space="preserve">5. Dane </w:t>
             </w:r>
             <w:proofErr w:type="spellStart"/>
@@ -644,15 +872,7 @@
             </w:r>
             <w:proofErr w:type="spellEnd"/>
             <w:r>
-              <w:t xml:space="preserve"> </w:t>
-            </w:r>
-            <w:proofErr w:type="spellStart"/>
-            <w:r>
-              <w:t>i</w:t>
-            </w:r>
-            <w:proofErr w:type="spellEnd"/>
-            <w:r>
-              <w:t xml:space="preserve"> </w:t>
+              <w:t xml:space="preserve"> i </w:t>
             </w:r>
             <w:proofErr w:type="spellStart"/>
             <w:r>
@@ -666,28 +886,73 @@
             <w:tcW w:w="3120" w:type="dxa"/>
           </w:tcPr>
           <w:p>
-            <w:proofErr w:type="spellStart"/>
-            <w:r>
+            <w:pPr>
+              <w:rPr>
+                <w:lang w:val="pl-PL"/>
+                <w:rPrChange w:id="37" w:author="Mamcarz, Paweł" w:date="2026-10-05T15:44:00Z" w16du:dateUtc="2026-10-05T13:44:00Z">
+                  <w:rPr/>
+                </w:rPrChange>
+              </w:rPr>
+            </w:pPr>
+            <w:r>
+              <w:rPr>
+                <w:lang w:val="pl-PL"/>
+                <w:rPrChange w:id="38" w:author="Mamcarz, Paweł" w:date="2026-10-05T15:44:00Z" w16du:dateUtc="2026-10-05T13:44:00Z">
+                  <w:rPr/>
+                </w:rPrChange>
+              </w:rPr>
               <w:t>Otwarty</w:t>
             </w:r>
-            <w:proofErr w:type="spellEnd"/>
-          </w:p>
-          <w:p>
-            <w:pPr>
-              <w:rPr>
-                <w:ins w:id="20041" w:author="Paweł Mamcarz" w:date="2026-10-03T14:00:00Z"/>
-              </w:rPr>
-            </w:pPr>
-            <w:ins w:id="20042" w:author="Paweł Mamcarz" w:date="2026-10-03T14:00:00Z">
+          </w:p>
+          <w:p>
+            <w:ins w:id="39" w:author="Paweł Mamcarz" w:date="2026-10-03T14:00:00Z">
               <w:r>
                 <w:rPr>
                   <w:b/>
+                  <w:lang w:val="pl-PL"/>
+                  <w:rPrChange w:id="40" w:author="Mamcarz, Paweł" w:date="2026-10-05T15:44:00Z" w16du:dateUtc="2026-10-05T13:44:00Z">
+                    <w:rPr>
+                      <w:b/>
+                    </w:rPr>
+                  </w:rPrChange>
                 </w:rPr>
                 <w:t xml:space="preserve">Odp. Pawła: </w:t>
               </w:r>
               <w:r>
-                <w:rPr/>
-                <w:t xml:space="preserve">Częściowo. Jest szablon zgody i klauzula RODO dla badania naukowego; brak wzoru umowy powierzenia i inspektora. Projekt dla ścieżki Fundacji: Zał. 4.</w:t>
+                <w:rPr>
+                  <w:lang w:val="pl-PL"/>
+                  <w:rPrChange w:id="41" w:author="Mamcarz, Paweł" w:date="2026-10-05T15:44:00Z" w16du:dateUtc="2026-10-05T13:44:00Z">
+                    <w:rPr/>
+                  </w:rPrChange>
+                </w:rPr>
+                <w:t xml:space="preserve">Częściowo. Jest szablon zgody i klauzula RODO dla badania naukowego; brak wzoru umowy powierzenia i inspektora. </w:t>
+              </w:r>
+              <w:r>
+                <w:t xml:space="preserve">Projekt </w:t>
+              </w:r>
+              <w:proofErr w:type="spellStart"/>
+              <w:r>
+                <w:t>dla</w:t>
+              </w:r>
+              <w:proofErr w:type="spellEnd"/>
+              <w:r>
+                <w:t xml:space="preserve"> </w:t>
+              </w:r>
+              <w:proofErr w:type="spellStart"/>
+              <w:r>
+                <w:t>ścieżki</w:t>
+              </w:r>
+              <w:proofErr w:type="spellEnd"/>
+              <w:r>
+                <w:t xml:space="preserve"> </w:t>
+              </w:r>
+              <w:proofErr w:type="spellStart"/>
+              <w:r>
+                <w:t>Fundacji</w:t>
+              </w:r>
+              <w:proofErr w:type="spellEnd"/>
+              <w:r>
+                <w:t>: Zał. 4.</w:t>
               </w:r>
             </w:ins>
           </w:p>
@@ -759,7 +1024,7 @@
         <w:rPr>
           <w:b/>
           <w:lang w:val="pl-PL"/>
-          <w:rPrChange w:id="20" w:author="Mamcarz, Paweł" w:date="2026-10-03T19:51:00Z" w16du:dateUtc="2026-10-03T17:51:00Z">
+          <w:rPrChange w:id="42" w:author="Mamcarz, Paweł" w:date="2026-10-03T19:51:00Z" w16du:dateUtc="2026-10-03T17:51:00Z">
             <w:rPr>
               <w:b/>
             </w:rPr>
@@ -770,7 +1035,7 @@
       <w:r>
         <w:rPr>
           <w:lang w:val="pl-PL"/>
-          <w:rPrChange w:id="21" w:author="Mamcarz, Paweł" w:date="2026-10-03T19:51:00Z" w16du:dateUtc="2026-10-03T17:51:00Z">
+          <w:rPrChange w:id="43" w:author="Mamcarz, Paweł" w:date="2026-10-03T19:51:00Z" w16du:dateUtc="2026-10-03T17:51:00Z">
             <w:rPr/>
           </w:rPrChange>
         </w:rPr>
@@ -826,7 +1091,7 @@
         </w:numPr>
         <w:rPr>
           <w:lang w:val="pl-PL"/>
-          <w:rPrChange w:id="22" w:author="Mamcarz, Paweł" w:date="2026-10-03T19:51:00Z" w16du:dateUtc="2026-10-03T17:51:00Z">
+          <w:rPrChange w:id="44" w:author="Mamcarz, Paweł" w:date="2026-10-03T19:51:00Z" w16du:dateUtc="2026-10-03T17:51:00Z">
             <w:rPr/>
           </w:rPrChange>
         </w:rPr>
@@ -835,7 +1100,7 @@
         <w:rPr>
           <w:b/>
           <w:lang w:val="pl-PL"/>
-          <w:rPrChange w:id="23" w:author="Mamcarz, Paweł" w:date="2026-10-03T19:51:00Z" w16du:dateUtc="2026-10-03T17:51:00Z">
+          <w:rPrChange w:id="45" w:author="Mamcarz, Paweł" w:date="2026-10-03T19:51:00Z" w16du:dateUtc="2026-10-03T17:51:00Z">
             <w:rPr>
               <w:b/>
             </w:rPr>
@@ -846,7 +1111,7 @@
       <w:r>
         <w:rPr>
           <w:lang w:val="pl-PL"/>
-          <w:rPrChange w:id="24" w:author="Mamcarz, Paweł" w:date="2026-10-03T19:51:00Z" w16du:dateUtc="2026-10-03T17:51:00Z">
+          <w:rPrChange w:id="46" w:author="Mamcarz, Paweł" w:date="2026-10-03T19:51:00Z" w16du:dateUtc="2026-10-03T17:51:00Z">
             <w:rPr/>
           </w:rPrChange>
         </w:rPr>
@@ -862,7 +1127,7 @@
         </w:numPr>
         <w:rPr>
           <w:lang w:val="pl-PL"/>
-          <w:rPrChange w:id="25" w:author="Mamcarz, Paweł" w:date="2026-10-03T19:51:00Z" w16du:dateUtc="2026-10-03T17:51:00Z">
+          <w:rPrChange w:id="47" w:author="Mamcarz, Paweł" w:date="2026-10-03T19:51:00Z" w16du:dateUtc="2026-10-03T17:51:00Z">
             <w:rPr/>
           </w:rPrChange>
         </w:rPr>
@@ -871,7 +1136,7 @@
         <w:rPr>
           <w:b/>
           <w:lang w:val="pl-PL"/>
-          <w:rPrChange w:id="26" w:author="Mamcarz, Paweł" w:date="2026-10-03T19:51:00Z" w16du:dateUtc="2026-10-03T17:51:00Z">
+          <w:rPrChange w:id="48" w:author="Mamcarz, Paweł" w:date="2026-10-03T19:51:00Z" w16du:dateUtc="2026-10-03T17:51:00Z">
             <w:rPr>
               <w:b/>
             </w:rPr>
@@ -882,7 +1147,7 @@
       <w:r>
         <w:rPr>
           <w:lang w:val="pl-PL"/>
-          <w:rPrChange w:id="27" w:author="Mamcarz, Paweł" w:date="2026-10-03T19:51:00Z" w16du:dateUtc="2026-10-03T17:51:00Z">
+          <w:rPrChange w:id="49" w:author="Mamcarz, Paweł" w:date="2026-10-03T19:51:00Z" w16du:dateUtc="2026-10-03T17:51:00Z">
             <w:rPr/>
           </w:rPrChange>
         </w:rPr>
@@ -949,7 +1214,7 @@
         </w:numPr>
         <w:rPr>
           <w:lang w:val="pl-PL"/>
-          <w:rPrChange w:id="28" w:author="Mamcarz, Paweł" w:date="2026-10-03T19:51:00Z" w16du:dateUtc="2026-10-03T17:51:00Z">
+          <w:rPrChange w:id="50" w:author="Mamcarz, Paweł" w:date="2026-10-03T19:51:00Z" w16du:dateUtc="2026-10-03T17:51:00Z">
             <w:rPr/>
           </w:rPrChange>
         </w:rPr>
@@ -958,7 +1223,7 @@
         <w:rPr>
           <w:b/>
           <w:lang w:val="pl-PL"/>
-          <w:rPrChange w:id="29" w:author="Mamcarz, Paweł" w:date="2026-10-03T19:51:00Z" w16du:dateUtc="2026-10-03T17:51:00Z">
+          <w:rPrChange w:id="51" w:author="Mamcarz, Paweł" w:date="2026-10-03T19:51:00Z" w16du:dateUtc="2026-10-03T17:51:00Z">
             <w:rPr>
               <w:b/>
             </w:rPr>
@@ -976,7 +1241,7 @@
         </w:numPr>
         <w:rPr>
           <w:lang w:val="pl-PL"/>
-          <w:rPrChange w:id="30" w:author="Mamcarz, Paweł" w:date="2026-10-03T19:51:00Z" w16du:dateUtc="2026-10-03T17:51:00Z">
+          <w:rPrChange w:id="52" w:author="Mamcarz, Paweł" w:date="2026-10-03T19:51:00Z" w16du:dateUtc="2026-10-03T17:51:00Z">
             <w:rPr/>
           </w:rPrChange>
         </w:rPr>
@@ -985,7 +1250,7 @@
         <w:rPr>
           <w:b/>
           <w:lang w:val="pl-PL"/>
-          <w:rPrChange w:id="31" w:author="Mamcarz, Paweł" w:date="2026-10-03T19:51:00Z" w16du:dateUtc="2026-10-03T17:51:00Z">
+          <w:rPrChange w:id="53" w:author="Mamcarz, Paweł" w:date="2026-10-03T19:51:00Z" w16du:dateUtc="2026-10-03T17:51:00Z">
             <w:rPr>
               <w:b/>
             </w:rPr>
@@ -996,7 +1261,7 @@
       <w:r>
         <w:rPr>
           <w:lang w:val="pl-PL"/>
-          <w:rPrChange w:id="32" w:author="Mamcarz, Paweł" w:date="2026-10-03T19:51:00Z" w16du:dateUtc="2026-10-03T17:51:00Z">
+          <w:rPrChange w:id="54" w:author="Mamcarz, Paweł" w:date="2026-10-03T19:51:00Z" w16du:dateUtc="2026-10-03T17:51:00Z">
             <w:rPr/>
           </w:rPrChange>
         </w:rPr>
@@ -1008,7 +1273,7 @@
         <w:pStyle w:val="Nagwek2"/>
         <w:rPr>
           <w:lang w:val="pl-PL"/>
-          <w:rPrChange w:id="33" w:author="Mamcarz, Paweł" w:date="2026-10-03T19:51:00Z" w16du:dateUtc="2026-10-03T17:51:00Z">
+          <w:rPrChange w:id="55" w:author="Mamcarz, Paweł" w:date="2026-10-03T19:51:00Z" w16du:dateUtc="2026-10-03T17:51:00Z">
             <w:rPr/>
           </w:rPrChange>
         </w:rPr>
@@ -1016,10 +1281,11 @@
       <w:r>
         <w:rPr>
           <w:lang w:val="pl-PL"/>
-          <w:rPrChange w:id="34" w:author="Mamcarz, Paweł" w:date="2026-10-03T19:51:00Z" w16du:dateUtc="2026-10-03T17:51:00Z">
+          <w:rPrChange w:id="56" w:author="Mamcarz, Paweł" w:date="2026-10-03T19:51:00Z" w16du:dateUtc="2026-10-03T17:51:00Z">
             <w:rPr/>
           </w:rPrChange>
         </w:rPr>
+        <w:lastRenderedPageBreak/>
         <w:t>Kiedy pomysł jest wykonalny</w:t>
       </w:r>
     </w:p>
@@ -1027,7 +1293,7 @@
       <w:pPr>
         <w:rPr>
           <w:lang w:val="pl-PL"/>
-          <w:rPrChange w:id="35" w:author="Mamcarz, Paweł" w:date="2026-10-03T19:51:00Z" w16du:dateUtc="2026-10-03T17:51:00Z">
+          <w:rPrChange w:id="57" w:author="Mamcarz, Paweł" w:date="2026-10-03T19:51:00Z" w16du:dateUtc="2026-10-03T17:51:00Z">
             <w:rPr/>
           </w:rPrChange>
         </w:rPr>
@@ -1035,7 +1301,7 @@
       <w:r>
         <w:rPr>
           <w:lang w:val="pl-PL"/>
-          <w:rPrChange w:id="36" w:author="Mamcarz, Paweł" w:date="2026-10-03T19:51:00Z" w16du:dateUtc="2026-10-03T17:51:00Z">
+          <w:rPrChange w:id="58" w:author="Mamcarz, Paweł" w:date="2026-10-03T19:51:00Z" w16du:dateUtc="2026-10-03T17:51:00Z">
             <w:rPr/>
           </w:rPrChange>
         </w:rPr>
@@ -1138,358 +1404,6 @@
             <w:pPr>
               <w:rPr>
                 <w:lang w:val="pl-PL"/>
-                <w:rPrChange w:id="37" w:author="Mamcarz, Paweł" w:date="2026-10-03T19:51:00Z" w16du:dateUtc="2026-10-03T17:51:00Z">
-                  <w:rPr/>
-                </w:rPrChange>
-              </w:rPr>
-            </w:pPr>
-            <w:r>
-              <w:rPr>
-                <w:b/>
-                <w:lang w:val="pl-PL"/>
-                <w:rPrChange w:id="38" w:author="Mamcarz, Paweł" w:date="2026-10-03T19:51:00Z" w16du:dateUtc="2026-10-03T17:51:00Z">
-                  <w:rPr>
-                    <w:b/>
-                  </w:rPr>
-                </w:rPrChange>
-              </w:rPr>
-              <w:t>Mamy prawo używać pytań Ipsos i porównywać z wynikami</w:t>
-            </w:r>
-          </w:p>
-        </w:tc>
-        <w:tc>
-          <w:tcPr>
-            <w:tcW w:w="2340" w:type="dxa"/>
-          </w:tcPr>
-          <w:p>
-            <w:pPr>
-              <w:rPr>
-                <w:lang w:val="pl-PL"/>
-                <w:rPrChange w:id="39" w:author="Mamcarz, Paweł" w:date="2026-10-03T19:51:00Z" w16du:dateUtc="2026-10-03T17:51:00Z">
-                  <w:rPr/>
-                </w:rPrChange>
-              </w:rPr>
-            </w:pPr>
-            <w:r>
-              <w:rPr>
-                <w:lang w:val="pl-PL"/>
-                <w:rPrChange w:id="40" w:author="Mamcarz, Paweł" w:date="2026-10-03T19:51:00Z" w16du:dateUtc="2026-10-03T17:51:00Z">
-                  <w:rPr/>
-                </w:rPrChange>
-              </w:rPr>
-              <w:t>Benchmark „na tle Polski” jest w ofercie</w:t>
-            </w:r>
-          </w:p>
-        </w:tc>
-        <w:tc>
-          <w:tcPr>
-            <w:tcW w:w="2340" w:type="dxa"/>
-          </w:tcPr>
-          <w:p>
-            <w:pPr>
-              <w:rPr>
-                <w:lang w:val="pl-PL"/>
-                <w:rPrChange w:id="41" w:author="Mamcarz, Paweł" w:date="2026-10-03T19:51:00Z" w16du:dateUtc="2026-10-03T17:51:00Z">
-                  <w:rPr/>
-                </w:rPrChange>
-              </w:rPr>
-            </w:pPr>
-            <w:r>
-              <w:rPr>
-                <w:lang w:val="pl-PL"/>
-                <w:rPrChange w:id="42" w:author="Mamcarz, Paweł" w:date="2026-10-03T19:51:00Z" w16du:dateUtc="2026-10-03T17:51:00Z">
-                  <w:rPr/>
-                </w:rPrChange>
-              </w:rPr>
-              <w:t>Tracimy jeden z głównych wyróżników; benchmark trzeba zbudować od zera</w:t>
-            </w:r>
-          </w:p>
-        </w:tc>
-      </w:tr>
-      <w:tr>
-        <w:tc>
-          <w:tcPr>
-            <w:tcW w:w="2340" w:type="dxa"/>
-          </w:tcPr>
-          <w:p>
-            <w:r>
-              <w:t>2</w:t>
-            </w:r>
-          </w:p>
-        </w:tc>
-        <w:tc>
-          <w:tcPr>
-            <w:tcW w:w="2340" w:type="dxa"/>
-          </w:tcPr>
-          <w:p>
-            <w:pPr>
-              <w:rPr>
-                <w:lang w:val="pl-PL"/>
-                <w:rPrChange w:id="43" w:author="Mamcarz, Paweł" w:date="2026-10-03T19:51:00Z" w16du:dateUtc="2026-10-03T17:51:00Z">
-                  <w:rPr/>
-                </w:rPrChange>
-              </w:rPr>
-            </w:pPr>
-            <w:r>
-              <w:rPr>
-                <w:b/>
-                <w:lang w:val="pl-PL"/>
-                <w:rPrChange w:id="44" w:author="Mamcarz, Paweł" w:date="2026-10-03T19:51:00Z" w16du:dateUtc="2026-10-03T17:51:00Z">
-                  <w:rPr>
-                    <w:b/>
-                  </w:rPr>
-                </w:rPrChange>
-              </w:rPr>
-              <w:t>Ankieta da się zwalidować w rozsądnym czasie</w:t>
-            </w:r>
-          </w:p>
-        </w:tc>
-        <w:tc>
-          <w:tcPr>
-            <w:tcW w:w="2340" w:type="dxa"/>
-          </w:tcPr>
-          <w:p>
-            <w:pPr>
-              <w:rPr>
-                <w:lang w:val="pl-PL"/>
-                <w:rPrChange w:id="45" w:author="Mamcarz, Paweł" w:date="2026-10-03T19:51:00Z" w16du:dateUtc="2026-10-03T17:51:00Z">
-                  <w:rPr/>
-                </w:rPrChange>
-              </w:rPr>
-            </w:pPr>
-            <w:r>
-              <w:rPr>
-                <w:lang w:val="pl-PL"/>
-                <w:rPrChange w:id="46" w:author="Mamcarz, Paweł" w:date="2026-10-03T19:51:00Z" w16du:dateUtc="2026-10-03T17:51:00Z">
-                  <w:rPr/>
-                </w:rPrChange>
-              </w:rPr>
-              <w:t>Narzędzie można bronić przed klientem i mediami</w:t>
-            </w:r>
-          </w:p>
-        </w:tc>
-        <w:tc>
-          <w:tcPr>
-            <w:tcW w:w="2340" w:type="dxa"/>
-          </w:tcPr>
-          <w:p>
-            <w:pPr>
-              <w:rPr>
-                <w:lang w:val="pl-PL"/>
-                <w:rPrChange w:id="47" w:author="Mamcarz, Paweł" w:date="2026-10-03T19:51:00Z" w16du:dateUtc="2026-10-03T17:51:00Z">
-                  <w:rPr/>
-                </w:rPrChange>
-              </w:rPr>
-            </w:pPr>
-            <w:r>
-              <w:rPr>
-                <w:lang w:val="pl-PL"/>
-                <w:rPrChange w:id="48" w:author="Mamcarz, Paweł" w:date="2026-10-03T19:51:00Z" w16du:dateUtc="2026-10-03T17:51:00Z">
-                  <w:rPr/>
-                </w:rPrChange>
-              </w:rPr>
-              <w:t>Sprzedajemy ankietę bez podstaw; ryzyko reputacyjne</w:t>
-            </w:r>
-          </w:p>
-        </w:tc>
-      </w:tr>
-      <w:tr>
-        <w:tc>
-          <w:tcPr>
-            <w:tcW w:w="2340" w:type="dxa"/>
-          </w:tcPr>
-          <w:p>
-            <w:r>
-              <w:t>3</w:t>
-            </w:r>
-          </w:p>
-        </w:tc>
-        <w:tc>
-          <w:tcPr>
-            <w:tcW w:w="2340" w:type="dxa"/>
-          </w:tcPr>
-          <w:p>
-            <w:pPr>
-              <w:rPr>
-                <w:lang w:val="pl-PL"/>
-                <w:rPrChange w:id="49" w:author="Mamcarz, Paweł" w:date="2026-10-03T19:51:00Z" w16du:dateUtc="2026-10-03T17:51:00Z">
-                  <w:rPr/>
-                </w:rPrChange>
-              </w:rPr>
-            </w:pPr>
-            <w:r>
-              <w:rPr>
-                <w:b/>
-                <w:lang w:val="pl-PL"/>
-                <w:rPrChange w:id="50" w:author="Mamcarz, Paweł" w:date="2026-10-03T19:51:00Z" w16du:dateUtc="2026-10-03T17:51:00Z">
-                  <w:rPr>
-                    <w:b/>
-                  </w:rPr>
-                </w:rPrChange>
-              </w:rPr>
-              <w:t>Kalkulator ma opisany model i założenia</w:t>
-            </w:r>
-          </w:p>
-        </w:tc>
-        <w:tc>
-          <w:tcPr>
-            <w:tcW w:w="2340" w:type="dxa"/>
-          </w:tcPr>
-          <w:p>
-            <w:pPr>
-              <w:rPr>
-                <w:lang w:val="pl-PL"/>
-                <w:rPrChange w:id="51" w:author="Mamcarz, Paweł" w:date="2026-10-03T19:51:00Z" w16du:dateUtc="2026-10-03T17:51:00Z">
-                  <w:rPr/>
-                </w:rPrChange>
-              </w:rPr>
-            </w:pPr>
-            <w:r>
-              <w:rPr>
-                <w:lang w:val="pl-PL"/>
-                <w:rPrChange w:id="52" w:author="Mamcarz, Paweł" w:date="2026-10-03T19:51:00Z" w16du:dateUtc="2026-10-03T17:51:00Z">
-                  <w:rPr/>
-                </w:rPrChange>
-              </w:rPr>
-              <w:t>Wynik da się wyjaśnić zarządowi klienta</w:t>
-            </w:r>
-          </w:p>
-        </w:tc>
-        <w:tc>
-          <w:tcPr>
-            <w:tcW w:w="2340" w:type="dxa"/>
-          </w:tcPr>
-          <w:p>
-            <w:proofErr w:type="spellStart"/>
-            <w:r>
-              <w:t>Zostaje</w:t>
-            </w:r>
-            <w:proofErr w:type="spellEnd"/>
-            <w:r>
-              <w:t xml:space="preserve"> </w:t>
-            </w:r>
-            <w:proofErr w:type="spellStart"/>
-            <w:r>
-              <w:t>obietnica</w:t>
-            </w:r>
-            <w:proofErr w:type="spellEnd"/>
-            <w:r>
-              <w:t xml:space="preserve"> bez </w:t>
-            </w:r>
-            <w:proofErr w:type="spellStart"/>
-            <w:r>
-              <w:t>pokrycia</w:t>
-            </w:r>
-            <w:proofErr w:type="spellEnd"/>
-          </w:p>
-        </w:tc>
-      </w:tr>
-      <w:tr>
-        <w:tc>
-          <w:tcPr>
-            <w:tcW w:w="2340" w:type="dxa"/>
-          </w:tcPr>
-          <w:p>
-            <w:r>
-              <w:t>4</w:t>
-            </w:r>
-          </w:p>
-        </w:tc>
-        <w:tc>
-          <w:tcPr>
-            <w:tcW w:w="2340" w:type="dxa"/>
-          </w:tcPr>
-          <w:p>
-            <w:pPr>
-              <w:rPr>
-                <w:lang w:val="pl-PL"/>
-                <w:rPrChange w:id="53" w:author="Mamcarz, Paweł" w:date="2026-10-03T19:51:00Z" w16du:dateUtc="2026-10-03T17:51:00Z">
-                  <w:rPr/>
-                </w:rPrChange>
-              </w:rPr>
-            </w:pPr>
-            <w:r>
-              <w:rPr>
-                <w:b/>
-                <w:lang w:val="pl-PL"/>
-                <w:rPrChange w:id="54" w:author="Mamcarz, Paweł" w:date="2026-10-03T19:51:00Z" w16du:dateUtc="2026-10-03T17:51:00Z">
-                  <w:rPr>
-                    <w:b/>
-                  </w:rPr>
-                </w:rPrChange>
-              </w:rPr>
-              <w:t>Mamy kim przeprowadzić analizę i raport</w:t>
-            </w:r>
-          </w:p>
-        </w:tc>
-        <w:tc>
-          <w:tcPr>
-            <w:tcW w:w="2340" w:type="dxa"/>
-          </w:tcPr>
-          <w:p>
-            <w:pPr>
-              <w:rPr>
-                <w:lang w:val="pl-PL"/>
-                <w:rPrChange w:id="55" w:author="Mamcarz, Paweł" w:date="2026-10-03T19:51:00Z" w16du:dateUtc="2026-10-03T17:51:00Z">
-                  <w:rPr/>
-                </w:rPrChange>
-              </w:rPr>
-            </w:pPr>
-            <w:r>
-              <w:rPr>
-                <w:lang w:val="pl-PL"/>
-                <w:rPrChange w:id="56" w:author="Mamcarz, Paweł" w:date="2026-10-03T19:51:00Z" w16du:dateUtc="2026-10-03T17:51:00Z">
-                  <w:rPr/>
-                </w:rPrChange>
-              </w:rPr>
-              <w:t>Diagnoza powstaje w standardzie, powtarzalnie</w:t>
-            </w:r>
-          </w:p>
-        </w:tc>
-        <w:tc>
-          <w:tcPr>
-            <w:tcW w:w="2340" w:type="dxa"/>
-          </w:tcPr>
-          <w:p>
-            <w:pPr>
-              <w:rPr>
-                <w:lang w:val="pl-PL"/>
-                <w:rPrChange w:id="57" w:author="Mamcarz, Paweł" w:date="2026-10-03T19:51:00Z" w16du:dateUtc="2026-10-03T17:51:00Z">
-                  <w:rPr/>
-                </w:rPrChange>
-              </w:rPr>
-            </w:pPr>
-            <w:r>
-              <w:rPr>
-                <w:lang w:val="pl-PL"/>
-                <w:rPrChange w:id="58" w:author="Mamcarz, Paweł" w:date="2026-10-03T19:51:00Z" w16du:dateUtc="2026-10-03T17:51:00Z">
-                  <w:rPr/>
-                </w:rPrChange>
-              </w:rPr>
-              <w:t>Każdy raport zależy od jednej osoby; brak skali</w:t>
-            </w:r>
-          </w:p>
-        </w:tc>
-      </w:tr>
-      <w:tr>
-        <w:tc>
-          <w:tcPr>
-            <w:tcW w:w="2340" w:type="dxa"/>
-          </w:tcPr>
-          <w:p>
-            <w:r>
-              <w:t>5</w:t>
-            </w:r>
-          </w:p>
-        </w:tc>
-        <w:tc>
-          <w:tcPr>
-            <w:tcW w:w="2340" w:type="dxa"/>
-          </w:tcPr>
-          <w:p>
-            <w:pPr>
-              <w:rPr>
-                <w:lang w:val="pl-PL"/>
                 <w:rPrChange w:id="59" w:author="Mamcarz, Paweł" w:date="2026-10-03T19:51:00Z" w16du:dateUtc="2026-10-03T17:51:00Z">
                   <w:rPr/>
                 </w:rPrChange>
@@ -1505,6 +1419,358 @@
                   </w:rPr>
                 </w:rPrChange>
               </w:rPr>
+              <w:t>Mamy prawo używać pytań Ipsos i porównywać z wynikami</w:t>
+            </w:r>
+          </w:p>
+        </w:tc>
+        <w:tc>
+          <w:tcPr>
+            <w:tcW w:w="2340" w:type="dxa"/>
+          </w:tcPr>
+          <w:p>
+            <w:pPr>
+              <w:rPr>
+                <w:lang w:val="pl-PL"/>
+                <w:rPrChange w:id="61" w:author="Mamcarz, Paweł" w:date="2026-10-03T19:51:00Z" w16du:dateUtc="2026-10-03T17:51:00Z">
+                  <w:rPr/>
+                </w:rPrChange>
+              </w:rPr>
+            </w:pPr>
+            <w:r>
+              <w:rPr>
+                <w:lang w:val="pl-PL"/>
+                <w:rPrChange w:id="62" w:author="Mamcarz, Paweł" w:date="2026-10-03T19:51:00Z" w16du:dateUtc="2026-10-03T17:51:00Z">
+                  <w:rPr/>
+                </w:rPrChange>
+              </w:rPr>
+              <w:t>Benchmark „na tle Polski” jest w ofercie</w:t>
+            </w:r>
+          </w:p>
+        </w:tc>
+        <w:tc>
+          <w:tcPr>
+            <w:tcW w:w="2340" w:type="dxa"/>
+          </w:tcPr>
+          <w:p>
+            <w:pPr>
+              <w:rPr>
+                <w:lang w:val="pl-PL"/>
+                <w:rPrChange w:id="63" w:author="Mamcarz, Paweł" w:date="2026-10-03T19:51:00Z" w16du:dateUtc="2026-10-03T17:51:00Z">
+                  <w:rPr/>
+                </w:rPrChange>
+              </w:rPr>
+            </w:pPr>
+            <w:r>
+              <w:rPr>
+                <w:lang w:val="pl-PL"/>
+                <w:rPrChange w:id="64" w:author="Mamcarz, Paweł" w:date="2026-10-03T19:51:00Z" w16du:dateUtc="2026-10-03T17:51:00Z">
+                  <w:rPr/>
+                </w:rPrChange>
+              </w:rPr>
+              <w:t>Tracimy jeden z głównych wyróżników; benchmark trzeba zbudować od zera</w:t>
+            </w:r>
+          </w:p>
+        </w:tc>
+      </w:tr>
+      <w:tr>
+        <w:tc>
+          <w:tcPr>
+            <w:tcW w:w="2340" w:type="dxa"/>
+          </w:tcPr>
+          <w:p>
+            <w:r>
+              <w:t>2</w:t>
+            </w:r>
+          </w:p>
+        </w:tc>
+        <w:tc>
+          <w:tcPr>
+            <w:tcW w:w="2340" w:type="dxa"/>
+          </w:tcPr>
+          <w:p>
+            <w:pPr>
+              <w:rPr>
+                <w:lang w:val="pl-PL"/>
+                <w:rPrChange w:id="65" w:author="Mamcarz, Paweł" w:date="2026-10-03T19:51:00Z" w16du:dateUtc="2026-10-03T17:51:00Z">
+                  <w:rPr/>
+                </w:rPrChange>
+              </w:rPr>
+            </w:pPr>
+            <w:r>
+              <w:rPr>
+                <w:b/>
+                <w:lang w:val="pl-PL"/>
+                <w:rPrChange w:id="66" w:author="Mamcarz, Paweł" w:date="2026-10-03T19:51:00Z" w16du:dateUtc="2026-10-03T17:51:00Z">
+                  <w:rPr>
+                    <w:b/>
+                  </w:rPr>
+                </w:rPrChange>
+              </w:rPr>
+              <w:t>Ankieta da się zwalidować w rozsądnym czasie</w:t>
+            </w:r>
+          </w:p>
+        </w:tc>
+        <w:tc>
+          <w:tcPr>
+            <w:tcW w:w="2340" w:type="dxa"/>
+          </w:tcPr>
+          <w:p>
+            <w:pPr>
+              <w:rPr>
+                <w:lang w:val="pl-PL"/>
+                <w:rPrChange w:id="67" w:author="Mamcarz, Paweł" w:date="2026-10-03T19:51:00Z" w16du:dateUtc="2026-10-03T17:51:00Z">
+                  <w:rPr/>
+                </w:rPrChange>
+              </w:rPr>
+            </w:pPr>
+            <w:r>
+              <w:rPr>
+                <w:lang w:val="pl-PL"/>
+                <w:rPrChange w:id="68" w:author="Mamcarz, Paweł" w:date="2026-10-03T19:51:00Z" w16du:dateUtc="2026-10-03T17:51:00Z">
+                  <w:rPr/>
+                </w:rPrChange>
+              </w:rPr>
+              <w:t>Narzędzie można bronić przed klientem i mediami</w:t>
+            </w:r>
+          </w:p>
+        </w:tc>
+        <w:tc>
+          <w:tcPr>
+            <w:tcW w:w="2340" w:type="dxa"/>
+          </w:tcPr>
+          <w:p>
+            <w:pPr>
+              <w:rPr>
+                <w:lang w:val="pl-PL"/>
+                <w:rPrChange w:id="69" w:author="Mamcarz, Paweł" w:date="2026-10-03T19:51:00Z" w16du:dateUtc="2026-10-03T17:51:00Z">
+                  <w:rPr/>
+                </w:rPrChange>
+              </w:rPr>
+            </w:pPr>
+            <w:r>
+              <w:rPr>
+                <w:lang w:val="pl-PL"/>
+                <w:rPrChange w:id="70" w:author="Mamcarz, Paweł" w:date="2026-10-03T19:51:00Z" w16du:dateUtc="2026-10-03T17:51:00Z">
+                  <w:rPr/>
+                </w:rPrChange>
+              </w:rPr>
+              <w:t>Sprzedajemy ankietę bez podstaw; ryzyko reputacyjne</w:t>
+            </w:r>
+          </w:p>
+        </w:tc>
+      </w:tr>
+      <w:tr>
+        <w:tc>
+          <w:tcPr>
+            <w:tcW w:w="2340" w:type="dxa"/>
+          </w:tcPr>
+          <w:p>
+            <w:r>
+              <w:t>3</w:t>
+            </w:r>
+          </w:p>
+        </w:tc>
+        <w:tc>
+          <w:tcPr>
+            <w:tcW w:w="2340" w:type="dxa"/>
+          </w:tcPr>
+          <w:p>
+            <w:pPr>
+              <w:rPr>
+                <w:lang w:val="pl-PL"/>
+                <w:rPrChange w:id="71" w:author="Mamcarz, Paweł" w:date="2026-10-03T19:51:00Z" w16du:dateUtc="2026-10-03T17:51:00Z">
+                  <w:rPr/>
+                </w:rPrChange>
+              </w:rPr>
+            </w:pPr>
+            <w:r>
+              <w:rPr>
+                <w:b/>
+                <w:lang w:val="pl-PL"/>
+                <w:rPrChange w:id="72" w:author="Mamcarz, Paweł" w:date="2026-10-03T19:51:00Z" w16du:dateUtc="2026-10-03T17:51:00Z">
+                  <w:rPr>
+                    <w:b/>
+                  </w:rPr>
+                </w:rPrChange>
+              </w:rPr>
+              <w:t>Kalkulator ma opisany model i założenia</w:t>
+            </w:r>
+          </w:p>
+        </w:tc>
+        <w:tc>
+          <w:tcPr>
+            <w:tcW w:w="2340" w:type="dxa"/>
+          </w:tcPr>
+          <w:p>
+            <w:pPr>
+              <w:rPr>
+                <w:lang w:val="pl-PL"/>
+                <w:rPrChange w:id="73" w:author="Mamcarz, Paweł" w:date="2026-10-03T19:51:00Z" w16du:dateUtc="2026-10-03T17:51:00Z">
+                  <w:rPr/>
+                </w:rPrChange>
+              </w:rPr>
+            </w:pPr>
+            <w:r>
+              <w:rPr>
+                <w:lang w:val="pl-PL"/>
+                <w:rPrChange w:id="74" w:author="Mamcarz, Paweł" w:date="2026-10-03T19:51:00Z" w16du:dateUtc="2026-10-03T17:51:00Z">
+                  <w:rPr/>
+                </w:rPrChange>
+              </w:rPr>
+              <w:t>Wynik da się wyjaśnić zarządowi klienta</w:t>
+            </w:r>
+          </w:p>
+        </w:tc>
+        <w:tc>
+          <w:tcPr>
+            <w:tcW w:w="2340" w:type="dxa"/>
+          </w:tcPr>
+          <w:p>
+            <w:proofErr w:type="spellStart"/>
+            <w:r>
+              <w:t>Zostaje</w:t>
+            </w:r>
+            <w:proofErr w:type="spellEnd"/>
+            <w:r>
+              <w:t xml:space="preserve"> </w:t>
+            </w:r>
+            <w:proofErr w:type="spellStart"/>
+            <w:r>
+              <w:t>obietnica</w:t>
+            </w:r>
+            <w:proofErr w:type="spellEnd"/>
+            <w:r>
+              <w:t xml:space="preserve"> bez </w:t>
+            </w:r>
+            <w:proofErr w:type="spellStart"/>
+            <w:r>
+              <w:t>pokrycia</w:t>
+            </w:r>
+            <w:proofErr w:type="spellEnd"/>
+          </w:p>
+        </w:tc>
+      </w:tr>
+      <w:tr>
+        <w:tc>
+          <w:tcPr>
+            <w:tcW w:w="2340" w:type="dxa"/>
+          </w:tcPr>
+          <w:p>
+            <w:r>
+              <w:t>4</w:t>
+            </w:r>
+          </w:p>
+        </w:tc>
+        <w:tc>
+          <w:tcPr>
+            <w:tcW w:w="2340" w:type="dxa"/>
+          </w:tcPr>
+          <w:p>
+            <w:pPr>
+              <w:rPr>
+                <w:lang w:val="pl-PL"/>
+                <w:rPrChange w:id="75" w:author="Mamcarz, Paweł" w:date="2026-10-03T19:51:00Z" w16du:dateUtc="2026-10-03T17:51:00Z">
+                  <w:rPr/>
+                </w:rPrChange>
+              </w:rPr>
+            </w:pPr>
+            <w:r>
+              <w:rPr>
+                <w:b/>
+                <w:lang w:val="pl-PL"/>
+                <w:rPrChange w:id="76" w:author="Mamcarz, Paweł" w:date="2026-10-03T19:51:00Z" w16du:dateUtc="2026-10-03T17:51:00Z">
+                  <w:rPr>
+                    <w:b/>
+                  </w:rPr>
+                </w:rPrChange>
+              </w:rPr>
+              <w:t>Mamy kim przeprowadzić analizę i raport</w:t>
+            </w:r>
+          </w:p>
+        </w:tc>
+        <w:tc>
+          <w:tcPr>
+            <w:tcW w:w="2340" w:type="dxa"/>
+          </w:tcPr>
+          <w:p>
+            <w:pPr>
+              <w:rPr>
+                <w:lang w:val="pl-PL"/>
+                <w:rPrChange w:id="77" w:author="Mamcarz, Paweł" w:date="2026-10-03T19:51:00Z" w16du:dateUtc="2026-10-03T17:51:00Z">
+                  <w:rPr/>
+                </w:rPrChange>
+              </w:rPr>
+            </w:pPr>
+            <w:r>
+              <w:rPr>
+                <w:lang w:val="pl-PL"/>
+                <w:rPrChange w:id="78" w:author="Mamcarz, Paweł" w:date="2026-10-03T19:51:00Z" w16du:dateUtc="2026-10-03T17:51:00Z">
+                  <w:rPr/>
+                </w:rPrChange>
+              </w:rPr>
+              <w:t>Diagnoza powstaje w standardzie, powtarzalnie</w:t>
+            </w:r>
+          </w:p>
+        </w:tc>
+        <w:tc>
+          <w:tcPr>
+            <w:tcW w:w="2340" w:type="dxa"/>
+          </w:tcPr>
+          <w:p>
+            <w:pPr>
+              <w:rPr>
+                <w:lang w:val="pl-PL"/>
+                <w:rPrChange w:id="79" w:author="Mamcarz, Paweł" w:date="2026-10-03T19:51:00Z" w16du:dateUtc="2026-10-03T17:51:00Z">
+                  <w:rPr/>
+                </w:rPrChange>
+              </w:rPr>
+            </w:pPr>
+            <w:r>
+              <w:rPr>
+                <w:lang w:val="pl-PL"/>
+                <w:rPrChange w:id="80" w:author="Mamcarz, Paweł" w:date="2026-10-03T19:51:00Z" w16du:dateUtc="2026-10-03T17:51:00Z">
+                  <w:rPr/>
+                </w:rPrChange>
+              </w:rPr>
+              <w:t>Każdy raport zależy od jednej osoby; brak skali</w:t>
+            </w:r>
+          </w:p>
+        </w:tc>
+      </w:tr>
+      <w:tr>
+        <w:tc>
+          <w:tcPr>
+            <w:tcW w:w="2340" w:type="dxa"/>
+          </w:tcPr>
+          <w:p>
+            <w:r>
+              <w:t>5</w:t>
+            </w:r>
+          </w:p>
+        </w:tc>
+        <w:tc>
+          <w:tcPr>
+            <w:tcW w:w="2340" w:type="dxa"/>
+          </w:tcPr>
+          <w:p>
+            <w:pPr>
+              <w:rPr>
+                <w:lang w:val="pl-PL"/>
+                <w:rPrChange w:id="81" w:author="Mamcarz, Paweł" w:date="2026-10-03T19:51:00Z" w16du:dateUtc="2026-10-03T17:51:00Z">
+                  <w:rPr/>
+                </w:rPrChange>
+              </w:rPr>
+            </w:pPr>
+            <w:r>
+              <w:rPr>
+                <w:b/>
+                <w:lang w:val="pl-PL"/>
+                <w:rPrChange w:id="82" w:author="Mamcarz, Paweł" w:date="2026-10-03T19:51:00Z" w16du:dateUtc="2026-10-03T17:51:00Z">
+                  <w:rPr>
+                    <w:b/>
+                  </w:rPr>
+                </w:rPrChange>
+              </w:rPr>
               <w:t>Dane osobowe i umowy są do ogarnięcia</w:t>
             </w:r>
           </w:p>
@@ -1517,15 +1783,15 @@
             <w:pPr>
               <w:rPr>
                 <w:lang w:val="pl-PL"/>
-                <w:rPrChange w:id="61" w:author="Mamcarz, Paweł" w:date="2026-10-03T19:51:00Z" w16du:dateUtc="2026-10-03T17:51:00Z">
-                  <w:rPr/>
-                </w:rPrChange>
-              </w:rPr>
-            </w:pPr>
-            <w:r>
-              <w:rPr>
-                <w:lang w:val="pl-PL"/>
-                <w:rPrChange w:id="62" w:author="Mamcarz, Paweł" w:date="2026-10-03T19:51:00Z" w16du:dateUtc="2026-10-03T17:51:00Z">
+                <w:rPrChange w:id="83" w:author="Mamcarz, Paweł" w:date="2026-10-03T19:51:00Z" w16du:dateUtc="2026-10-03T17:51:00Z">
+                  <w:rPr/>
+                </w:rPrChange>
+              </w:rPr>
+            </w:pPr>
+            <w:r>
+              <w:rPr>
+                <w:lang w:val="pl-PL"/>
+                <w:rPrChange w:id="84" w:author="Mamcarz, Paweł" w:date="2026-10-03T19:51:00Z" w16du:dateUtc="2026-10-03T17:51:00Z">
                   <w:rPr/>
                 </w:rPrChange>
               </w:rPr>
@@ -1541,15 +1807,15 @@
             <w:pPr>
               <w:rPr>
                 <w:lang w:val="pl-PL"/>
-                <w:rPrChange w:id="63" w:author="Mamcarz, Paweł" w:date="2026-10-03T19:51:00Z" w16du:dateUtc="2026-10-03T17:51:00Z">
-                  <w:rPr/>
-                </w:rPrChange>
-              </w:rPr>
-            </w:pPr>
-            <w:r>
-              <w:rPr>
-                <w:lang w:val="pl-PL"/>
-                <w:rPrChange w:id="64" w:author="Mamcarz, Paweł" w:date="2026-10-03T19:51:00Z" w16du:dateUtc="2026-10-03T17:51:00Z">
+                <w:rPrChange w:id="85" w:author="Mamcarz, Paweł" w:date="2026-10-03T19:51:00Z" w16du:dateUtc="2026-10-03T17:51:00Z">
+                  <w:rPr/>
+                </w:rPrChange>
+              </w:rPr>
+            </w:pPr>
+            <w:r>
+              <w:rPr>
+                <w:lang w:val="pl-PL"/>
+                <w:rPrChange w:id="86" w:author="Mamcarz, Paweł" w:date="2026-10-03T19:51:00Z" w16du:dateUtc="2026-10-03T17:51:00Z">
                   <w:rPr/>
                 </w:rPrChange>
               </w:rPr>
@@ -1563,7 +1829,7 @@
       <w:pPr>
         <w:rPr>
           <w:lang w:val="pl-PL"/>
-          <w:rPrChange w:id="65" w:author="Mamcarz, Paweł" w:date="2026-10-03T19:51:00Z" w16du:dateUtc="2026-10-03T17:51:00Z">
+          <w:rPrChange w:id="87" w:author="Mamcarz, Paweł" w:date="2026-10-03T19:51:00Z" w16du:dateUtc="2026-10-03T17:51:00Z">
             <w:rPr/>
           </w:rPrChange>
         </w:rPr>
@@ -1571,7 +1837,7 @@
       <w:r>
         <w:rPr>
           <w:lang w:val="pl-PL"/>
-          <w:rPrChange w:id="66" w:author="Mamcarz, Paweł" w:date="2026-10-03T19:51:00Z" w16du:dateUtc="2026-10-03T17:51:00Z">
+          <w:rPrChange w:id="88" w:author="Mamcarz, Paweł" w:date="2026-10-03T19:51:00Z" w16du:dateUtc="2026-10-03T17:51:00Z">
             <w:rPr/>
           </w:rPrChange>
         </w:rPr>
@@ -1583,7 +1849,7 @@
         <w:pStyle w:val="Nagwek2"/>
         <w:rPr>
           <w:lang w:val="pl-PL"/>
-          <w:rPrChange w:id="67" w:author="Mamcarz, Paweł" w:date="2026-10-03T19:51:00Z" w16du:dateUtc="2026-10-03T17:51:00Z">
+          <w:rPrChange w:id="89" w:author="Mamcarz, Paweł" w:date="2026-10-03T19:51:00Z" w16du:dateUtc="2026-10-03T17:51:00Z">
             <w:rPr/>
           </w:rPrChange>
         </w:rPr>
@@ -1591,11 +1857,10 @@
       <w:r>
         <w:rPr>
           <w:lang w:val="pl-PL"/>
-          <w:rPrChange w:id="68" w:author="Mamcarz, Paweł" w:date="2026-10-03T19:51:00Z" w16du:dateUtc="2026-10-03T17:51:00Z">
+          <w:rPrChange w:id="90" w:author="Mamcarz, Paweł" w:date="2026-10-03T19:51:00Z" w16du:dateUtc="2026-10-03T17:51:00Z">
             <w:rPr/>
           </w:rPrChange>
         </w:rPr>
-        <w:lastRenderedPageBreak/>
         <w:t>Pytania o ankietę</w:t>
       </w:r>
     </w:p>
@@ -1603,7 +1868,7 @@
       <w:pPr>
         <w:rPr>
           <w:lang w:val="pl-PL"/>
-          <w:rPrChange w:id="69" w:author="Mamcarz, Paweł" w:date="2026-10-03T19:51:00Z" w16du:dateUtc="2026-10-03T17:51:00Z">
+          <w:rPrChange w:id="91" w:author="Mamcarz, Paweł" w:date="2026-10-03T19:51:00Z" w16du:dateUtc="2026-10-03T17:51:00Z">
             <w:rPr/>
           </w:rPrChange>
         </w:rPr>
@@ -1611,7 +1876,7 @@
       <w:r>
         <w:rPr>
           <w:lang w:val="pl-PL"/>
-          <w:rPrChange w:id="70" w:author="Mamcarz, Paweł" w:date="2026-10-03T19:51:00Z" w16du:dateUtc="2026-10-03T17:51:00Z">
+          <w:rPrChange w:id="92" w:author="Mamcarz, Paweł" w:date="2026-10-03T19:51:00Z" w16du:dateUtc="2026-10-03T17:51:00Z">
             <w:rPr/>
           </w:rPrChange>
         </w:rPr>
@@ -1732,15 +1997,15 @@
             <w:pPr>
               <w:rPr>
                 <w:lang w:val="pl-PL"/>
-                <w:rPrChange w:id="71" w:author="Mamcarz, Paweł" w:date="2026-10-03T19:51:00Z" w16du:dateUtc="2026-10-03T17:51:00Z">
-                  <w:rPr/>
-                </w:rPrChange>
-              </w:rPr>
-            </w:pPr>
-            <w:r>
-              <w:rPr>
-                <w:lang w:val="pl-PL"/>
-                <w:rPrChange w:id="72" w:author="Mamcarz, Paweł" w:date="2026-10-03T19:51:00Z" w16du:dateUtc="2026-10-03T17:51:00Z">
+                <w:rPrChange w:id="93" w:author="Mamcarz, Paweł" w:date="2026-10-03T19:51:00Z" w16du:dateUtc="2026-10-03T17:51:00Z">
+                  <w:rPr/>
+                </w:rPrChange>
+              </w:rPr>
+            </w:pPr>
+            <w:r>
+              <w:rPr>
+                <w:lang w:val="pl-PL"/>
+                <w:rPrChange w:id="94" w:author="Mamcarz, Paweł" w:date="2026-10-03T19:51:00Z" w16du:dateUtc="2026-10-03T17:51:00Z">
                   <w:rPr/>
                 </w:rPrChange>
               </w:rPr>
@@ -1769,15 +2034,15 @@
             <w:pPr>
               <w:rPr>
                 <w:lang w:val="pl-PL"/>
-                <w:rPrChange w:id="73" w:author="Mamcarz, Paweł" w:date="2026-10-03T19:51:00Z" w16du:dateUtc="2026-10-03T17:51:00Z">
-                  <w:rPr/>
-                </w:rPrChange>
-              </w:rPr>
-            </w:pPr>
-            <w:r>
-              <w:rPr>
-                <w:lang w:val="pl-PL"/>
-                <w:rPrChange w:id="74" w:author="Mamcarz, Paweł" w:date="2026-10-03T19:51:00Z" w16du:dateUtc="2026-10-03T17:51:00Z">
+                <w:rPrChange w:id="95" w:author="Mamcarz, Paweł" w:date="2026-10-03T19:51:00Z" w16du:dateUtc="2026-10-03T17:51:00Z">
+                  <w:rPr/>
+                </w:rPrChange>
+              </w:rPr>
+            </w:pPr>
+            <w:r>
+              <w:rPr>
+                <w:lang w:val="pl-PL"/>
+                <w:rPrChange w:id="96" w:author="Mamcarz, Paweł" w:date="2026-10-03T19:51:00Z" w16du:dateUtc="2026-10-03T17:51:00Z">
                   <w:rPr/>
                 </w:rPrChange>
               </w:rPr>
@@ -1805,15 +2070,15 @@
             <w:pPr>
               <w:rPr>
                 <w:lang w:val="pl-PL"/>
-                <w:rPrChange w:id="75" w:author="Mamcarz, Paweł" w:date="2026-10-03T19:51:00Z" w16du:dateUtc="2026-10-03T17:51:00Z">
-                  <w:rPr/>
-                </w:rPrChange>
-              </w:rPr>
-            </w:pPr>
-            <w:r>
-              <w:rPr>
-                <w:lang w:val="pl-PL"/>
-                <w:rPrChange w:id="76" w:author="Mamcarz, Paweł" w:date="2026-10-03T19:51:00Z" w16du:dateUtc="2026-10-03T17:51:00Z">
+                <w:rPrChange w:id="97" w:author="Mamcarz, Paweł" w:date="2026-10-03T19:51:00Z" w16du:dateUtc="2026-10-03T17:51:00Z">
+                  <w:rPr/>
+                </w:rPrChange>
+              </w:rPr>
+            </w:pPr>
+            <w:r>
+              <w:rPr>
+                <w:lang w:val="pl-PL"/>
+                <w:rPrChange w:id="98" w:author="Mamcarz, Paweł" w:date="2026-10-03T19:51:00Z" w16du:dateUtc="2026-10-03T17:51:00Z">
                   <w:rPr/>
                 </w:rPrChange>
               </w:rPr>
@@ -1829,7 +2094,7 @@
             <w:pPr>
               <w:rPr>
                 <w:lang w:val="pl-PL"/>
-                <w:rPrChange w:id="77" w:author="Mamcarz, Paweł" w:date="2026-10-03T19:51:00Z" w16du:dateUtc="2026-10-03T17:51:00Z">
+                <w:rPrChange w:id="99" w:author="Mamcarz, Paweł" w:date="2026-10-03T19:51:00Z" w16du:dateUtc="2026-10-03T17:51:00Z">
                   <w:rPr/>
                 </w:rPrChange>
               </w:rPr>
@@ -1838,7 +2103,7 @@
               <w:rPr>
                 <w:b/>
                 <w:lang w:val="pl-PL"/>
-                <w:rPrChange w:id="78" w:author="Mamcarz, Paweł" w:date="2026-10-03T19:51:00Z" w16du:dateUtc="2026-10-03T17:51:00Z">
+                <w:rPrChange w:id="100" w:author="Mamcarz, Paweł" w:date="2026-10-03T19:51:00Z" w16du:dateUtc="2026-10-03T17:51:00Z">
                   <w:rPr>
                     <w:b/>
                   </w:rPr>
@@ -1856,15 +2121,15 @@
             <w:pPr>
               <w:rPr>
                 <w:lang w:val="pl-PL"/>
-                <w:rPrChange w:id="79" w:author="Mamcarz, Paweł" w:date="2026-10-03T19:51:00Z" w16du:dateUtc="2026-10-03T17:51:00Z">
-                  <w:rPr/>
-                </w:rPrChange>
-              </w:rPr>
-            </w:pPr>
-            <w:r>
-              <w:rPr>
-                <w:lang w:val="pl-PL"/>
-                <w:rPrChange w:id="80" w:author="Mamcarz, Paweł" w:date="2026-10-03T19:51:00Z" w16du:dateUtc="2026-10-03T17:51:00Z">
+                <w:rPrChange w:id="101" w:author="Mamcarz, Paweł" w:date="2026-10-03T19:51:00Z" w16du:dateUtc="2026-10-03T17:51:00Z">
+                  <w:rPr/>
+                </w:rPrChange>
+              </w:rPr>
+            </w:pPr>
+            <w:r>
+              <w:rPr>
+                <w:lang w:val="pl-PL"/>
+                <w:rPrChange w:id="102" w:author="Mamcarz, Paweł" w:date="2026-10-03T19:51:00Z" w16du:dateUtc="2026-10-03T17:51:00Z">
                   <w:rPr/>
                 </w:rPrChange>
               </w:rPr>
@@ -1944,15 +2209,15 @@
             <w:pPr>
               <w:rPr>
                 <w:lang w:val="pl-PL"/>
-                <w:rPrChange w:id="81" w:author="Mamcarz, Paweł" w:date="2026-10-03T19:51:00Z" w16du:dateUtc="2026-10-03T17:51:00Z">
-                  <w:rPr/>
-                </w:rPrChange>
-              </w:rPr>
-            </w:pPr>
-            <w:r>
-              <w:rPr>
-                <w:lang w:val="pl-PL"/>
-                <w:rPrChange w:id="82" w:author="Mamcarz, Paweł" w:date="2026-10-03T19:51:00Z" w16du:dateUtc="2026-10-03T17:51:00Z">
+                <w:rPrChange w:id="103" w:author="Mamcarz, Paweł" w:date="2026-10-03T19:51:00Z" w16du:dateUtc="2026-10-03T17:51:00Z">
+                  <w:rPr/>
+                </w:rPrChange>
+              </w:rPr>
+            </w:pPr>
+            <w:r>
+              <w:rPr>
+                <w:lang w:val="pl-PL"/>
+                <w:rPrChange w:id="104" w:author="Mamcarz, Paweł" w:date="2026-10-03T19:51:00Z" w16du:dateUtc="2026-10-03T17:51:00Z">
                   <w:rPr/>
                 </w:rPrChange>
               </w:rPr>
@@ -1968,6 +2233,7 @@
           </w:tcPr>
           <w:p>
             <w:r>
+              <w:lastRenderedPageBreak/>
               <w:t>4</w:t>
             </w:r>
           </w:p>
@@ -1980,15 +2246,15 @@
             <w:pPr>
               <w:rPr>
                 <w:lang w:val="pl-PL"/>
-                <w:rPrChange w:id="83" w:author="Mamcarz, Paweł" w:date="2026-10-03T19:51:00Z" w16du:dateUtc="2026-10-03T17:51:00Z">
-                  <w:rPr/>
-                </w:rPrChange>
-              </w:rPr>
-            </w:pPr>
-            <w:r>
-              <w:rPr>
-                <w:lang w:val="pl-PL"/>
-                <w:rPrChange w:id="84" w:author="Mamcarz, Paweł" w:date="2026-10-03T19:51:00Z" w16du:dateUtc="2026-10-03T17:51:00Z">
+                <w:rPrChange w:id="105" w:author="Mamcarz, Paweł" w:date="2026-10-03T19:51:00Z" w16du:dateUtc="2026-10-03T17:51:00Z">
+                  <w:rPr/>
+                </w:rPrChange>
+              </w:rPr>
+            </w:pPr>
+            <w:r>
+              <w:rPr>
+                <w:lang w:val="pl-PL"/>
+                <w:rPrChange w:id="106" w:author="Mamcarz, Paweł" w:date="2026-10-03T19:51:00Z" w16du:dateUtc="2026-10-03T17:51:00Z">
                   <w:rPr/>
                 </w:rPrChange>
               </w:rPr>
@@ -2017,15 +2283,15 @@
             <w:pPr>
               <w:rPr>
                 <w:lang w:val="pl-PL"/>
-                <w:rPrChange w:id="85" w:author="Mamcarz, Paweł" w:date="2026-10-03T19:51:00Z" w16du:dateUtc="2026-10-03T17:51:00Z">
-                  <w:rPr/>
-                </w:rPrChange>
-              </w:rPr>
-            </w:pPr>
-            <w:r>
-              <w:rPr>
-                <w:lang w:val="pl-PL"/>
-                <w:rPrChange w:id="86" w:author="Mamcarz, Paweł" w:date="2026-10-03T19:51:00Z" w16du:dateUtc="2026-10-03T17:51:00Z">
+                <w:rPrChange w:id="107" w:author="Mamcarz, Paweł" w:date="2026-10-03T19:51:00Z" w16du:dateUtc="2026-10-03T17:51:00Z">
+                  <w:rPr/>
+                </w:rPrChange>
+              </w:rPr>
+            </w:pPr>
+            <w:r>
+              <w:rPr>
+                <w:lang w:val="pl-PL"/>
+                <w:rPrChange w:id="108" w:author="Mamcarz, Paweł" w:date="2026-10-03T19:51:00Z" w16du:dateUtc="2026-10-03T17:51:00Z">
                   <w:rPr/>
                 </w:rPrChange>
               </w:rPr>
@@ -2053,15 +2319,15 @@
             <w:pPr>
               <w:rPr>
                 <w:lang w:val="pl-PL"/>
-                <w:rPrChange w:id="87" w:author="Mamcarz, Paweł" w:date="2026-10-03T19:51:00Z" w16du:dateUtc="2026-10-03T17:51:00Z">
-                  <w:rPr/>
-                </w:rPrChange>
-              </w:rPr>
-            </w:pPr>
-            <w:r>
-              <w:rPr>
-                <w:lang w:val="pl-PL"/>
-                <w:rPrChange w:id="88" w:author="Mamcarz, Paweł" w:date="2026-10-03T19:51:00Z" w16du:dateUtc="2026-10-03T17:51:00Z">
+                <w:rPrChange w:id="109" w:author="Mamcarz, Paweł" w:date="2026-10-03T19:51:00Z" w16du:dateUtc="2026-10-03T17:51:00Z">
+                  <w:rPr/>
+                </w:rPrChange>
+              </w:rPr>
+            </w:pPr>
+            <w:r>
+              <w:rPr>
+                <w:lang w:val="pl-PL"/>
+                <w:rPrChange w:id="110" w:author="Mamcarz, Paweł" w:date="2026-10-03T19:51:00Z" w16du:dateUtc="2026-10-03T17:51:00Z">
                   <w:rPr/>
                 </w:rPrChange>
               </w:rPr>
@@ -2106,15 +2372,15 @@
             <w:pPr>
               <w:rPr>
                 <w:lang w:val="pl-PL"/>
-                <w:rPrChange w:id="89" w:author="Mamcarz, Paweł" w:date="2026-10-03T19:51:00Z" w16du:dateUtc="2026-10-03T17:51:00Z">
-                  <w:rPr/>
-                </w:rPrChange>
-              </w:rPr>
-            </w:pPr>
-            <w:r>
-              <w:rPr>
-                <w:lang w:val="pl-PL"/>
-                <w:rPrChange w:id="90" w:author="Mamcarz, Paweł" w:date="2026-10-03T19:51:00Z" w16du:dateUtc="2026-10-03T17:51:00Z">
+                <w:rPrChange w:id="111" w:author="Mamcarz, Paweł" w:date="2026-10-03T19:51:00Z" w16du:dateUtc="2026-10-03T17:51:00Z">
+                  <w:rPr/>
+                </w:rPrChange>
+              </w:rPr>
+            </w:pPr>
+            <w:r>
+              <w:rPr>
+                <w:lang w:val="pl-PL"/>
+                <w:rPrChange w:id="112" w:author="Mamcarz, Paweł" w:date="2026-10-03T19:51:00Z" w16du:dateUtc="2026-10-03T17:51:00Z">
                   <w:rPr/>
                 </w:rPrChange>
               </w:rPr>
@@ -2142,15 +2408,15 @@
             <w:pPr>
               <w:rPr>
                 <w:lang w:val="pl-PL"/>
-                <w:rPrChange w:id="91" w:author="Mamcarz, Paweł" w:date="2026-10-03T19:51:00Z" w16du:dateUtc="2026-10-03T17:51:00Z">
-                  <w:rPr/>
-                </w:rPrChange>
-              </w:rPr>
-            </w:pPr>
-            <w:r>
-              <w:rPr>
-                <w:lang w:val="pl-PL"/>
-                <w:rPrChange w:id="92" w:author="Mamcarz, Paweł" w:date="2026-10-03T19:51:00Z" w16du:dateUtc="2026-10-03T17:51:00Z">
+                <w:rPrChange w:id="113" w:author="Mamcarz, Paweł" w:date="2026-10-03T19:51:00Z" w16du:dateUtc="2026-10-03T17:51:00Z">
+                  <w:rPr/>
+                </w:rPrChange>
+              </w:rPr>
+            </w:pPr>
+            <w:r>
+              <w:rPr>
+                <w:lang w:val="pl-PL"/>
+                <w:rPrChange w:id="114" w:author="Mamcarz, Paweł" w:date="2026-10-03T19:51:00Z" w16du:dateUtc="2026-10-03T17:51:00Z">
                   <w:rPr/>
                 </w:rPrChange>
               </w:rPr>
@@ -2201,15 +2467,15 @@
             <w:pPr>
               <w:rPr>
                 <w:lang w:val="pl-PL"/>
-                <w:rPrChange w:id="93" w:author="Mamcarz, Paweł" w:date="2026-10-03T19:51:00Z" w16du:dateUtc="2026-10-03T17:51:00Z">
-                  <w:rPr/>
-                </w:rPrChange>
-              </w:rPr>
-            </w:pPr>
-            <w:r>
-              <w:rPr>
-                <w:lang w:val="pl-PL"/>
-                <w:rPrChange w:id="94" w:author="Mamcarz, Paweł" w:date="2026-10-03T19:51:00Z" w16du:dateUtc="2026-10-03T17:51:00Z">
+                <w:rPrChange w:id="115" w:author="Mamcarz, Paweł" w:date="2026-10-03T19:51:00Z" w16du:dateUtc="2026-10-03T17:51:00Z">
+                  <w:rPr/>
+                </w:rPrChange>
+              </w:rPr>
+            </w:pPr>
+            <w:r>
+              <w:rPr>
+                <w:lang w:val="pl-PL"/>
+                <w:rPrChange w:id="116" w:author="Mamcarz, Paweł" w:date="2026-10-03T19:51:00Z" w16du:dateUtc="2026-10-03T17:51:00Z">
                   <w:rPr/>
                 </w:rPrChange>
               </w:rPr>
@@ -2229,15 +2495,7 @@
       </w:r>
       <w:proofErr w:type="spellEnd"/>
       <w:r>
-        <w:t xml:space="preserve"> </w:t>
-      </w:r>
-      <w:proofErr w:type="spellStart"/>
-      <w:r>
-        <w:t>i</w:t>
-      </w:r>
-      <w:proofErr w:type="spellEnd"/>
-      <w:r>
-        <w:t xml:space="preserve"> </w:t>
+        <w:t xml:space="preserve"> i </w:t>
       </w:r>
       <w:proofErr w:type="spellStart"/>
       <w:r>
@@ -2333,15 +2591,15 @@
             <w:pPr>
               <w:rPr>
                 <w:lang w:val="pl-PL"/>
-                <w:rPrChange w:id="95" w:author="Mamcarz, Paweł" w:date="2026-10-03T19:51:00Z" w16du:dateUtc="2026-10-03T17:51:00Z">
-                  <w:rPr/>
-                </w:rPrChange>
-              </w:rPr>
-            </w:pPr>
-            <w:r>
-              <w:rPr>
-                <w:lang w:val="pl-PL"/>
-                <w:rPrChange w:id="96" w:author="Mamcarz, Paweł" w:date="2026-10-03T19:51:00Z" w16du:dateUtc="2026-10-03T17:51:00Z">
+                <w:rPrChange w:id="117" w:author="Mamcarz, Paweł" w:date="2026-10-03T19:51:00Z" w16du:dateUtc="2026-10-03T17:51:00Z">
+                  <w:rPr/>
+                </w:rPrChange>
+              </w:rPr>
+            </w:pPr>
+            <w:r>
+              <w:rPr>
+                <w:lang w:val="pl-PL"/>
+                <w:rPrChange w:id="118" w:author="Mamcarz, Paweł" w:date="2026-10-03T19:51:00Z" w16du:dateUtc="2026-10-03T17:51:00Z">
                   <w:rPr/>
                 </w:rPrChange>
               </w:rPr>
@@ -2494,15 +2752,15 @@
             <w:pPr>
               <w:rPr>
                 <w:lang w:val="pl-PL"/>
-                <w:rPrChange w:id="97" w:author="Mamcarz, Paweł" w:date="2026-10-03T19:51:00Z" w16du:dateUtc="2026-10-03T17:51:00Z">
-                  <w:rPr/>
-                </w:rPrChange>
-              </w:rPr>
-            </w:pPr>
-            <w:r>
-              <w:rPr>
-                <w:lang w:val="pl-PL"/>
-                <w:rPrChange w:id="98" w:author="Mamcarz, Paweł" w:date="2026-10-03T19:51:00Z" w16du:dateUtc="2026-10-03T17:51:00Z">
+                <w:rPrChange w:id="119" w:author="Mamcarz, Paweł" w:date="2026-10-03T19:51:00Z" w16du:dateUtc="2026-10-03T17:51:00Z">
+                  <w:rPr/>
+                </w:rPrChange>
+              </w:rPr>
+            </w:pPr>
+            <w:r>
+              <w:rPr>
+                <w:lang w:val="pl-PL"/>
+                <w:rPrChange w:id="120" w:author="Mamcarz, Paweł" w:date="2026-10-03T19:51:00Z" w16du:dateUtc="2026-10-03T17:51:00Z">
                   <w:rPr/>
                 </w:rPrChange>
               </w:rPr>
@@ -2530,57 +2788,85 @@
             <w:tcW w:w="2340" w:type="dxa"/>
           </w:tcPr>
           <w:p>
-            <w:r>
-              <w:t xml:space="preserve">Do </w:t>
-            </w:r>
-            <w:proofErr w:type="spellStart"/>
-            <w:r>
-              <w:t>ustalenia</w:t>
-            </w:r>
-            <w:proofErr w:type="spellEnd"/>
-            <w:r>
-              <w:t xml:space="preserve"> </w:t>
-            </w:r>
-            <w:proofErr w:type="spellStart"/>
-            <w:r>
-              <w:t>na</w:t>
-            </w:r>
-            <w:proofErr w:type="spellEnd"/>
-            <w:r>
-              <w:t xml:space="preserve"> </w:t>
-            </w:r>
-            <w:proofErr w:type="spellStart"/>
-            <w:r>
-              <w:t>spotkaniu</w:t>
-            </w:r>
-            <w:proofErr w:type="spellEnd"/>
-          </w:p>
-          <w:p>
-            <w:pPr>
-              <w:rPr>
-                <w:ins w:id="20001" w:author="Paweł Mamcarz" w:date="2026-10-03T14:00:00Z"/>
-              </w:rPr>
-            </w:pPr>
-            <w:ins w:id="20002" w:author="Paweł Mamcarz" w:date="2026-10-03T14:00:00Z">
+            <w:pPr>
+              <w:rPr>
+                <w:lang w:val="pl-PL"/>
+                <w:rPrChange w:id="121" w:author="Mamcarz, Paweł" w:date="2026-10-05T15:44:00Z" w16du:dateUtc="2026-10-05T13:44:00Z">
+                  <w:rPr/>
+                </w:rPrChange>
+              </w:rPr>
+            </w:pPr>
+            <w:r>
+              <w:rPr>
+                <w:lang w:val="pl-PL"/>
+                <w:rPrChange w:id="122" w:author="Mamcarz, Paweł" w:date="2026-10-05T15:44:00Z" w16du:dateUtc="2026-10-05T13:44:00Z">
+                  <w:rPr/>
+                </w:rPrChange>
+              </w:rPr>
+              <w:t>Do ustalenia na spotkaniu</w:t>
+            </w:r>
+          </w:p>
+          <w:p>
+            <w:ins w:id="123" w:author="Paweł Mamcarz" w:date="2026-10-03T14:00:00Z">
               <w:r>
                 <w:rPr>
                   <w:b/>
+                  <w:lang w:val="pl-PL"/>
+                  <w:rPrChange w:id="124" w:author="Mamcarz, Paweł" w:date="2026-10-05T15:44:00Z" w16du:dateUtc="2026-10-05T13:44:00Z">
+                    <w:rPr>
+                      <w:b/>
+                    </w:rPr>
+                  </w:rPrChange>
                 </w:rPr>
                 <w:t xml:space="preserve">Odp. Pawła: </w:t>
               </w:r>
               <w:r>
-                <w:rPr/>
-                <w:t xml:space="preserve">Protokół walidacji (silence-tax.com) zakłada fazę A na 15 firmach (co najmniej 50 FTE), z minimum 15 ważnymi odpowiedziami na firmę, docelowo 20, czyli około 225–300 osób. To mieści się w proponowanym zakresie 150–300. Zbieranie planowano na IV kwartał 2026 – III kwartał 2027, rejestrację wstępną na III kwartał 2026. Stan na 3.10.2026: rejestracja wstępna jeszcze niezłożona (do zrobienia przed zbieraniem danych, harmonogram do aktualizacji); wstępnie dwie firmy zainteresowane; pilotaż: jedna firma z kontaktów Emilki i jedna z moich kontaktów</w:t>
+                <w:rPr>
+                  <w:lang w:val="pl-PL"/>
+                  <w:rPrChange w:id="125" w:author="Mamcarz, Paweł" w:date="2026-10-05T15:44:00Z" w16du:dateUtc="2026-10-05T13:44:00Z">
+                    <w:rPr/>
+                  </w:rPrChange>
+                </w:rPr>
+                <w:t xml:space="preserve">Protokół walidacji (silence-tax.com) zakłada fazę A na 15 firmach (co najmniej 50 FTE), z minimum 15 ważnymi odpowiedziami na firmę, docelowo 20, czyli około 225–300 osób. To mieści się w proponowanym zakresie 150–300. Zbieranie planowano na IV kwartał 2026 – III kwartał 2027, rejestrację wstępną na III kwartał 2026. Stan na 3.10.2026: </w:t>
+              </w:r>
+              <w:r>
+                <w:rPr>
+                  <w:lang w:val="pl-PL"/>
+                  <w:rPrChange w:id="126" w:author="Mamcarz, Paweł" w:date="2026-10-05T15:44:00Z" w16du:dateUtc="2026-10-05T13:44:00Z">
+                    <w:rPr/>
+                  </w:rPrChange>
+                </w:rPr>
+                <w:lastRenderedPageBreak/>
+                <w:t>rejestracja wstępna jeszcze niezłożona (do zrobienia przed zbieraniem danych, harmonogram do aktualizacji); wstępnie dwie firmy zainteresowane; pilotaż: jedna firma z kontaktów Emilki i jedna z moich kontaktów</w:t>
               </w:r>
               <w:r>
                 <w:rPr>
                   <w:highlight w:val="yellow"/>
+                  <w:lang w:val="pl-PL"/>
+                  <w:rPrChange w:id="127" w:author="Mamcarz, Paweł" w:date="2026-10-05T15:44:00Z" w16du:dateUtc="2026-10-05T13:44:00Z">
+                    <w:rPr>
+                      <w:highlight w:val="yellow"/>
+                    </w:rPr>
+                  </w:rPrChange>
                 </w:rPr>
                 <w:t xml:space="preserve"> [do potwierdzenia; termin do ustalenia]</w:t>
               </w:r>
               <w:r>
-                <w:rPr/>
-                <w:t xml:space="preserve">. Zał. 2.</w:t>
+                <w:rPr>
+                  <w:lang w:val="pl-PL"/>
+                  <w:rPrChange w:id="128" w:author="Mamcarz, Paweł" w:date="2026-10-05T15:44:00Z" w16du:dateUtc="2026-10-05T13:44:00Z">
+                    <w:rPr/>
+                  </w:rPrChange>
+                </w:rPr>
+                <w:t xml:space="preserve">. </w:t>
+              </w:r>
+              <w:proofErr w:type="spellStart"/>
+              <w:r>
+                <w:t>Zał</w:t>
+              </w:r>
+              <w:proofErr w:type="spellEnd"/>
+              <w:r>
+                <w:t>. 2.</w:t>
               </w:r>
             </w:ins>
           </w:p>
@@ -2654,39 +2940,154 @@
             <w:tcW w:w="2340" w:type="dxa"/>
           </w:tcPr>
           <w:p>
-            <w:r>
-              <w:t xml:space="preserve">Brak </w:t>
-            </w:r>
-            <w:proofErr w:type="spellStart"/>
-            <w:r>
-              <w:t>ryzyka</w:t>
-            </w:r>
-            <w:proofErr w:type="spellEnd"/>
-            <w:r>
-              <w:t xml:space="preserve"> </w:t>
-            </w:r>
-            <w:proofErr w:type="spellStart"/>
-            <w:r>
-              <w:t>licencyjnego</w:t>
-            </w:r>
-            <w:proofErr w:type="spellEnd"/>
-          </w:p>
-          <w:p>
-            <w:pPr>
-              <w:rPr>
-                <w:ins w:id="30001" w:author="Paweł Mamcarz" w:date="2026-10-04T10:00:00Z"/>
-              </w:rPr>
-            </w:pPr>
-            <w:ins w:id="30002" w:author="Paweł Mamcarz" w:date="2026-10-04T10:00:00Z">
+            <w:pPr>
+              <w:rPr>
+                <w:lang w:val="pl-PL"/>
+                <w:rPrChange w:id="129" w:author="Mamcarz, Paweł" w:date="2026-10-05T15:44:00Z" w16du:dateUtc="2026-10-05T13:44:00Z">
+                  <w:rPr/>
+                </w:rPrChange>
+              </w:rPr>
+            </w:pPr>
+            <w:r>
+              <w:rPr>
+                <w:lang w:val="pl-PL"/>
+                <w:rPrChange w:id="130" w:author="Mamcarz, Paweł" w:date="2026-10-05T15:44:00Z" w16du:dateUtc="2026-10-05T13:44:00Z">
+                  <w:rPr/>
+                </w:rPrChange>
+              </w:rPr>
+              <w:t>Brak ryzyka licencyjnego</w:t>
+            </w:r>
+          </w:p>
+          <w:p>
+            <w:ins w:id="131" w:author="Paweł Mamcarz" w:date="2026-10-04T10:00:00Z">
               <w:r>
                 <w:rPr>
                   <w:b/>
+                  <w:lang w:val="pl-PL"/>
+                  <w:rPrChange w:id="132" w:author="Mamcarz, Paweł" w:date="2026-10-05T15:44:00Z" w16du:dateUtc="2026-10-05T13:44:00Z">
+                    <w:rPr>
+                      <w:b/>
+                    </w:rPr>
+                  </w:rPrChange>
                 </w:rPr>
                 <w:t xml:space="preserve">Odp. Pawła: </w:t>
               </w:r>
               <w:r>
-                <w:rPr/>
-                <w:t xml:space="preserve">Uwaga po weryfikacji źródeł (4.10.2026): protokół walidacji używa skal z literatury. Skala UWES jest bezpłatna tylko do celów akademickich, a użycie w płatnej usłudze wymaga umowy z autorami. Dla skal Edmondson, Van Dyne i Teppera nie znaleziono jawnej licencji, co nie oznacza zgody. Jeśli zostajemy przy pytaniach Ipsos, ryzyka licencyjnego nie ma, ale protokół trzeba zmienić. Zał. 2.</w:t>
+                <w:rPr>
+                  <w:lang w:val="pl-PL"/>
+                  <w:rPrChange w:id="133" w:author="Mamcarz, Paweł" w:date="2026-10-05T15:44:00Z" w16du:dateUtc="2026-10-05T13:44:00Z">
+                    <w:rPr/>
+                  </w:rPrChange>
+                </w:rPr>
+                <w:t xml:space="preserve">Uwaga po weryfikacji źródeł (4.10.2026): protokół walidacji używa </w:t>
+              </w:r>
+              <w:proofErr w:type="spellStart"/>
+              <w:r>
+                <w:rPr>
+                  <w:lang w:val="pl-PL"/>
+                  <w:rPrChange w:id="134" w:author="Mamcarz, Paweł" w:date="2026-10-05T15:44:00Z" w16du:dateUtc="2026-10-05T13:44:00Z">
+                    <w:rPr/>
+                  </w:rPrChange>
+                </w:rPr>
+                <w:t>skal</w:t>
+              </w:r>
+              <w:proofErr w:type="spellEnd"/>
+              <w:r>
+                <w:rPr>
+                  <w:lang w:val="pl-PL"/>
+                  <w:rPrChange w:id="135" w:author="Mamcarz, Paweł" w:date="2026-10-05T15:44:00Z" w16du:dateUtc="2026-10-05T13:44:00Z">
+                    <w:rPr/>
+                  </w:rPrChange>
+                </w:rPr>
+                <w:t xml:space="preserve"> z literatury. Skala UWES jest bezpłatna tylko do celów akademickich, a użycie w płatnej usłudze wymaga umowy z autorami. Dla </w:t>
+              </w:r>
+              <w:proofErr w:type="spellStart"/>
+              <w:r>
+                <w:rPr>
+                  <w:lang w:val="pl-PL"/>
+                  <w:rPrChange w:id="136" w:author="Mamcarz, Paweł" w:date="2026-10-05T15:44:00Z" w16du:dateUtc="2026-10-05T13:44:00Z">
+                    <w:rPr/>
+                  </w:rPrChange>
+                </w:rPr>
+                <w:t>skal</w:t>
+              </w:r>
+              <w:proofErr w:type="spellEnd"/>
+              <w:r>
+                <w:rPr>
+                  <w:lang w:val="pl-PL"/>
+                  <w:rPrChange w:id="137" w:author="Mamcarz, Paweł" w:date="2026-10-05T15:44:00Z" w16du:dateUtc="2026-10-05T13:44:00Z">
+                    <w:rPr/>
+                  </w:rPrChange>
+                </w:rPr>
+                <w:t xml:space="preserve"> </w:t>
+              </w:r>
+              <w:proofErr w:type="spellStart"/>
+              <w:r>
+                <w:rPr>
+                  <w:lang w:val="pl-PL"/>
+                  <w:rPrChange w:id="138" w:author="Mamcarz, Paweł" w:date="2026-10-05T15:44:00Z" w16du:dateUtc="2026-10-05T13:44:00Z">
+                    <w:rPr/>
+                  </w:rPrChange>
+                </w:rPr>
+                <w:t>Edmondson</w:t>
+              </w:r>
+              <w:proofErr w:type="spellEnd"/>
+              <w:r>
+                <w:rPr>
+                  <w:lang w:val="pl-PL"/>
+                  <w:rPrChange w:id="139" w:author="Mamcarz, Paweł" w:date="2026-10-05T15:44:00Z" w16du:dateUtc="2026-10-05T13:44:00Z">
+                    <w:rPr/>
+                  </w:rPrChange>
+                </w:rPr>
+                <w:t xml:space="preserve">, Van </w:t>
+              </w:r>
+              <w:proofErr w:type="spellStart"/>
+              <w:r>
+                <w:rPr>
+                  <w:lang w:val="pl-PL"/>
+                  <w:rPrChange w:id="140" w:author="Mamcarz, Paweł" w:date="2026-10-05T15:44:00Z" w16du:dateUtc="2026-10-05T13:44:00Z">
+                    <w:rPr/>
+                  </w:rPrChange>
+                </w:rPr>
+                <w:t>Dyne</w:t>
+              </w:r>
+              <w:proofErr w:type="spellEnd"/>
+              <w:r>
+                <w:rPr>
+                  <w:lang w:val="pl-PL"/>
+                  <w:rPrChange w:id="141" w:author="Mamcarz, Paweł" w:date="2026-10-05T15:44:00Z" w16du:dateUtc="2026-10-05T13:44:00Z">
+                    <w:rPr/>
+                  </w:rPrChange>
+                </w:rPr>
+                <w:t xml:space="preserve"> i </w:t>
+              </w:r>
+              <w:proofErr w:type="spellStart"/>
+              <w:r>
+                <w:rPr>
+                  <w:lang w:val="pl-PL"/>
+                  <w:rPrChange w:id="142" w:author="Mamcarz, Paweł" w:date="2026-10-05T15:44:00Z" w16du:dateUtc="2026-10-05T13:44:00Z">
+                    <w:rPr/>
+                  </w:rPrChange>
+                </w:rPr>
+                <w:t>Teppera</w:t>
+              </w:r>
+              <w:proofErr w:type="spellEnd"/>
+              <w:r>
+                <w:rPr>
+                  <w:lang w:val="pl-PL"/>
+                  <w:rPrChange w:id="143" w:author="Mamcarz, Paweł" w:date="2026-10-05T15:44:00Z" w16du:dateUtc="2026-10-05T13:44:00Z">
+                    <w:rPr/>
+                  </w:rPrChange>
+                </w:rPr>
+                <w:t xml:space="preserve"> nie znaleziono jawnej licencji, co nie oznacza zgody. Jeśli zostajemy przy pytaniach Ipsos, ryzyka licencyjnego nie ma, ale protokół trzeba zmienić. </w:t>
+              </w:r>
+              <w:proofErr w:type="spellStart"/>
+              <w:r>
+                <w:t>Zał</w:t>
+              </w:r>
+              <w:proofErr w:type="spellEnd"/>
+              <w:r>
+                <w:t>. 2.</w:t>
               </w:r>
             </w:ins>
           </w:p>
@@ -2747,39 +3148,84 @@
             <w:tcW w:w="2340" w:type="dxa"/>
           </w:tcPr>
           <w:p>
-            <w:r>
-              <w:t xml:space="preserve">Do </w:t>
-            </w:r>
-            <w:proofErr w:type="spellStart"/>
-            <w:r>
-              <w:t>ustalenia</w:t>
-            </w:r>
-            <w:proofErr w:type="spellEnd"/>
-            <w:r>
-              <w:t xml:space="preserve"> z </w:t>
-            </w:r>
-            <w:proofErr w:type="spellStart"/>
-            <w:r>
-              <w:t>psychometrą</w:t>
-            </w:r>
-            <w:proofErr w:type="spellEnd"/>
-          </w:p>
-          <w:p>
-            <w:pPr>
-              <w:rPr>
-                <w:ins w:id="20003" w:author="Paweł Mamcarz" w:date="2026-10-03T14:00:00Z"/>
-              </w:rPr>
-            </w:pPr>
-            <w:ins w:id="20004" w:author="Paweł Mamcarz" w:date="2026-10-03T14:00:00Z">
+            <w:pPr>
+              <w:rPr>
+                <w:lang w:val="pl-PL"/>
+                <w:rPrChange w:id="144" w:author="Mamcarz, Paweł" w:date="2026-10-05T15:44:00Z" w16du:dateUtc="2026-10-05T13:44:00Z">
+                  <w:rPr/>
+                </w:rPrChange>
+              </w:rPr>
+            </w:pPr>
+            <w:r>
+              <w:rPr>
+                <w:lang w:val="pl-PL"/>
+                <w:rPrChange w:id="145" w:author="Mamcarz, Paweł" w:date="2026-10-05T15:44:00Z" w16du:dateUtc="2026-10-05T13:44:00Z">
+                  <w:rPr/>
+                </w:rPrChange>
+              </w:rPr>
+              <w:t>Do ustalenia z psychometrą</w:t>
+            </w:r>
+          </w:p>
+          <w:p>
+            <w:ins w:id="146" w:author="Paweł Mamcarz" w:date="2026-10-03T14:00:00Z">
               <w:r>
                 <w:rPr>
                   <w:b/>
+                  <w:lang w:val="pl-PL"/>
+                  <w:rPrChange w:id="147" w:author="Mamcarz, Paweł" w:date="2026-10-05T15:44:00Z" w16du:dateUtc="2026-10-05T13:44:00Z">
+                    <w:rPr>
+                      <w:b/>
+                    </w:rPr>
+                  </w:rPrChange>
                 </w:rPr>
                 <w:t xml:space="preserve">Odp. Pawła: </w:t>
               </w:r>
               <w:r>
-                <w:rPr/>
-                <w:t xml:space="preserve">Protokół wskazuje osiem zmiennych skutku: rotacja dobrowolna, błędy i defekty na 1000 godzin, zgłoszone pomysły, zaangażowanie (UWES-9), absencja, dzielenie się wiedzą (podskala milczenia uległego), narzut kierowniczy i poczucie bezpieczeństwa (PS-7). Większość pochodzi z rejestrów firmy, nie z badania Ipsos, więc spójność z raportem Ipsos sprawdzamy z psychometrą. Zał. 2 i 3.</w:t>
+                <w:rPr>
+                  <w:lang w:val="pl-PL"/>
+                  <w:rPrChange w:id="148" w:author="Mamcarz, Paweł" w:date="2026-10-05T15:44:00Z" w16du:dateUtc="2026-10-05T13:44:00Z">
+                    <w:rPr/>
+                  </w:rPrChange>
+                </w:rPr>
+                <w:t xml:space="preserve">Protokół wskazuje osiem zmiennych skutku: </w:t>
+              </w:r>
+              <w:r>
+                <w:rPr>
+                  <w:lang w:val="pl-PL"/>
+                  <w:rPrChange w:id="149" w:author="Mamcarz, Paweł" w:date="2026-10-05T15:44:00Z" w16du:dateUtc="2026-10-05T13:44:00Z">
+                    <w:rPr/>
+                  </w:rPrChange>
+                </w:rPr>
+                <w:lastRenderedPageBreak/>
+                <w:t>rotacja dobrowolna, błędy i defekty na 1000 godzin, zgłoszone pomysły, zaangażowanie (UWES-9), absencja, dzielenie się wiedzą (</w:t>
+              </w:r>
+              <w:proofErr w:type="spellStart"/>
+              <w:r>
+                <w:rPr>
+                  <w:lang w:val="pl-PL"/>
+                  <w:rPrChange w:id="150" w:author="Mamcarz, Paweł" w:date="2026-10-05T15:44:00Z" w16du:dateUtc="2026-10-05T13:44:00Z">
+                    <w:rPr/>
+                  </w:rPrChange>
+                </w:rPr>
+                <w:t>podskala</w:t>
+              </w:r>
+              <w:proofErr w:type="spellEnd"/>
+              <w:r>
+                <w:rPr>
+                  <w:lang w:val="pl-PL"/>
+                  <w:rPrChange w:id="151" w:author="Mamcarz, Paweł" w:date="2026-10-05T15:44:00Z" w16du:dateUtc="2026-10-05T13:44:00Z">
+                    <w:rPr/>
+                  </w:rPrChange>
+                </w:rPr>
+                <w:t xml:space="preserve"> milczenia uległego), narzut kierowniczy i poczucie bezpieczeństwa (PS-7). Większość pochodzi z rejestrów firmy, nie z badania Ipsos, więc spójność z raportem Ipsos sprawdzamy z psychometrą. </w:t>
+              </w:r>
+              <w:proofErr w:type="spellStart"/>
+              <w:r>
+                <w:t>Zał</w:t>
+              </w:r>
+              <w:proofErr w:type="spellEnd"/>
+              <w:r>
+                <w:t>. 2 i 3.</w:t>
               </w:r>
             </w:ins>
           </w:p>
@@ -2792,6 +3238,7 @@
           </w:tcPr>
           <w:p>
             <w:r>
+              <w:lastRenderedPageBreak/>
               <w:t>12</w:t>
             </w:r>
           </w:p>
@@ -2862,39 +3309,74 @@
             <w:tcW w:w="2340" w:type="dxa"/>
           </w:tcPr>
           <w:p>
-            <w:r>
-              <w:t xml:space="preserve">Do </w:t>
-            </w:r>
-            <w:proofErr w:type="spellStart"/>
-            <w:r>
-              <w:t>przekazania</w:t>
-            </w:r>
-            <w:proofErr w:type="spellEnd"/>
-            <w:r>
-              <w:t xml:space="preserve"> </w:t>
-            </w:r>
-            <w:proofErr w:type="spellStart"/>
-            <w:r>
-              <w:t>psychometrze</w:t>
-            </w:r>
-            <w:proofErr w:type="spellEnd"/>
-          </w:p>
-          <w:p>
-            <w:pPr>
-              <w:rPr>
-                <w:ins w:id="20005" w:author="Paweł Mamcarz" w:date="2026-10-03T14:00:00Z"/>
-              </w:rPr>
-            </w:pPr>
-            <w:ins w:id="20006" w:author="Paweł Mamcarz" w:date="2026-10-03T14:00:00Z">
+            <w:pPr>
+              <w:rPr>
+                <w:lang w:val="pl-PL"/>
+                <w:rPrChange w:id="152" w:author="Mamcarz, Paweł" w:date="2026-10-05T15:44:00Z" w16du:dateUtc="2026-10-05T13:44:00Z">
+                  <w:rPr/>
+                </w:rPrChange>
+              </w:rPr>
+            </w:pPr>
+            <w:r>
+              <w:rPr>
+                <w:lang w:val="pl-PL"/>
+                <w:rPrChange w:id="153" w:author="Mamcarz, Paweł" w:date="2026-10-05T15:44:00Z" w16du:dateUtc="2026-10-05T13:44:00Z">
+                  <w:rPr/>
+                </w:rPrChange>
+              </w:rPr>
+              <w:t>Do przekazania psychometrze</w:t>
+            </w:r>
+          </w:p>
+          <w:p>
+            <w:ins w:id="154" w:author="Paweł Mamcarz" w:date="2026-10-03T14:00:00Z">
               <w:r>
                 <w:rPr>
                   <w:b/>
+                  <w:lang w:val="pl-PL"/>
+                  <w:rPrChange w:id="155" w:author="Mamcarz, Paweł" w:date="2026-10-05T15:44:00Z" w16du:dateUtc="2026-10-05T13:44:00Z">
+                    <w:rPr>
+                      <w:b/>
+                    </w:rPr>
+                  </w:rPrChange>
                 </w:rPr>
                 <w:t xml:space="preserve">Odp. Pawła: </w:t>
               </w:r>
               <w:r>
-                <w:rPr/>
-                <w:t xml:space="preserve">Wersja badawcza ma około 35 pozycji (PS-7, skala milczenia Van Dyne z 15 pozycjami, UWES-9, kontekst), czyli około 10 minut na osobę. Ostateczną długość ustala twórca narzędzia; przejście na pytania Ipsos zmieni zarówno długość, jak i protokół. Zał. 2.</w:t>
+                <w:rPr>
+                  <w:lang w:val="pl-PL"/>
+                  <w:rPrChange w:id="156" w:author="Mamcarz, Paweł" w:date="2026-10-05T15:44:00Z" w16du:dateUtc="2026-10-05T13:44:00Z">
+                    <w:rPr/>
+                  </w:rPrChange>
+                </w:rPr>
+                <w:t xml:space="preserve">Wersja badawcza ma około 35 pozycji (PS-7, skala milczenia Van </w:t>
+              </w:r>
+              <w:proofErr w:type="spellStart"/>
+              <w:r>
+                <w:rPr>
+                  <w:lang w:val="pl-PL"/>
+                  <w:rPrChange w:id="157" w:author="Mamcarz, Paweł" w:date="2026-10-05T15:44:00Z" w16du:dateUtc="2026-10-05T13:44:00Z">
+                    <w:rPr/>
+                  </w:rPrChange>
+                </w:rPr>
+                <w:t>Dyne</w:t>
+              </w:r>
+              <w:proofErr w:type="spellEnd"/>
+              <w:r>
+                <w:rPr>
+                  <w:lang w:val="pl-PL"/>
+                  <w:rPrChange w:id="158" w:author="Mamcarz, Paweł" w:date="2026-10-05T15:44:00Z" w16du:dateUtc="2026-10-05T13:44:00Z">
+                    <w:rPr/>
+                  </w:rPrChange>
+                </w:rPr>
+                <w:t xml:space="preserve"> z 15 pozycjami, UWES-9, kontekst), czyli około 10 minut na osobę. Ostateczną długość ustala twórca narzędzia; przejście na pytania Ipsos zmieni zarówno długość, jak i protokół. </w:t>
+              </w:r>
+              <w:proofErr w:type="spellStart"/>
+              <w:r>
+                <w:t>Zał</w:t>
+              </w:r>
+              <w:proofErr w:type="spellEnd"/>
+              <w:r>
+                <w:t>. 2.</w:t>
               </w:r>
             </w:ins>
           </w:p>
@@ -2983,7 +3465,7 @@
         <w:pStyle w:val="Nagwek2"/>
         <w:rPr>
           <w:lang w:val="pl-PL"/>
-          <w:rPrChange w:id="99" w:author="Mamcarz, Paweł" w:date="2026-10-03T19:49:00Z" w16du:dateUtc="2026-10-03T17:49:00Z">
+          <w:rPrChange w:id="159" w:author="Mamcarz, Paweł" w:date="2026-10-03T19:49:00Z" w16du:dateUtc="2026-10-03T17:49:00Z">
             <w:rPr/>
           </w:rPrChange>
         </w:rPr>
@@ -2991,7 +3473,7 @@
       <w:r>
         <w:rPr>
           <w:lang w:val="pl-PL"/>
-          <w:rPrChange w:id="100" w:author="Mamcarz, Paweł" w:date="2026-10-03T19:49:00Z" w16du:dateUtc="2026-10-03T17:49:00Z">
+          <w:rPrChange w:id="160" w:author="Mamcarz, Paweł" w:date="2026-10-03T19:49:00Z" w16du:dateUtc="2026-10-03T17:49:00Z">
             <w:rPr/>
           </w:rPrChange>
         </w:rPr>
@@ -3002,7 +3484,7 @@
       <w:pPr>
         <w:rPr>
           <w:lang w:val="pl-PL"/>
-          <w:rPrChange w:id="101" w:author="Mamcarz, Paweł" w:date="2026-10-03T19:49:00Z" w16du:dateUtc="2026-10-03T17:49:00Z">
+          <w:rPrChange w:id="161" w:author="Mamcarz, Paweł" w:date="2026-10-03T19:49:00Z" w16du:dateUtc="2026-10-03T17:49:00Z">
             <w:rPr/>
           </w:rPrChange>
         </w:rPr>
@@ -3010,7 +3492,7 @@
       <w:r>
         <w:rPr>
           <w:lang w:val="pl-PL"/>
-          <w:rPrChange w:id="102" w:author="Mamcarz, Paweł" w:date="2026-10-03T19:49:00Z" w16du:dateUtc="2026-10-03T17:49:00Z">
+          <w:rPrChange w:id="162" w:author="Mamcarz, Paweł" w:date="2026-10-03T19:49:00Z" w16du:dateUtc="2026-10-03T17:49:00Z">
             <w:rPr/>
           </w:rPrChange>
         </w:rPr>
@@ -3022,6 +3504,7 @@
         <w:pStyle w:val="Nagwek3"/>
       </w:pPr>
       <w:r>
+        <w:lastRenderedPageBreak/>
         <w:t xml:space="preserve">Stan </w:t>
       </w:r>
       <w:proofErr w:type="spellStart"/>
@@ -3112,15 +3595,15 @@
             <w:pPr>
               <w:rPr>
                 <w:lang w:val="pl-PL"/>
-                <w:rPrChange w:id="103" w:author="Mamcarz, Paweł" w:date="2026-10-03T19:49:00Z" w16du:dateUtc="2026-10-03T17:49:00Z">
-                  <w:rPr/>
-                </w:rPrChange>
-              </w:rPr>
-            </w:pPr>
-            <w:r>
-              <w:rPr>
-                <w:lang w:val="pl-PL"/>
-                <w:rPrChange w:id="104" w:author="Mamcarz, Paweł" w:date="2026-10-03T19:49:00Z" w16du:dateUtc="2026-10-03T17:49:00Z">
+                <w:rPrChange w:id="163" w:author="Mamcarz, Paweł" w:date="2026-10-03T19:49:00Z" w16du:dateUtc="2026-10-03T17:49:00Z">
+                  <w:rPr/>
+                </w:rPrChange>
+              </w:rPr>
+            </w:pPr>
+            <w:r>
+              <w:rPr>
+                <w:lang w:val="pl-PL"/>
+                <w:rPrChange w:id="164" w:author="Mamcarz, Paweł" w:date="2026-10-03T19:49:00Z" w16du:dateUtc="2026-10-03T17:49:00Z">
                   <w:rPr/>
                 </w:rPrChange>
               </w:rPr>
@@ -3148,15 +3631,15 @@
             <w:pPr>
               <w:rPr>
                 <w:lang w:val="pl-PL"/>
-                <w:rPrChange w:id="105" w:author="Mamcarz, Paweł" w:date="2026-10-03T19:49:00Z" w16du:dateUtc="2026-10-03T17:49:00Z">
-                  <w:rPr/>
-                </w:rPrChange>
-              </w:rPr>
-            </w:pPr>
-            <w:r>
-              <w:rPr>
-                <w:lang w:val="pl-PL"/>
-                <w:rPrChange w:id="106" w:author="Mamcarz, Paweł" w:date="2026-10-03T19:49:00Z" w16du:dateUtc="2026-10-03T17:49:00Z">
+                <w:rPrChange w:id="165" w:author="Mamcarz, Paweł" w:date="2026-10-03T19:49:00Z" w16du:dateUtc="2026-10-03T17:49:00Z">
+                  <w:rPr/>
+                </w:rPrChange>
+              </w:rPr>
+            </w:pPr>
+            <w:r>
+              <w:rPr>
+                <w:lang w:val="pl-PL"/>
+                <w:rPrChange w:id="166" w:author="Mamcarz, Paweł" w:date="2026-10-03T19:49:00Z" w16du:dateUtc="2026-10-03T17:49:00Z">
                   <w:rPr/>
                 </w:rPrChange>
               </w:rPr>
@@ -3172,15 +3655,15 @@
             <w:pPr>
               <w:rPr>
                 <w:lang w:val="pl-PL"/>
-                <w:rPrChange w:id="107" w:author="Mamcarz, Paweł" w:date="2026-10-03T19:49:00Z" w16du:dateUtc="2026-10-03T17:49:00Z">
-                  <w:rPr/>
-                </w:rPrChange>
-              </w:rPr>
-            </w:pPr>
-            <w:r>
-              <w:rPr>
-                <w:lang w:val="pl-PL"/>
-                <w:rPrChange w:id="108" w:author="Mamcarz, Paweł" w:date="2026-10-03T19:49:00Z" w16du:dateUtc="2026-10-03T17:49:00Z">
+                <w:rPrChange w:id="167" w:author="Mamcarz, Paweł" w:date="2026-10-03T19:49:00Z" w16du:dateUtc="2026-10-03T17:49:00Z">
+                  <w:rPr/>
+                </w:rPrChange>
+              </w:rPr>
+            </w:pPr>
+            <w:r>
+              <w:rPr>
+                <w:lang w:val="pl-PL"/>
+                <w:rPrChange w:id="168" w:author="Mamcarz, Paweł" w:date="2026-10-03T19:49:00Z" w16du:dateUtc="2026-10-03T17:49:00Z">
                   <w:rPr/>
                 </w:rPrChange>
               </w:rPr>
@@ -3196,15 +3679,15 @@
             <w:pPr>
               <w:rPr>
                 <w:lang w:val="pl-PL"/>
-                <w:rPrChange w:id="109" w:author="Mamcarz, Paweł" w:date="2026-10-03T19:49:00Z" w16du:dateUtc="2026-10-03T17:49:00Z">
-                  <w:rPr/>
-                </w:rPrChange>
-              </w:rPr>
-            </w:pPr>
-            <w:r>
-              <w:rPr>
-                <w:lang w:val="pl-PL"/>
-                <w:rPrChange w:id="110" w:author="Mamcarz, Paweł" w:date="2026-10-03T19:49:00Z" w16du:dateUtc="2026-10-03T17:49:00Z">
+                <w:rPrChange w:id="169" w:author="Mamcarz, Paweł" w:date="2026-10-03T19:49:00Z" w16du:dateUtc="2026-10-03T17:49:00Z">
+                  <w:rPr/>
+                </w:rPrChange>
+              </w:rPr>
+            </w:pPr>
+            <w:r>
+              <w:rPr>
+                <w:lang w:val="pl-PL"/>
+                <w:rPrChange w:id="170" w:author="Mamcarz, Paweł" w:date="2026-10-03T19:49:00Z" w16du:dateUtc="2026-10-03T17:49:00Z">
                   <w:rPr/>
                 </w:rPrChange>
               </w:rPr>
@@ -3217,7 +3700,7 @@
                 <w:lang w:val="pl-PL"/>
               </w:rPr>
             </w:pPr>
-            <w:ins w:id="111" w:author="Paweł Mamcarz" w:date="2026-10-03T12:00:00Z">
+            <w:ins w:id="171" w:author="Paweł Mamcarz" w:date="2026-10-03T12:00:00Z">
               <w:r>
                 <w:rPr>
                   <w:b/>
@@ -3254,19 +3737,19 @@
               </w:r>
             </w:ins>
             <w:proofErr w:type="spellEnd"/>
-            <w:ins w:id="112" w:author="Mamcarz, Paweł" w:date="2026-10-03T19:49:00Z" w16du:dateUtc="2026-10-03T17:49:00Z">
-              <w:r>
-                <w:rPr>
-                  <w:lang w:val="pl-PL"/>
-                </w:rPr>
-                <w:t xml:space="preserve"> (też </w:t>
+            <w:ins w:id="172" w:author="Mamcarz, Paweł" w:date="2026-10-03T19:49:00Z" w16du:dateUtc="2026-10-03T17:49:00Z">
+              <w:r>
+                <w:rPr>
+                  <w:lang w:val="pl-PL"/>
+                </w:rPr>
+                <w:t xml:space="preserve"> (też mój</w:t>
               </w:r>
               <w:proofErr w:type="gramStart"/>
               <w:r>
                 <w:rPr>
                   <w:lang w:val="pl-PL"/>
                 </w:rPr>
-                <w:t>mój)</w:t>
+                <w:t>)</w:t>
               </w:r>
             </w:ins>
             <w:r>
@@ -3275,7 +3758,7 @@
               </w:rPr>
               <w:t xml:space="preserve"> </w:t>
             </w:r>
-            <w:ins w:id="113" w:author="Paweł Mamcarz" w:date="2026-10-03T12:00:00Z">
+            <w:ins w:id="173" w:author="Paweł Mamcarz" w:date="2026-10-03T12:00:00Z">
               <w:r>
                 <w:rPr>
                   <w:lang w:val="pl-PL"/>
@@ -3294,420 +3777,79 @@
           <w:p>
             <w:pPr>
               <w:rPr>
-                <w:ins w:id="20007" w:author="Paweł Mamcarz" w:date="2026-10-03T14:00:00Z"/>
-              </w:rPr>
-            </w:pPr>
-            <w:ins w:id="20008" w:author="Paweł Mamcarz" w:date="2026-10-03T14:00:00Z">
+                <w:ins w:id="174" w:author="Paweł Mamcarz" w:date="2026-10-03T14:00:00Z"/>
+                <w:lang w:val="pl-PL"/>
+                <w:rPrChange w:id="175" w:author="Mamcarz, Paweł" w:date="2026-10-05T15:44:00Z" w16du:dateUtc="2026-10-05T13:44:00Z">
+                  <w:rPr>
+                    <w:ins w:id="176" w:author="Paweł Mamcarz" w:date="2026-10-03T14:00:00Z"/>
+                  </w:rPr>
+                </w:rPrChange>
+              </w:rPr>
+            </w:pPr>
+            <w:ins w:id="177" w:author="Paweł Mamcarz" w:date="2026-10-03T14:00:00Z">
               <w:r>
                 <w:rPr>
                   <w:b/>
-                </w:rPr>
-                <w:t xml:space="preserve">Uzupełnienie (silence-tax.com): </w:t>
-              </w:r>
-              <w:r>
-                <w:rPr/>
-                <w:t xml:space="preserve">Pełna wersja na silence-tax.com (13 modułów kosztów, katalog interwencji z optymalizatorem, materiały akademickie) to osobne repozytorium, także na licencji MIT, tego samego autora. Wersja FNP celowo jej nie zawiera. Pytanie o prawa Fundacji dotyczy więc obu repozytoriów.</w:t>
-              </w:r>
-            </w:ins>
-          </w:p>
-          <w:p>
-            <w:pPr>
-              <w:rPr>
-                <w:ins w:id="30003" w:author="Paweł Mamcarz" w:date="2026-10-04T10:00:00Z"/>
-              </w:rPr>
-            </w:pPr>
-            <w:ins w:id="30004" w:author="Paweł Mamcarz" w:date="2026-10-04T10:00:00Z">
-              <w:r>
-                <w:rPr>
-                  <w:b/>
-                </w:rPr>
-                <w:t xml:space="preserve">Aktualizacja: </w:t>
-              </w:r>
-              <w:r>
-                <w:rPr/>
-                <w:t xml:space="preserve">(4.10.2026) silnik obliczeń jest teraz jeden, wspólny dla kalkulatora FNP i silence-tax.com.</w:t>
-              </w:r>
-            </w:ins>
-          </w:p>
-        </w:tc>
-      </w:tr>
-      <w:tr>
-        <w:tc>
-          <w:tcPr>
-            <w:tcW w:w="2340" w:type="dxa"/>
-          </w:tcPr>
-          <w:p>
-            <w:r>
-              <w:lastRenderedPageBreak/>
-              <w:t>15</w:t>
-            </w:r>
-          </w:p>
-        </w:tc>
-        <w:tc>
-          <w:tcPr>
-            <w:tcW w:w="2340" w:type="dxa"/>
-          </w:tcPr>
-          <w:p>
-            <w:pPr>
-              <w:rPr>
-                <w:lang w:val="pl-PL"/>
-                <w:rPrChange w:id="114" w:author="Mamcarz, Paweł" w:date="2026-10-03T19:49:00Z" w16du:dateUtc="2026-10-03T17:49:00Z">
-                  <w:rPr/>
-                </w:rPrChange>
-              </w:rPr>
-            </w:pPr>
-            <w:r>
-              <w:rPr>
-                <w:lang w:val="pl-PL"/>
-                <w:rPrChange w:id="115" w:author="Mamcarz, Paweł" w:date="2026-10-03T19:49:00Z" w16du:dateUtc="2026-10-03T17:49:00Z">
-                  <w:rPr/>
-                </w:rPrChange>
-              </w:rPr>
-              <w:t>Co dokładnie Kalkulator liczy? Które z czterech poziomów: koszty bieżące, związek w firmie, scenariusze, koszt milczenia?</w:t>
-            </w:r>
-          </w:p>
-        </w:tc>
-        <w:tc>
-          <w:tcPr>
-            <w:tcW w:w="2340" w:type="dxa"/>
-          </w:tcPr>
-          <w:p>
-            <w:proofErr w:type="spellStart"/>
-            <w:r>
-              <w:t>Zakres</w:t>
-            </w:r>
-            <w:proofErr w:type="spellEnd"/>
-            <w:r>
-              <w:t xml:space="preserve"> </w:t>
-            </w:r>
-            <w:proofErr w:type="spellStart"/>
-            <w:r>
-              <w:t>obietnicy</w:t>
-            </w:r>
-            <w:proofErr w:type="spellEnd"/>
-            <w:r>
-              <w:t xml:space="preserve"> </w:t>
-            </w:r>
-            <w:proofErr w:type="spellStart"/>
-            <w:r>
-              <w:t>wobec</w:t>
-            </w:r>
-            <w:proofErr w:type="spellEnd"/>
-            <w:r>
-              <w:t xml:space="preserve"> </w:t>
-            </w:r>
-            <w:proofErr w:type="spellStart"/>
-            <w:r>
-              <w:t>klienta</w:t>
-            </w:r>
-            <w:proofErr w:type="spellEnd"/>
-          </w:p>
-        </w:tc>
-        <w:tc>
-          <w:tcPr>
-            <w:tcW w:w="2340" w:type="dxa"/>
-          </w:tcPr>
-          <w:p>
-            <w:pPr>
-              <w:rPr>
-                <w:lang w:val="pl-PL"/>
-                <w:rPrChange w:id="116" w:author="Mamcarz, Paweł" w:date="2026-10-03T19:50:00Z" w16du:dateUtc="2026-10-03T17:50:00Z">
-                  <w:rPr/>
-                </w:rPrChange>
-              </w:rPr>
-            </w:pPr>
-            <w:r>
-              <w:rPr>
-                <w:lang w:val="pl-PL"/>
-                <w:rPrChange w:id="117" w:author="Mamcarz, Paweł" w:date="2026-10-03T19:50:00Z" w16du:dateUtc="2026-10-03T17:50:00Z">
-                  <w:rPr/>
-                </w:rPrChange>
-              </w:rPr>
-              <w:t>Lista wyliczeń z opisem każdego</w:t>
-            </w:r>
-          </w:p>
-          <w:p>
-            <w:pPr>
-              <w:rPr>
-                <w:lang w:val="pl-PL"/>
-                <w:rPrChange w:id="118" w:author="Mamcarz, Paweł" w:date="2026-10-03T19:50:00Z" w16du:dateUtc="2026-10-03T17:50:00Z">
-                  <w:rPr/>
-                </w:rPrChange>
-              </w:rPr>
-            </w:pPr>
-            <w:ins w:id="119" w:author="Paweł Mamcarz" w:date="2026-10-03T12:00:00Z">
-              <w:r>
-                <w:rPr>
-                  <w:b/>
-                  <w:lang w:val="pl-PL"/>
-                  <w:rPrChange w:id="120" w:author="Mamcarz, Paweł" w:date="2026-10-03T19:50:00Z" w16du:dateUtc="2026-10-03T17:50:00Z">
+                  <w:lang w:val="pl-PL"/>
+                  <w:rPrChange w:id="178" w:author="Mamcarz, Paweł" w:date="2026-10-05T15:44:00Z" w16du:dateUtc="2026-10-05T13:44:00Z">
                     <w:rPr>
                       <w:b/>
                     </w:rPr>
                   </w:rPrChange>
                 </w:rPr>
-                <w:t xml:space="preserve">Odp. Pawła: </w:t>
-              </w:r>
-              <w:r>
-                <w:rPr>
-                  <w:lang w:val="pl-PL"/>
-                  <w:rPrChange w:id="121" w:author="Mamcarz, Paweł" w:date="2026-10-03T19:50:00Z" w16du:dateUtc="2026-10-03T17:50:00Z">
+                <w:t xml:space="preserve">Uzupełnienie (silence-tax.com): </w:t>
+              </w:r>
+              <w:r>
+                <w:rPr>
+                  <w:lang w:val="pl-PL"/>
+                  <w:rPrChange w:id="179" w:author="Mamcarz, Paweł" w:date="2026-10-05T15:44:00Z" w16du:dateUtc="2026-10-05T13:44:00Z">
                     <w:rPr/>
                   </w:rPrChange>
                 </w:rPr>
-                <w:t xml:space="preserve">Liczy jeden poziom: scenariusz skali kosztu milczenia dla jednej firmy. Wejścia: przychód, koszty, FTE, średnia roczna płaca, rotacja, klimat (jeden suwak, szacunek własny). Wynik: kwota z pasmem P10–P90 dla trzech obszarów w sumie (rotacja i utrata wiedzy, błędy i </w:t>
-              </w:r>
-              <w:proofErr w:type="spellStart"/>
-              <w:r>
-                <w:rPr>
-                  <w:lang w:val="pl-PL"/>
-                  <w:rPrChange w:id="122" w:author="Mamcarz, Paweł" w:date="2026-10-03T19:50:00Z" w16du:dateUtc="2026-10-03T17:50:00Z">
+                <w:t xml:space="preserve">Pełna wersja na silence-tax.com (13 modułów kosztów, katalog interwencji z optymalizatorem, materiały akademickie) to osobne repozytorium, także na licencji MIT, tego samego autora. Wersja FNP celowo jej nie </w:t>
+              </w:r>
+              <w:r>
+                <w:rPr>
+                  <w:lang w:val="pl-PL"/>
+                  <w:rPrChange w:id="180" w:author="Mamcarz, Paweł" w:date="2026-10-05T15:44:00Z" w16du:dateUtc="2026-10-05T13:44:00Z">
                     <w:rPr/>
                   </w:rPrChange>
                 </w:rPr>
-                <w:t>compliance</w:t>
-              </w:r>
-              <w:proofErr w:type="spellEnd"/>
-              <w:r>
-                <w:rPr>
-                  <w:lang w:val="pl-PL"/>
-                  <w:rPrChange w:id="123" w:author="Mamcarz, Paweł" w:date="2026-10-03T19:50:00Z" w16du:dateUtc="2026-10-03T17:50:00Z">
-                    <w:rPr/>
-                  </w:rPrChange>
-                </w:rPr>
-                <w:t>, wypalenie) i dwóch poza sumą (innowacje, koordynacja). Poziomu „związek w firmie” (BP a rotacja na danych firmy) nie ma.</w:t>
+                <w:lastRenderedPageBreak/>
+                <w:t>zawiera. Pytanie o prawa Fundacji dotyczy więc obu repozytoriów.</w:t>
               </w:r>
             </w:ins>
-            <w:ins w:id="124" w:author="Mamcarz, Paweł" w:date="2026-10-03T19:50:00Z" w16du:dateUtc="2026-10-03T17:50:00Z">
-              <w:r>
-                <w:rPr>
-                  <w:lang w:val="pl-PL"/>
-                </w:rPr>
-                <w:t xml:space="preserve"> Mogę dodać.</w:t>
-              </w:r>
-            </w:ins>
-          </w:p>
-        </w:tc>
-      </w:tr>
-      <w:tr>
-        <w:tc>
-          <w:tcPr>
-            <w:tcW w:w="2340" w:type="dxa"/>
-          </w:tcPr>
-          <w:p>
-            <w:r>
-              <w:t>16</w:t>
-            </w:r>
-          </w:p>
-        </w:tc>
-        <w:tc>
-          <w:tcPr>
-            <w:tcW w:w="2340" w:type="dxa"/>
-          </w:tcPr>
-          <w:p>
-            <w:pPr>
-              <w:rPr>
-                <w:lang w:val="pl-PL"/>
-                <w:rPrChange w:id="125" w:author="Mamcarz, Paweł" w:date="2026-10-03T19:50:00Z" w16du:dateUtc="2026-10-03T17:50:00Z">
-                  <w:rPr/>
-                </w:rPrChange>
-              </w:rPr>
-            </w:pPr>
-            <w:r>
-              <w:rPr>
-                <w:lang w:val="pl-PL"/>
-                <w:rPrChange w:id="126" w:author="Mamcarz, Paweł" w:date="2026-10-03T19:50:00Z" w16du:dateUtc="2026-10-03T17:50:00Z">
-                  <w:rPr/>
-                </w:rPrChange>
-              </w:rPr>
-              <w:t>Jakie założenia przyjmuje (np. koszt zastąpienia pracownika) i skąd one pochodzą?</w:t>
-            </w:r>
-          </w:p>
-        </w:tc>
-        <w:tc>
-          <w:tcPr>
-            <w:tcW w:w="2340" w:type="dxa"/>
-          </w:tcPr>
-          <w:p>
-            <w:pPr>
-              <w:rPr>
-                <w:lang w:val="pl-PL"/>
-                <w:rPrChange w:id="127" w:author="Mamcarz, Paweł" w:date="2026-10-03T19:50:00Z" w16du:dateUtc="2026-10-03T17:50:00Z">
-                  <w:rPr/>
-                </w:rPrChange>
-              </w:rPr>
-            </w:pPr>
-            <w:r>
-              <w:rPr>
-                <w:lang w:val="pl-PL"/>
-                <w:rPrChange w:id="128" w:author="Mamcarz, Paweł" w:date="2026-10-03T19:50:00Z" w16du:dateUtc="2026-10-03T17:50:00Z">
-                  <w:rPr/>
-                </w:rPrChange>
-              </w:rPr>
-              <w:t>Każde założenie musi mieć źródło</w:t>
-            </w:r>
-          </w:p>
-        </w:tc>
-        <w:tc>
-          <w:tcPr>
-            <w:tcW w:w="2340" w:type="dxa"/>
-          </w:tcPr>
-          <w:p>
-            <w:pPr>
-              <w:rPr>
-                <w:lang w:val="pl-PL"/>
-                <w:rPrChange w:id="129" w:author="Mamcarz, Paweł" w:date="2026-10-03T19:50:00Z" w16du:dateUtc="2026-10-03T17:50:00Z">
-                  <w:rPr/>
-                </w:rPrChange>
-              </w:rPr>
-            </w:pPr>
-            <w:r>
-              <w:rPr>
-                <w:lang w:val="pl-PL"/>
-                <w:rPrChange w:id="130" w:author="Mamcarz, Paweł" w:date="2026-10-03T19:50:00Z" w16du:dateUtc="2026-10-03T17:50:00Z">
-                  <w:rPr/>
-                </w:rPrChange>
-              </w:rPr>
-              <w:t>Założenia spisane, ze źródłami</w:t>
-            </w:r>
-          </w:p>
-          <w:p>
-            <w:pPr>
-              <w:rPr>
-                <w:lang w:val="pl-PL"/>
-                <w:rPrChange w:id="131" w:author="Mamcarz, Paweł" w:date="2026-10-03T19:50:00Z" w16du:dateUtc="2026-10-03T17:50:00Z">
-                  <w:rPr/>
-                </w:rPrChange>
-              </w:rPr>
-            </w:pPr>
-            <w:ins w:id="132" w:author="Paweł Mamcarz" w:date="2026-10-03T12:00:00Z">
+          </w:p>
+          <w:p>
+            <w:pPr>
+              <w:rPr>
+                <w:lang w:val="pl-PL"/>
+                <w:rPrChange w:id="181" w:author="Mamcarz, Paweł" w:date="2026-10-05T15:44:00Z" w16du:dateUtc="2026-10-05T13:44:00Z">
+                  <w:rPr/>
+                </w:rPrChange>
+              </w:rPr>
+            </w:pPr>
+            <w:ins w:id="182" w:author="Paweł Mamcarz" w:date="2026-10-04T10:00:00Z">
               <w:r>
                 <w:rPr>
                   <w:b/>
                   <w:lang w:val="pl-PL"/>
-                  <w:rPrChange w:id="133" w:author="Mamcarz, Paweł" w:date="2026-10-03T19:50:00Z" w16du:dateUtc="2026-10-03T17:50:00Z">
+                  <w:rPrChange w:id="183" w:author="Mamcarz, Paweł" w:date="2026-10-05T15:44:00Z" w16du:dateUtc="2026-10-05T13:44:00Z">
                     <w:rPr>
                       <w:b/>
                     </w:rPr>
                   </w:rPrChange>
                 </w:rPr>
-                <w:t xml:space="preserve">Odp. Pawła: </w:t>
-              </w:r>
-              <w:r>
-                <w:rPr>
-                  <w:lang w:val="pl-PL"/>
-                  <w:rPrChange w:id="134" w:author="Mamcarz, Paweł" w:date="2026-10-03T19:50:00Z" w16du:dateUtc="2026-10-03T17:50:00Z">
+                <w:t xml:space="preserve">Aktualizacja: </w:t>
+              </w:r>
+              <w:r>
+                <w:rPr>
+                  <w:lang w:val="pl-PL"/>
+                  <w:rPrChange w:id="184" w:author="Mamcarz, Paweł" w:date="2026-10-05T15:44:00Z" w16du:dateUtc="2026-10-05T13:44:00Z">
                     <w:rPr/>
                   </w:rPrChange>
                 </w:rPr>
-                <w:t>Spisane w dokumencie „</w:t>
-              </w:r>
-              <w:proofErr w:type="spellStart"/>
-              <w:r>
-                <w:rPr>
-                  <w:lang w:val="pl-PL"/>
-                  <w:rPrChange w:id="135" w:author="Mamcarz, Paweł" w:date="2026-10-03T19:50:00Z" w16du:dateUtc="2026-10-03T17:50:00Z">
-                    <w:rPr/>
-                  </w:rPrChange>
-                </w:rPr>
-                <w:t>Priory</w:t>
-              </w:r>
-              <w:proofErr w:type="spellEnd"/>
-              <w:r>
-                <w:rPr>
-                  <w:lang w:val="pl-PL"/>
-                  <w:rPrChange w:id="136" w:author="Mamcarz, Paweł" w:date="2026-10-03T19:50:00Z" w16du:dateUtc="2026-10-03T17:50:00Z">
-                    <w:rPr/>
-                  </w:rPrChange>
-                </w:rPr>
-                <w:t xml:space="preserve"> FNP” z wartościami i uzasadnieniem (np. koszt zastąpienia = 0,75 rocznej płacy; odniesienie rotacji 14,8% przypisane do GUS, jeszcze niezweryfikowane). Uczciwie: kwoty są </w:t>
-              </w:r>
-              <w:proofErr w:type="spellStart"/>
-              <w:r>
-                <w:rPr>
-                  <w:lang w:val="pl-PL"/>
-                  <w:rPrChange w:id="137" w:author="Mamcarz, Paweł" w:date="2026-10-03T19:50:00Z" w16du:dateUtc="2026-10-03T17:50:00Z">
-                    <w:rPr/>
-                  </w:rPrChange>
-                </w:rPr>
-                <w:t>priorami</w:t>
-              </w:r>
-              <w:proofErr w:type="spellEnd"/>
-              <w:r>
-                <w:rPr>
-                  <w:lang w:val="pl-PL"/>
-                  <w:rPrChange w:id="138" w:author="Mamcarz, Paweł" w:date="2026-10-03T19:50:00Z" w16du:dateUtc="2026-10-03T17:50:00Z">
-                    <w:rPr/>
-                  </w:rPrChange>
-                </w:rPr>
-                <w:t xml:space="preserve"> autora; badania uzasadniają mechanizm, nie </w:t>
-              </w:r>
-              <w:r>
-                <w:rPr>
-                  <w:lang w:val="pl-PL"/>
-                  <w:rPrChange w:id="139" w:author="Mamcarz, Paweł" w:date="2026-10-03T19:50:00Z" w16du:dateUtc="2026-10-03T17:50:00Z">
-                    <w:rPr/>
-                  </w:rPrChange>
-                </w:rPr>
-                <w:lastRenderedPageBreak/>
-                <w:t>przeliczniki. Końce krzywych przypisane do Ipsos czekają na audyt tabel, więc nie mówimy, że model jest skalibrowany na Ipsos.</w:t>
-              </w:r>
-            </w:ins>
-          </w:p>
-          <w:p>
-            <w:pPr>
-              <w:rPr>
-                <w:ins w:id="20009" w:author="Paweł Mamcarz" w:date="2026-10-03T14:00:00Z"/>
-              </w:rPr>
-            </w:pPr>
-            <w:ins w:id="20010" w:author="Paweł Mamcarz" w:date="2026-10-03T14:00:00Z">
-              <w:r>
-                <w:rPr>
-                  <w:b/>
-                </w:rPr>
-                <w:t xml:space="preserve">Uzupełnienie: </w:t>
-              </w:r>
-              <w:r>
-                <w:rPr/>
-                <w:t xml:space="preserve">Zestawienie wszystkich założeń z wartościami i statusem (autorski prior, źródło prywatne w audycie, do weryfikacji) jest w Zał. 1.</w:t>
-              </w:r>
-            </w:ins>
-          </w:p>
-          <w:p>
-            <w:pPr>
-              <w:rPr>
-                <w:ins w:id="30005" w:author="Paweł Mamcarz" w:date="2026-10-04T10:00:00Z"/>
-              </w:rPr>
-            </w:pPr>
-            <w:ins w:id="30006" w:author="Paweł Mamcarz" w:date="2026-10-04T10:00:00Z">
-              <w:r>
-                <w:rPr>
-                  <w:b/>
-                </w:rPr>
-                <w:t xml:space="preserve">Aktualizacja: </w:t>
-              </w:r>
-              <w:r>
-                <w:rPr/>
-                <w:t xml:space="preserve">(4.10.2026) odniesienie rotacji 14,8% nie pochodzi z GUS. W publikacji, której je przypisywano, tej wartości nie ma; GUS podaje współczynnik zwolnień 19,7% (2023) i 18,7% (2024), obejmujący wszystkie odejścia. Model używa 14,8% tylko wtedy, gdy firma nie poda rotacji, a strona mówi wprost, że pochodzenie tej liczby jest nieustalone.</w:t>
-              </w:r>
-            </w:ins>
-          </w:p>
-          <w:p>
-            <w:pPr>
-              <w:rPr>
-                <w:ins w:id="40001" w:author="Paweł Mamcarz" w:date="2026-10-05T09:00:00Z"/>
-              </w:rPr>
-            </w:pPr>
-            <w:ins w:id="40002" w:author="Paweł Mamcarz" w:date="2026-10-05T09:00:00Z">
-              <w:r>
-                <w:rPr>
-                  <w:b/>
-                </w:rPr>
-                <w:t xml:space="preserve">Aktualizacja: </w:t>
-              </w:r>
-              <w:r>
-                <w:rPr/>
-                <w:t xml:space="preserve">(5.10.2026) Dwa przeliczniki są powyżej tego, co dokumentują badania: koszt zastąpienia pracownika (model 0,75 rocznej płacy; mediany w badaniach z opisaną metodą około 0,2 dla typowego stanowiska) i koszt wypalenia. Wartości nie zmieniono; w płatnej diagnozie mają je zastąpić dane firmy. Przy obecnym ustawieniu model nie dochodzi też do wartości końcowych przypisanych raportowi Ipsos (np. stabilność zespołu 66–78% zamiast 59–85%). Plan audytu na surowych danych i gotowa prośba o dane: katalog walidacja.</w:t>
+                <w:t>(4.10.2026) silnik obliczeń jest teraz jeden, wspólny dla kalkulatora FNP i silence-tax.com.</w:t>
               </w:r>
             </w:ins>
           </w:p>
@@ -3721,96 +3863,108 @@
           <w:p>
             <w:r>
               <w:lastRenderedPageBreak/>
-              <w:t>17</w:t>
-            </w:r>
-          </w:p>
-        </w:tc>
-        <w:tc>
-          <w:tcPr>
-            <w:tcW w:w="2340" w:type="dxa"/>
-          </w:tcPr>
-          <w:p>
-            <w:pPr>
-              <w:rPr>
-                <w:lang w:val="pl-PL"/>
-                <w:rPrChange w:id="140" w:author="Mamcarz, Paweł" w:date="2026-10-03T19:50:00Z" w16du:dateUtc="2026-10-03T17:50:00Z">
-                  <w:rPr/>
-                </w:rPrChange>
-              </w:rPr>
-            </w:pPr>
-            <w:r>
-              <w:rPr>
-                <w:lang w:val="pl-PL"/>
-                <w:rPrChange w:id="141" w:author="Mamcarz, Paweł" w:date="2026-10-03T19:50:00Z" w16du:dateUtc="2026-10-03T17:50:00Z">
-                  <w:rPr/>
-                </w:rPrChange>
-              </w:rPr>
-              <w:t>Czy wynik jest podawany jako przedział i scenariusze, czy jako jedna kwota?</w:t>
-            </w:r>
-          </w:p>
-        </w:tc>
-        <w:tc>
-          <w:tcPr>
-            <w:tcW w:w="2340" w:type="dxa"/>
-          </w:tcPr>
-          <w:p>
-            <w:pPr>
-              <w:rPr>
-                <w:lang w:val="pl-PL"/>
-                <w:rPrChange w:id="142" w:author="Mamcarz, Paweł" w:date="2026-10-03T19:50:00Z" w16du:dateUtc="2026-10-03T17:50:00Z">
-                  <w:rPr/>
-                </w:rPrChange>
-              </w:rPr>
-            </w:pPr>
-            <w:r>
-              <w:rPr>
-                <w:lang w:val="pl-PL"/>
-                <w:rPrChange w:id="143" w:author="Mamcarz, Paweł" w:date="2026-10-03T19:50:00Z" w16du:dateUtc="2026-10-03T17:50:00Z">
-                  <w:rPr/>
-                </w:rPrChange>
-              </w:rPr>
-              <w:t>Jedna kwota tworzy oczekiwanie oszczędności</w:t>
-            </w:r>
-          </w:p>
-        </w:tc>
-        <w:tc>
-          <w:tcPr>
-            <w:tcW w:w="2340" w:type="dxa"/>
-          </w:tcPr>
-          <w:p>
-            <w:pPr>
-              <w:rPr>
-                <w:lang w:val="pl-PL"/>
-                <w:rPrChange w:id="144" w:author="Mamcarz, Paweł" w:date="2026-10-03T19:50:00Z" w16du:dateUtc="2026-10-03T17:50:00Z">
-                  <w:rPr/>
-                </w:rPrChange>
-              </w:rPr>
-            </w:pPr>
-            <w:r>
-              <w:rPr>
-                <w:lang w:val="pl-PL"/>
-                <w:rPrChange w:id="145" w:author="Mamcarz, Paweł" w:date="2026-10-03T19:50:00Z" w16du:dateUtc="2026-10-03T17:50:00Z">
-                  <w:rPr/>
-                </w:rPrChange>
-              </w:rPr>
-              <w:t>Przedziały i scenariusze</w:t>
-            </w:r>
-          </w:p>
-          <w:p>
-            <w:pPr>
-              <w:rPr>
-                <w:lang w:val="pl-PL"/>
-                <w:rPrChange w:id="146" w:author="Mamcarz, Paweł" w:date="2026-10-03T19:50:00Z" w16du:dateUtc="2026-10-03T17:50:00Z">
-                  <w:rPr/>
-                </w:rPrChange>
-              </w:rPr>
-            </w:pPr>
-            <w:ins w:id="147" w:author="Paweł Mamcarz" w:date="2026-10-03T12:00:00Z">
+              <w:t>15</w:t>
+            </w:r>
+          </w:p>
+        </w:tc>
+        <w:tc>
+          <w:tcPr>
+            <w:tcW w:w="2340" w:type="dxa"/>
+          </w:tcPr>
+          <w:p>
+            <w:pPr>
+              <w:rPr>
+                <w:lang w:val="pl-PL"/>
+                <w:rPrChange w:id="185" w:author="Mamcarz, Paweł" w:date="2026-10-03T19:49:00Z" w16du:dateUtc="2026-10-03T17:49:00Z">
+                  <w:rPr/>
+                </w:rPrChange>
+              </w:rPr>
+            </w:pPr>
+            <w:r>
+              <w:rPr>
+                <w:lang w:val="pl-PL"/>
+                <w:rPrChange w:id="186" w:author="Mamcarz, Paweł" w:date="2026-10-03T19:49:00Z" w16du:dateUtc="2026-10-03T17:49:00Z">
+                  <w:rPr/>
+                </w:rPrChange>
+              </w:rPr>
+              <w:t>Co dokładnie Kalkulator liczy? Które z czterech poziomów: koszty bieżące, związek w firmie, scenariusze, koszt milczenia?</w:t>
+            </w:r>
+          </w:p>
+        </w:tc>
+        <w:tc>
+          <w:tcPr>
+            <w:tcW w:w="2340" w:type="dxa"/>
+          </w:tcPr>
+          <w:p>
+            <w:proofErr w:type="spellStart"/>
+            <w:r>
+              <w:t>Zakres</w:t>
+            </w:r>
+            <w:proofErr w:type="spellEnd"/>
+            <w:r>
+              <w:t xml:space="preserve"> </w:t>
+            </w:r>
+            <w:proofErr w:type="spellStart"/>
+            <w:r>
+              <w:t>obietnicy</w:t>
+            </w:r>
+            <w:proofErr w:type="spellEnd"/>
+            <w:r>
+              <w:t xml:space="preserve"> </w:t>
+            </w:r>
+            <w:proofErr w:type="spellStart"/>
+            <w:r>
+              <w:t>wobec</w:t>
+            </w:r>
+            <w:proofErr w:type="spellEnd"/>
+            <w:r>
+              <w:t xml:space="preserve"> </w:t>
+            </w:r>
+            <w:proofErr w:type="spellStart"/>
+            <w:r>
+              <w:t>klienta</w:t>
+            </w:r>
+            <w:proofErr w:type="spellEnd"/>
+          </w:p>
+        </w:tc>
+        <w:tc>
+          <w:tcPr>
+            <w:tcW w:w="2340" w:type="dxa"/>
+          </w:tcPr>
+          <w:p>
+            <w:pPr>
+              <w:rPr>
+                <w:lang w:val="pl-PL"/>
+                <w:rPrChange w:id="187" w:author="Mamcarz, Paweł" w:date="2026-10-03T19:50:00Z" w16du:dateUtc="2026-10-03T17:50:00Z">
+                  <w:rPr/>
+                </w:rPrChange>
+              </w:rPr>
+            </w:pPr>
+            <w:r>
+              <w:rPr>
+                <w:lang w:val="pl-PL"/>
+                <w:rPrChange w:id="188" w:author="Mamcarz, Paweł" w:date="2026-10-03T19:50:00Z" w16du:dateUtc="2026-10-03T17:50:00Z">
+                  <w:rPr/>
+                </w:rPrChange>
+              </w:rPr>
+              <w:t>Lista wyliczeń z opisem każdego</w:t>
+            </w:r>
+          </w:p>
+          <w:p>
+            <w:pPr>
+              <w:rPr>
+                <w:lang w:val="pl-PL"/>
+                <w:rPrChange w:id="189" w:author="Mamcarz, Paweł" w:date="2026-10-03T19:50:00Z" w16du:dateUtc="2026-10-03T17:50:00Z">
+                  <w:rPr/>
+                </w:rPrChange>
+              </w:rPr>
+            </w:pPr>
+            <w:ins w:id="190" w:author="Paweł Mamcarz" w:date="2026-10-03T12:00:00Z">
               <w:r>
                 <w:rPr>
                   <w:b/>
                   <w:lang w:val="pl-PL"/>
-                  <w:rPrChange w:id="148" w:author="Mamcarz, Paweł" w:date="2026-10-03T19:50:00Z" w16du:dateUtc="2026-10-03T17:50:00Z">
+                  <w:rPrChange w:id="191" w:author="Mamcarz, Paweł" w:date="2026-10-03T19:50:00Z" w16du:dateUtc="2026-10-03T17:50:00Z">
                     <w:rPr>
                       <w:b/>
                     </w:rPr>
@@ -3821,30 +3975,39 @@
               <w:r>
                 <w:rPr>
                   <w:lang w:val="pl-PL"/>
-                  <w:rPrChange w:id="149" w:author="Mamcarz, Paweł" w:date="2026-10-03T19:50:00Z" w16du:dateUtc="2026-10-03T17:50:00Z">
+                  <w:rPrChange w:id="192" w:author="Mamcarz, Paweł" w:date="2026-10-03T19:50:00Z" w16du:dateUtc="2026-10-03T17:50:00Z">
                     <w:rPr/>
                   </w:rPrChange>
                 </w:rPr>
-                <w:t>Kwota z pasmem P10–P90 (2000 losowań). Pasmo to rozrzut przyjętego scenariusza, nie przedział ufności. Kontrakt produktu zakazuje obietnicy ROI i wyceny księgowej. Proponuję w ofercie dla zarządu pokazywać pasmo i procent przychodu, nie kwotę środkową.</w:t>
+                <w:t xml:space="preserve">Liczy jeden poziom: scenariusz skali kosztu milczenia dla jednej firmy. Wejścia: przychód, koszty, FTE, średnia roczna płaca, rotacja, klimat (jeden suwak, szacunek własny). Wynik: kwota z pasmem P10–P90 dla trzech obszarów w sumie (rotacja i utrata wiedzy, błędy i </w:t>
+              </w:r>
+              <w:proofErr w:type="spellStart"/>
+              <w:r>
+                <w:rPr>
+                  <w:lang w:val="pl-PL"/>
+                  <w:rPrChange w:id="193" w:author="Mamcarz, Paweł" w:date="2026-10-03T19:50:00Z" w16du:dateUtc="2026-10-03T17:50:00Z">
+                    <w:rPr/>
+                  </w:rPrChange>
+                </w:rPr>
+                <w:t>compliance</w:t>
+              </w:r>
+              <w:proofErr w:type="spellEnd"/>
+              <w:r>
+                <w:rPr>
+                  <w:lang w:val="pl-PL"/>
+                  <w:rPrChange w:id="194" w:author="Mamcarz, Paweł" w:date="2026-10-03T19:50:00Z" w16du:dateUtc="2026-10-03T17:50:00Z">
+                    <w:rPr/>
+                  </w:rPrChange>
+                </w:rPr>
+                <w:t>, wypalenie) i dwóch poza sumą (innowacje, koordynacja). Poziomu „związek w firmie” (BP a rotacja na danych firmy) nie ma.</w:t>
               </w:r>
             </w:ins>
-          </w:p>
-          <w:p>
-            <w:pPr>
-              <w:rPr>
-                <w:ins w:id="20011" w:author="Paweł Mamcarz" w:date="2026-10-03T14:00:00Z"/>
-              </w:rPr>
-            </w:pPr>
-            <w:ins w:id="20012" w:author="Paweł Mamcarz" w:date="2026-10-03T14:00:00Z">
-              <w:r>
-                <w:rPr>
-                  <w:b/>
-                </w:rPr>
-                <w:t xml:space="preserve">Uzupełnienie: </w:t>
-              </w:r>
-              <w:r>
-                <w:rPr/>
-                <w:t xml:space="preserve">W głównym repozytorium granice P10–P90 są nazywane granicami scenariusza (percentyle propagacji priorów), nie przedziałem ufności. Taki język proponuję w ofercie. Zał. 1, sekcja 5.</w:t>
+            <w:ins w:id="195" w:author="Mamcarz, Paweł" w:date="2026-10-03T19:50:00Z" w16du:dateUtc="2026-10-03T17:50:00Z">
+              <w:r>
+                <w:rPr>
+                  <w:lang w:val="pl-PL"/>
+                </w:rPr>
+                <w:t xml:space="preserve"> Mogę dodać.</w:t>
               </w:r>
             </w:ins>
           </w:p>
@@ -3857,96 +4020,96 @@
           </w:tcPr>
           <w:p>
             <w:r>
-              <w:t>18</w:t>
-            </w:r>
-          </w:p>
-        </w:tc>
-        <w:tc>
-          <w:tcPr>
-            <w:tcW w:w="2340" w:type="dxa"/>
-          </w:tcPr>
-          <w:p>
-            <w:pPr>
-              <w:rPr>
-                <w:lang w:val="pl-PL"/>
-                <w:rPrChange w:id="150" w:author="Mamcarz, Paweł" w:date="2026-10-03T19:50:00Z" w16du:dateUtc="2026-10-03T17:50:00Z">
-                  <w:rPr/>
-                </w:rPrChange>
-              </w:rPr>
-            </w:pPr>
-            <w:r>
-              <w:rPr>
-                <w:lang w:val="pl-PL"/>
-                <w:rPrChange w:id="151" w:author="Mamcarz, Paweł" w:date="2026-10-03T19:50:00Z" w16du:dateUtc="2026-10-03T17:50:00Z">
-                  <w:rPr/>
-                </w:rPrChange>
-              </w:rPr>
-              <w:t>Na jakich badaniach naukowych opiera się model i czy zostały przełożone na polskie warunki?</w:t>
-            </w:r>
-          </w:p>
-        </w:tc>
-        <w:tc>
-          <w:tcPr>
-            <w:tcW w:w="2340" w:type="dxa"/>
-          </w:tcPr>
-          <w:p>
-            <w:pPr>
-              <w:rPr>
-                <w:lang w:val="pl-PL"/>
-                <w:rPrChange w:id="152" w:author="Mamcarz, Paweł" w:date="2026-10-03T19:50:00Z" w16du:dateUtc="2026-10-03T17:50:00Z">
-                  <w:rPr/>
-                </w:rPrChange>
-              </w:rPr>
-            </w:pPr>
-            <w:r>
-              <w:rPr>
-                <w:lang w:val="pl-PL"/>
-                <w:rPrChange w:id="153" w:author="Mamcarz, Paweł" w:date="2026-10-03T19:50:00Z" w16du:dateUtc="2026-10-03T17:50:00Z">
-                  <w:rPr/>
-                </w:rPrChange>
-              </w:rPr>
-              <w:t>Materiały sprzedażowe obiecują „bazę opracowań naukowych”</w:t>
-            </w:r>
-          </w:p>
-        </w:tc>
-        <w:tc>
-          <w:tcPr>
-            <w:tcW w:w="2340" w:type="dxa"/>
-          </w:tcPr>
-          <w:p>
-            <w:pPr>
-              <w:rPr>
-                <w:lang w:val="pl-PL"/>
-                <w:rPrChange w:id="154" w:author="Mamcarz, Paweł" w:date="2026-10-03T19:50:00Z" w16du:dateUtc="2026-10-03T17:50:00Z">
-                  <w:rPr/>
-                </w:rPrChange>
-              </w:rPr>
-            </w:pPr>
-            <w:r>
-              <w:rPr>
-                <w:lang w:val="pl-PL"/>
-                <w:rPrChange w:id="155" w:author="Mamcarz, Paweł" w:date="2026-10-03T19:50:00Z" w16du:dateUtc="2026-10-03T17:50:00Z">
-                  <w:rPr/>
-                </w:rPrChange>
-              </w:rPr>
-              <w:t>Lista źródeł i opis ich użycia</w:t>
-            </w:r>
-          </w:p>
-          <w:p>
-            <w:pPr>
-              <w:rPr>
-                <w:lang w:val="pl-PL"/>
-                <w:rPrChange w:id="156" w:author="Mamcarz, Paweł" w:date="2026-10-03T19:50:00Z" w16du:dateUtc="2026-10-03T17:50:00Z">
-                  <w:rPr/>
-                </w:rPrChange>
-              </w:rPr>
-            </w:pPr>
-            <w:ins w:id="157" w:author="Paweł Mamcarz" w:date="2026-10-03T12:00:00Z">
+              <w:t>16</w:t>
+            </w:r>
+          </w:p>
+        </w:tc>
+        <w:tc>
+          <w:tcPr>
+            <w:tcW w:w="2340" w:type="dxa"/>
+          </w:tcPr>
+          <w:p>
+            <w:pPr>
+              <w:rPr>
+                <w:lang w:val="pl-PL"/>
+                <w:rPrChange w:id="196" w:author="Mamcarz, Paweł" w:date="2026-10-03T19:50:00Z" w16du:dateUtc="2026-10-03T17:50:00Z">
+                  <w:rPr/>
+                </w:rPrChange>
+              </w:rPr>
+            </w:pPr>
+            <w:r>
+              <w:rPr>
+                <w:lang w:val="pl-PL"/>
+                <w:rPrChange w:id="197" w:author="Mamcarz, Paweł" w:date="2026-10-03T19:50:00Z" w16du:dateUtc="2026-10-03T17:50:00Z">
+                  <w:rPr/>
+                </w:rPrChange>
+              </w:rPr>
+              <w:t>Jakie założenia przyjmuje (np. koszt zastąpienia pracownika) i skąd one pochodzą?</w:t>
+            </w:r>
+          </w:p>
+        </w:tc>
+        <w:tc>
+          <w:tcPr>
+            <w:tcW w:w="2340" w:type="dxa"/>
+          </w:tcPr>
+          <w:p>
+            <w:pPr>
+              <w:rPr>
+                <w:lang w:val="pl-PL"/>
+                <w:rPrChange w:id="198" w:author="Mamcarz, Paweł" w:date="2026-10-03T19:50:00Z" w16du:dateUtc="2026-10-03T17:50:00Z">
+                  <w:rPr/>
+                </w:rPrChange>
+              </w:rPr>
+            </w:pPr>
+            <w:r>
+              <w:rPr>
+                <w:lang w:val="pl-PL"/>
+                <w:rPrChange w:id="199" w:author="Mamcarz, Paweł" w:date="2026-10-03T19:50:00Z" w16du:dateUtc="2026-10-03T17:50:00Z">
+                  <w:rPr/>
+                </w:rPrChange>
+              </w:rPr>
+              <w:t>Każde założenie musi mieć źródło</w:t>
+            </w:r>
+          </w:p>
+        </w:tc>
+        <w:tc>
+          <w:tcPr>
+            <w:tcW w:w="2340" w:type="dxa"/>
+          </w:tcPr>
+          <w:p>
+            <w:pPr>
+              <w:rPr>
+                <w:lang w:val="pl-PL"/>
+                <w:rPrChange w:id="200" w:author="Mamcarz, Paweł" w:date="2026-10-03T19:50:00Z" w16du:dateUtc="2026-10-03T17:50:00Z">
+                  <w:rPr/>
+                </w:rPrChange>
+              </w:rPr>
+            </w:pPr>
+            <w:r>
+              <w:rPr>
+                <w:lang w:val="pl-PL"/>
+                <w:rPrChange w:id="201" w:author="Mamcarz, Paweł" w:date="2026-10-03T19:50:00Z" w16du:dateUtc="2026-10-03T17:50:00Z">
+                  <w:rPr/>
+                </w:rPrChange>
+              </w:rPr>
+              <w:t>Założenia spisane, ze źródłami</w:t>
+            </w:r>
+          </w:p>
+          <w:p>
+            <w:pPr>
+              <w:rPr>
+                <w:lang w:val="pl-PL"/>
+                <w:rPrChange w:id="202" w:author="Mamcarz, Paweł" w:date="2026-10-03T19:50:00Z" w16du:dateUtc="2026-10-03T17:50:00Z">
+                  <w:rPr/>
+                </w:rPrChange>
+              </w:rPr>
+            </w:pPr>
+            <w:ins w:id="203" w:author="Paweł Mamcarz" w:date="2026-10-03T12:00:00Z">
               <w:r>
                 <w:rPr>
                   <w:b/>
                   <w:lang w:val="pl-PL"/>
-                  <w:rPrChange w:id="158" w:author="Mamcarz, Paweł" w:date="2026-10-03T19:50:00Z" w16du:dateUtc="2026-10-03T17:50:00Z">
+                  <w:rPrChange w:id="204" w:author="Mamcarz, Paweł" w:date="2026-10-03T19:50:00Z" w16du:dateUtc="2026-10-03T17:50:00Z">
                     <w:rPr>
                       <w:b/>
                     </w:rPr>
@@ -3957,197 +4120,757 @@
               <w:r>
                 <w:rPr>
                   <w:lang w:val="pl-PL"/>
-                  <w:rPrChange w:id="159" w:author="Mamcarz, Paweł" w:date="2026-10-03T19:50:00Z" w16du:dateUtc="2026-10-03T17:50:00Z">
+                  <w:rPrChange w:id="205" w:author="Mamcarz, Paweł" w:date="2026-10-03T19:50:00Z" w16du:dateUtc="2026-10-03T17:50:00Z">
                     <w:rPr/>
                   </w:rPrChange>
                 </w:rPr>
-                <w:t xml:space="preserve">Badania uzasadniają mechanizm (m.in. </w:t>
+                <w:t>Spisane w dokumencie „</w:t>
               </w:r>
               <w:proofErr w:type="spellStart"/>
               <w:r>
                 <w:rPr>
                   <w:lang w:val="pl-PL"/>
-                  <w:rPrChange w:id="160" w:author="Mamcarz, Paweł" w:date="2026-10-03T19:50:00Z" w16du:dateUtc="2026-10-03T17:50:00Z">
+                  <w:rPrChange w:id="206" w:author="Mamcarz, Paweł" w:date="2026-10-03T19:50:00Z" w16du:dateUtc="2026-10-03T17:50:00Z">
                     <w:rPr/>
                   </w:rPrChange>
                 </w:rPr>
-                <w:t>Kiewitz</w:t>
+                <w:t>Priory</w:t>
               </w:r>
               <w:proofErr w:type="spellEnd"/>
               <w:r>
                 <w:rPr>
                   <w:lang w:val="pl-PL"/>
-                  <w:rPrChange w:id="161" w:author="Mamcarz, Paweł" w:date="2026-10-03T19:50:00Z" w16du:dateUtc="2026-10-03T17:50:00Z">
+                  <w:rPrChange w:id="207" w:author="Mamcarz, Paweł" w:date="2026-10-03T19:50:00Z" w16du:dateUtc="2026-10-03T17:50:00Z">
                     <w:rPr/>
                   </w:rPrChange>
                 </w:rPr>
-                <w:t xml:space="preserve"> i in. 2016 o strachu i milczeniu obronnym; Adamska 2016 o rodzajach milczenia), </w:t>
-              </w:r>
-              <w:proofErr w:type="gramStart"/>
-              <w:r>
-                <w:rPr>
-                  <w:lang w:val="pl-PL"/>
-                  <w:rPrChange w:id="162" w:author="Mamcarz, Paweł" w:date="2026-10-03T19:50:00Z" w16du:dateUtc="2026-10-03T17:50:00Z">
+                <w:t xml:space="preserve"> FNP” z wartościami i uzasadnieniem (np. </w:t>
+              </w:r>
+              <w:r>
+                <w:rPr>
+                  <w:lang w:val="pl-PL"/>
+                  <w:rPrChange w:id="208" w:author="Mamcarz, Paweł" w:date="2026-10-03T19:50:00Z" w16du:dateUtc="2026-10-03T17:50:00Z">
                     <w:rPr/>
                   </w:rPrChange>
                 </w:rPr>
-                <w:t>nie wielkości</w:t>
-              </w:r>
-              <w:proofErr w:type="gramEnd"/>
-              <w:r>
-                <w:rPr>
-                  <w:lang w:val="pl-PL"/>
-                  <w:rPrChange w:id="163" w:author="Mamcarz, Paweł" w:date="2026-10-03T19:50:00Z" w16du:dateUtc="2026-10-03T17:50:00Z">
+                <w:lastRenderedPageBreak/>
+                <w:t xml:space="preserve">koszt zastąpienia = 0,75 rocznej płacy; odniesienie rotacji 14,8% przypisane do GUS, jeszcze niezweryfikowane). Uczciwie: kwoty są </w:t>
+              </w:r>
+              <w:proofErr w:type="spellStart"/>
+              <w:r>
+                <w:rPr>
+                  <w:lang w:val="pl-PL"/>
+                  <w:rPrChange w:id="209" w:author="Mamcarz, Paweł" w:date="2026-10-03T19:50:00Z" w16du:dateUtc="2026-10-03T17:50:00Z">
                     <w:rPr/>
                   </w:rPrChange>
                 </w:rPr>
-                <w:t xml:space="preserve"> w złotych. Przełożenie na polskie warunki jest częściowe (Ipsos × FNP 2026 jako kontekst, audyt tabel w toku). W materiałach sprzedażowych nie obiecujmy „bazy </w:t>
-              </w:r>
-              <w:r>
-                <w:rPr>
-                  <w:lang w:val="pl-PL"/>
-                  <w:rPrChange w:id="164" w:author="Mamcarz, Paweł" w:date="2026-10-03T19:50:00Z" w16du:dateUtc="2026-10-03T17:50:00Z">
+                <w:t>priorami</w:t>
+              </w:r>
+              <w:proofErr w:type="spellEnd"/>
+              <w:r>
+                <w:rPr>
+                  <w:lang w:val="pl-PL"/>
+                  <w:rPrChange w:id="210" w:author="Mamcarz, Paweł" w:date="2026-10-03T19:50:00Z" w16du:dateUtc="2026-10-03T17:50:00Z">
                     <w:rPr/>
                   </w:rPrChange>
                 </w:rPr>
-                <w:lastRenderedPageBreak/>
-                <w:t>opracowań” jako podstawy kwot.</w:t>
+                <w:t xml:space="preserve"> autora; badania uzasadniają mechanizm, nie przeliczniki. Końce krzywych przypisane do Ipsos czekają na audyt tabel, więc nie mówimy, że model jest skalibrowany na Ipsos.</w:t>
               </w:r>
             </w:ins>
           </w:p>
           <w:p>
             <w:pPr>
               <w:rPr>
-                <w:ins w:id="30007" w:author="Paweł Mamcarz" w:date="2026-10-04T10:00:00Z"/>
-              </w:rPr>
-            </w:pPr>
-            <w:ins w:id="30008" w:author="Paweł Mamcarz" w:date="2026-10-04T10:00:00Z">
+                <w:ins w:id="211" w:author="Paweł Mamcarz" w:date="2026-10-03T14:00:00Z"/>
+                <w:lang w:val="pl-PL"/>
+                <w:rPrChange w:id="212" w:author="Mamcarz, Paweł" w:date="2026-10-05T15:44:00Z" w16du:dateUtc="2026-10-05T13:44:00Z">
+                  <w:rPr>
+                    <w:ins w:id="213" w:author="Paweł Mamcarz" w:date="2026-10-03T14:00:00Z"/>
+                  </w:rPr>
+                </w:rPrChange>
+              </w:rPr>
+            </w:pPr>
+            <w:ins w:id="214" w:author="Paweł Mamcarz" w:date="2026-10-03T14:00:00Z">
               <w:r>
                 <w:rPr>
                   <w:b/>
-                </w:rPr>
-                <w:t xml:space="preserve">Aktualizacja: </w:t>
-              </w:r>
-              <w:r>
-                <w:rPr/>
-                <w:t xml:space="preserve">(4.10.2026) sprawdziliśmy 46 cytowanych źródeł (czy istnieją, czy dane są poprawne, czy mówią to, co im przypisano). Kilka przypisań było błędnych i zostało poprawionych na stronie i w dokumentach. Z liczb Ipsos zostały tylko te potwierdzone publicznie (71%, 42%, 85% wobec 59%).</w:t>
-              </w:r>
-            </w:ins>
-          </w:p>
-        </w:tc>
-      </w:tr>
-      <w:tr>
-        <w:tc>
-          <w:tcPr>
-            <w:tcW w:w="2340" w:type="dxa"/>
-          </w:tcPr>
-          <w:p>
-            <w:r>
-              <w:lastRenderedPageBreak/>
-              <w:t>19</w:t>
-            </w:r>
-          </w:p>
-        </w:tc>
-        <w:tc>
-          <w:tcPr>
-            <w:tcW w:w="2340" w:type="dxa"/>
-          </w:tcPr>
-          <w:p>
-            <w:pPr>
-              <w:rPr>
-                <w:lang w:val="pl-PL"/>
-                <w:rPrChange w:id="165" w:author="Mamcarz, Paweł" w:date="2026-10-03T19:50:00Z" w16du:dateUtc="2026-10-03T17:50:00Z">
-                  <w:rPr/>
-                </w:rPrChange>
-              </w:rPr>
-            </w:pPr>
-            <w:r>
-              <w:rPr>
-                <w:lang w:val="pl-PL"/>
-                <w:rPrChange w:id="166" w:author="Mamcarz, Paweł" w:date="2026-10-03T19:50:00Z" w16du:dateUtc="2026-10-03T17:50:00Z">
-                  <w:rPr/>
-                </w:rPrChange>
-              </w:rPr>
-              <w:t>Jak model jest powiązany z ankietą (które pytania, które moduły)?</w:t>
-            </w:r>
-          </w:p>
-        </w:tc>
-        <w:tc>
-          <w:tcPr>
-            <w:tcW w:w="2340" w:type="dxa"/>
-          </w:tcPr>
-          <w:p>
-            <w:pPr>
-              <w:rPr>
-                <w:lang w:val="pl-PL"/>
-                <w:rPrChange w:id="167" w:author="Mamcarz, Paweł" w:date="2026-10-03T19:50:00Z" w16du:dateUtc="2026-10-03T17:50:00Z">
-                  <w:rPr/>
-                </w:rPrChange>
-              </w:rPr>
-            </w:pPr>
-            <w:r>
-              <w:rPr>
-                <w:lang w:val="pl-PL"/>
-                <w:rPrChange w:id="168" w:author="Mamcarz, Paweł" w:date="2026-10-03T19:50:00Z" w16du:dateUtc="2026-10-03T17:50:00Z">
-                  <w:rPr/>
-                </w:rPrChange>
-              </w:rPr>
-              <w:t>Kalkulator bez ankiety liczy tylko koszty HR</w:t>
-            </w:r>
-          </w:p>
-        </w:tc>
-        <w:tc>
-          <w:tcPr>
-            <w:tcW w:w="2340" w:type="dxa"/>
-          </w:tcPr>
-          <w:p>
-            <w:pPr>
-              <w:rPr>
-                <w:lang w:val="pl-PL"/>
-                <w:rPrChange w:id="169" w:author="Mamcarz, Paweł" w:date="2026-10-03T19:50:00Z" w16du:dateUtc="2026-10-03T17:50:00Z">
-                  <w:rPr/>
-                </w:rPrChange>
-              </w:rPr>
-            </w:pPr>
-            <w:r>
-              <w:rPr>
-                <w:lang w:val="pl-PL"/>
-                <w:rPrChange w:id="170" w:author="Mamcarz, Paweł" w:date="2026-10-03T19:50:00Z" w16du:dateUtc="2026-10-03T17:50:00Z">
-                  <w:rPr/>
-                </w:rPrChange>
-              </w:rPr>
-              <w:t>Opisane powiązanie z modułem D i filarami</w:t>
-            </w:r>
-          </w:p>
-          <w:p>
-            <w:pPr>
-              <w:rPr>
-                <w:lang w:val="pl-PL"/>
-                <w:rPrChange w:id="171" w:author="Mamcarz, Paweł" w:date="2026-10-03T19:50:00Z" w16du:dateUtc="2026-10-03T17:50:00Z">
-                  <w:rPr/>
-                </w:rPrChange>
-              </w:rPr>
-            </w:pPr>
-            <w:ins w:id="172" w:author="Paweł Mamcarz" w:date="2026-10-03T12:00:00Z">
-              <w:r>
-                <w:rPr>
-                  <w:b/>
-                  <w:lang w:val="pl-PL"/>
-                  <w:rPrChange w:id="173" w:author="Mamcarz, Paweł" w:date="2026-10-03T19:50:00Z" w16du:dateUtc="2026-10-03T17:50:00Z">
+                  <w:lang w:val="pl-PL"/>
+                  <w:rPrChange w:id="215" w:author="Mamcarz, Paweł" w:date="2026-10-05T15:44:00Z" w16du:dateUtc="2026-10-05T13:44:00Z">
                     <w:rPr>
                       <w:b/>
                     </w:rPr>
                   </w:rPrChange>
                 </w:rPr>
+                <w:t xml:space="preserve">Uzupełnienie: </w:t>
+              </w:r>
+              <w:r>
+                <w:rPr>
+                  <w:lang w:val="pl-PL"/>
+                  <w:rPrChange w:id="216" w:author="Mamcarz, Paweł" w:date="2026-10-05T15:44:00Z" w16du:dateUtc="2026-10-05T13:44:00Z">
+                    <w:rPr/>
+                  </w:rPrChange>
+                </w:rPr>
+                <w:t xml:space="preserve">Zestawienie wszystkich założeń z wartościami i statusem (autorski </w:t>
+              </w:r>
+              <w:proofErr w:type="spellStart"/>
+              <w:r>
+                <w:rPr>
+                  <w:lang w:val="pl-PL"/>
+                  <w:rPrChange w:id="217" w:author="Mamcarz, Paweł" w:date="2026-10-05T15:44:00Z" w16du:dateUtc="2026-10-05T13:44:00Z">
+                    <w:rPr/>
+                  </w:rPrChange>
+                </w:rPr>
+                <w:t>prior</w:t>
+              </w:r>
+              <w:proofErr w:type="spellEnd"/>
+              <w:r>
+                <w:rPr>
+                  <w:lang w:val="pl-PL"/>
+                  <w:rPrChange w:id="218" w:author="Mamcarz, Paweł" w:date="2026-10-05T15:44:00Z" w16du:dateUtc="2026-10-05T13:44:00Z">
+                    <w:rPr/>
+                  </w:rPrChange>
+                </w:rPr>
+                <w:t>, źródło prywatne w audycie, do weryfikacji) jest w Zał. 1.</w:t>
+              </w:r>
+            </w:ins>
+          </w:p>
+          <w:p>
+            <w:pPr>
+              <w:rPr>
+                <w:ins w:id="219" w:author="Paweł Mamcarz" w:date="2026-10-04T10:00:00Z"/>
+                <w:lang w:val="pl-PL"/>
+                <w:rPrChange w:id="220" w:author="Mamcarz, Paweł" w:date="2026-10-05T15:44:00Z" w16du:dateUtc="2026-10-05T13:44:00Z">
+                  <w:rPr>
+                    <w:ins w:id="221" w:author="Paweł Mamcarz" w:date="2026-10-04T10:00:00Z"/>
+                  </w:rPr>
+                </w:rPrChange>
+              </w:rPr>
+            </w:pPr>
+            <w:ins w:id="222" w:author="Paweł Mamcarz" w:date="2026-10-04T10:00:00Z">
+              <w:r>
+                <w:rPr>
+                  <w:b/>
+                  <w:lang w:val="pl-PL"/>
+                  <w:rPrChange w:id="223" w:author="Mamcarz, Paweł" w:date="2026-10-05T15:44:00Z" w16du:dateUtc="2026-10-05T13:44:00Z">
+                    <w:rPr>
+                      <w:b/>
+                    </w:rPr>
+                  </w:rPrChange>
+                </w:rPr>
+                <w:t xml:space="preserve">Aktualizacja: </w:t>
+              </w:r>
+              <w:r>
+                <w:rPr>
+                  <w:lang w:val="pl-PL"/>
+                  <w:rPrChange w:id="224" w:author="Mamcarz, Paweł" w:date="2026-10-05T15:44:00Z" w16du:dateUtc="2026-10-05T13:44:00Z">
+                    <w:rPr/>
+                  </w:rPrChange>
+                </w:rPr>
+                <w:t xml:space="preserve">(4.10.2026) odniesienie rotacji 14,8% nie pochodzi z GUS. W publikacji, której je przypisywano, tej wartości nie ma; GUS podaje współczynnik zwolnień 19,7% (2023) i 18,7% (2024), obejmujący wszystkie odejścia. Model używa 14,8% tylko wtedy, gdy firma nie poda rotacji, a strona mówi wprost, </w:t>
+              </w:r>
+              <w:r>
+                <w:rPr>
+                  <w:lang w:val="pl-PL"/>
+                  <w:rPrChange w:id="225" w:author="Mamcarz, Paweł" w:date="2026-10-05T15:44:00Z" w16du:dateUtc="2026-10-05T13:44:00Z">
+                    <w:rPr/>
+                  </w:rPrChange>
+                </w:rPr>
+                <w:lastRenderedPageBreak/>
+                <w:t>że pochodzenie tej liczby jest nieustalone.</w:t>
+              </w:r>
+            </w:ins>
+          </w:p>
+          <w:p>
+            <w:pPr>
+              <w:rPr>
+                <w:lang w:val="pl-PL"/>
+                <w:rPrChange w:id="226" w:author="Mamcarz, Paweł" w:date="2026-10-05T15:44:00Z" w16du:dateUtc="2026-10-05T13:44:00Z">
+                  <w:rPr/>
+                </w:rPrChange>
+              </w:rPr>
+            </w:pPr>
+            <w:ins w:id="227" w:author="Paweł Mamcarz" w:date="2026-10-05T09:00:00Z">
+              <w:r>
+                <w:rPr>
+                  <w:b/>
+                  <w:lang w:val="pl-PL"/>
+                  <w:rPrChange w:id="228" w:author="Mamcarz, Paweł" w:date="2026-10-05T15:44:00Z" w16du:dateUtc="2026-10-05T13:44:00Z">
+                    <w:rPr>
+                      <w:b/>
+                    </w:rPr>
+                  </w:rPrChange>
+                </w:rPr>
+                <w:t xml:space="preserve">Aktualizacja: </w:t>
+              </w:r>
+              <w:r>
+                <w:rPr>
+                  <w:lang w:val="pl-PL"/>
+                  <w:rPrChange w:id="229" w:author="Mamcarz, Paweł" w:date="2026-10-05T15:44:00Z" w16du:dateUtc="2026-10-05T13:44:00Z">
+                    <w:rPr/>
+                  </w:rPrChange>
+                </w:rPr>
+                <w:t>(5.10.2026) Dwa przeliczniki są powyżej tego, co dokumentują badania: koszt zastąpienia pracownika (model 0,75 rocznej płacy; mediany w badaniach z opisaną metodą około 0,2 dla typowego stanowiska) i koszt wypalenia. Wartości nie zmieniono; w płatnej diagnozie mają je zastąpić dane firmy. Przy obecnym ustawieniu model nie dochodzi też do wartości końcowych przypisanych raportowi Ipsos (np. stabilność zespołu 66–78% zamiast 59–85%). Plan audytu na surowych danych i gotowa prośba o dane: katalog walidacja.</w:t>
+              </w:r>
+            </w:ins>
+          </w:p>
+        </w:tc>
+      </w:tr>
+      <w:tr>
+        <w:tc>
+          <w:tcPr>
+            <w:tcW w:w="2340" w:type="dxa"/>
+          </w:tcPr>
+          <w:p>
+            <w:r>
+              <w:lastRenderedPageBreak/>
+              <w:t>17</w:t>
+            </w:r>
+          </w:p>
+        </w:tc>
+        <w:tc>
+          <w:tcPr>
+            <w:tcW w:w="2340" w:type="dxa"/>
+          </w:tcPr>
+          <w:p>
+            <w:pPr>
+              <w:rPr>
+                <w:lang w:val="pl-PL"/>
+                <w:rPrChange w:id="230" w:author="Mamcarz, Paweł" w:date="2026-10-03T19:50:00Z" w16du:dateUtc="2026-10-03T17:50:00Z">
+                  <w:rPr/>
+                </w:rPrChange>
+              </w:rPr>
+            </w:pPr>
+            <w:r>
+              <w:rPr>
+                <w:lang w:val="pl-PL"/>
+                <w:rPrChange w:id="231" w:author="Mamcarz, Paweł" w:date="2026-10-03T19:50:00Z" w16du:dateUtc="2026-10-03T17:50:00Z">
+                  <w:rPr/>
+                </w:rPrChange>
+              </w:rPr>
+              <w:t>Czy wynik jest podawany jako przedział i scenariusze, czy jako jedna kwota?</w:t>
+            </w:r>
+          </w:p>
+        </w:tc>
+        <w:tc>
+          <w:tcPr>
+            <w:tcW w:w="2340" w:type="dxa"/>
+          </w:tcPr>
+          <w:p>
+            <w:pPr>
+              <w:rPr>
+                <w:lang w:val="pl-PL"/>
+                <w:rPrChange w:id="232" w:author="Mamcarz, Paweł" w:date="2026-10-03T19:50:00Z" w16du:dateUtc="2026-10-03T17:50:00Z">
+                  <w:rPr/>
+                </w:rPrChange>
+              </w:rPr>
+            </w:pPr>
+            <w:r>
+              <w:rPr>
+                <w:lang w:val="pl-PL"/>
+                <w:rPrChange w:id="233" w:author="Mamcarz, Paweł" w:date="2026-10-03T19:50:00Z" w16du:dateUtc="2026-10-03T17:50:00Z">
+                  <w:rPr/>
+                </w:rPrChange>
+              </w:rPr>
+              <w:t>Jedna kwota tworzy oczekiwanie oszczędności</w:t>
+            </w:r>
+          </w:p>
+        </w:tc>
+        <w:tc>
+          <w:tcPr>
+            <w:tcW w:w="2340" w:type="dxa"/>
+          </w:tcPr>
+          <w:p>
+            <w:pPr>
+              <w:rPr>
+                <w:lang w:val="pl-PL"/>
+                <w:rPrChange w:id="234" w:author="Mamcarz, Paweł" w:date="2026-10-03T19:50:00Z" w16du:dateUtc="2026-10-03T17:50:00Z">
+                  <w:rPr/>
+                </w:rPrChange>
+              </w:rPr>
+            </w:pPr>
+            <w:r>
+              <w:rPr>
+                <w:lang w:val="pl-PL"/>
+                <w:rPrChange w:id="235" w:author="Mamcarz, Paweł" w:date="2026-10-03T19:50:00Z" w16du:dateUtc="2026-10-03T17:50:00Z">
+                  <w:rPr/>
+                </w:rPrChange>
+              </w:rPr>
+              <w:t>Przedziały i scenariusze</w:t>
+            </w:r>
+          </w:p>
+          <w:p>
+            <w:pPr>
+              <w:rPr>
+                <w:lang w:val="pl-PL"/>
+                <w:rPrChange w:id="236" w:author="Mamcarz, Paweł" w:date="2026-10-03T19:50:00Z" w16du:dateUtc="2026-10-03T17:50:00Z">
+                  <w:rPr/>
+                </w:rPrChange>
+              </w:rPr>
+            </w:pPr>
+            <w:ins w:id="237" w:author="Paweł Mamcarz" w:date="2026-10-03T12:00:00Z">
+              <w:r>
+                <w:rPr>
+                  <w:b/>
+                  <w:lang w:val="pl-PL"/>
+                  <w:rPrChange w:id="238" w:author="Mamcarz, Paweł" w:date="2026-10-03T19:50:00Z" w16du:dateUtc="2026-10-03T17:50:00Z">
+                    <w:rPr>
+                      <w:b/>
+                    </w:rPr>
+                  </w:rPrChange>
+                </w:rPr>
                 <w:t xml:space="preserve">Odp. Pawła: </w:t>
               </w:r>
               <w:r>
                 <w:rPr>
                   <w:lang w:val="pl-PL"/>
-                  <w:rPrChange w:id="174" w:author="Mamcarz, Paweł" w:date="2026-10-03T19:50:00Z" w16du:dateUtc="2026-10-03T17:50:00Z">
+                  <w:rPrChange w:id="239" w:author="Mamcarz, Paweł" w:date="2026-10-03T19:50:00Z" w16du:dateUtc="2026-10-03T17:50:00Z">
                     <w:rPr/>
                   </w:rPrChange>
                 </w:rPr>
+                <w:t xml:space="preserve">Kwota z pasmem P10–P90 (2000 losowań). Pasmo to rozrzut przyjętego scenariusza, nie przedział ufności. Kontrakt produktu zakazuje obietnicy ROI i wyceny księgowej. </w:t>
+              </w:r>
+              <w:r>
+                <w:rPr>
+                  <w:lang w:val="pl-PL"/>
+                  <w:rPrChange w:id="240" w:author="Mamcarz, Paweł" w:date="2026-10-03T19:50:00Z" w16du:dateUtc="2026-10-03T17:50:00Z">
+                    <w:rPr/>
+                  </w:rPrChange>
+                </w:rPr>
+                <w:lastRenderedPageBreak/>
+                <w:t>Proponuję w ofercie dla zarządu pokazywać pasmo i procent przychodu, nie kwotę środkową.</w:t>
+              </w:r>
+            </w:ins>
+          </w:p>
+          <w:p>
+            <w:ins w:id="241" w:author="Paweł Mamcarz" w:date="2026-10-03T14:00:00Z">
+              <w:r>
+                <w:rPr>
+                  <w:b/>
+                  <w:lang w:val="pl-PL"/>
+                  <w:rPrChange w:id="242" w:author="Mamcarz, Paweł" w:date="2026-10-05T15:44:00Z" w16du:dateUtc="2026-10-05T13:44:00Z">
+                    <w:rPr>
+                      <w:b/>
+                    </w:rPr>
+                  </w:rPrChange>
+                </w:rPr>
+                <w:t xml:space="preserve">Uzupełnienie: </w:t>
+              </w:r>
+              <w:r>
+                <w:rPr>
+                  <w:lang w:val="pl-PL"/>
+                  <w:rPrChange w:id="243" w:author="Mamcarz, Paweł" w:date="2026-10-05T15:44:00Z" w16du:dateUtc="2026-10-05T13:44:00Z">
+                    <w:rPr/>
+                  </w:rPrChange>
+                </w:rPr>
+                <w:t>W głównym repozytorium granice P10–P90 są nazywane granicami scenariusza (</w:t>
+              </w:r>
+              <w:proofErr w:type="spellStart"/>
+              <w:r>
+                <w:rPr>
+                  <w:lang w:val="pl-PL"/>
+                  <w:rPrChange w:id="244" w:author="Mamcarz, Paweł" w:date="2026-10-05T15:44:00Z" w16du:dateUtc="2026-10-05T13:44:00Z">
+                    <w:rPr/>
+                  </w:rPrChange>
+                </w:rPr>
+                <w:t>percentyle</w:t>
+              </w:r>
+              <w:proofErr w:type="spellEnd"/>
+              <w:r>
+                <w:rPr>
+                  <w:lang w:val="pl-PL"/>
+                  <w:rPrChange w:id="245" w:author="Mamcarz, Paweł" w:date="2026-10-05T15:44:00Z" w16du:dateUtc="2026-10-05T13:44:00Z">
+                    <w:rPr/>
+                  </w:rPrChange>
+                </w:rPr>
+                <w:t xml:space="preserve"> propagacji </w:t>
+              </w:r>
+              <w:proofErr w:type="spellStart"/>
+              <w:r>
+                <w:rPr>
+                  <w:lang w:val="pl-PL"/>
+                  <w:rPrChange w:id="246" w:author="Mamcarz, Paweł" w:date="2026-10-05T15:44:00Z" w16du:dateUtc="2026-10-05T13:44:00Z">
+                    <w:rPr/>
+                  </w:rPrChange>
+                </w:rPr>
+                <w:t>priorów</w:t>
+              </w:r>
+              <w:proofErr w:type="spellEnd"/>
+              <w:r>
+                <w:rPr>
+                  <w:lang w:val="pl-PL"/>
+                  <w:rPrChange w:id="247" w:author="Mamcarz, Paweł" w:date="2026-10-05T15:44:00Z" w16du:dateUtc="2026-10-05T13:44:00Z">
+                    <w:rPr/>
+                  </w:rPrChange>
+                </w:rPr>
+                <w:t xml:space="preserve">), nie przedziałem ufności. </w:t>
+              </w:r>
+              <w:r>
+                <w:t xml:space="preserve">Taki </w:t>
+              </w:r>
+              <w:proofErr w:type="spellStart"/>
+              <w:r>
+                <w:t>język</w:t>
+              </w:r>
+              <w:proofErr w:type="spellEnd"/>
+              <w:r>
+                <w:t xml:space="preserve"> </w:t>
+              </w:r>
+              <w:proofErr w:type="spellStart"/>
+              <w:r>
+                <w:t>proponuję</w:t>
+              </w:r>
+              <w:proofErr w:type="spellEnd"/>
+              <w:r>
+                <w:t xml:space="preserve"> w ofercie. Zał. 1, sekcja 5.</w:t>
+              </w:r>
+            </w:ins>
+          </w:p>
+        </w:tc>
+      </w:tr>
+      <w:tr>
+        <w:tc>
+          <w:tcPr>
+            <w:tcW w:w="2340" w:type="dxa"/>
+          </w:tcPr>
+          <w:p>
+            <w:r>
+              <w:lastRenderedPageBreak/>
+              <w:t>18</w:t>
+            </w:r>
+          </w:p>
+        </w:tc>
+        <w:tc>
+          <w:tcPr>
+            <w:tcW w:w="2340" w:type="dxa"/>
+          </w:tcPr>
+          <w:p>
+            <w:pPr>
+              <w:rPr>
+                <w:lang w:val="pl-PL"/>
+                <w:rPrChange w:id="248" w:author="Mamcarz, Paweł" w:date="2026-10-03T19:50:00Z" w16du:dateUtc="2026-10-03T17:50:00Z">
+                  <w:rPr/>
+                </w:rPrChange>
+              </w:rPr>
+            </w:pPr>
+            <w:r>
+              <w:rPr>
+                <w:lang w:val="pl-PL"/>
+                <w:rPrChange w:id="249" w:author="Mamcarz, Paweł" w:date="2026-10-03T19:50:00Z" w16du:dateUtc="2026-10-03T17:50:00Z">
+                  <w:rPr/>
+                </w:rPrChange>
+              </w:rPr>
+              <w:t>Na jakich badaniach naukowych opiera się model i czy zostały przełożone na polskie warunki?</w:t>
+            </w:r>
+          </w:p>
+        </w:tc>
+        <w:tc>
+          <w:tcPr>
+            <w:tcW w:w="2340" w:type="dxa"/>
+          </w:tcPr>
+          <w:p>
+            <w:pPr>
+              <w:rPr>
+                <w:lang w:val="pl-PL"/>
+                <w:rPrChange w:id="250" w:author="Mamcarz, Paweł" w:date="2026-10-03T19:50:00Z" w16du:dateUtc="2026-10-03T17:50:00Z">
+                  <w:rPr/>
+                </w:rPrChange>
+              </w:rPr>
+            </w:pPr>
+            <w:r>
+              <w:rPr>
+                <w:lang w:val="pl-PL"/>
+                <w:rPrChange w:id="251" w:author="Mamcarz, Paweł" w:date="2026-10-03T19:50:00Z" w16du:dateUtc="2026-10-03T17:50:00Z">
+                  <w:rPr/>
+                </w:rPrChange>
+              </w:rPr>
+              <w:t>Materiały sprzedażowe obiecują „bazę opracowań naukowych”</w:t>
+            </w:r>
+          </w:p>
+        </w:tc>
+        <w:tc>
+          <w:tcPr>
+            <w:tcW w:w="2340" w:type="dxa"/>
+          </w:tcPr>
+          <w:p>
+            <w:pPr>
+              <w:rPr>
+                <w:lang w:val="pl-PL"/>
+                <w:rPrChange w:id="252" w:author="Mamcarz, Paweł" w:date="2026-10-03T19:50:00Z" w16du:dateUtc="2026-10-03T17:50:00Z">
+                  <w:rPr/>
+                </w:rPrChange>
+              </w:rPr>
+            </w:pPr>
+            <w:r>
+              <w:rPr>
+                <w:lang w:val="pl-PL"/>
+                <w:rPrChange w:id="253" w:author="Mamcarz, Paweł" w:date="2026-10-03T19:50:00Z" w16du:dateUtc="2026-10-03T17:50:00Z">
+                  <w:rPr/>
+                </w:rPrChange>
+              </w:rPr>
+              <w:t>Lista źródeł i opis ich użycia</w:t>
+            </w:r>
+          </w:p>
+          <w:p>
+            <w:pPr>
+              <w:rPr>
+                <w:lang w:val="pl-PL"/>
+                <w:rPrChange w:id="254" w:author="Mamcarz, Paweł" w:date="2026-10-03T19:50:00Z" w16du:dateUtc="2026-10-03T17:50:00Z">
+                  <w:rPr/>
+                </w:rPrChange>
+              </w:rPr>
+            </w:pPr>
+            <w:ins w:id="255" w:author="Paweł Mamcarz" w:date="2026-10-03T12:00:00Z">
+              <w:r>
+                <w:rPr>
+                  <w:b/>
+                  <w:lang w:val="pl-PL"/>
+                  <w:rPrChange w:id="256" w:author="Mamcarz, Paweł" w:date="2026-10-03T19:50:00Z" w16du:dateUtc="2026-10-03T17:50:00Z">
+                    <w:rPr>
+                      <w:b/>
+                    </w:rPr>
+                  </w:rPrChange>
+                </w:rPr>
+                <w:t xml:space="preserve">Odp. Pawła: </w:t>
+              </w:r>
+              <w:r>
+                <w:rPr>
+                  <w:lang w:val="pl-PL"/>
+                  <w:rPrChange w:id="257" w:author="Mamcarz, Paweł" w:date="2026-10-03T19:50:00Z" w16du:dateUtc="2026-10-03T17:50:00Z">
+                    <w:rPr/>
+                  </w:rPrChange>
+                </w:rPr>
+                <w:t xml:space="preserve">Badania uzasadniają mechanizm (m.in. </w:t>
+              </w:r>
+              <w:proofErr w:type="spellStart"/>
+              <w:r>
+                <w:rPr>
+                  <w:lang w:val="pl-PL"/>
+                  <w:rPrChange w:id="258" w:author="Mamcarz, Paweł" w:date="2026-10-03T19:50:00Z" w16du:dateUtc="2026-10-03T17:50:00Z">
+                    <w:rPr/>
+                  </w:rPrChange>
+                </w:rPr>
+                <w:t>Kiewitz</w:t>
+              </w:r>
+              <w:proofErr w:type="spellEnd"/>
+              <w:r>
+                <w:rPr>
+                  <w:lang w:val="pl-PL"/>
+                  <w:rPrChange w:id="259" w:author="Mamcarz, Paweł" w:date="2026-10-03T19:50:00Z" w16du:dateUtc="2026-10-03T17:50:00Z">
+                    <w:rPr/>
+                  </w:rPrChange>
+                </w:rPr>
+                <w:t xml:space="preserve"> i in. 2016 o strachu i milczeniu obronnym; Adamska 2016 o rodzajach milczenia), </w:t>
+              </w:r>
+              <w:proofErr w:type="gramStart"/>
+              <w:r>
+                <w:rPr>
+                  <w:lang w:val="pl-PL"/>
+                  <w:rPrChange w:id="260" w:author="Mamcarz, Paweł" w:date="2026-10-03T19:50:00Z" w16du:dateUtc="2026-10-03T17:50:00Z">
+                    <w:rPr/>
+                  </w:rPrChange>
+                </w:rPr>
+                <w:t>nie wielkości</w:t>
+              </w:r>
+              <w:proofErr w:type="gramEnd"/>
+              <w:r>
+                <w:rPr>
+                  <w:lang w:val="pl-PL"/>
+                  <w:rPrChange w:id="261" w:author="Mamcarz, Paweł" w:date="2026-10-03T19:50:00Z" w16du:dateUtc="2026-10-03T17:50:00Z">
+                    <w:rPr/>
+                  </w:rPrChange>
+                </w:rPr>
+                <w:t xml:space="preserve"> w złotych. Przełożenie na polskie warunki jest częściowe (Ipsos × FNP 2026 jako kontekst, audyt tabel w toku). W materiałach sprzedażowych nie obiecujmy „bazy opracowań” jako podstawy kwot.</w:t>
+              </w:r>
+            </w:ins>
+          </w:p>
+          <w:p>
+            <w:ins w:id="262" w:author="Paweł Mamcarz" w:date="2026-10-04T10:00:00Z">
+              <w:r>
+                <w:rPr>
+                  <w:b/>
+                  <w:lang w:val="pl-PL"/>
+                  <w:rPrChange w:id="263" w:author="Mamcarz, Paweł" w:date="2026-10-05T15:44:00Z" w16du:dateUtc="2026-10-05T13:44:00Z">
+                    <w:rPr>
+                      <w:b/>
+                    </w:rPr>
+                  </w:rPrChange>
+                </w:rPr>
+                <w:t xml:space="preserve">Aktualizacja: </w:t>
+              </w:r>
+              <w:r>
+                <w:rPr>
+                  <w:lang w:val="pl-PL"/>
+                  <w:rPrChange w:id="264" w:author="Mamcarz, Paweł" w:date="2026-10-05T15:44:00Z" w16du:dateUtc="2026-10-05T13:44:00Z">
+                    <w:rPr/>
+                  </w:rPrChange>
+                </w:rPr>
+                <w:t xml:space="preserve">(4.10.2026) sprawdziliśmy 46 cytowanych źródeł (czy istnieją, czy dane są </w:t>
+              </w:r>
+              <w:r>
+                <w:rPr>
+                  <w:lang w:val="pl-PL"/>
+                  <w:rPrChange w:id="265" w:author="Mamcarz, Paweł" w:date="2026-10-05T15:44:00Z" w16du:dateUtc="2026-10-05T13:44:00Z">
+                    <w:rPr/>
+                  </w:rPrChange>
+                </w:rPr>
+                <w:lastRenderedPageBreak/>
+                <w:t xml:space="preserve">poprawne, czy mówią to, co im przypisano). Kilka </w:t>
+              </w:r>
+              <w:proofErr w:type="spellStart"/>
+              <w:r>
+                <w:rPr>
+                  <w:lang w:val="pl-PL"/>
+                  <w:rPrChange w:id="266" w:author="Mamcarz, Paweł" w:date="2026-10-05T15:44:00Z" w16du:dateUtc="2026-10-05T13:44:00Z">
+                    <w:rPr/>
+                  </w:rPrChange>
+                </w:rPr>
+                <w:t>przypisań</w:t>
+              </w:r>
+              <w:proofErr w:type="spellEnd"/>
+              <w:r>
+                <w:rPr>
+                  <w:lang w:val="pl-PL"/>
+                  <w:rPrChange w:id="267" w:author="Mamcarz, Paweł" w:date="2026-10-05T15:44:00Z" w16du:dateUtc="2026-10-05T13:44:00Z">
+                    <w:rPr/>
+                  </w:rPrChange>
+                </w:rPr>
+                <w:t xml:space="preserve"> było błędnych i zostało poprawionych na stronie i w dokumentach. </w:t>
+              </w:r>
+              <w:r>
+                <w:t xml:space="preserve">Z </w:t>
+              </w:r>
+              <w:proofErr w:type="spellStart"/>
+              <w:r>
+                <w:t>liczb</w:t>
+              </w:r>
+              <w:proofErr w:type="spellEnd"/>
+              <w:r>
+                <w:t xml:space="preserve"> Ipsos </w:t>
+              </w:r>
+              <w:proofErr w:type="spellStart"/>
+              <w:r>
+                <w:t>zostały</w:t>
+              </w:r>
+              <w:proofErr w:type="spellEnd"/>
+              <w:r>
+                <w:t xml:space="preserve"> tylko te potwierdzone publicznie (71%, 42%, 85% wobec 59%).</w:t>
+              </w:r>
+            </w:ins>
+          </w:p>
+        </w:tc>
+      </w:tr>
+      <w:tr>
+        <w:tc>
+          <w:tcPr>
+            <w:tcW w:w="2340" w:type="dxa"/>
+          </w:tcPr>
+          <w:p>
+            <w:r>
+              <w:lastRenderedPageBreak/>
+              <w:t>19</w:t>
+            </w:r>
+          </w:p>
+        </w:tc>
+        <w:tc>
+          <w:tcPr>
+            <w:tcW w:w="2340" w:type="dxa"/>
+          </w:tcPr>
+          <w:p>
+            <w:pPr>
+              <w:rPr>
+                <w:lang w:val="pl-PL"/>
+                <w:rPrChange w:id="268" w:author="Mamcarz, Paweł" w:date="2026-10-03T19:50:00Z" w16du:dateUtc="2026-10-03T17:50:00Z">
+                  <w:rPr/>
+                </w:rPrChange>
+              </w:rPr>
+            </w:pPr>
+            <w:r>
+              <w:rPr>
+                <w:lang w:val="pl-PL"/>
+                <w:rPrChange w:id="269" w:author="Mamcarz, Paweł" w:date="2026-10-03T19:50:00Z" w16du:dateUtc="2026-10-03T17:50:00Z">
+                  <w:rPr/>
+                </w:rPrChange>
+              </w:rPr>
+              <w:t>Jak model jest powiązany z ankietą (które pytania, które moduły)?</w:t>
+            </w:r>
+          </w:p>
+        </w:tc>
+        <w:tc>
+          <w:tcPr>
+            <w:tcW w:w="2340" w:type="dxa"/>
+          </w:tcPr>
+          <w:p>
+            <w:pPr>
+              <w:rPr>
+                <w:lang w:val="pl-PL"/>
+                <w:rPrChange w:id="270" w:author="Mamcarz, Paweł" w:date="2026-10-03T19:50:00Z" w16du:dateUtc="2026-10-03T17:50:00Z">
+                  <w:rPr/>
+                </w:rPrChange>
+              </w:rPr>
+            </w:pPr>
+            <w:r>
+              <w:rPr>
+                <w:lang w:val="pl-PL"/>
+                <w:rPrChange w:id="271" w:author="Mamcarz, Paweł" w:date="2026-10-03T19:50:00Z" w16du:dateUtc="2026-10-03T17:50:00Z">
+                  <w:rPr/>
+                </w:rPrChange>
+              </w:rPr>
+              <w:t>Kalkulator bez ankiety liczy tylko koszty HR</w:t>
+            </w:r>
+          </w:p>
+        </w:tc>
+        <w:tc>
+          <w:tcPr>
+            <w:tcW w:w="2340" w:type="dxa"/>
+          </w:tcPr>
+          <w:p>
+            <w:pPr>
+              <w:rPr>
+                <w:lang w:val="pl-PL"/>
+                <w:rPrChange w:id="272" w:author="Mamcarz, Paweł" w:date="2026-10-03T19:50:00Z" w16du:dateUtc="2026-10-03T17:50:00Z">
+                  <w:rPr/>
+                </w:rPrChange>
+              </w:rPr>
+            </w:pPr>
+            <w:r>
+              <w:rPr>
+                <w:lang w:val="pl-PL"/>
+                <w:rPrChange w:id="273" w:author="Mamcarz, Paweł" w:date="2026-10-03T19:50:00Z" w16du:dateUtc="2026-10-03T17:50:00Z">
+                  <w:rPr/>
+                </w:rPrChange>
+              </w:rPr>
+              <w:t>Opisane powiązanie z modułem D i filarami</w:t>
+            </w:r>
+          </w:p>
+          <w:p>
+            <w:pPr>
+              <w:rPr>
+                <w:lang w:val="pl-PL"/>
+                <w:rPrChange w:id="274" w:author="Mamcarz, Paweł" w:date="2026-10-03T19:50:00Z" w16du:dateUtc="2026-10-03T17:50:00Z">
+                  <w:rPr/>
+                </w:rPrChange>
+              </w:rPr>
+            </w:pPr>
+            <w:ins w:id="275" w:author="Paweł Mamcarz" w:date="2026-10-03T12:00:00Z">
+              <w:r>
+                <w:rPr>
+                  <w:b/>
+                  <w:lang w:val="pl-PL"/>
+                  <w:rPrChange w:id="276" w:author="Mamcarz, Paweł" w:date="2026-10-03T19:50:00Z" w16du:dateUtc="2026-10-03T17:50:00Z">
+                    <w:rPr>
+                      <w:b/>
+                    </w:rPr>
+                  </w:rPrChange>
+                </w:rPr>
+                <w:t xml:space="preserve">Odp. Pawła: </w:t>
+              </w:r>
+              <w:r>
+                <w:rPr>
+                  <w:lang w:val="pl-PL"/>
+                  <w:rPrChange w:id="277" w:author="Mamcarz, Paweł" w:date="2026-10-03T19:50:00Z" w16du:dateUtc="2026-10-03T17:50:00Z">
+                    <w:rPr/>
+                  </w:rPrChange>
+                </w:rPr>
                 <w:t>Dziś nie jest powiązany. Klimat to jeden suwak wpisywany przez osobę z firmy; brak mapowania pytań ankiety, modułu D i filarów. To główna luka. Potrzebny projekt interfejsu: które wyniki filarów zastępują suwak i jak agregować do zespołu (z psychometrą).</w:t>
               </w:r>
             </w:ins>
@@ -4155,19 +4878,43 @@
           <w:p>
             <w:pPr>
               <w:rPr>
-                <w:ins w:id="20013" w:author="Paweł Mamcarz" w:date="2026-10-03T14:00:00Z"/>
-              </w:rPr>
-            </w:pPr>
-            <w:ins w:id="20014" w:author="Paweł Mamcarz" w:date="2026-10-03T14:00:00Z">
+                <w:lang w:val="pl-PL"/>
+                <w:rPrChange w:id="278" w:author="Mamcarz, Paweł" w:date="2026-10-05T15:44:00Z" w16du:dateUtc="2026-10-05T13:44:00Z">
+                  <w:rPr/>
+                </w:rPrChange>
+              </w:rPr>
+            </w:pPr>
+            <w:ins w:id="279" w:author="Paweł Mamcarz" w:date="2026-10-03T14:00:00Z">
               <w:r>
                 <w:rPr>
                   <w:b/>
+                  <w:lang w:val="pl-PL"/>
+                  <w:rPrChange w:id="280" w:author="Mamcarz, Paweł" w:date="2026-10-05T15:44:00Z" w16du:dateUtc="2026-10-05T13:44:00Z">
+                    <w:rPr>
+                      <w:b/>
+                    </w:rPr>
+                  </w:rPrChange>
                 </w:rPr>
                 <w:t xml:space="preserve">Uzupełnienie (silence-tax.com): </w:t>
               </w:r>
               <w:r>
-                <w:rPr/>
-                <w:t xml:space="preserve">W głównym repozytorium jest skrypt wsadowy, który przelicza wynik ankiety (skala 1–7 albo 0–100) na klimat 0–100 i liczy model dla każdej firmy z pliku CSV, zapisując predykcje przed porównaniem z wynikami. Audyt z 3.10.2026 wykazał, że liczył inny model niż silnik (m.in. odwrotnie liczoną utratę informacji w hierarchii), więc jego wyników nie używamy. Zastąpiło go nowe narzędzie wsadowe, które woła obecny model FNP, daje powtarzalny wynik i zestawia dwa pomiary tej samej firmy. Protokół traktuje wynik PS-7 przeskalowany do 0–100 jako główne wejście modelu.</w:t>
+                <w:rPr>
+                  <w:lang w:val="pl-PL"/>
+                  <w:rPrChange w:id="281" w:author="Mamcarz, Paweł" w:date="2026-10-05T15:44:00Z" w16du:dateUtc="2026-10-05T13:44:00Z">
+                    <w:rPr/>
+                  </w:rPrChange>
+                </w:rPr>
+                <w:t xml:space="preserve">W głównym repozytorium jest skrypt wsadowy, który przelicza wynik ankiety (skala 1–7 albo 0–100) na klimat 0–100 i liczy model dla każdej firmy z pliku CSV, zapisując predykcje przed porównaniem z wynikami. Audyt z 3.10.2026 wykazał, że </w:t>
+              </w:r>
+              <w:r>
+                <w:rPr>
+                  <w:lang w:val="pl-PL"/>
+                  <w:rPrChange w:id="282" w:author="Mamcarz, Paweł" w:date="2026-10-05T15:44:00Z" w16du:dateUtc="2026-10-05T13:44:00Z">
+                    <w:rPr/>
+                  </w:rPrChange>
+                </w:rPr>
+                <w:lastRenderedPageBreak/>
+                <w:t>liczył inny model niż silnik (m.in. odwrotnie liczoną utratę informacji w hierarchii), więc jego wyników nie używamy. Zastąpiło go nowe narzędzie wsadowe, które woła obecny model FNP, daje powtarzalny wynik i zestawia dwa pomiary tej samej firmy. Protokół traktuje wynik PS-7 przeskalowany do 0–100 jako główne wejście modelu.</w:t>
               </w:r>
             </w:ins>
           </w:p>
@@ -4179,6 +4926,7 @@
         <w:pStyle w:val="Nagwek3"/>
       </w:pPr>
       <w:r>
+        <w:lastRenderedPageBreak/>
         <w:t xml:space="preserve">Dane </w:t>
       </w:r>
       <w:proofErr w:type="spellStart"/>
@@ -4266,15 +5014,15 @@
             <w:pPr>
               <w:rPr>
                 <w:lang w:val="pl-PL"/>
-                <w:rPrChange w:id="175" w:author="Mamcarz, Paweł" w:date="2026-10-03T19:50:00Z" w16du:dateUtc="2026-10-03T17:50:00Z">
-                  <w:rPr/>
-                </w:rPrChange>
-              </w:rPr>
-            </w:pPr>
-            <w:r>
-              <w:rPr>
-                <w:lang w:val="pl-PL"/>
-                <w:rPrChange w:id="176" w:author="Mamcarz, Paweł" w:date="2026-10-03T19:50:00Z" w16du:dateUtc="2026-10-03T17:50:00Z">
+                <w:rPrChange w:id="283" w:author="Mamcarz, Paweł" w:date="2026-10-03T19:50:00Z" w16du:dateUtc="2026-10-03T17:50:00Z">
+                  <w:rPr/>
+                </w:rPrChange>
+              </w:rPr>
+            </w:pPr>
+            <w:r>
+              <w:rPr>
+                <w:lang w:val="pl-PL"/>
+                <w:rPrChange w:id="284" w:author="Mamcarz, Paweł" w:date="2026-10-03T19:50:00Z" w16du:dateUtc="2026-10-03T17:50:00Z">
                   <w:rPr/>
                 </w:rPrChange>
               </w:rPr>
@@ -4302,15 +5050,15 @@
             <w:pPr>
               <w:rPr>
                 <w:lang w:val="pl-PL"/>
-                <w:rPrChange w:id="177" w:author="Mamcarz, Paweł" w:date="2026-10-03T19:50:00Z" w16du:dateUtc="2026-10-03T17:50:00Z">
-                  <w:rPr/>
-                </w:rPrChange>
-              </w:rPr>
-            </w:pPr>
-            <w:r>
-              <w:rPr>
-                <w:lang w:val="pl-PL"/>
-                <w:rPrChange w:id="178" w:author="Mamcarz, Paweł" w:date="2026-10-03T19:50:00Z" w16du:dateUtc="2026-10-03T17:50:00Z">
+                <w:rPrChange w:id="285" w:author="Mamcarz, Paweł" w:date="2026-10-03T19:50:00Z" w16du:dateUtc="2026-10-03T17:50:00Z">
+                  <w:rPr/>
+                </w:rPrChange>
+              </w:rPr>
+            </w:pPr>
+            <w:r>
+              <w:rPr>
+                <w:lang w:val="pl-PL"/>
+                <w:rPrChange w:id="286" w:author="Mamcarz, Paweł" w:date="2026-10-03T19:50:00Z" w16du:dateUtc="2026-10-03T17:50:00Z">
                   <w:rPr/>
                 </w:rPrChange>
               </w:rPr>
@@ -4326,15 +5074,15 @@
             <w:pPr>
               <w:rPr>
                 <w:lang w:val="pl-PL"/>
-                <w:rPrChange w:id="179" w:author="Mamcarz, Paweł" w:date="2026-10-03T19:50:00Z" w16du:dateUtc="2026-10-03T17:50:00Z">
-                  <w:rPr/>
-                </w:rPrChange>
-              </w:rPr>
-            </w:pPr>
-            <w:r>
-              <w:rPr>
-                <w:lang w:val="pl-PL"/>
-                <w:rPrChange w:id="180" w:author="Mamcarz, Paweł" w:date="2026-10-03T19:50:00Z" w16du:dateUtc="2026-10-03T17:50:00Z">
+                <w:rPrChange w:id="287" w:author="Mamcarz, Paweł" w:date="2026-10-03T19:50:00Z" w16du:dateUtc="2026-10-03T17:50:00Z">
+                  <w:rPr/>
+                </w:rPrChange>
+              </w:rPr>
+            </w:pPr>
+            <w:r>
+              <w:rPr>
+                <w:lang w:val="pl-PL"/>
+                <w:rPrChange w:id="288" w:author="Mamcarz, Paweł" w:date="2026-10-03T19:50:00Z" w16du:dateUtc="2026-10-03T17:50:00Z">
                   <w:rPr/>
                 </w:rPrChange>
               </w:rPr>
@@ -4350,15 +5098,15 @@
             <w:pPr>
               <w:rPr>
                 <w:lang w:val="pl-PL"/>
-                <w:rPrChange w:id="181" w:author="Mamcarz, Paweł" w:date="2026-10-03T19:50:00Z" w16du:dateUtc="2026-10-03T17:50:00Z">
-                  <w:rPr/>
-                </w:rPrChange>
-              </w:rPr>
-            </w:pPr>
-            <w:r>
-              <w:rPr>
-                <w:lang w:val="pl-PL"/>
-                <w:rPrChange w:id="182" w:author="Mamcarz, Paweł" w:date="2026-10-03T19:50:00Z" w16du:dateUtc="2026-10-03T17:50:00Z">
+                <w:rPrChange w:id="289" w:author="Mamcarz, Paweł" w:date="2026-10-03T19:50:00Z" w16du:dateUtc="2026-10-03T17:50:00Z">
+                  <w:rPr/>
+                </w:rPrChange>
+              </w:rPr>
+            </w:pPr>
+            <w:r>
+              <w:rPr>
+                <w:lang w:val="pl-PL"/>
+                <w:rPrChange w:id="290" w:author="Mamcarz, Paweł" w:date="2026-10-03T19:50:00Z" w16du:dateUtc="2026-10-03T17:50:00Z">
                   <w:rPr/>
                 </w:rPrChange>
               </w:rPr>
@@ -4369,17 +5117,17 @@
             <w:pPr>
               <w:rPr>
                 <w:lang w:val="pl-PL"/>
-                <w:rPrChange w:id="183" w:author="Mamcarz, Paweł" w:date="2026-10-03T19:50:00Z" w16du:dateUtc="2026-10-03T17:50:00Z">
-                  <w:rPr/>
-                </w:rPrChange>
-              </w:rPr>
-            </w:pPr>
-            <w:ins w:id="184" w:author="Paweł Mamcarz" w:date="2026-10-03T12:00:00Z">
+                <w:rPrChange w:id="291" w:author="Mamcarz, Paweł" w:date="2026-10-03T19:50:00Z" w16du:dateUtc="2026-10-03T17:50:00Z">
+                  <w:rPr/>
+                </w:rPrChange>
+              </w:rPr>
+            </w:pPr>
+            <w:ins w:id="292" w:author="Paweł Mamcarz" w:date="2026-10-03T12:00:00Z">
               <w:r>
                 <w:rPr>
                   <w:b/>
                   <w:lang w:val="pl-PL"/>
-                  <w:rPrChange w:id="185" w:author="Mamcarz, Paweł" w:date="2026-10-03T19:50:00Z" w16du:dateUtc="2026-10-03T17:50:00Z">
+                  <w:rPrChange w:id="293" w:author="Mamcarz, Paweł" w:date="2026-10-03T19:50:00Z" w16du:dateUtc="2026-10-03T17:50:00Z">
                     <w:rPr>
                       <w:b/>
                     </w:rPr>
@@ -4390,217 +5138,49 @@
               <w:r>
                 <w:rPr>
                   <w:lang w:val="pl-PL"/>
-                  <w:rPrChange w:id="186" w:author="Mamcarz, Paweł" w:date="2026-10-03T19:50:00Z" w16du:dateUtc="2026-10-03T17:50:00Z">
+                  <w:rPrChange w:id="294" w:author="Mamcarz, Paweł" w:date="2026-10-03T19:50:00Z" w16du:dateUtc="2026-10-03T17:50:00Z">
                     <w:rPr/>
                   </w:rPrChange>
                 </w:rPr>
-                <w:t xml:space="preserve">Sześć pól: przychód, koszty, FTE, średnia roczna płaca brutto, rotacja, klimat. Model napędzają FTE, płaca, rotacja i klimat; przychód to mianownik procentu, koszty służą marży. Rotacja jest obowiązkowa: kwota rotacji rośnie proporcjonalnie do rotacji podanej przez firmę, a krajowego odniesienia 14,8% model już nie używa (stan na 5.10.2026). Klimat bez ankiety to szacunek własny. Danych o absencji, zgłoszeniach i </w:t>
-              </w:r>
-              <w:r>
-                <w:rPr>
-                  <w:lang w:val="pl-PL"/>
-                  <w:rPrChange w:id="187" w:author="Mamcarz, Paweł" w:date="2026-10-03T19:50:00Z" w16du:dateUtc="2026-10-03T17:50:00Z">
+                <w:t xml:space="preserve">Sześć pól: przychód, koszty, FTE, średnia roczna płaca brutto, rotacja, klimat. Model napędzają FTE, płaca, rotacja i klimat; przychód to mianownik procentu, koszty służą marży. Rotacja jest obowiązkowa: kwota rotacji rośnie proporcjonalnie do rotacji podanej przez firmę, a krajowego odniesienia 14,8% model już nie używa (stan na 5.10.2026). </w:t>
+              </w:r>
+              <w:r>
+                <w:rPr>
+                  <w:lang w:val="pl-PL"/>
+                  <w:rPrChange w:id="295" w:author="Mamcarz, Paweł" w:date="2026-10-03T19:50:00Z" w16du:dateUtc="2026-10-03T17:50:00Z">
                     <w:rPr/>
                   </w:rPrChange>
                 </w:rPr>
                 <w:lastRenderedPageBreak/>
-                <w:t>incydentach model dziś nie przyjmuje.</w:t>
+                <w:t>Klimat bez ankiety to szacunek własny. Danych o absencji, zgłoszeniach i incydentach model dziś nie przyjmuje.</w:t>
               </w:r>
             </w:ins>
           </w:p>
           <w:p>
-            <w:pPr>
-              <w:rPr>
-                <w:ins w:id="20015" w:author="Paweł Mamcarz" w:date="2026-10-03T14:00:00Z"/>
-              </w:rPr>
-            </w:pPr>
-            <w:ins w:id="20016" w:author="Paweł Mamcarz" w:date="2026-10-03T14:00:00Z">
+            <w:ins w:id="296" w:author="Paweł Mamcarz" w:date="2026-10-03T14:00:00Z">
               <w:r>
                 <w:rPr>
                   <w:b/>
-                </w:rPr>
-                <w:t xml:space="preserve">Uzupełnienie: </w:t>
-              </w:r>
-              <w:r>
-                <w:rPr/>
-                <w:t xml:space="preserve">Pełna lista danych (41 pól w 6 sekcjach, z oznaczeniem, które są potrzebne do Kalkulatora) jest w Zał. 3. Do samego Kalkulatora wystarczą 4 pola oraz szacunek klimatu.</w:t>
-              </w:r>
-            </w:ins>
-          </w:p>
-        </w:tc>
-      </w:tr>
-      <w:tr>
-        <w:tc>
-          <w:tcPr>
-            <w:tcW w:w="2340" w:type="dxa"/>
-          </w:tcPr>
-          <w:p>
-            <w:r>
-              <w:lastRenderedPageBreak/>
-              <w:t>21</w:t>
-            </w:r>
-          </w:p>
-        </w:tc>
-        <w:tc>
-          <w:tcPr>
-            <w:tcW w:w="2340" w:type="dxa"/>
-          </w:tcPr>
-          <w:p>
-            <w:pPr>
-              <w:rPr>
-                <w:lang w:val="pl-PL"/>
-                <w:rPrChange w:id="188" w:author="Mamcarz, Paweł" w:date="2026-10-03T19:50:00Z" w16du:dateUtc="2026-10-03T17:50:00Z">
-                  <w:rPr/>
-                </w:rPrChange>
-              </w:rPr>
-            </w:pPr>
-            <w:r>
-              <w:rPr>
-                <w:lang w:val="pl-PL"/>
-                <w:rPrChange w:id="189" w:author="Mamcarz, Paweł" w:date="2026-10-03T19:50:00Z" w16du:dateUtc="2026-10-03T17:50:00Z">
-                  <w:rPr/>
-                </w:rPrChange>
-              </w:rPr>
-              <w:t>Od jakiej liczby zespołów lub wielkości firmy związek BP z rotacją jest wiarygodny?</w:t>
-            </w:r>
-          </w:p>
-        </w:tc>
-        <w:tc>
-          <w:tcPr>
-            <w:tcW w:w="2340" w:type="dxa"/>
-          </w:tcPr>
-          <w:p>
-            <w:pPr>
-              <w:rPr>
-                <w:lang w:val="pl-PL"/>
-                <w:rPrChange w:id="190" w:author="Mamcarz, Paweł" w:date="2026-10-03T19:50:00Z" w16du:dateUtc="2026-10-03T17:50:00Z">
-                  <w:rPr/>
-                </w:rPrChange>
-              </w:rPr>
-            </w:pPr>
-            <w:r>
-              <w:rPr>
-                <w:lang w:val="pl-PL"/>
-                <w:rPrChange w:id="191" w:author="Mamcarz, Paweł" w:date="2026-10-03T19:50:00Z" w16du:dateUtc="2026-10-03T17:50:00Z">
-                  <w:rPr/>
-                </w:rPrChange>
-              </w:rPr>
-              <w:t>Ustala minimalną wielkość klienta dla pełnej wersji</w:t>
-            </w:r>
-          </w:p>
-        </w:tc>
-        <w:tc>
-          <w:tcPr>
-            <w:tcW w:w="2340" w:type="dxa"/>
-          </w:tcPr>
-          <w:p>
-            <w:pPr>
-              <w:rPr>
-                <w:lang w:val="pl-PL"/>
-                <w:rPrChange w:id="192" w:author="Mamcarz, Paweł" w:date="2026-10-03T19:50:00Z" w16du:dateUtc="2026-10-03T17:50:00Z">
-                  <w:rPr/>
-                </w:rPrChange>
-              </w:rPr>
-            </w:pPr>
-            <w:r>
-              <w:rPr>
-                <w:lang w:val="pl-PL"/>
-                <w:rPrChange w:id="193" w:author="Mamcarz, Paweł" w:date="2026-10-03T19:50:00Z" w16du:dateUtc="2026-10-03T17:50:00Z">
-                  <w:rPr/>
-                </w:rPrChange>
-              </w:rPr>
-              <w:t>Próg potwierdzony przez psychometrę lub statystyka</w:t>
-            </w:r>
-          </w:p>
-          <w:p>
-            <w:ins w:id="194" w:author="Paweł Mamcarz" w:date="2026-10-03T12:00:00Z">
-              <w:r>
-                <w:rPr>
-                  <w:b/>
-                  <w:lang w:val="pl-PL"/>
-                  <w:rPrChange w:id="195" w:author="Mamcarz, Paweł" w:date="2026-10-03T19:50:00Z" w16du:dateUtc="2026-10-03T17:50:00Z">
+                  <w:lang w:val="pl-PL"/>
+                  <w:rPrChange w:id="297" w:author="Mamcarz, Paweł" w:date="2026-10-05T15:45:00Z" w16du:dateUtc="2026-10-05T13:45:00Z">
                     <w:rPr>
                       <w:b/>
                     </w:rPr>
                   </w:rPrChange>
                 </w:rPr>
-                <w:t xml:space="preserve">Odp. Pawła: </w:t>
-              </w:r>
-              <w:r>
-                <w:rPr>
-                  <w:lang w:val="pl-PL"/>
-                  <w:rPrChange w:id="196" w:author="Mamcarz, Paweł" w:date="2026-10-03T19:50:00Z" w16du:dateUtc="2026-10-03T17:50:00Z">
+                <w:t xml:space="preserve">Uzupełnienie: </w:t>
+              </w:r>
+              <w:r>
+                <w:rPr>
+                  <w:lang w:val="pl-PL"/>
+                  <w:rPrChange w:id="298" w:author="Mamcarz, Paweł" w:date="2026-10-05T15:45:00Z" w16du:dateUtc="2026-10-05T13:45:00Z">
                     <w:rPr/>
                   </w:rPrChange>
                 </w:rPr>
-                <w:t xml:space="preserve">Brak progu. Model skaluje się liniowo z FTE (przykład referencyjny: 500 FTE). Rzadkie poważne zdarzenia skalowane liniowo mogą źle pasować do małych firm. </w:t>
-              </w:r>
-              <w:proofErr w:type="spellStart"/>
-              <w:r>
-                <w:t>Próg</w:t>
-              </w:r>
-              <w:proofErr w:type="spellEnd"/>
-              <w:r>
-                <w:t xml:space="preserve"> </w:t>
-              </w:r>
-              <w:proofErr w:type="spellStart"/>
-              <w:r>
-                <w:t>musi</w:t>
-              </w:r>
-              <w:proofErr w:type="spellEnd"/>
-              <w:r>
-                <w:t xml:space="preserve"> </w:t>
-              </w:r>
-              <w:proofErr w:type="spellStart"/>
-              <w:r>
-                <w:t>wskazać</w:t>
-              </w:r>
-              <w:proofErr w:type="spellEnd"/>
-              <w:r>
-                <w:t xml:space="preserve"> </w:t>
-              </w:r>
-              <w:proofErr w:type="spellStart"/>
-              <w:r>
-                <w:t>psychometra</w:t>
-              </w:r>
-              <w:proofErr w:type="spellEnd"/>
-              <w:r>
-                <w:t xml:space="preserve"> </w:t>
-              </w:r>
-              <w:proofErr w:type="spellStart"/>
-              <w:r>
-                <w:t>lub</w:t>
-              </w:r>
-              <w:proofErr w:type="spellEnd"/>
-              <w:r>
-                <w:t xml:space="preserve"> </w:t>
-              </w:r>
-              <w:proofErr w:type="spellStart"/>
-              <w:r>
-                <w:t>statystyk</w:t>
-              </w:r>
-              <w:proofErr w:type="spellEnd"/>
-              <w:r>
-                <w:t>.</w:t>
-              </w:r>
-            </w:ins>
-          </w:p>
-          <w:p>
-            <w:pPr>
-              <w:rPr>
-                <w:ins w:id="20017" w:author="Paweł Mamcarz" w:date="2026-10-03T14:00:00Z"/>
-              </w:rPr>
-            </w:pPr>
-            <w:ins w:id="20018" w:author="Paweł Mamcarz" w:date="2026-10-03T14:00:00Z">
-              <w:r>
-                <w:rPr>
-                  <w:b/>
-                </w:rPr>
-                <w:t xml:space="preserve">Poprawka do odpowiedzi powyżej: </w:t>
-              </w:r>
-              <w:r>
-                <w:rPr/>
-                <w:t xml:space="preserve">Protokół wskazuje progi: firmy od 50 FTE (poniżej hierarchia jest płytka, a silnik prawdopodobnie przeszacowuje) oraz co najmniej 15 ważnych odpowiedzi na firmę do stabilnej średniej firmowej. To progi projektowe autora, nie ustalone przez psychometrę. Zał. 2.</w:t>
+                <w:t xml:space="preserve">Pełna lista danych (41 pól w 6 sekcjach, z oznaczeniem, które są potrzebne do Kalkulatora) jest w Zał. 3. </w:t>
+              </w:r>
+              <w:r>
+                <w:t>Do samego Kalkulatora wystarczą 4 pola oraz szacunek klimatu.</w:t>
               </w:r>
             </w:ins>
           </w:p>
@@ -4613,96 +5193,97 @@
           </w:tcPr>
           <w:p>
             <w:r>
-              <w:t>22</w:t>
-            </w:r>
-          </w:p>
-        </w:tc>
-        <w:tc>
-          <w:tcPr>
-            <w:tcW w:w="2340" w:type="dxa"/>
-          </w:tcPr>
-          <w:p>
-            <w:pPr>
-              <w:rPr>
-                <w:lang w:val="pl-PL"/>
-                <w:rPrChange w:id="197" w:author="Mamcarz, Paweł" w:date="2026-10-03T19:50:00Z" w16du:dateUtc="2026-10-03T17:50:00Z">
-                  <w:rPr/>
-                </w:rPrChange>
-              </w:rPr>
-            </w:pPr>
-            <w:r>
-              <w:rPr>
-                <w:lang w:val="pl-PL"/>
-                <w:rPrChange w:id="198" w:author="Mamcarz, Paweł" w:date="2026-10-03T19:50:00Z" w16du:dateUtc="2026-10-03T17:50:00Z">
-                  <w:rPr/>
-                </w:rPrChange>
-              </w:rPr>
-              <w:t>Jak model uwzględnia różnice między zespołami (praca zmianowa, wynagrodzenia, typ pracy)?</w:t>
-            </w:r>
-          </w:p>
-        </w:tc>
-        <w:tc>
-          <w:tcPr>
-            <w:tcW w:w="2340" w:type="dxa"/>
-          </w:tcPr>
-          <w:p>
-            <w:pPr>
-              <w:rPr>
-                <w:lang w:val="pl-PL"/>
-                <w:rPrChange w:id="199" w:author="Mamcarz, Paweł" w:date="2026-10-03T19:50:00Z" w16du:dateUtc="2026-10-03T17:50:00Z">
-                  <w:rPr/>
-                </w:rPrChange>
-              </w:rPr>
-            </w:pPr>
-            <w:r>
-              <w:rPr>
-                <w:lang w:val="pl-PL"/>
-                <w:rPrChange w:id="200" w:author="Mamcarz, Paweł" w:date="2026-10-03T19:50:00Z" w16du:dateUtc="2026-10-03T17:50:00Z">
-                  <w:rPr/>
-                </w:rPrChange>
-              </w:rPr>
-              <w:t>Inaczej wynik wskaże zły zespół</w:t>
-            </w:r>
-          </w:p>
-        </w:tc>
-        <w:tc>
-          <w:tcPr>
-            <w:tcW w:w="2340" w:type="dxa"/>
-          </w:tcPr>
-          <w:p>
-            <w:pPr>
-              <w:rPr>
-                <w:lang w:val="pl-PL"/>
-                <w:rPrChange w:id="201" w:author="Mamcarz, Paweł" w:date="2026-10-03T19:50:00Z" w16du:dateUtc="2026-10-03T17:50:00Z">
-                  <w:rPr/>
-                </w:rPrChange>
-              </w:rPr>
-            </w:pPr>
-            <w:r>
-              <w:rPr>
-                <w:lang w:val="pl-PL"/>
-                <w:rPrChange w:id="202" w:author="Mamcarz, Paweł" w:date="2026-10-03T19:50:00Z" w16du:dateUtc="2026-10-03T17:50:00Z">
-                  <w:rPr/>
-                </w:rPrChange>
-              </w:rPr>
-              <w:t>Porównania w grupach podobnych zespołów</w:t>
-            </w:r>
-          </w:p>
-          <w:p>
-            <w:pPr>
-              <w:rPr>
-                <w:lang w:val="pl-PL"/>
-                <w:rPrChange w:id="203" w:author="Mamcarz, Paweł" w:date="2026-10-03T19:50:00Z" w16du:dateUtc="2026-10-03T17:50:00Z">
-                  <w:rPr/>
-                </w:rPrChange>
-              </w:rPr>
-            </w:pPr>
-            <w:ins w:id="204" w:author="Paweł Mamcarz" w:date="2026-10-03T12:00:00Z">
+              <w:lastRenderedPageBreak/>
+              <w:t>21</w:t>
+            </w:r>
+          </w:p>
+        </w:tc>
+        <w:tc>
+          <w:tcPr>
+            <w:tcW w:w="2340" w:type="dxa"/>
+          </w:tcPr>
+          <w:p>
+            <w:pPr>
+              <w:rPr>
+                <w:lang w:val="pl-PL"/>
+                <w:rPrChange w:id="299" w:author="Mamcarz, Paweł" w:date="2026-10-03T19:50:00Z" w16du:dateUtc="2026-10-03T17:50:00Z">
+                  <w:rPr/>
+                </w:rPrChange>
+              </w:rPr>
+            </w:pPr>
+            <w:r>
+              <w:rPr>
+                <w:lang w:val="pl-PL"/>
+                <w:rPrChange w:id="300" w:author="Mamcarz, Paweł" w:date="2026-10-03T19:50:00Z" w16du:dateUtc="2026-10-03T17:50:00Z">
+                  <w:rPr/>
+                </w:rPrChange>
+              </w:rPr>
+              <w:t>Od jakiej liczby zespołów lub wielkości firmy związek BP z rotacją jest wiarygodny?</w:t>
+            </w:r>
+          </w:p>
+        </w:tc>
+        <w:tc>
+          <w:tcPr>
+            <w:tcW w:w="2340" w:type="dxa"/>
+          </w:tcPr>
+          <w:p>
+            <w:pPr>
+              <w:rPr>
+                <w:lang w:val="pl-PL"/>
+                <w:rPrChange w:id="301" w:author="Mamcarz, Paweł" w:date="2026-10-03T19:50:00Z" w16du:dateUtc="2026-10-03T17:50:00Z">
+                  <w:rPr/>
+                </w:rPrChange>
+              </w:rPr>
+            </w:pPr>
+            <w:r>
+              <w:rPr>
+                <w:lang w:val="pl-PL"/>
+                <w:rPrChange w:id="302" w:author="Mamcarz, Paweł" w:date="2026-10-03T19:50:00Z" w16du:dateUtc="2026-10-03T17:50:00Z">
+                  <w:rPr/>
+                </w:rPrChange>
+              </w:rPr>
+              <w:t>Ustala minimalną wielkość klienta dla pełnej wersji</w:t>
+            </w:r>
+          </w:p>
+        </w:tc>
+        <w:tc>
+          <w:tcPr>
+            <w:tcW w:w="2340" w:type="dxa"/>
+          </w:tcPr>
+          <w:p>
+            <w:pPr>
+              <w:rPr>
+                <w:lang w:val="pl-PL"/>
+                <w:rPrChange w:id="303" w:author="Mamcarz, Paweł" w:date="2026-10-03T19:50:00Z" w16du:dateUtc="2026-10-03T17:50:00Z">
+                  <w:rPr/>
+                </w:rPrChange>
+              </w:rPr>
+            </w:pPr>
+            <w:r>
+              <w:rPr>
+                <w:lang w:val="pl-PL"/>
+                <w:rPrChange w:id="304" w:author="Mamcarz, Paweł" w:date="2026-10-03T19:50:00Z" w16du:dateUtc="2026-10-03T17:50:00Z">
+                  <w:rPr/>
+                </w:rPrChange>
+              </w:rPr>
+              <w:t>Próg potwierdzony przez psychometrę lub statystyka</w:t>
+            </w:r>
+          </w:p>
+          <w:p>
+            <w:pPr>
+              <w:rPr>
+                <w:lang w:val="pl-PL"/>
+                <w:rPrChange w:id="305" w:author="Mamcarz, Paweł" w:date="2026-10-05T15:45:00Z" w16du:dateUtc="2026-10-05T13:45:00Z">
+                  <w:rPr/>
+                </w:rPrChange>
+              </w:rPr>
+            </w:pPr>
+            <w:ins w:id="306" w:author="Paweł Mamcarz" w:date="2026-10-03T12:00:00Z">
               <w:r>
                 <w:rPr>
                   <w:b/>
                   <w:lang w:val="pl-PL"/>
-                  <w:rPrChange w:id="205" w:author="Mamcarz, Paweł" w:date="2026-10-03T19:50:00Z" w16du:dateUtc="2026-10-03T17:50:00Z">
+                  <w:rPrChange w:id="307" w:author="Mamcarz, Paweł" w:date="2026-10-03T19:50:00Z" w16du:dateUtc="2026-10-03T17:50:00Z">
                     <w:rPr>
                       <w:b/>
                     </w:rPr>
@@ -4713,244 +5294,58 @@
               <w:r>
                 <w:rPr>
                   <w:lang w:val="pl-PL"/>
-                  <w:rPrChange w:id="206" w:author="Mamcarz, Paweł" w:date="2026-10-03T19:50:00Z" w16du:dateUtc="2026-10-03T17:50:00Z">
+                  <w:rPrChange w:id="308" w:author="Mamcarz, Paweł" w:date="2026-10-03T19:50:00Z" w16du:dateUtc="2026-10-03T17:50:00Z">
                     <w:rPr/>
                   </w:rPrChange>
                 </w:rPr>
-                <w:t>Dziś nie uwzględnia. Model liczy firmę jako całość z jednym klimatem; praca zmianowa, struktura płac i typ pracy nie są parametrami. Mapa zespołów z kroku 4 wymaga osobnej warstwy analizy ankiety z progiem anonimowości 5 osób.</w:t>
+                <w:t xml:space="preserve">Brak progu. Model skaluje się liniowo z FTE (przykład referencyjny: 500 FTE). Rzadkie poważne zdarzenia skalowane liniowo mogą źle pasować do małych firm. </w:t>
+              </w:r>
+              <w:r>
+                <w:rPr>
+                  <w:lang w:val="pl-PL"/>
+                  <w:rPrChange w:id="309" w:author="Mamcarz, Paweł" w:date="2026-10-05T15:45:00Z" w16du:dateUtc="2026-10-05T13:45:00Z">
+                    <w:rPr/>
+                  </w:rPrChange>
+                </w:rPr>
+                <w:t>Próg musi wskazać psychometra lub statystyk.</w:t>
               </w:r>
             </w:ins>
           </w:p>
           <w:p>
-            <w:pPr>
-              <w:rPr>
-                <w:ins w:id="20019" w:author="Paweł Mamcarz" w:date="2026-10-03T14:00:00Z"/>
-              </w:rPr>
-            </w:pPr>
-            <w:ins w:id="20020" w:author="Paweł Mamcarz" w:date="2026-10-03T14:00:00Z">
+            <w:ins w:id="310" w:author="Paweł Mamcarz" w:date="2026-10-03T14:00:00Z">
               <w:r>
                 <w:rPr>
                   <w:b/>
-                </w:rPr>
-                <w:t xml:space="preserve">Uzupełnienie: </w:t>
-              </w:r>
-              <w:r>
-                <w:rPr/>
-                <w:t xml:space="preserve">Protokół zakłada analizę wielopoziomową (respondenci w firmach, ICC około 0,15, 20 osób na firmę), ale sam model kosztów nadal liczy firmę jako całość. Próg 5 osób z briefu (zespół) i 15 osób na firmę z protokołu dotyczą różnych poziomów agregacji.</w:t>
-              </w:r>
-            </w:ins>
-          </w:p>
-        </w:tc>
-      </w:tr>
-      <w:tr>
-        <w:tc>
-          <w:tcPr>
-            <w:tcW w:w="2340" w:type="dxa"/>
-          </w:tcPr>
-          <w:p>
-            <w:r>
-              <w:t>23</w:t>
-            </w:r>
-          </w:p>
-        </w:tc>
-        <w:tc>
-          <w:tcPr>
-            <w:tcW w:w="2340" w:type="dxa"/>
-          </w:tcPr>
-          <w:p>
-            <w:pPr>
-              <w:rPr>
-                <w:lang w:val="pl-PL"/>
-                <w:rPrChange w:id="207" w:author="Mamcarz, Paweł" w:date="2026-10-03T19:50:00Z" w16du:dateUtc="2026-10-03T17:50:00Z">
-                  <w:rPr/>
-                </w:rPrChange>
-              </w:rPr>
-            </w:pPr>
-            <w:r>
-              <w:rPr>
-                <w:lang w:val="pl-PL"/>
-                <w:rPrChange w:id="208" w:author="Mamcarz, Paweł" w:date="2026-10-03T19:50:00Z" w16du:dateUtc="2026-10-03T17:50:00Z">
-                  <w:rPr/>
-                </w:rPrChange>
-              </w:rPr>
-              <w:t>Czy model był sprawdzony na prawdziwych danych jakiejkolwiek firmy?</w:t>
-            </w:r>
-          </w:p>
-        </w:tc>
-        <w:tc>
-          <w:tcPr>
-            <w:tcW w:w="2340" w:type="dxa"/>
-          </w:tcPr>
-          <w:p>
-            <w:r>
-              <w:t xml:space="preserve">Test </w:t>
-            </w:r>
-            <w:proofErr w:type="spellStart"/>
-            <w:r>
-              <w:t>przed</w:t>
-            </w:r>
-            <w:proofErr w:type="spellEnd"/>
-            <w:r>
-              <w:t xml:space="preserve"> </w:t>
-            </w:r>
-            <w:proofErr w:type="spellStart"/>
-            <w:r>
-              <w:t>sprzedażą</w:t>
-            </w:r>
-            <w:proofErr w:type="spellEnd"/>
-          </w:p>
-        </w:tc>
-        <w:tc>
-          <w:tcPr>
-            <w:tcW w:w="2340" w:type="dxa"/>
-          </w:tcPr>
-          <w:p>
-            <w:pPr>
-              <w:rPr>
-                <w:lang w:val="pl-PL"/>
-                <w:rPrChange w:id="209" w:author="Mamcarz, Paweł" w:date="2026-10-03T19:50:00Z" w16du:dateUtc="2026-10-03T17:50:00Z">
-                  <w:rPr/>
-                </w:rPrChange>
-              </w:rPr>
-            </w:pPr>
-            <w:proofErr w:type="gramStart"/>
-            <w:r>
-              <w:rPr>
-                <w:lang w:val="pl-PL"/>
-                <w:rPrChange w:id="210" w:author="Mamcarz, Paweł" w:date="2026-10-03T19:50:00Z" w16du:dateUtc="2026-10-03T17:50:00Z">
-                  <w:rPr/>
-                </w:rPrChange>
-              </w:rPr>
-              <w:t>Tak,</w:t>
-            </w:r>
-            <w:proofErr w:type="gramEnd"/>
-            <w:r>
-              <w:rPr>
-                <w:lang w:val="pl-PL"/>
-                <w:rPrChange w:id="211" w:author="Mamcarz, Paweł" w:date="2026-10-03T19:50:00Z" w16du:dateUtc="2026-10-03T17:50:00Z">
-                  <w:rPr/>
-                </w:rPrChange>
-              </w:rPr>
-              <w:t xml:space="preserve"> albo plan testu na pierwszej firmie</w:t>
-            </w:r>
-          </w:p>
-          <w:p>
-            <w:pPr>
-              <w:rPr>
-                <w:lang w:val="pl-PL"/>
-                <w:rPrChange w:id="212" w:author="Mamcarz, Paweł" w:date="2026-10-03T19:50:00Z" w16du:dateUtc="2026-10-03T17:50:00Z">
-                  <w:rPr/>
-                </w:rPrChange>
-              </w:rPr>
-            </w:pPr>
-            <w:ins w:id="213" w:author="Paweł Mamcarz" w:date="2026-10-03T12:00:00Z">
-              <w:r>
-                <w:rPr>
-                  <w:b/>
-                  <w:lang w:val="pl-PL"/>
-                  <w:rPrChange w:id="214" w:author="Mamcarz, Paweł" w:date="2026-10-03T19:50:00Z" w16du:dateUtc="2026-10-03T17:50:00Z">
+                  <w:lang w:val="pl-PL"/>
+                  <w:rPrChange w:id="311" w:author="Mamcarz, Paweł" w:date="2026-10-05T15:45:00Z" w16du:dateUtc="2026-10-05T13:45:00Z">
                     <w:rPr>
                       <w:b/>
                     </w:rPr>
                   </w:rPrChange>
                 </w:rPr>
-                <w:t xml:space="preserve">Odp. Pawła: </w:t>
-              </w:r>
-              <w:r>
-                <w:rPr>
-                  <w:lang w:val="pl-PL"/>
-                  <w:rPrChange w:id="215" w:author="Mamcarz, Paweł" w:date="2026-10-03T19:50:00Z" w16du:dateUtc="2026-10-03T17:50:00Z">
+                <w:t xml:space="preserve">Poprawka do odpowiedzi powyżej: </w:t>
+              </w:r>
+              <w:r>
+                <w:rPr>
+                  <w:lang w:val="pl-PL"/>
+                  <w:rPrChange w:id="312" w:author="Mamcarz, Paweł" w:date="2026-10-05T15:45:00Z" w16du:dateUtc="2026-10-05T13:45:00Z">
                     <w:rPr/>
                   </w:rPrChange>
                 </w:rPr>
-                <w:t xml:space="preserve">Nie był. Testy potwierdzają poprawność rachunku, </w:t>
-              </w:r>
-              <w:proofErr w:type="gramStart"/>
-              <w:r>
-                <w:rPr>
-                  <w:lang w:val="pl-PL"/>
-                  <w:rPrChange w:id="216" w:author="Mamcarz, Paweł" w:date="2026-10-03T19:50:00Z" w16du:dateUtc="2026-10-03T17:50:00Z">
+                <w:t xml:space="preserve">Protokół wskazuje progi: firmy od 50 FTE (poniżej hierarchia jest płytka, a silnik prawdopodobnie przeszacowuje) oraz co najmniej 15 ważnych </w:t>
+              </w:r>
+              <w:r>
+                <w:rPr>
+                  <w:lang w:val="pl-PL"/>
+                  <w:rPrChange w:id="313" w:author="Mamcarz, Paweł" w:date="2026-10-05T15:45:00Z" w16du:dateUtc="2026-10-05T13:45:00Z">
                     <w:rPr/>
                   </w:rPrChange>
                 </w:rPr>
-                <w:t>nie trafność</w:t>
-              </w:r>
-              <w:proofErr w:type="gramEnd"/>
-              <w:r>
-                <w:rPr>
-                  <w:lang w:val="pl-PL"/>
-                  <w:rPrChange w:id="217" w:author="Mamcarz, Paweł" w:date="2026-10-03T19:50:00Z" w16du:dateUtc="2026-10-03T17:50:00Z">
-                    <w:rPr/>
-                  </w:rPrChange>
-                </w:rPr>
-                <w:t xml:space="preserve"> kwot. Proponuję potraktować </w:t>
-              </w:r>
-              <w:r>
-                <w:rPr>
-                  <w:lang w:val="pl-PL"/>
-                  <w:rPrChange w:id="218" w:author="Mamcarz, Paweł" w:date="2026-10-03T19:50:00Z" w16du:dateUtc="2026-10-03T17:50:00Z">
-                    <w:rPr/>
-                  </w:rPrChange>
-                </w:rPr>
                 <w:lastRenderedPageBreak/>
-                <w:t>firmę pilotażową jako test, z planem zapisanym przed startem: jakie dane wewnętrzne, jakie porównanie, jakie kryterium „model nie zawodzi”.</w:t>
-              </w:r>
-            </w:ins>
-          </w:p>
-          <w:p>
-            <w:pPr>
-              <w:rPr>
-                <w:ins w:id="20021" w:author="Paweł Mamcarz" w:date="2026-10-03T14:00:00Z"/>
-              </w:rPr>
-            </w:pPr>
-            <w:ins w:id="20022" w:author="Paweł Mamcarz" w:date="2026-10-03T14:00:00Z">
-              <w:r>
-                <w:rPr>
-                  <w:b/>
-                </w:rPr>
-                <w:t xml:space="preserve">Poprawka do odpowiedzi powyżej: </w:t>
-              </w:r>
-              <w:r>
-                <w:rPr/>
-                <w:t xml:space="preserve">Plan testu istnieje: protokół walidacji z hipotezami H1–H5 i kryterium obalenia (korelacja poniżej 0,15 przy co najmniej 60 firmach). Faza A na 15 firmach jest dla poziomu firmy eksploracyjna. Wyników na razie nie ma. Szczegółowy protokół powstał przed przebudową modelu z lipca 2026 i wymaga aktualizacji. Pierwsza firma pilotażowa może wejść do fazy A. Zał. 2.</w:t>
-              </w:r>
-            </w:ins>
-          </w:p>
-          <w:p>
-            <w:pPr>
-              <w:rPr>
-                <w:ins w:id="30009" w:author="Paweł Mamcarz" w:date="2026-10-04T10:00:00Z"/>
-              </w:rPr>
-            </w:pPr>
-            <w:ins w:id="30010" w:author="Paweł Mamcarz" w:date="2026-10-04T10:00:00Z">
-              <w:r>
-                <w:rPr>
-                  <w:b/>
-                </w:rPr>
-                <w:t xml:space="preserve">Aktualizacja: </w:t>
-              </w:r>
-              <w:r>
-                <w:rPr/>
-                <w:t xml:space="preserve">(4.10.2026) przegląd logiki modelu wykrył i naprawił cztery błędy niezależne od danych (opis: Zał. 1, sekcja 7). Kwota firmy przykładowej zmieniła się z 3,32 do 3,15 mln zł (po dwóch przeglądach). To nie zastępuje testu na danych firm. Kryterium obalenia w protokole wymaga przeliczenia (jego uzasadnienie statystyczne było błędne).</w:t>
-              </w:r>
-            </w:ins>
-          </w:p>
-          <w:p>
-            <w:pPr>
-              <w:rPr>
-                <w:ins w:id="40003" w:author="Paweł Mamcarz" w:date="2026-10-05T09:00:00Z"/>
-              </w:rPr>
-            </w:pPr>
-            <w:ins w:id="40004" w:author="Paweł Mamcarz" w:date="2026-10-05T09:00:00Z">
-              <w:r>
-                <w:rPr>
-                  <w:b/>
-                </w:rPr>
-                <w:t xml:space="preserve">Aktualizacja: </w:t>
-              </w:r>
-              <w:r>
-                <w:rPr/>
-                <w:t xml:space="preserve">(5.10.2026) Drugi, niezależny przegląd nie znalazł błędu zmieniającego liczbę w domyślnym działaniu strony. 15 firm wystarcza do opisu, nie do potwierdzenia ani obalenia modelu (moc około 19%); wniosek potwierdzający wymaga około 61–85 firm. Wartość krytyczna korelacji przy 61 firmach to 0,25 (poziom 0,05) albo 0,21 (poziom 0,10).</w:t>
+                <w:t xml:space="preserve">odpowiedzi na firmę do stabilnej średniej firmowej. </w:t>
+              </w:r>
+              <w:r>
+                <w:t>To progi projektowe autora, nie ustalone przez psychometrę. Zał. 2.</w:t>
               </w:r>
             </w:ins>
           </w:p>
@@ -4964,96 +5359,96 @@
           <w:p>
             <w:r>
               <w:lastRenderedPageBreak/>
-              <w:t>24</w:t>
-            </w:r>
-          </w:p>
-        </w:tc>
-        <w:tc>
-          <w:tcPr>
-            <w:tcW w:w="2340" w:type="dxa"/>
-          </w:tcPr>
-          <w:p>
-            <w:pPr>
-              <w:rPr>
-                <w:lang w:val="pl-PL"/>
-                <w:rPrChange w:id="219" w:author="Mamcarz, Paweł" w:date="2026-10-03T19:50:00Z" w16du:dateUtc="2026-10-03T17:50:00Z">
-                  <w:rPr/>
-                </w:rPrChange>
-              </w:rPr>
-            </w:pPr>
-            <w:r>
-              <w:rPr>
-                <w:lang w:val="pl-PL"/>
-                <w:rPrChange w:id="220" w:author="Mamcarz, Paweł" w:date="2026-10-03T19:50:00Z" w16du:dateUtc="2026-10-03T17:50:00Z">
-                  <w:rPr/>
-                </w:rPrChange>
-              </w:rPr>
-              <w:t>Jak liczymy zmianę przy ponownym pomiarze?</w:t>
-            </w:r>
-          </w:p>
-        </w:tc>
-        <w:tc>
-          <w:tcPr>
-            <w:tcW w:w="2340" w:type="dxa"/>
-          </w:tcPr>
-          <w:p>
-            <w:pPr>
-              <w:rPr>
-                <w:lang w:val="pl-PL"/>
-                <w:rPrChange w:id="221" w:author="Mamcarz, Paweł" w:date="2026-10-03T19:50:00Z" w16du:dateUtc="2026-10-03T17:50:00Z">
-                  <w:rPr/>
-                </w:rPrChange>
-              </w:rPr>
-            </w:pPr>
-            <w:r>
-              <w:rPr>
-                <w:lang w:val="pl-PL"/>
-                <w:rPrChange w:id="222" w:author="Mamcarz, Paweł" w:date="2026-10-03T19:50:00Z" w16du:dateUtc="2026-10-03T17:50:00Z">
-                  <w:rPr/>
-                </w:rPrChange>
-              </w:rPr>
-              <w:t>To jedyny dowód efektu programu</w:t>
-            </w:r>
-          </w:p>
-        </w:tc>
-        <w:tc>
-          <w:tcPr>
-            <w:tcW w:w="2340" w:type="dxa"/>
-          </w:tcPr>
-          <w:p>
-            <w:pPr>
-              <w:rPr>
-                <w:lang w:val="pl-PL"/>
-                <w:rPrChange w:id="223" w:author="Mamcarz, Paweł" w:date="2026-10-03T19:50:00Z" w16du:dateUtc="2026-10-03T17:50:00Z">
-                  <w:rPr/>
-                </w:rPrChange>
-              </w:rPr>
-            </w:pPr>
-            <w:r>
-              <w:rPr>
-                <w:lang w:val="pl-PL"/>
-                <w:rPrChange w:id="224" w:author="Mamcarz, Paweł" w:date="2026-10-03T19:50:00Z" w16du:dateUtc="2026-10-03T17:50:00Z">
-                  <w:rPr/>
-                </w:rPrChange>
-              </w:rPr>
-              <w:t>Opisana metoda przed i po</w:t>
-            </w:r>
-          </w:p>
-          <w:p>
-            <w:pPr>
-              <w:rPr>
-                <w:lang w:val="pl-PL"/>
-                <w:rPrChange w:id="225" w:author="Mamcarz, Paweł" w:date="2026-10-03T19:50:00Z" w16du:dateUtc="2026-10-03T17:50:00Z">
-                  <w:rPr/>
-                </w:rPrChange>
-              </w:rPr>
-            </w:pPr>
-            <w:ins w:id="226" w:author="Paweł Mamcarz" w:date="2026-10-03T12:00:00Z">
+              <w:t>22</w:t>
+            </w:r>
+          </w:p>
+        </w:tc>
+        <w:tc>
+          <w:tcPr>
+            <w:tcW w:w="2340" w:type="dxa"/>
+          </w:tcPr>
+          <w:p>
+            <w:pPr>
+              <w:rPr>
+                <w:lang w:val="pl-PL"/>
+                <w:rPrChange w:id="314" w:author="Mamcarz, Paweł" w:date="2026-10-03T19:50:00Z" w16du:dateUtc="2026-10-03T17:50:00Z">
+                  <w:rPr/>
+                </w:rPrChange>
+              </w:rPr>
+            </w:pPr>
+            <w:r>
+              <w:rPr>
+                <w:lang w:val="pl-PL"/>
+                <w:rPrChange w:id="315" w:author="Mamcarz, Paweł" w:date="2026-10-03T19:50:00Z" w16du:dateUtc="2026-10-03T17:50:00Z">
+                  <w:rPr/>
+                </w:rPrChange>
+              </w:rPr>
+              <w:t>Jak model uwzględnia różnice między zespołami (praca zmianowa, wynagrodzenia, typ pracy)?</w:t>
+            </w:r>
+          </w:p>
+        </w:tc>
+        <w:tc>
+          <w:tcPr>
+            <w:tcW w:w="2340" w:type="dxa"/>
+          </w:tcPr>
+          <w:p>
+            <w:pPr>
+              <w:rPr>
+                <w:lang w:val="pl-PL"/>
+                <w:rPrChange w:id="316" w:author="Mamcarz, Paweł" w:date="2026-10-03T19:50:00Z" w16du:dateUtc="2026-10-03T17:50:00Z">
+                  <w:rPr/>
+                </w:rPrChange>
+              </w:rPr>
+            </w:pPr>
+            <w:r>
+              <w:rPr>
+                <w:lang w:val="pl-PL"/>
+                <w:rPrChange w:id="317" w:author="Mamcarz, Paweł" w:date="2026-10-03T19:50:00Z" w16du:dateUtc="2026-10-03T17:50:00Z">
+                  <w:rPr/>
+                </w:rPrChange>
+              </w:rPr>
+              <w:t>Inaczej wynik wskaże zły zespół</w:t>
+            </w:r>
+          </w:p>
+        </w:tc>
+        <w:tc>
+          <w:tcPr>
+            <w:tcW w:w="2340" w:type="dxa"/>
+          </w:tcPr>
+          <w:p>
+            <w:pPr>
+              <w:rPr>
+                <w:lang w:val="pl-PL"/>
+                <w:rPrChange w:id="318" w:author="Mamcarz, Paweł" w:date="2026-10-03T19:50:00Z" w16du:dateUtc="2026-10-03T17:50:00Z">
+                  <w:rPr/>
+                </w:rPrChange>
+              </w:rPr>
+            </w:pPr>
+            <w:r>
+              <w:rPr>
+                <w:lang w:val="pl-PL"/>
+                <w:rPrChange w:id="319" w:author="Mamcarz, Paweł" w:date="2026-10-03T19:50:00Z" w16du:dateUtc="2026-10-03T17:50:00Z">
+                  <w:rPr/>
+                </w:rPrChange>
+              </w:rPr>
+              <w:t>Porównania w grupach podobnych zespołów</w:t>
+            </w:r>
+          </w:p>
+          <w:p>
+            <w:pPr>
+              <w:rPr>
+                <w:lang w:val="pl-PL"/>
+                <w:rPrChange w:id="320" w:author="Mamcarz, Paweł" w:date="2026-10-03T19:50:00Z" w16du:dateUtc="2026-10-03T17:50:00Z">
+                  <w:rPr/>
+                </w:rPrChange>
+              </w:rPr>
+            </w:pPr>
+            <w:ins w:id="321" w:author="Paweł Mamcarz" w:date="2026-10-03T12:00:00Z">
               <w:r>
                 <w:rPr>
                   <w:b/>
                   <w:lang w:val="pl-PL"/>
-                  <w:rPrChange w:id="227" w:author="Mamcarz, Paweł" w:date="2026-10-03T19:50:00Z" w16du:dateUtc="2026-10-03T17:50:00Z">
+                  <w:rPrChange w:id="322" w:author="Mamcarz, Paweł" w:date="2026-10-03T19:50:00Z" w16du:dateUtc="2026-10-03T17:50:00Z">
                     <w:rPr>
                       <w:b/>
                     </w:rPr>
@@ -5064,49 +5459,503 @@
               <w:r>
                 <w:rPr>
                   <w:lang w:val="pl-PL"/>
-                  <w:rPrChange w:id="228" w:author="Mamcarz, Paweł" w:date="2026-10-03T19:50:00Z" w16du:dateUtc="2026-10-03T17:50:00Z">
+                  <w:rPrChange w:id="323" w:author="Mamcarz, Paweł" w:date="2026-10-03T19:50:00Z" w16du:dateUtc="2026-10-03T17:50:00Z">
                     <w:rPr/>
                   </w:rPrChange>
                 </w:rPr>
-                <w:t>Dziś nie liczymy; funkcja nie istnieje. Dwa uruchomienia modelu to porównanie scenariuszy, nie dowód efektu programu. Do kroku 9 potrzebna osobna metoda przed/po oparta na ankiecie (zespoły objęte i nieobjęte działaniami), zaprojektowana z psychometrą. Język wniosków „zmiana zbiegła się z…” jest zgodny z kontraktem produktu.</w:t>
+                <w:t>Dziś nie uwzględnia. Model liczy firmę jako całość z jednym klimatem; praca zmianowa, struktura płac i typ pracy nie są parametrami. Mapa zespołów z kroku 4 wymaga osobnej warstwy analizy ankiety z progiem anonimowości 5 osób.</w:t>
               </w:r>
             </w:ins>
           </w:p>
           <w:p>
             <w:pPr>
               <w:rPr>
-                <w:ins w:id="20023" w:author="Paweł Mamcarz" w:date="2026-10-03T14:00:00Z"/>
-              </w:rPr>
-            </w:pPr>
-            <w:ins w:id="20024" w:author="Paweł Mamcarz" w:date="2026-10-03T14:00:00Z">
+                <w:lang w:val="pl-PL"/>
+                <w:rPrChange w:id="324" w:author="Mamcarz, Paweł" w:date="2026-10-05T15:45:00Z" w16du:dateUtc="2026-10-05T13:45:00Z">
+                  <w:rPr/>
+                </w:rPrChange>
+              </w:rPr>
+            </w:pPr>
+            <w:ins w:id="325" w:author="Paweł Mamcarz" w:date="2026-10-03T14:00:00Z">
               <w:r>
                 <w:rPr>
                   <w:b/>
+                  <w:lang w:val="pl-PL"/>
+                  <w:rPrChange w:id="326" w:author="Mamcarz, Paweł" w:date="2026-10-05T15:45:00Z" w16du:dateUtc="2026-10-05T13:45:00Z">
+                    <w:rPr>
+                      <w:b/>
+                    </w:rPr>
+                  </w:rPrChange>
                 </w:rPr>
                 <w:t xml:space="preserve">Uzupełnienie: </w:t>
               </w:r>
               <w:r>
-                <w:rPr/>
-                <w:t xml:space="preserve">Faza C protokołu: wyniki pierwotne określone przed wdrożeniem, porównanie w czasie, grupa odniesienia jeśli to możliwe, ROI tylko przy obserwowanych kosztach i efektach. Zaproszenie dla firm przewiduje opcjonalny re-pomiar po 6 miesiącach. W narzędziu tego nie ma, a główny protokół jest przekrojowy. Zał. 2, sekcja 7.</w:t>
+                <w:rPr>
+                  <w:lang w:val="pl-PL"/>
+                  <w:rPrChange w:id="327" w:author="Mamcarz, Paweł" w:date="2026-10-05T15:45:00Z" w16du:dateUtc="2026-10-05T13:45:00Z">
+                    <w:rPr/>
+                  </w:rPrChange>
+                </w:rPr>
+                <w:t>Protokół zakłada analizę wielopoziomową (respondenci w firmach, ICC około 0,15, 20 osób na firmę), ale sam model kosztów nadal liczy firmę jako całość. Próg 5 osób z briefu (zespół) i 15 osób na firmę z protokołu dotyczą różnych poziomów agregacji.</w:t>
               </w:r>
             </w:ins>
           </w:p>
-          <w:p>
-            <w:pPr>
-              <w:rPr>
-                <w:ins w:id="30011" w:author="Paweł Mamcarz" w:date="2026-10-04T10:00:00Z"/>
-              </w:rPr>
-            </w:pPr>
-            <w:ins w:id="30012" w:author="Paweł Mamcarz" w:date="2026-10-04T10:00:00Z">
+        </w:tc>
+      </w:tr>
+      <w:tr>
+        <w:tc>
+          <w:tcPr>
+            <w:tcW w:w="2340" w:type="dxa"/>
+          </w:tcPr>
+          <w:p>
+            <w:r>
+              <w:t>23</w:t>
+            </w:r>
+          </w:p>
+        </w:tc>
+        <w:tc>
+          <w:tcPr>
+            <w:tcW w:w="2340" w:type="dxa"/>
+          </w:tcPr>
+          <w:p>
+            <w:pPr>
+              <w:rPr>
+                <w:lang w:val="pl-PL"/>
+                <w:rPrChange w:id="328" w:author="Mamcarz, Paweł" w:date="2026-10-03T19:50:00Z" w16du:dateUtc="2026-10-03T17:50:00Z">
+                  <w:rPr/>
+                </w:rPrChange>
+              </w:rPr>
+            </w:pPr>
+            <w:r>
+              <w:rPr>
+                <w:lang w:val="pl-PL"/>
+                <w:rPrChange w:id="329" w:author="Mamcarz, Paweł" w:date="2026-10-03T19:50:00Z" w16du:dateUtc="2026-10-03T17:50:00Z">
+                  <w:rPr/>
+                </w:rPrChange>
+              </w:rPr>
+              <w:t>Czy model był sprawdzony na prawdziwych danych jakiejkolwiek firmy?</w:t>
+            </w:r>
+          </w:p>
+        </w:tc>
+        <w:tc>
+          <w:tcPr>
+            <w:tcW w:w="2340" w:type="dxa"/>
+          </w:tcPr>
+          <w:p>
+            <w:r>
+              <w:t xml:space="preserve">Test </w:t>
+            </w:r>
+            <w:proofErr w:type="spellStart"/>
+            <w:r>
+              <w:t>przed</w:t>
+            </w:r>
+            <w:proofErr w:type="spellEnd"/>
+            <w:r>
+              <w:t xml:space="preserve"> </w:t>
+            </w:r>
+            <w:proofErr w:type="spellStart"/>
+            <w:r>
+              <w:t>sprzedażą</w:t>
+            </w:r>
+            <w:proofErr w:type="spellEnd"/>
+          </w:p>
+        </w:tc>
+        <w:tc>
+          <w:tcPr>
+            <w:tcW w:w="2340" w:type="dxa"/>
+          </w:tcPr>
+          <w:p>
+            <w:pPr>
+              <w:rPr>
+                <w:lang w:val="pl-PL"/>
+                <w:rPrChange w:id="330" w:author="Mamcarz, Paweł" w:date="2026-10-03T19:50:00Z" w16du:dateUtc="2026-10-03T17:50:00Z">
+                  <w:rPr/>
+                </w:rPrChange>
+              </w:rPr>
+            </w:pPr>
+            <w:proofErr w:type="gramStart"/>
+            <w:r>
+              <w:rPr>
+                <w:lang w:val="pl-PL"/>
+                <w:rPrChange w:id="331" w:author="Mamcarz, Paweł" w:date="2026-10-03T19:50:00Z" w16du:dateUtc="2026-10-03T17:50:00Z">
+                  <w:rPr/>
+                </w:rPrChange>
+              </w:rPr>
+              <w:t>Tak,</w:t>
+            </w:r>
+            <w:proofErr w:type="gramEnd"/>
+            <w:r>
+              <w:rPr>
+                <w:lang w:val="pl-PL"/>
+                <w:rPrChange w:id="332" w:author="Mamcarz, Paweł" w:date="2026-10-03T19:50:00Z" w16du:dateUtc="2026-10-03T17:50:00Z">
+                  <w:rPr/>
+                </w:rPrChange>
+              </w:rPr>
+              <w:t xml:space="preserve"> albo plan testu na pierwszej firmie</w:t>
+            </w:r>
+          </w:p>
+          <w:p>
+            <w:pPr>
+              <w:rPr>
+                <w:lang w:val="pl-PL"/>
+                <w:rPrChange w:id="333" w:author="Mamcarz, Paweł" w:date="2026-10-03T19:50:00Z" w16du:dateUtc="2026-10-03T17:50:00Z">
+                  <w:rPr/>
+                </w:rPrChange>
+              </w:rPr>
+            </w:pPr>
+            <w:ins w:id="334" w:author="Paweł Mamcarz" w:date="2026-10-03T12:00:00Z">
               <w:r>
                 <w:rPr>
                   <w:b/>
+                  <w:lang w:val="pl-PL"/>
+                  <w:rPrChange w:id="335" w:author="Mamcarz, Paweł" w:date="2026-10-03T19:50:00Z" w16du:dateUtc="2026-10-03T17:50:00Z">
+                    <w:rPr>
+                      <w:b/>
+                    </w:rPr>
+                  </w:rPrChange>
+                </w:rPr>
+                <w:t xml:space="preserve">Odp. Pawła: </w:t>
+              </w:r>
+              <w:r>
+                <w:rPr>
+                  <w:lang w:val="pl-PL"/>
+                  <w:rPrChange w:id="336" w:author="Mamcarz, Paweł" w:date="2026-10-03T19:50:00Z" w16du:dateUtc="2026-10-03T17:50:00Z">
+                    <w:rPr/>
+                  </w:rPrChange>
+                </w:rPr>
+                <w:t xml:space="preserve">Nie był. Testy potwierdzają </w:t>
+              </w:r>
+              <w:r>
+                <w:rPr>
+                  <w:lang w:val="pl-PL"/>
+                  <w:rPrChange w:id="337" w:author="Mamcarz, Paweł" w:date="2026-10-03T19:50:00Z" w16du:dateUtc="2026-10-03T17:50:00Z">
+                    <w:rPr/>
+                  </w:rPrChange>
+                </w:rPr>
+                <w:lastRenderedPageBreak/>
+                <w:t xml:space="preserve">poprawność rachunku, </w:t>
+              </w:r>
+              <w:proofErr w:type="gramStart"/>
+              <w:r>
+                <w:rPr>
+                  <w:lang w:val="pl-PL"/>
+                  <w:rPrChange w:id="338" w:author="Mamcarz, Paweł" w:date="2026-10-03T19:50:00Z" w16du:dateUtc="2026-10-03T17:50:00Z">
+                    <w:rPr/>
+                  </w:rPrChange>
+                </w:rPr>
+                <w:t>nie trafność</w:t>
+              </w:r>
+              <w:proofErr w:type="gramEnd"/>
+              <w:r>
+                <w:rPr>
+                  <w:lang w:val="pl-PL"/>
+                  <w:rPrChange w:id="339" w:author="Mamcarz, Paweł" w:date="2026-10-03T19:50:00Z" w16du:dateUtc="2026-10-03T17:50:00Z">
+                    <w:rPr/>
+                  </w:rPrChange>
+                </w:rPr>
+                <w:t xml:space="preserve"> kwot. Proponuję potraktować firmę pilotażową jako test, z planem zapisanym przed startem: jakie dane wewnętrzne, jakie porównanie, jakie kryterium „model nie zawodzi”.</w:t>
+              </w:r>
+            </w:ins>
+          </w:p>
+          <w:p>
+            <w:pPr>
+              <w:rPr>
+                <w:ins w:id="340" w:author="Paweł Mamcarz" w:date="2026-10-03T14:00:00Z"/>
+                <w:lang w:val="pl-PL"/>
+                <w:rPrChange w:id="341" w:author="Mamcarz, Paweł" w:date="2026-10-05T15:45:00Z" w16du:dateUtc="2026-10-05T13:45:00Z">
+                  <w:rPr>
+                    <w:ins w:id="342" w:author="Paweł Mamcarz" w:date="2026-10-03T14:00:00Z"/>
+                  </w:rPr>
+                </w:rPrChange>
+              </w:rPr>
+            </w:pPr>
+            <w:ins w:id="343" w:author="Paweł Mamcarz" w:date="2026-10-03T14:00:00Z">
+              <w:r>
+                <w:rPr>
+                  <w:b/>
+                  <w:lang w:val="pl-PL"/>
+                  <w:rPrChange w:id="344" w:author="Mamcarz, Paweł" w:date="2026-10-05T15:45:00Z" w16du:dateUtc="2026-10-05T13:45:00Z">
+                    <w:rPr>
+                      <w:b/>
+                    </w:rPr>
+                  </w:rPrChange>
+                </w:rPr>
+                <w:t xml:space="preserve">Poprawka do odpowiedzi powyżej: </w:t>
+              </w:r>
+              <w:r>
+                <w:rPr>
+                  <w:lang w:val="pl-PL"/>
+                  <w:rPrChange w:id="345" w:author="Mamcarz, Paweł" w:date="2026-10-05T15:45:00Z" w16du:dateUtc="2026-10-05T13:45:00Z">
+                    <w:rPr/>
+                  </w:rPrChange>
+                </w:rPr>
+                <w:t>Plan testu istnieje: protokół walidacji z hipotezami H1–H5 i kryterium obalenia (korelacja poniżej 0,15 przy co najmniej 60 firmach). Faza A na 15 firmach jest dla poziomu firmy eksploracyjna. Wyników na razie nie ma. Szczegółowy protokół powstał przed przebudową modelu z lipca 2026 i wymaga aktualizacji. Pierwsza firma pilotażowa może wejść do fazy A. Zał. 2.</w:t>
+              </w:r>
+            </w:ins>
+          </w:p>
+          <w:p>
+            <w:pPr>
+              <w:rPr>
+                <w:ins w:id="346" w:author="Paweł Mamcarz" w:date="2026-10-04T10:00:00Z"/>
+                <w:lang w:val="pl-PL"/>
+                <w:rPrChange w:id="347" w:author="Mamcarz, Paweł" w:date="2026-10-05T15:45:00Z" w16du:dateUtc="2026-10-05T13:45:00Z">
+                  <w:rPr>
+                    <w:ins w:id="348" w:author="Paweł Mamcarz" w:date="2026-10-04T10:00:00Z"/>
+                  </w:rPr>
+                </w:rPrChange>
+              </w:rPr>
+            </w:pPr>
+            <w:ins w:id="349" w:author="Paweł Mamcarz" w:date="2026-10-04T10:00:00Z">
+              <w:r>
+                <w:rPr>
+                  <w:b/>
+                  <w:lang w:val="pl-PL"/>
+                  <w:rPrChange w:id="350" w:author="Mamcarz, Paweł" w:date="2026-10-05T15:45:00Z" w16du:dateUtc="2026-10-05T13:45:00Z">
+                    <w:rPr>
+                      <w:b/>
+                    </w:rPr>
+                  </w:rPrChange>
                 </w:rPr>
                 <w:t xml:space="preserve">Aktualizacja: </w:t>
               </w:r>
               <w:r>
-                <w:rPr/>
-                <w:t xml:space="preserve">(4.10.2026) nowe narzędzie wsadowe zestawia dwa pomiary tej samej firmy (klimat i scenariusz przed i po) i samo zaznacza, że to różnica scenariuszy, a nie dowód efektu programu. Metoda statystyczna przed/po nadal do zaprojektowania.</w:t>
+                <w:rPr>
+                  <w:lang w:val="pl-PL"/>
+                  <w:rPrChange w:id="351" w:author="Mamcarz, Paweł" w:date="2026-10-05T15:45:00Z" w16du:dateUtc="2026-10-05T13:45:00Z">
+                    <w:rPr/>
+                  </w:rPrChange>
+                </w:rPr>
+                <w:t xml:space="preserve">(4.10.2026) przegląd logiki modelu wykrył i naprawił cztery błędy niezależne od danych (opis: Zał. 1, sekcja 7). Kwota firmy przykładowej zmieniła się z 3,32 do 3,15 mln </w:t>
+              </w:r>
+              <w:r>
+                <w:rPr>
+                  <w:lang w:val="pl-PL"/>
+                  <w:rPrChange w:id="352" w:author="Mamcarz, Paweł" w:date="2026-10-05T15:45:00Z" w16du:dateUtc="2026-10-05T13:45:00Z">
+                    <w:rPr/>
+                  </w:rPrChange>
+                </w:rPr>
+                <w:lastRenderedPageBreak/>
+                <w:t>zł (po dwóch przeglądach). To nie zastępuje testu na danych firm. Kryterium obalenia w protokole wymaga przeliczenia (jego uzasadnienie statystyczne było błędne).</w:t>
+              </w:r>
+            </w:ins>
+          </w:p>
+          <w:p>
+            <w:ins w:id="353" w:author="Paweł Mamcarz" w:date="2026-10-05T09:00:00Z">
+              <w:r>
+                <w:rPr>
+                  <w:b/>
+                  <w:lang w:val="pl-PL"/>
+                  <w:rPrChange w:id="354" w:author="Mamcarz, Paweł" w:date="2026-10-05T15:45:00Z" w16du:dateUtc="2026-10-05T13:45:00Z">
+                    <w:rPr>
+                      <w:b/>
+                    </w:rPr>
+                  </w:rPrChange>
+                </w:rPr>
+                <w:t xml:space="preserve">Aktualizacja: </w:t>
+              </w:r>
+              <w:r>
+                <w:rPr>
+                  <w:lang w:val="pl-PL"/>
+                  <w:rPrChange w:id="355" w:author="Mamcarz, Paweł" w:date="2026-10-05T15:45:00Z" w16du:dateUtc="2026-10-05T13:45:00Z">
+                    <w:rPr/>
+                  </w:rPrChange>
+                </w:rPr>
+                <w:t xml:space="preserve">(5.10.2026) Drugi, niezależny przegląd nie znalazł błędu zmieniającego liczbę w domyślnym działaniu strony. 15 firm wystarcza do opisu, nie do potwierdzenia ani obalenia modelu (moc około 19%); wniosek potwierdzający wymaga około 61–85 firm. </w:t>
+              </w:r>
+              <w:r>
+                <w:t>Wartość krytyczna korelacji przy 61 firmach to 0,25 (poziom 0,05) albo 0,21 (poziom 0,10).</w:t>
+              </w:r>
+            </w:ins>
+          </w:p>
+        </w:tc>
+      </w:tr>
+      <w:tr>
+        <w:tc>
+          <w:tcPr>
+            <w:tcW w:w="2340" w:type="dxa"/>
+          </w:tcPr>
+          <w:p>
+            <w:r>
+              <w:lastRenderedPageBreak/>
+              <w:t>24</w:t>
+            </w:r>
+          </w:p>
+        </w:tc>
+        <w:tc>
+          <w:tcPr>
+            <w:tcW w:w="2340" w:type="dxa"/>
+          </w:tcPr>
+          <w:p>
+            <w:pPr>
+              <w:rPr>
+                <w:lang w:val="pl-PL"/>
+                <w:rPrChange w:id="356" w:author="Mamcarz, Paweł" w:date="2026-10-03T19:50:00Z" w16du:dateUtc="2026-10-03T17:50:00Z">
+                  <w:rPr/>
+                </w:rPrChange>
+              </w:rPr>
+            </w:pPr>
+            <w:r>
+              <w:rPr>
+                <w:lang w:val="pl-PL"/>
+                <w:rPrChange w:id="357" w:author="Mamcarz, Paweł" w:date="2026-10-03T19:50:00Z" w16du:dateUtc="2026-10-03T17:50:00Z">
+                  <w:rPr/>
+                </w:rPrChange>
+              </w:rPr>
+              <w:t>Jak liczymy zmianę przy ponownym pomiarze?</w:t>
+            </w:r>
+          </w:p>
+        </w:tc>
+        <w:tc>
+          <w:tcPr>
+            <w:tcW w:w="2340" w:type="dxa"/>
+          </w:tcPr>
+          <w:p>
+            <w:pPr>
+              <w:rPr>
+                <w:lang w:val="pl-PL"/>
+                <w:rPrChange w:id="358" w:author="Mamcarz, Paweł" w:date="2026-10-03T19:50:00Z" w16du:dateUtc="2026-10-03T17:50:00Z">
+                  <w:rPr/>
+                </w:rPrChange>
+              </w:rPr>
+            </w:pPr>
+            <w:r>
+              <w:rPr>
+                <w:lang w:val="pl-PL"/>
+                <w:rPrChange w:id="359" w:author="Mamcarz, Paweł" w:date="2026-10-03T19:50:00Z" w16du:dateUtc="2026-10-03T17:50:00Z">
+                  <w:rPr/>
+                </w:rPrChange>
+              </w:rPr>
+              <w:t>To jedyny dowód efektu programu</w:t>
+            </w:r>
+          </w:p>
+        </w:tc>
+        <w:tc>
+          <w:tcPr>
+            <w:tcW w:w="2340" w:type="dxa"/>
+          </w:tcPr>
+          <w:p>
+            <w:pPr>
+              <w:rPr>
+                <w:lang w:val="pl-PL"/>
+                <w:rPrChange w:id="360" w:author="Mamcarz, Paweł" w:date="2026-10-03T19:50:00Z" w16du:dateUtc="2026-10-03T17:50:00Z">
+                  <w:rPr/>
+                </w:rPrChange>
+              </w:rPr>
+            </w:pPr>
+            <w:r>
+              <w:rPr>
+                <w:lang w:val="pl-PL"/>
+                <w:rPrChange w:id="361" w:author="Mamcarz, Paweł" w:date="2026-10-03T19:50:00Z" w16du:dateUtc="2026-10-03T17:50:00Z">
+                  <w:rPr/>
+                </w:rPrChange>
+              </w:rPr>
+              <w:t>Opisana metoda przed i po</w:t>
+            </w:r>
+          </w:p>
+          <w:p>
+            <w:pPr>
+              <w:rPr>
+                <w:lang w:val="pl-PL"/>
+                <w:rPrChange w:id="362" w:author="Mamcarz, Paweł" w:date="2026-10-03T19:50:00Z" w16du:dateUtc="2026-10-03T17:50:00Z">
+                  <w:rPr/>
+                </w:rPrChange>
+              </w:rPr>
+            </w:pPr>
+            <w:ins w:id="363" w:author="Paweł Mamcarz" w:date="2026-10-03T12:00:00Z">
+              <w:r>
+                <w:rPr>
+                  <w:b/>
+                  <w:lang w:val="pl-PL"/>
+                  <w:rPrChange w:id="364" w:author="Mamcarz, Paweł" w:date="2026-10-03T19:50:00Z" w16du:dateUtc="2026-10-03T17:50:00Z">
+                    <w:rPr>
+                      <w:b/>
+                    </w:rPr>
+                  </w:rPrChange>
+                </w:rPr>
+                <w:t xml:space="preserve">Odp. Pawła: </w:t>
+              </w:r>
+              <w:r>
+                <w:rPr>
+                  <w:lang w:val="pl-PL"/>
+                  <w:rPrChange w:id="365" w:author="Mamcarz, Paweł" w:date="2026-10-03T19:50:00Z" w16du:dateUtc="2026-10-03T17:50:00Z">
+                    <w:rPr/>
+                  </w:rPrChange>
+                </w:rPr>
+                <w:t xml:space="preserve">Dziś nie liczymy; funkcja nie istnieje. Dwa uruchomienia modelu to porównanie scenariuszy, nie dowód efektu programu. Do kroku 9 potrzebna osobna metoda przed/po oparta na ankiecie (zespoły </w:t>
+              </w:r>
+              <w:r>
+                <w:rPr>
+                  <w:lang w:val="pl-PL"/>
+                  <w:rPrChange w:id="366" w:author="Mamcarz, Paweł" w:date="2026-10-03T19:50:00Z" w16du:dateUtc="2026-10-03T17:50:00Z">
+                    <w:rPr/>
+                  </w:rPrChange>
+                </w:rPr>
+                <w:lastRenderedPageBreak/>
+                <w:t>objęte i nieobjęte działaniami), zaprojektowana z psychometrą. Język wniosków „zmiana zbiegła się z…” jest zgodny z kontraktem produktu.</w:t>
+              </w:r>
+            </w:ins>
+          </w:p>
+          <w:p>
+            <w:pPr>
+              <w:rPr>
+                <w:ins w:id="367" w:author="Paweł Mamcarz" w:date="2026-10-03T14:00:00Z"/>
+                <w:lang w:val="pl-PL"/>
+                <w:rPrChange w:id="368" w:author="Mamcarz, Paweł" w:date="2026-10-05T15:45:00Z" w16du:dateUtc="2026-10-05T13:45:00Z">
+                  <w:rPr>
+                    <w:ins w:id="369" w:author="Paweł Mamcarz" w:date="2026-10-03T14:00:00Z"/>
+                  </w:rPr>
+                </w:rPrChange>
+              </w:rPr>
+            </w:pPr>
+            <w:ins w:id="370" w:author="Paweł Mamcarz" w:date="2026-10-03T14:00:00Z">
+              <w:r>
+                <w:rPr>
+                  <w:b/>
+                  <w:lang w:val="pl-PL"/>
+                  <w:rPrChange w:id="371" w:author="Mamcarz, Paweł" w:date="2026-10-05T15:45:00Z" w16du:dateUtc="2026-10-05T13:45:00Z">
+                    <w:rPr>
+                      <w:b/>
+                    </w:rPr>
+                  </w:rPrChange>
+                </w:rPr>
+                <w:t xml:space="preserve">Uzupełnienie: </w:t>
+              </w:r>
+              <w:r>
+                <w:rPr>
+                  <w:lang w:val="pl-PL"/>
+                  <w:rPrChange w:id="372" w:author="Mamcarz, Paweł" w:date="2026-10-05T15:45:00Z" w16du:dateUtc="2026-10-05T13:45:00Z">
+                    <w:rPr/>
+                  </w:rPrChange>
+                </w:rPr>
+                <w:t>Faza C protokołu: wyniki pierwotne określone przed wdrożeniem, porównanie w czasie, grupa odniesienia jeśli to możliwe, ROI tylko przy obserwowanych kosztach i efektach. Zaproszenie dla firm przewiduje opcjonalny re-pomiar po 6 miesiącach. W narzędziu tego nie ma, a główny protokół jest przekrojowy. Zał. 2, sekcja 7.</w:t>
+              </w:r>
+            </w:ins>
+          </w:p>
+          <w:p>
+            <w:ins w:id="373" w:author="Paweł Mamcarz" w:date="2026-10-04T10:00:00Z">
+              <w:r>
+                <w:rPr>
+                  <w:b/>
+                  <w:lang w:val="pl-PL"/>
+                  <w:rPrChange w:id="374" w:author="Mamcarz, Paweł" w:date="2026-10-05T15:45:00Z" w16du:dateUtc="2026-10-05T13:45:00Z">
+                    <w:rPr>
+                      <w:b/>
+                    </w:rPr>
+                  </w:rPrChange>
+                </w:rPr>
+                <w:t xml:space="preserve">Aktualizacja: </w:t>
+              </w:r>
+              <w:r>
+                <w:rPr>
+                  <w:lang w:val="pl-PL"/>
+                  <w:rPrChange w:id="375" w:author="Mamcarz, Paweł" w:date="2026-10-05T15:45:00Z" w16du:dateUtc="2026-10-05T13:45:00Z">
+                    <w:rPr/>
+                  </w:rPrChange>
+                </w:rPr>
+                <w:t xml:space="preserve">(4.10.2026) nowe narzędzie wsadowe zestawia dwa pomiary tej samej firmy (klimat i scenariusz przed i po) i samo zaznacza, że to różnica scenariuszy, a nie dowód efektu programu. </w:t>
+              </w:r>
+              <w:r>
+                <w:t>Metoda statystyczna przed/po nadal do zaprojektowania.</w:t>
               </w:r>
             </w:ins>
           </w:p>
@@ -5119,6 +5968,7 @@
       </w:pPr>
       <w:proofErr w:type="spellStart"/>
       <w:r>
+        <w:lastRenderedPageBreak/>
         <w:t>Badanie</w:t>
       </w:r>
       <w:proofErr w:type="spellEnd"/>
@@ -5210,15 +6060,15 @@
             <w:pPr>
               <w:rPr>
                 <w:lang w:val="pl-PL"/>
-                <w:rPrChange w:id="229" w:author="Mamcarz, Paweł" w:date="2026-10-03T19:50:00Z" w16du:dateUtc="2026-10-03T17:50:00Z">
-                  <w:rPr/>
-                </w:rPrChange>
-              </w:rPr>
-            </w:pPr>
-            <w:r>
-              <w:rPr>
-                <w:lang w:val="pl-PL"/>
-                <w:rPrChange w:id="230" w:author="Mamcarz, Paweł" w:date="2026-10-03T19:50:00Z" w16du:dateUtc="2026-10-03T17:50:00Z">
+                <w:rPrChange w:id="376" w:author="Mamcarz, Paweł" w:date="2026-10-03T19:50:00Z" w16du:dateUtc="2026-10-03T17:50:00Z">
+                  <w:rPr/>
+                </w:rPrChange>
+              </w:rPr>
+            </w:pPr>
+            <w:r>
+              <w:rPr>
+                <w:lang w:val="pl-PL"/>
+                <w:rPrChange w:id="377" w:author="Mamcarz, Paweł" w:date="2026-10-03T19:50:00Z" w16du:dateUtc="2026-10-03T17:50:00Z">
                   <w:rPr/>
                 </w:rPrChange>
               </w:rPr>
@@ -5246,53 +6096,42 @@
             <w:pPr>
               <w:rPr>
                 <w:lang w:val="pl-PL"/>
-                <w:rPrChange w:id="231" w:author="Mamcarz, Paweł" w:date="2026-10-03T19:50:00Z" w16du:dateUtc="2026-10-03T17:50:00Z">
-                  <w:rPr/>
-                </w:rPrChange>
-              </w:rPr>
-            </w:pPr>
-            <w:r>
-              <w:rPr>
-                <w:lang w:val="pl-PL"/>
-                <w:rPrChange w:id="232" w:author="Mamcarz, Paweł" w:date="2026-10-03T19:50:00Z" w16du:dateUtc="2026-10-03T17:50:00Z">
-                  <w:rPr/>
-                </w:rPrChange>
-              </w:rPr>
-              <w:t xml:space="preserve">Co obiecaliśmy sponsorom w projekcie badawczym Kalkulatora (konsultacje, seminarium, badanie </w:t>
-            </w:r>
-            <w:r>
-              <w:rPr>
-                <w:lang w:val="pl-PL"/>
-                <w:rPrChange w:id="233" w:author="Mamcarz, Paweł" w:date="2026-10-03T19:50:00Z" w16du:dateUtc="2026-10-03T17:50:00Z">
-                  <w:rPr/>
-                </w:rPrChange>
-              </w:rPr>
-              <w:lastRenderedPageBreak/>
-              <w:t>założycielskie, raport dla ich firmy)?</w:t>
-            </w:r>
-          </w:p>
-        </w:tc>
-        <w:tc>
-          <w:tcPr>
-            <w:tcW w:w="2340" w:type="dxa"/>
-          </w:tcPr>
-          <w:p>
-            <w:pPr>
-              <w:rPr>
-                <w:lang w:val="pl-PL"/>
-                <w:rPrChange w:id="234" w:author="Mamcarz, Paweł" w:date="2026-10-03T19:50:00Z" w16du:dateUtc="2026-10-03T17:50:00Z">
-                  <w:rPr/>
-                </w:rPrChange>
-              </w:rPr>
-            </w:pPr>
-            <w:r>
-              <w:rPr>
-                <w:lang w:val="pl-PL"/>
-                <w:rPrChange w:id="235" w:author="Mamcarz, Paweł" w:date="2026-10-03T19:50:00Z" w16du:dateUtc="2026-10-03T17:50:00Z">
-                  <w:rPr/>
-                </w:rPrChange>
-              </w:rPr>
-              <w:lastRenderedPageBreak/>
+                <w:rPrChange w:id="378" w:author="Mamcarz, Paweł" w:date="2026-10-03T19:50:00Z" w16du:dateUtc="2026-10-03T17:50:00Z">
+                  <w:rPr/>
+                </w:rPrChange>
+              </w:rPr>
+            </w:pPr>
+            <w:r>
+              <w:rPr>
+                <w:lang w:val="pl-PL"/>
+                <w:rPrChange w:id="379" w:author="Mamcarz, Paweł" w:date="2026-10-03T19:50:00Z" w16du:dateUtc="2026-10-03T17:50:00Z">
+                  <w:rPr/>
+                </w:rPrChange>
+              </w:rPr>
+              <w:t>Co obiecaliśmy sponsorom w projekcie badawczym Kalkulatora (konsultacje, seminarium, badanie założycielskie, raport dla ich firmy)?</w:t>
+            </w:r>
+          </w:p>
+        </w:tc>
+        <w:tc>
+          <w:tcPr>
+            <w:tcW w:w="2340" w:type="dxa"/>
+          </w:tcPr>
+          <w:p>
+            <w:pPr>
+              <w:rPr>
+                <w:lang w:val="pl-PL"/>
+                <w:rPrChange w:id="380" w:author="Mamcarz, Paweł" w:date="2026-10-03T19:50:00Z" w16du:dateUtc="2026-10-03T17:50:00Z">
+                  <w:rPr/>
+                </w:rPrChange>
+              </w:rPr>
+            </w:pPr>
+            <w:r>
+              <w:rPr>
+                <w:lang w:val="pl-PL"/>
+                <w:rPrChange w:id="381" w:author="Mamcarz, Paweł" w:date="2026-10-03T19:50:00Z" w16du:dateUtc="2026-10-03T17:50:00Z">
+                  <w:rPr/>
+                </w:rPrChange>
+              </w:rPr>
               <w:t>Te obietnice trzeba dowieźć niezależnie od ścieżki</w:t>
             </w:r>
           </w:p>
@@ -5340,15 +6179,15 @@
             <w:pPr>
               <w:rPr>
                 <w:lang w:val="pl-PL"/>
-                <w:rPrChange w:id="236" w:author="Mamcarz, Paweł" w:date="2026-10-03T19:50:00Z" w16du:dateUtc="2026-10-03T17:50:00Z">
-                  <w:rPr/>
-                </w:rPrChange>
-              </w:rPr>
-            </w:pPr>
-            <w:r>
-              <w:rPr>
-                <w:lang w:val="pl-PL"/>
-                <w:rPrChange w:id="237" w:author="Mamcarz, Paweł" w:date="2026-10-03T19:50:00Z" w16du:dateUtc="2026-10-03T17:50:00Z">
+                <w:rPrChange w:id="382" w:author="Mamcarz, Paweł" w:date="2026-10-03T19:50:00Z" w16du:dateUtc="2026-10-03T17:50:00Z">
+                  <w:rPr/>
+                </w:rPrChange>
+              </w:rPr>
+            </w:pPr>
+            <w:r>
+              <w:rPr>
+                <w:lang w:val="pl-PL"/>
+                <w:rPrChange w:id="383" w:author="Mamcarz, Paweł" w:date="2026-10-03T19:50:00Z" w16du:dateUtc="2026-10-03T17:50:00Z">
                   <w:rPr/>
                 </w:rPrChange>
               </w:rPr>
@@ -5364,15 +6203,15 @@
             <w:pPr>
               <w:rPr>
                 <w:lang w:val="pl-PL"/>
-                <w:rPrChange w:id="238" w:author="Mamcarz, Paweł" w:date="2026-10-03T19:50:00Z" w16du:dateUtc="2026-10-03T17:50:00Z">
-                  <w:rPr/>
-                </w:rPrChange>
-              </w:rPr>
-            </w:pPr>
-            <w:r>
-              <w:rPr>
-                <w:lang w:val="pl-PL"/>
-                <w:rPrChange w:id="239" w:author="Mamcarz, Paweł" w:date="2026-10-03T19:50:00Z" w16du:dateUtc="2026-10-03T17:50:00Z">
+                <w:rPrChange w:id="384" w:author="Mamcarz, Paweł" w:date="2026-10-03T19:50:00Z" w16du:dateUtc="2026-10-03T17:50:00Z">
+                  <w:rPr/>
+                </w:rPrChange>
+              </w:rPr>
+            </w:pPr>
+            <w:r>
+              <w:rPr>
+                <w:lang w:val="pl-PL"/>
+                <w:rPrChange w:id="385" w:author="Mamcarz, Paweł" w:date="2026-10-03T19:50:00Z" w16du:dateUtc="2026-10-03T17:50:00Z">
                   <w:rPr/>
                 </w:rPrChange>
               </w:rPr>
@@ -5388,15 +6227,15 @@
             <w:pPr>
               <w:rPr>
                 <w:lang w:val="pl-PL"/>
-                <w:rPrChange w:id="240" w:author="Mamcarz, Paweł" w:date="2026-10-03T19:50:00Z" w16du:dateUtc="2026-10-03T17:50:00Z">
-                  <w:rPr/>
-                </w:rPrChange>
-              </w:rPr>
-            </w:pPr>
-            <w:r>
-              <w:rPr>
-                <w:lang w:val="pl-PL"/>
-                <w:rPrChange w:id="241" w:author="Mamcarz, Paweł" w:date="2026-10-03T19:50:00Z" w16du:dateUtc="2026-10-03T17:50:00Z">
+                <w:rPrChange w:id="386" w:author="Mamcarz, Paweł" w:date="2026-10-03T19:50:00Z" w16du:dateUtc="2026-10-03T17:50:00Z">
+                  <w:rPr/>
+                </w:rPrChange>
+              </w:rPr>
+            </w:pPr>
+            <w:r>
+              <w:rPr>
+                <w:lang w:val="pl-PL"/>
+                <w:rPrChange w:id="387" w:author="Mamcarz, Paweł" w:date="2026-10-03T19:50:00Z" w16du:dateUtc="2026-10-03T17:50:00Z">
                   <w:rPr/>
                 </w:rPrChange>
               </w:rPr>
@@ -5404,147 +6243,12 @@
             </w:r>
           </w:p>
           <w:p>
-            <w:pPr>
-              <w:rPr>
-                <w:ins w:id="20025" w:author="Paweł Mamcarz" w:date="2026-10-03T14:00:00Z"/>
-              </w:rPr>
-            </w:pPr>
-            <w:ins w:id="20026" w:author="Paweł Mamcarz" w:date="2026-10-03T14:00:00Z">
+            <w:ins w:id="388" w:author="Paweł Mamcarz" w:date="2026-10-03T14:00:00Z">
               <w:r>
                 <w:rPr>
                   <w:b/>
-                </w:rPr>
-                <w:t xml:space="preserve">Odp. Pawła: </w:t>
-              </w:r>
-              <w:r>
-                <w:rPr/>
-                <w:t xml:space="preserve">Tak, faza A walidacji może być wspólnym pilotażem ankiety i Kalkulatora, jeśli Fundacja przyjmie jej zasady (firma od 50 FTE, co najmniej 15 respondentów, dane z rejestrów, zgoda). Starszy szablon zaproszenia obiecywał firmom bezpłatny raport indywidualny; trzeba to uzgodnić z modelem ścieżki płatnej. Zał. 2 i 4.</w:t>
-              </w:r>
-            </w:ins>
-          </w:p>
-        </w:tc>
-      </w:tr>
-      <w:tr>
-        <w:tc>
-          <w:tcPr>
-            <w:tcW w:w="2340" w:type="dxa"/>
-          </w:tcPr>
-          <w:p>
-            <w:r>
-              <w:t>27</w:t>
-            </w:r>
-          </w:p>
-        </w:tc>
-        <w:tc>
-          <w:tcPr>
-            <w:tcW w:w="2340" w:type="dxa"/>
-          </w:tcPr>
-          <w:p>
-            <w:pPr>
-              <w:rPr>
-                <w:lang w:val="pl-PL"/>
-                <w:rPrChange w:id="242" w:author="Mamcarz, Paweł" w:date="2026-10-03T19:50:00Z" w16du:dateUtc="2026-10-03T17:50:00Z">
-                  <w:rPr/>
-                </w:rPrChange>
-              </w:rPr>
-            </w:pPr>
-            <w:r>
-              <w:rPr>
-                <w:lang w:val="pl-PL"/>
-                <w:rPrChange w:id="243" w:author="Mamcarz, Paweł" w:date="2026-10-03T19:50:00Z" w16du:dateUtc="2026-10-03T17:50:00Z">
-                  <w:rPr/>
-                </w:rPrChange>
-              </w:rPr>
-              <w:t xml:space="preserve">Czy nazwa „Ile kosztuje milczenie w Twojej firmie” nie obiecuje </w:t>
-            </w:r>
-            <w:proofErr w:type="gramStart"/>
-            <w:r>
-              <w:rPr>
-                <w:lang w:val="pl-PL"/>
-                <w:rPrChange w:id="244" w:author="Mamcarz, Paweł" w:date="2026-10-03T19:50:00Z" w16du:dateUtc="2026-10-03T17:50:00Z">
-                  <w:rPr/>
-                </w:rPrChange>
-              </w:rPr>
-              <w:t>więcej,</w:t>
-            </w:r>
-            <w:proofErr w:type="gramEnd"/>
-            <w:r>
-              <w:rPr>
-                <w:lang w:val="pl-PL"/>
-                <w:rPrChange w:id="245" w:author="Mamcarz, Paweł" w:date="2026-10-03T19:50:00Z" w16du:dateUtc="2026-10-03T17:50:00Z">
-                  <w:rPr/>
-                </w:rPrChange>
-              </w:rPr>
-              <w:t xml:space="preserve"> niż Kalkulator może dać?</w:t>
-            </w:r>
-          </w:p>
-        </w:tc>
-        <w:tc>
-          <w:tcPr>
-            <w:tcW w:w="2340" w:type="dxa"/>
-          </w:tcPr>
-          <w:p>
-            <w:proofErr w:type="spellStart"/>
-            <w:r>
-              <w:t>Ryzyko</w:t>
-            </w:r>
-            <w:proofErr w:type="spellEnd"/>
-            <w:r>
-              <w:t xml:space="preserve"> </w:t>
-            </w:r>
-            <w:proofErr w:type="spellStart"/>
-            <w:r>
-              <w:t>rozczarowania</w:t>
-            </w:r>
-            <w:proofErr w:type="spellEnd"/>
-            <w:r>
-              <w:t xml:space="preserve"> </w:t>
-            </w:r>
-            <w:proofErr w:type="spellStart"/>
-            <w:r>
-              <w:t>klienta</w:t>
-            </w:r>
-            <w:proofErr w:type="spellEnd"/>
-          </w:p>
-        </w:tc>
-        <w:tc>
-          <w:tcPr>
-            <w:tcW w:w="2340" w:type="dxa"/>
-          </w:tcPr>
-          <w:p>
-            <w:pPr>
-              <w:rPr>
-                <w:lang w:val="pl-PL"/>
-                <w:rPrChange w:id="246" w:author="Mamcarz, Paweł" w:date="2026-10-03T19:50:00Z" w16du:dateUtc="2026-10-03T17:50:00Z">
-                  <w:rPr/>
-                </w:rPrChange>
-              </w:rPr>
-            </w:pPr>
-            <w:r>
-              <w:rPr>
-                <w:lang w:val="pl-PL"/>
-                <w:rPrChange w:id="247" w:author="Mamcarz, Paweł" w:date="2026-10-03T19:50:00Z" w16du:dateUtc="2026-10-03T17:50:00Z">
-                  <w:rPr/>
-                </w:rPrChange>
-              </w:rPr>
-              <w:t>Nazwa i opis dopasowane do realnych możliwości</w:t>
-            </w:r>
-          </w:p>
-          <w:p>
-            <w:pPr>
-              <w:rPr>
-                <w:lang w:val="pl-PL"/>
-                <w:rPrChange w:id="248" w:author="Mamcarz, Paweł" w:date="2026-10-03T19:50:00Z" w16du:dateUtc="2026-10-03T17:50:00Z">
-                  <w:rPr/>
-                </w:rPrChange>
-              </w:rPr>
-            </w:pPr>
-            <w:ins w:id="249" w:author="Paweł Mamcarz" w:date="2026-10-03T12:00:00Z">
-              <w:r>
-                <w:rPr>
-                  <w:b/>
-                  <w:lang w:val="pl-PL"/>
-                  <w:rPrChange w:id="250" w:author="Mamcarz, Paweł" w:date="2026-10-03T19:50:00Z" w16du:dateUtc="2026-10-03T17:50:00Z">
+                  <w:lang w:val="pl-PL"/>
+                  <w:rPrChange w:id="389" w:author="Mamcarz, Paweł" w:date="2026-10-05T15:45:00Z" w16du:dateUtc="2026-10-05T13:45:00Z">
                     <w:rPr>
                       <w:b/>
                     </w:rPr>
@@ -5555,7 +6259,151 @@
               <w:r>
                 <w:rPr>
                   <w:lang w:val="pl-PL"/>
-                  <w:rPrChange w:id="251" w:author="Mamcarz, Paweł" w:date="2026-10-03T19:50:00Z" w16du:dateUtc="2026-10-03T17:50:00Z">
+                  <w:rPrChange w:id="390" w:author="Mamcarz, Paweł" w:date="2026-10-05T15:45:00Z" w16du:dateUtc="2026-10-05T13:45:00Z">
+                    <w:rPr/>
+                  </w:rPrChange>
+                </w:rPr>
+                <w:t xml:space="preserve">Tak, faza A walidacji może być wspólnym pilotażem ankiety i Kalkulatora, jeśli Fundacja przyjmie jej zasady (firma od 50 FTE, co najmniej 15 respondentów, dane z rejestrów, zgoda). Starszy szablon zaproszenia obiecywał firmom bezpłatny raport indywidualny; trzeba to uzgodnić z modelem ścieżki płatnej. </w:t>
+              </w:r>
+              <w:r>
+                <w:t>Zał. 2 i 4.</w:t>
+              </w:r>
+            </w:ins>
+          </w:p>
+        </w:tc>
+      </w:tr>
+      <w:tr>
+        <w:tc>
+          <w:tcPr>
+            <w:tcW w:w="2340" w:type="dxa"/>
+          </w:tcPr>
+          <w:p>
+            <w:r>
+              <w:t>27</w:t>
+            </w:r>
+          </w:p>
+        </w:tc>
+        <w:tc>
+          <w:tcPr>
+            <w:tcW w:w="2340" w:type="dxa"/>
+          </w:tcPr>
+          <w:p>
+            <w:pPr>
+              <w:rPr>
+                <w:lang w:val="pl-PL"/>
+                <w:rPrChange w:id="391" w:author="Mamcarz, Paweł" w:date="2026-10-03T19:50:00Z" w16du:dateUtc="2026-10-03T17:50:00Z">
+                  <w:rPr/>
+                </w:rPrChange>
+              </w:rPr>
+            </w:pPr>
+            <w:r>
+              <w:rPr>
+                <w:lang w:val="pl-PL"/>
+                <w:rPrChange w:id="392" w:author="Mamcarz, Paweł" w:date="2026-10-03T19:50:00Z" w16du:dateUtc="2026-10-03T17:50:00Z">
+                  <w:rPr/>
+                </w:rPrChange>
+              </w:rPr>
+              <w:t xml:space="preserve">Czy nazwa „Ile kosztuje milczenie w Twojej firmie” nie obiecuje </w:t>
+            </w:r>
+            <w:proofErr w:type="gramStart"/>
+            <w:r>
+              <w:rPr>
+                <w:lang w:val="pl-PL"/>
+                <w:rPrChange w:id="393" w:author="Mamcarz, Paweł" w:date="2026-10-03T19:50:00Z" w16du:dateUtc="2026-10-03T17:50:00Z">
+                  <w:rPr/>
+                </w:rPrChange>
+              </w:rPr>
+              <w:t>więcej,</w:t>
+            </w:r>
+            <w:proofErr w:type="gramEnd"/>
+            <w:r>
+              <w:rPr>
+                <w:lang w:val="pl-PL"/>
+                <w:rPrChange w:id="394" w:author="Mamcarz, Paweł" w:date="2026-10-03T19:50:00Z" w16du:dateUtc="2026-10-03T17:50:00Z">
+                  <w:rPr/>
+                </w:rPrChange>
+              </w:rPr>
+              <w:t xml:space="preserve"> niż Kalkulator może dać?</w:t>
+            </w:r>
+          </w:p>
+        </w:tc>
+        <w:tc>
+          <w:tcPr>
+            <w:tcW w:w="2340" w:type="dxa"/>
+          </w:tcPr>
+          <w:p>
+            <w:proofErr w:type="spellStart"/>
+            <w:r>
+              <w:t>Ryzyko</w:t>
+            </w:r>
+            <w:proofErr w:type="spellEnd"/>
+            <w:r>
+              <w:t xml:space="preserve"> </w:t>
+            </w:r>
+            <w:proofErr w:type="spellStart"/>
+            <w:r>
+              <w:t>rozczarowania</w:t>
+            </w:r>
+            <w:proofErr w:type="spellEnd"/>
+            <w:r>
+              <w:t xml:space="preserve"> </w:t>
+            </w:r>
+            <w:proofErr w:type="spellStart"/>
+            <w:r>
+              <w:t>klienta</w:t>
+            </w:r>
+            <w:proofErr w:type="spellEnd"/>
+          </w:p>
+        </w:tc>
+        <w:tc>
+          <w:tcPr>
+            <w:tcW w:w="2340" w:type="dxa"/>
+          </w:tcPr>
+          <w:p>
+            <w:pPr>
+              <w:rPr>
+                <w:lang w:val="pl-PL"/>
+                <w:rPrChange w:id="395" w:author="Mamcarz, Paweł" w:date="2026-10-03T19:50:00Z" w16du:dateUtc="2026-10-03T17:50:00Z">
+                  <w:rPr/>
+                </w:rPrChange>
+              </w:rPr>
+            </w:pPr>
+            <w:r>
+              <w:rPr>
+                <w:lang w:val="pl-PL"/>
+                <w:rPrChange w:id="396" w:author="Mamcarz, Paweł" w:date="2026-10-03T19:50:00Z" w16du:dateUtc="2026-10-03T17:50:00Z">
+                  <w:rPr/>
+                </w:rPrChange>
+              </w:rPr>
+              <w:t>Nazwa i opis dopasowane do realnych możliwości</w:t>
+            </w:r>
+          </w:p>
+          <w:p>
+            <w:pPr>
+              <w:rPr>
+                <w:lang w:val="pl-PL"/>
+                <w:rPrChange w:id="397" w:author="Mamcarz, Paweł" w:date="2026-10-03T19:50:00Z" w16du:dateUtc="2026-10-03T17:50:00Z">
+                  <w:rPr/>
+                </w:rPrChange>
+              </w:rPr>
+            </w:pPr>
+            <w:ins w:id="398" w:author="Paweł Mamcarz" w:date="2026-10-03T12:00:00Z">
+              <w:r>
+                <w:rPr>
+                  <w:b/>
+                  <w:lang w:val="pl-PL"/>
+                  <w:rPrChange w:id="399" w:author="Mamcarz, Paweł" w:date="2026-10-03T19:50:00Z" w16du:dateUtc="2026-10-03T17:50:00Z">
+                    <w:rPr>
+                      <w:b/>
+                    </w:rPr>
+                  </w:rPrChange>
+                </w:rPr>
+                <w:t xml:space="preserve">Odp. Pawła: </w:t>
+              </w:r>
+              <w:r>
+                <w:rPr>
+                  <w:lang w:val="pl-PL"/>
+                  <w:rPrChange w:id="400" w:author="Mamcarz, Paweł" w:date="2026-10-03T19:50:00Z" w16du:dateUtc="2026-10-03T17:50:00Z">
                     <w:rPr/>
                   </w:rPrChange>
                 </w:rPr>
@@ -5571,7 +6419,7 @@
         <w:pStyle w:val="Nagwek2"/>
         <w:rPr>
           <w:lang w:val="pl-PL"/>
-          <w:rPrChange w:id="252" w:author="Mamcarz, Paweł" w:date="2026-10-03T19:50:00Z" w16du:dateUtc="2026-10-03T17:50:00Z">
+          <w:rPrChange w:id="401" w:author="Mamcarz, Paweł" w:date="2026-10-03T19:50:00Z" w16du:dateUtc="2026-10-03T17:50:00Z">
             <w:rPr/>
           </w:rPrChange>
         </w:rPr>
@@ -5579,10 +6427,11 @@
       <w:r>
         <w:rPr>
           <w:lang w:val="pl-PL"/>
-          <w:rPrChange w:id="253" w:author="Mamcarz, Paweł" w:date="2026-10-03T19:50:00Z" w16du:dateUtc="2026-10-03T17:50:00Z">
+          <w:rPrChange w:id="402" w:author="Mamcarz, Paweł" w:date="2026-10-03T19:50:00Z" w16du:dateUtc="2026-10-03T17:50:00Z">
             <w:rPr/>
           </w:rPrChange>
         </w:rPr>
+        <w:lastRenderedPageBreak/>
         <w:t>Pytania o platformę, dane i formalności</w:t>
       </w:r>
     </w:p>
@@ -5590,7 +6439,7 @@
       <w:pPr>
         <w:rPr>
           <w:lang w:val="pl-PL"/>
-          <w:rPrChange w:id="254" w:author="Mamcarz, Paweł" w:date="2026-10-03T19:50:00Z" w16du:dateUtc="2026-10-03T17:50:00Z">
+          <w:rPrChange w:id="403" w:author="Mamcarz, Paweł" w:date="2026-10-03T19:50:00Z" w16du:dateUtc="2026-10-03T17:50:00Z">
             <w:rPr/>
           </w:rPrChange>
         </w:rPr>
@@ -5598,7 +6447,7 @@
       <w:r>
         <w:rPr>
           <w:lang w:val="pl-PL"/>
-          <w:rPrChange w:id="255" w:author="Mamcarz, Paweł" w:date="2026-10-03T19:50:00Z" w16du:dateUtc="2026-10-03T17:50:00Z">
+          <w:rPrChange w:id="404" w:author="Mamcarz, Paweł" w:date="2026-10-03T19:50:00Z" w16du:dateUtc="2026-10-03T17:50:00Z">
             <w:rPr/>
           </w:rPrChange>
         </w:rPr>
@@ -5676,15 +6525,15 @@
             <w:pPr>
               <w:rPr>
                 <w:lang w:val="pl-PL"/>
-                <w:rPrChange w:id="256" w:author="Mamcarz, Paweł" w:date="2026-10-03T19:50:00Z" w16du:dateUtc="2026-10-03T17:50:00Z">
-                  <w:rPr/>
-                </w:rPrChange>
-              </w:rPr>
-            </w:pPr>
-            <w:r>
-              <w:rPr>
-                <w:lang w:val="pl-PL"/>
-                <w:rPrChange w:id="257" w:author="Mamcarz, Paweł" w:date="2026-10-03T19:50:00Z" w16du:dateUtc="2026-10-03T17:50:00Z">
+                <w:rPrChange w:id="405" w:author="Mamcarz, Paweł" w:date="2026-10-03T19:50:00Z" w16du:dateUtc="2026-10-03T17:50:00Z">
+                  <w:rPr/>
+                </w:rPrChange>
+              </w:rPr>
+            </w:pPr>
+            <w:r>
+              <w:rPr>
+                <w:lang w:val="pl-PL"/>
+                <w:rPrChange w:id="406" w:author="Mamcarz, Paweł" w:date="2026-10-03T19:50:00Z" w16du:dateUtc="2026-10-03T17:50:00Z">
                   <w:rPr/>
                 </w:rPrChange>
               </w:rPr>
@@ -5712,15 +6561,15 @@
             <w:pPr>
               <w:rPr>
                 <w:lang w:val="pl-PL"/>
-                <w:rPrChange w:id="258" w:author="Mamcarz, Paweł" w:date="2026-10-03T19:50:00Z" w16du:dateUtc="2026-10-03T17:50:00Z">
-                  <w:rPr/>
-                </w:rPrChange>
-              </w:rPr>
-            </w:pPr>
-            <w:r>
-              <w:rPr>
-                <w:lang w:val="pl-PL"/>
-                <w:rPrChange w:id="259" w:author="Mamcarz, Paweł" w:date="2026-10-03T19:50:00Z" w16du:dateUtc="2026-10-03T17:50:00Z">
+                <w:rPrChange w:id="407" w:author="Mamcarz, Paweł" w:date="2026-10-03T19:50:00Z" w16du:dateUtc="2026-10-03T17:50:00Z">
+                  <w:rPr/>
+                </w:rPrChange>
+              </w:rPr>
+            </w:pPr>
+            <w:r>
+              <w:rPr>
+                <w:lang w:val="pl-PL"/>
+                <w:rPrChange w:id="408" w:author="Mamcarz, Paweł" w:date="2026-10-03T19:50:00Z" w16du:dateUtc="2026-10-03T17:50:00Z">
                   <w:rPr/>
                 </w:rPrChange>
               </w:rPr>
@@ -5736,15 +6585,15 @@
             <w:pPr>
               <w:rPr>
                 <w:lang w:val="pl-PL"/>
-                <w:rPrChange w:id="260" w:author="Mamcarz, Paweł" w:date="2026-10-03T19:50:00Z" w16du:dateUtc="2026-10-03T17:50:00Z">
-                  <w:rPr/>
-                </w:rPrChange>
-              </w:rPr>
-            </w:pPr>
-            <w:r>
-              <w:rPr>
-                <w:lang w:val="pl-PL"/>
-                <w:rPrChange w:id="261" w:author="Mamcarz, Paweł" w:date="2026-10-03T19:50:00Z" w16du:dateUtc="2026-10-03T17:50:00Z">
+                <w:rPrChange w:id="409" w:author="Mamcarz, Paweł" w:date="2026-10-03T19:50:00Z" w16du:dateUtc="2026-10-03T17:50:00Z">
+                  <w:rPr/>
+                </w:rPrChange>
+              </w:rPr>
+            </w:pPr>
+            <w:r>
+              <w:rPr>
+                <w:lang w:val="pl-PL"/>
+                <w:rPrChange w:id="410" w:author="Mamcarz, Paweł" w:date="2026-10-03T19:50:00Z" w16du:dateUtc="2026-10-03T17:50:00Z">
                   <w:rPr/>
                 </w:rPrChange>
               </w:rPr>
@@ -5760,15 +6609,15 @@
             <w:pPr>
               <w:rPr>
                 <w:lang w:val="pl-PL"/>
-                <w:rPrChange w:id="262" w:author="Mamcarz, Paweł" w:date="2026-10-03T19:50:00Z" w16du:dateUtc="2026-10-03T17:50:00Z">
-                  <w:rPr/>
-                </w:rPrChange>
-              </w:rPr>
-            </w:pPr>
-            <w:r>
-              <w:rPr>
-                <w:lang w:val="pl-PL"/>
-                <w:rPrChange w:id="263" w:author="Mamcarz, Paweł" w:date="2026-10-03T19:50:00Z" w16du:dateUtc="2026-10-03T17:50:00Z">
+                <w:rPrChange w:id="411" w:author="Mamcarz, Paweł" w:date="2026-10-03T19:50:00Z" w16du:dateUtc="2026-10-03T17:50:00Z">
+                  <w:rPr/>
+                </w:rPrChange>
+              </w:rPr>
+            </w:pPr>
+            <w:r>
+              <w:rPr>
+                <w:lang w:val="pl-PL"/>
+                <w:rPrChange w:id="412" w:author="Mamcarz, Paweł" w:date="2026-10-03T19:50:00Z" w16du:dateUtc="2026-10-03T17:50:00Z">
                   <w:rPr/>
                 </w:rPrChange>
               </w:rPr>
@@ -5776,545 +6625,12 @@
             </w:r>
           </w:p>
           <w:p>
-            <w:pPr>
-              <w:rPr>
-                <w:ins w:id="20027" w:author="Paweł Mamcarz" w:date="2026-10-03T14:00:00Z"/>
-              </w:rPr>
-            </w:pPr>
-            <w:ins w:id="20028" w:author="Paweł Mamcarz" w:date="2026-10-03T14:00:00Z">
+            <w:ins w:id="413" w:author="Paweł Mamcarz" w:date="2026-10-03T14:00:00Z">
               <w:r>
                 <w:rPr>
                   <w:b/>
-                </w:rPr>
-                <w:t xml:space="preserve">Odp. Pawła: </w:t>
-              </w:r>
-              <w:r>
-                <w:rPr/>
-                <w:t xml:space="preserve">W głównym repozytorium jest kod infrastruktury ankiety (czy jest wdrożona, do potwierdzenia): Worker na Cloudflare z magazynem KV (anonimowe odpowiedzi, kody firm, haszowany e-mail zgody, limity zapytań, eksport CSV tylko z tokenem administratora) i czterokrokowy formularz zgłoszenia firmy. Nie wymaga zakupu licencji, ale działałaby na koncie Cloudflare autora. Bez ustawionej lokalizacji danych w UE i bez automatycznego usuwania po okresie przechowywania; to trzeba wdrożyć albo wybrać inną platformę. Zał. 4.</w:t>
-              </w:r>
-            </w:ins>
-          </w:p>
-        </w:tc>
-      </w:tr>
-      <w:tr>
-        <w:tc>
-          <w:tcPr>
-            <w:tcW w:w="2340" w:type="dxa"/>
-          </w:tcPr>
-          <w:p>
-            <w:r>
-              <w:t>29</w:t>
-            </w:r>
-          </w:p>
-        </w:tc>
-        <w:tc>
-          <w:tcPr>
-            <w:tcW w:w="2340" w:type="dxa"/>
-          </w:tcPr>
-          <w:p>
-            <w:r>
-              <w:rPr>
-                <w:lang w:val="pl-PL"/>
-                <w:rPrChange w:id="264" w:author="Mamcarz, Paweł" w:date="2026-10-03T19:50:00Z" w16du:dateUtc="2026-10-03T17:50:00Z">
-                  <w:rPr/>
-                </w:rPrChange>
-              </w:rPr>
-              <w:t xml:space="preserve">Kto w fundacji zbuduje raporty (np. </w:t>
-            </w:r>
-            <w:r>
-              <w:t>Power BI, Looker Studio)?</w:t>
-            </w:r>
-          </w:p>
-        </w:tc>
-        <w:tc>
-          <w:tcPr>
-            <w:tcW w:w="2340" w:type="dxa"/>
-          </w:tcPr>
-          <w:p>
-            <w:pPr>
-              <w:rPr>
-                <w:lang w:val="pl-PL"/>
-                <w:rPrChange w:id="265" w:author="Mamcarz, Paweł" w:date="2026-10-03T19:50:00Z" w16du:dateUtc="2026-10-03T17:50:00Z">
-                  <w:rPr/>
-                </w:rPrChange>
-              </w:rPr>
-            </w:pPr>
-            <w:r>
-              <w:rPr>
-                <w:lang w:val="pl-PL"/>
-                <w:rPrChange w:id="266" w:author="Mamcarz, Paweł" w:date="2026-10-03T19:50:00Z" w16du:dateUtc="2026-10-03T17:50:00Z">
-                  <w:rPr/>
-                </w:rPrChange>
-              </w:rPr>
-              <w:t>Raport to produkt, który widzi zarząd klienta</w:t>
-            </w:r>
-          </w:p>
-        </w:tc>
-        <w:tc>
-          <w:tcPr>
-            <w:tcW w:w="2340" w:type="dxa"/>
-          </w:tcPr>
-          <w:p>
-            <w:proofErr w:type="spellStart"/>
-            <w:r>
-              <w:t>Konkretna</w:t>
-            </w:r>
-            <w:proofErr w:type="spellEnd"/>
-            <w:r>
-              <w:t xml:space="preserve"> </w:t>
-            </w:r>
-            <w:proofErr w:type="spellStart"/>
-            <w:r>
-              <w:t>osoba</w:t>
-            </w:r>
-            <w:proofErr w:type="spellEnd"/>
-            <w:r>
-              <w:t xml:space="preserve"> </w:t>
-            </w:r>
-            <w:proofErr w:type="spellStart"/>
-            <w:r>
-              <w:t>lub</w:t>
-            </w:r>
-            <w:proofErr w:type="spellEnd"/>
-            <w:r>
-              <w:t xml:space="preserve"> </w:t>
-            </w:r>
-            <w:proofErr w:type="spellStart"/>
-            <w:r>
-              <w:t>wykonawca</w:t>
-            </w:r>
-            <w:proofErr w:type="spellEnd"/>
-          </w:p>
-          <w:p>
-            <w:pPr>
-              <w:rPr>
-                <w:ins w:id="20029" w:author="Paweł Mamcarz" w:date="2026-10-03T14:00:00Z"/>
-              </w:rPr>
-            </w:pPr>
-            <w:ins w:id="20030" w:author="Paweł Mamcarz" w:date="2026-10-03T14:00:00Z">
-              <w:r>
-                <w:rPr>
-                  <w:b/>
-                </w:rPr>
-                <w:t xml:space="preserve">Odp. Pawła: </w:t>
-              </w:r>
-              <w:r>
-                <w:rPr/>
-                <w:t xml:space="preserve">Dziś raporty przygotowuje autor: skrypt wsadowy (CSV na predykcje), wydruk raportu z przeglądarki, analiza statystyczna w R zaplanowana w protokole. Nie ma pulpitu (Power BI, Looker Studio). Fundacja powinna wskazać osobę lub wykonawcę (por. pyt. 37).</w:t>
-              </w:r>
-            </w:ins>
-          </w:p>
-        </w:tc>
-      </w:tr>
-      <w:tr>
-        <w:tc>
-          <w:tcPr>
-            <w:tcW w:w="2340" w:type="dxa"/>
-          </w:tcPr>
-          <w:p>
-            <w:r>
-              <w:t>30</w:t>
-            </w:r>
-          </w:p>
-        </w:tc>
-        <w:tc>
-          <w:tcPr>
-            <w:tcW w:w="2340" w:type="dxa"/>
-          </w:tcPr>
-          <w:p>
-            <w:pPr>
-              <w:rPr>
-                <w:lang w:val="pl-PL"/>
-                <w:rPrChange w:id="267" w:author="Mamcarz, Paweł" w:date="2026-10-03T19:50:00Z" w16du:dateUtc="2026-10-03T17:50:00Z">
-                  <w:rPr/>
-                </w:rPrChange>
-              </w:rPr>
-            </w:pPr>
-            <w:r>
-              <w:rPr>
-                <w:lang w:val="pl-PL"/>
-                <w:rPrChange w:id="268" w:author="Mamcarz, Paweł" w:date="2026-10-03T19:50:00Z" w16du:dateUtc="2026-10-03T17:50:00Z">
-                  <w:rPr/>
-                </w:rPrChange>
-              </w:rPr>
-              <w:t>Czy mamy wzór umowy powierzenia danych i opisane zasady ich przechowywania?</w:t>
-            </w:r>
-          </w:p>
-        </w:tc>
-        <w:tc>
-          <w:tcPr>
-            <w:tcW w:w="2340" w:type="dxa"/>
-          </w:tcPr>
-          <w:p>
-            <w:pPr>
-              <w:rPr>
-                <w:lang w:val="pl-PL"/>
-                <w:rPrChange w:id="269" w:author="Mamcarz, Paweł" w:date="2026-10-03T19:50:00Z" w16du:dateUtc="2026-10-03T17:50:00Z">
-                  <w:rPr/>
-                </w:rPrChange>
-              </w:rPr>
-            </w:pPr>
-            <w:r>
-              <w:rPr>
-                <w:lang w:val="pl-PL"/>
-                <w:rPrChange w:id="270" w:author="Mamcarz, Paweł" w:date="2026-10-03T19:50:00Z" w16du:dateUtc="2026-10-03T17:50:00Z">
-                  <w:rPr/>
-                </w:rPrChange>
-              </w:rPr>
-              <w:t>Warunek dla działu prawnego klienta</w:t>
-            </w:r>
-          </w:p>
-        </w:tc>
-        <w:tc>
-          <w:tcPr>
-            <w:tcW w:w="2340" w:type="dxa"/>
-          </w:tcPr>
-          <w:p>
-            <w:proofErr w:type="spellStart"/>
-            <w:r>
-              <w:t>Wzór</w:t>
-            </w:r>
-            <w:proofErr w:type="spellEnd"/>
-            <w:r>
-              <w:t xml:space="preserve"> </w:t>
-            </w:r>
-            <w:proofErr w:type="spellStart"/>
-            <w:r>
-              <w:t>gotowy</w:t>
-            </w:r>
-            <w:proofErr w:type="spellEnd"/>
-            <w:r>
-              <w:t xml:space="preserve"> </w:t>
-            </w:r>
-            <w:proofErr w:type="spellStart"/>
-            <w:r>
-              <w:t>lub</w:t>
-            </w:r>
-            <w:proofErr w:type="spellEnd"/>
-            <w:r>
-              <w:t xml:space="preserve"> </w:t>
-            </w:r>
-            <w:proofErr w:type="spellStart"/>
-            <w:r>
-              <w:t>zlecony</w:t>
-            </w:r>
-            <w:proofErr w:type="spellEnd"/>
-          </w:p>
-          <w:p>
-            <w:pPr>
-              <w:rPr>
-                <w:ins w:id="20031" w:author="Paweł Mamcarz" w:date="2026-10-03T14:00:00Z"/>
-              </w:rPr>
-            </w:pPr>
-            <w:ins w:id="20032" w:author="Paweł Mamcarz" w:date="2026-10-03T14:00:00Z">
-              <w:r>
-                <w:rPr>
-                  <w:b/>
-                </w:rPr>
-                <w:t xml:space="preserve">Odp. Pawła: </w:t>
-              </w:r>
-              <w:r>
-                <w:rPr/>
-                <w:t xml:space="preserve">Jest szablon zaproszenia i klauzula RODO dla badania naukowego, z autorem jako administratorem. Wzoru umowy powierzenia nie ma. Projekt zmian dla ścieżki Fundacji i lista decyzji: Zał. 4.</w:t>
-              </w:r>
-            </w:ins>
-          </w:p>
-        </w:tc>
-      </w:tr>
-      <w:tr>
-        <w:tc>
-          <w:tcPr>
-            <w:tcW w:w="2340" w:type="dxa"/>
-          </w:tcPr>
-          <w:p>
-            <w:r>
-              <w:lastRenderedPageBreak/>
-              <w:t>31</w:t>
-            </w:r>
-          </w:p>
-        </w:tc>
-        <w:tc>
-          <w:tcPr>
-            <w:tcW w:w="2340" w:type="dxa"/>
-          </w:tcPr>
-          <w:p>
-            <w:pPr>
-              <w:rPr>
-                <w:lang w:val="pl-PL"/>
-                <w:rPrChange w:id="271" w:author="Mamcarz, Paweł" w:date="2026-10-03T19:50:00Z" w16du:dateUtc="2026-10-03T17:50:00Z">
-                  <w:rPr/>
-                </w:rPrChange>
-              </w:rPr>
-            </w:pPr>
-            <w:r>
-              <w:rPr>
-                <w:lang w:val="pl-PL"/>
-                <w:rPrChange w:id="272" w:author="Mamcarz, Paweł" w:date="2026-10-03T19:50:00Z" w16du:dateUtc="2026-10-03T17:50:00Z">
-                  <w:rPr/>
-                </w:rPrChange>
-              </w:rPr>
-              <w:t>Czy fundacja ma inspektora ochrony danych albo kogoś, kto za to odpowiada?</w:t>
-            </w:r>
-          </w:p>
-        </w:tc>
-        <w:tc>
-          <w:tcPr>
-            <w:tcW w:w="2340" w:type="dxa"/>
-          </w:tcPr>
-          <w:p>
-            <w:pPr>
-              <w:rPr>
-                <w:lang w:val="pl-PL"/>
-                <w:rPrChange w:id="273" w:author="Mamcarz, Paweł" w:date="2026-10-03T19:50:00Z" w16du:dateUtc="2026-10-03T17:50:00Z">
-                  <w:rPr/>
-                </w:rPrChange>
-              </w:rPr>
-            </w:pPr>
-            <w:r>
-              <w:rPr>
-                <w:lang w:val="pl-PL"/>
-                <w:rPrChange w:id="274" w:author="Mamcarz, Paweł" w:date="2026-10-03T19:50:00Z" w16du:dateUtc="2026-10-03T17:50:00Z">
-                  <w:rPr/>
-                </w:rPrChange>
-              </w:rPr>
-              <w:t>Pytanie, które klient zada na pewno</w:t>
-            </w:r>
-          </w:p>
-        </w:tc>
-        <w:tc>
-          <w:tcPr>
-            <w:tcW w:w="2340" w:type="dxa"/>
-          </w:tcPr>
-          <w:p>
-            <w:proofErr w:type="spellStart"/>
-            <w:r>
-              <w:t>Wskazana</w:t>
-            </w:r>
-            <w:proofErr w:type="spellEnd"/>
-            <w:r>
-              <w:t xml:space="preserve"> </w:t>
-            </w:r>
-            <w:proofErr w:type="spellStart"/>
-            <w:r>
-              <w:t>osoba</w:t>
-            </w:r>
-            <w:proofErr w:type="spellEnd"/>
-          </w:p>
-          <w:p>
-            <w:pPr>
-              <w:rPr>
-                <w:ins w:id="20033" w:author="Paweł Mamcarz" w:date="2026-10-03T14:00:00Z"/>
-              </w:rPr>
-            </w:pPr>
-            <w:ins w:id="20034" w:author="Paweł Mamcarz" w:date="2026-10-03T14:00:00Z">
-              <w:r>
-                <w:rPr>
-                  <w:b/>
-                </w:rPr>
-                <w:t xml:space="preserve">Odp. Pawła: </w:t>
-              </w:r>
-              <w:r>
-                <w:rPr/>
-                <w:t xml:space="preserve">Inspektora ochrony danych w materiałach nie ma. Zaproszenie zawiera stwierdzenie o niskim ryzyku reidentyfikacji, ale odrębnego dokumentu oceny skutków nie znalazłem. Do wskazania w Fundacji. Zał. 4.</w:t>
-              </w:r>
-            </w:ins>
-          </w:p>
-        </w:tc>
-      </w:tr>
-      <w:tr>
-        <w:tc>
-          <w:tcPr>
-            <w:tcW w:w="2340" w:type="dxa"/>
-          </w:tcPr>
-          <w:p>
-            <w:r>
-              <w:t>32</w:t>
-            </w:r>
-          </w:p>
-        </w:tc>
-        <w:tc>
-          <w:tcPr>
-            <w:tcW w:w="2340" w:type="dxa"/>
-          </w:tcPr>
-          <w:p>
-            <w:pPr>
-              <w:rPr>
-                <w:lang w:val="pl-PL"/>
-                <w:rPrChange w:id="275" w:author="Mamcarz, Paweł" w:date="2026-10-03T19:50:00Z" w16du:dateUtc="2026-10-03T17:50:00Z">
-                  <w:rPr/>
-                </w:rPrChange>
-              </w:rPr>
-            </w:pPr>
-            <w:r>
-              <w:rPr>
-                <w:lang w:val="pl-PL"/>
-                <w:rPrChange w:id="276" w:author="Mamcarz, Paweł" w:date="2026-10-03T19:50:00Z" w16du:dateUtc="2026-10-03T17:50:00Z">
-                  <w:rPr/>
-                </w:rPrChange>
-              </w:rPr>
-              <w:t>Czy statut pozwala na odpłatną sprzedaż usług (działalność gospodarcza lub odpłatna działalność pożytku publicznego)?</w:t>
-            </w:r>
-          </w:p>
-        </w:tc>
-        <w:tc>
-          <w:tcPr>
-            <w:tcW w:w="2340" w:type="dxa"/>
-          </w:tcPr>
-          <w:p>
-            <w:pPr>
-              <w:rPr>
-                <w:lang w:val="pl-PL"/>
-                <w:rPrChange w:id="277" w:author="Mamcarz, Paweł" w:date="2026-10-03T19:50:00Z" w16du:dateUtc="2026-10-03T17:50:00Z">
-                  <w:rPr/>
-                </w:rPrChange>
-              </w:rPr>
-            </w:pPr>
-            <w:r>
-              <w:rPr>
-                <w:lang w:val="pl-PL"/>
-                <w:rPrChange w:id="278" w:author="Mamcarz, Paweł" w:date="2026-10-03T19:50:00Z" w16du:dateUtc="2026-10-03T17:50:00Z">
-                  <w:rPr/>
-                </w:rPrChange>
-              </w:rPr>
-              <w:t>Bez tego nie można wystawić faktury</w:t>
-            </w:r>
-          </w:p>
-        </w:tc>
-        <w:tc>
-          <w:tcPr>
-            <w:tcW w:w="2340" w:type="dxa"/>
-          </w:tcPr>
-          <w:p>
-            <w:pPr>
-              <w:rPr>
-                <w:lang w:val="pl-PL"/>
-                <w:rPrChange w:id="279" w:author="Mamcarz, Paweł" w:date="2026-10-03T19:50:00Z" w16du:dateUtc="2026-10-03T17:50:00Z">
-                  <w:rPr/>
-                </w:rPrChange>
-              </w:rPr>
-            </w:pPr>
-            <w:proofErr w:type="gramStart"/>
-            <w:r>
-              <w:rPr>
-                <w:lang w:val="pl-PL"/>
-                <w:rPrChange w:id="280" w:author="Mamcarz, Paweł" w:date="2026-10-03T19:50:00Z" w16du:dateUtc="2026-10-03T17:50:00Z">
-                  <w:rPr/>
-                </w:rPrChange>
-              </w:rPr>
-              <w:t>Tak,</w:t>
-            </w:r>
-            <w:proofErr w:type="gramEnd"/>
-            <w:r>
-              <w:rPr>
-                <w:lang w:val="pl-PL"/>
-                <w:rPrChange w:id="281" w:author="Mamcarz, Paweł" w:date="2026-10-03T19:50:00Z" w16du:dateUtc="2026-10-03T17:50:00Z">
-                  <w:rPr/>
-                </w:rPrChange>
-              </w:rPr>
-              <w:t xml:space="preserve"> albo plan zmiany statutu</w:t>
-            </w:r>
-          </w:p>
-        </w:tc>
-      </w:tr>
-      <w:tr>
-        <w:tc>
-          <w:tcPr>
-            <w:tcW w:w="2340" w:type="dxa"/>
-          </w:tcPr>
-          <w:p>
-            <w:r>
-              <w:t>33</w:t>
-            </w:r>
-          </w:p>
-        </w:tc>
-        <w:tc>
-          <w:tcPr>
-            <w:tcW w:w="2340" w:type="dxa"/>
-          </w:tcPr>
-          <w:p>
-            <w:pPr>
-              <w:rPr>
-                <w:lang w:val="pl-PL"/>
-                <w:rPrChange w:id="282" w:author="Mamcarz, Paweł" w:date="2026-10-03T19:50:00Z" w16du:dateUtc="2026-10-03T17:50:00Z">
-                  <w:rPr/>
-                </w:rPrChange>
-              </w:rPr>
-            </w:pPr>
-            <w:r>
-              <w:rPr>
-                <w:lang w:val="pl-PL"/>
-                <w:rPrChange w:id="283" w:author="Mamcarz, Paweł" w:date="2026-10-03T19:50:00Z" w16du:dateUtc="2026-10-03T17:50:00Z">
-                  <w:rPr/>
-                </w:rPrChange>
-              </w:rPr>
-              <w:t>Kto jest właścicielem danych z diagnoz i na jakich zasadach używamy ich do benchmarku i rozwoju Kalkulatora?</w:t>
-            </w:r>
-          </w:p>
-        </w:tc>
-        <w:tc>
-          <w:tcPr>
-            <w:tcW w:w="2340" w:type="dxa"/>
-          </w:tcPr>
-          <w:p>
-            <w:r>
-              <w:t xml:space="preserve">Warunek </w:t>
-            </w:r>
-            <w:proofErr w:type="spellStart"/>
-            <w:r>
-              <w:t>budowy</w:t>
-            </w:r>
-            <w:proofErr w:type="spellEnd"/>
-            <w:r>
-              <w:t xml:space="preserve"> </w:t>
-            </w:r>
-            <w:proofErr w:type="spellStart"/>
-            <w:r>
-              <w:t>poziomu</w:t>
-            </w:r>
-            <w:proofErr w:type="spellEnd"/>
-            <w:r>
-              <w:t xml:space="preserve"> 2</w:t>
-            </w:r>
-          </w:p>
-        </w:tc>
-        <w:tc>
-          <w:tcPr>
-            <w:tcW w:w="2340" w:type="dxa"/>
-          </w:tcPr>
-          <w:p>
-            <w:pPr>
-              <w:rPr>
-                <w:lang w:val="pl-PL"/>
-                <w:rPrChange w:id="284" w:author="Mamcarz, Paweł" w:date="2026-10-03T19:50:00Z" w16du:dateUtc="2026-10-03T17:50:00Z">
-                  <w:rPr/>
-                </w:rPrChange>
-              </w:rPr>
-            </w:pPr>
-            <w:r>
-              <w:rPr>
-                <w:lang w:val="pl-PL"/>
-                <w:rPrChange w:id="285" w:author="Mamcarz, Paweł" w:date="2026-10-03T19:50:00Z" w16du:dateUtc="2026-10-03T17:50:00Z">
-                  <w:rPr/>
-                </w:rPrChange>
-              </w:rPr>
-              <w:t>Zapis w umowie z klientem</w:t>
-            </w:r>
-          </w:p>
-          <w:p>
-            <w:pPr>
-              <w:rPr>
-                <w:lang w:val="pl-PL"/>
-                <w:rPrChange w:id="286" w:author="Mamcarz, Paweł" w:date="2026-10-03T19:50:00Z" w16du:dateUtc="2026-10-03T17:50:00Z">
-                  <w:rPr/>
-                </w:rPrChange>
-              </w:rPr>
-            </w:pPr>
-            <w:ins w:id="287" w:author="Paweł Mamcarz" w:date="2026-10-03T12:00:00Z">
-              <w:r>
-                <w:rPr>
-                  <w:b/>
-                  <w:lang w:val="pl-PL"/>
-                  <w:rPrChange w:id="288" w:author="Mamcarz, Paweł" w:date="2026-10-03T19:50:00Z" w16du:dateUtc="2026-10-03T17:50:00Z">
+                  <w:lang w:val="pl-PL"/>
+                  <w:rPrChange w:id="414" w:author="Mamcarz, Paweł" w:date="2026-10-05T15:45:00Z" w16du:dateUtc="2026-10-05T13:45:00Z">
                     <w:rPr>
                       <w:b/>
                     </w:rPr>
@@ -6325,30 +6641,14 @@
               <w:r>
                 <w:rPr>
                   <w:lang w:val="pl-PL"/>
-                  <w:rPrChange w:id="289" w:author="Mamcarz, Paweł" w:date="2026-10-03T19:50:00Z" w16du:dateUtc="2026-10-03T17:50:00Z">
+                  <w:rPrChange w:id="415" w:author="Mamcarz, Paweł" w:date="2026-10-05T15:45:00Z" w16du:dateUtc="2026-10-05T13:45:00Z">
                     <w:rPr/>
                   </w:rPrChange>
                 </w:rPr>
-                <w:t>Dziś Kalkulator nie zbiera żadnych danych (obliczenia lokalne w przeglądarce), więc nie ma czego współdzielić. Jeśli dane z diagnoz mają zasilać benchmark, potrzebny jest zapis w umowie z klientem i osobny komponent zbierania (hosting w UE, umowa powierzenia).</w:t>
-              </w:r>
-            </w:ins>
-          </w:p>
-          <w:p>
-            <w:pPr>
-              <w:rPr>
-                <w:ins w:id="20035" w:author="Paweł Mamcarz" w:date="2026-10-03T14:00:00Z"/>
-              </w:rPr>
-            </w:pPr>
-            <w:ins w:id="20036" w:author="Paweł Mamcarz" w:date="2026-10-03T14:00:00Z">
-              <w:r>
-                <w:rPr>
-                  <w:b/>
-                </w:rPr>
-                <w:t xml:space="preserve">Poprawka do odpowiedzi powyżej: </w:t>
-              </w:r>
-              <w:r>
-                <w:rPr/>
-                <w:t xml:space="preserve">Sam Kalkulator FNP nie zbiera danych, ale w głównym repozytorium jest Worker ankiety badania walidacyjnego. Zgoda tam obejmuje cel naukowy, 5 lat przechowywania i zanonimizowany zbiór po publikacji. Nie obejmuje użycia danych z płatnych diagnoz do benchmarku ani rozwoju Kalkulatora: to wymaga zapisu w umowie z klientem (krok 10). Zał. 4.</w:t>
+                <w:t xml:space="preserve">W głównym repozytorium jest kod infrastruktury ankiety (czy jest wdrożona, do potwierdzenia): Worker na Cloudflare z magazynem KV (anonimowe odpowiedzi, kody firm, haszowany e-mail zgody, limity zapytań, eksport CSV tylko z tokenem administratora) i czterokrokowy formularz zgłoszenia firmy. Nie wymaga zakupu licencji, ale działałaby na koncie Cloudflare autora. Bez ustawionej lokalizacji danych w UE i bez automatycznego usuwania po okresie przechowywania; to trzeba wdrożyć albo wybrać inną platformę. </w:t>
+              </w:r>
+              <w:r>
+                <w:t>Zał. 4.</w:t>
               </w:r>
             </w:ins>
           </w:p>
@@ -6361,6 +6661,612 @@
           </w:tcPr>
           <w:p>
             <w:r>
+              <w:t>29</w:t>
+            </w:r>
+          </w:p>
+        </w:tc>
+        <w:tc>
+          <w:tcPr>
+            <w:tcW w:w="2340" w:type="dxa"/>
+          </w:tcPr>
+          <w:p>
+            <w:r>
+              <w:rPr>
+                <w:lang w:val="pl-PL"/>
+                <w:rPrChange w:id="416" w:author="Mamcarz, Paweł" w:date="2026-10-03T19:50:00Z" w16du:dateUtc="2026-10-03T17:50:00Z">
+                  <w:rPr/>
+                </w:rPrChange>
+              </w:rPr>
+              <w:t xml:space="preserve">Kto w fundacji zbuduje raporty (np. </w:t>
+            </w:r>
+            <w:r>
+              <w:t>Power BI, Looker Studio)?</w:t>
+            </w:r>
+          </w:p>
+        </w:tc>
+        <w:tc>
+          <w:tcPr>
+            <w:tcW w:w="2340" w:type="dxa"/>
+          </w:tcPr>
+          <w:p>
+            <w:pPr>
+              <w:rPr>
+                <w:lang w:val="pl-PL"/>
+                <w:rPrChange w:id="417" w:author="Mamcarz, Paweł" w:date="2026-10-03T19:50:00Z" w16du:dateUtc="2026-10-03T17:50:00Z">
+                  <w:rPr/>
+                </w:rPrChange>
+              </w:rPr>
+            </w:pPr>
+            <w:r>
+              <w:rPr>
+                <w:lang w:val="pl-PL"/>
+                <w:rPrChange w:id="418" w:author="Mamcarz, Paweł" w:date="2026-10-03T19:50:00Z" w16du:dateUtc="2026-10-03T17:50:00Z">
+                  <w:rPr/>
+                </w:rPrChange>
+              </w:rPr>
+              <w:t>Raport to produkt, który widzi zarząd klienta</w:t>
+            </w:r>
+          </w:p>
+        </w:tc>
+        <w:tc>
+          <w:tcPr>
+            <w:tcW w:w="2340" w:type="dxa"/>
+          </w:tcPr>
+          <w:p>
+            <w:pPr>
+              <w:rPr>
+                <w:lang w:val="pl-PL"/>
+                <w:rPrChange w:id="419" w:author="Mamcarz, Paweł" w:date="2026-10-05T15:45:00Z" w16du:dateUtc="2026-10-05T13:45:00Z">
+                  <w:rPr/>
+                </w:rPrChange>
+              </w:rPr>
+            </w:pPr>
+            <w:r>
+              <w:rPr>
+                <w:lang w:val="pl-PL"/>
+                <w:rPrChange w:id="420" w:author="Mamcarz, Paweł" w:date="2026-10-05T15:45:00Z" w16du:dateUtc="2026-10-05T13:45:00Z">
+                  <w:rPr/>
+                </w:rPrChange>
+              </w:rPr>
+              <w:t>Konkretna osoba lub wykonawca</w:t>
+            </w:r>
+          </w:p>
+          <w:p>
+            <w:pPr>
+              <w:rPr>
+                <w:lang w:val="pl-PL"/>
+                <w:rPrChange w:id="421" w:author="Mamcarz, Paweł" w:date="2026-10-05T15:45:00Z" w16du:dateUtc="2026-10-05T13:45:00Z">
+                  <w:rPr/>
+                </w:rPrChange>
+              </w:rPr>
+            </w:pPr>
+            <w:ins w:id="422" w:author="Paweł Mamcarz" w:date="2026-10-03T14:00:00Z">
+              <w:r>
+                <w:rPr>
+                  <w:b/>
+                  <w:lang w:val="pl-PL"/>
+                  <w:rPrChange w:id="423" w:author="Mamcarz, Paweł" w:date="2026-10-05T15:45:00Z" w16du:dateUtc="2026-10-05T13:45:00Z">
+                    <w:rPr>
+                      <w:b/>
+                    </w:rPr>
+                  </w:rPrChange>
+                </w:rPr>
+                <w:t xml:space="preserve">Odp. Pawła: </w:t>
+              </w:r>
+              <w:r>
+                <w:rPr>
+                  <w:lang w:val="pl-PL"/>
+                  <w:rPrChange w:id="424" w:author="Mamcarz, Paweł" w:date="2026-10-05T15:45:00Z" w16du:dateUtc="2026-10-05T13:45:00Z">
+                    <w:rPr/>
+                  </w:rPrChange>
+                </w:rPr>
+                <w:t xml:space="preserve">Dziś raporty przygotowuje autor: skrypt wsadowy (CSV na predykcje), </w:t>
+              </w:r>
+              <w:r>
+                <w:rPr>
+                  <w:lang w:val="pl-PL"/>
+                  <w:rPrChange w:id="425" w:author="Mamcarz, Paweł" w:date="2026-10-05T15:45:00Z" w16du:dateUtc="2026-10-05T13:45:00Z">
+                    <w:rPr/>
+                  </w:rPrChange>
+                </w:rPr>
+                <w:lastRenderedPageBreak/>
+                <w:t>wydruk raportu z przeglądarki, analiza statystyczna w R zaplanowana w protokole. Nie ma pulpitu (Power BI, Looker Studio). Fundacja powinna wskazać osobę lub wykonawcę (por. pyt. 37).</w:t>
+              </w:r>
+            </w:ins>
+          </w:p>
+        </w:tc>
+      </w:tr>
+      <w:tr>
+        <w:tc>
+          <w:tcPr>
+            <w:tcW w:w="2340" w:type="dxa"/>
+          </w:tcPr>
+          <w:p>
+            <w:r>
+              <w:lastRenderedPageBreak/>
+              <w:t>30</w:t>
+            </w:r>
+          </w:p>
+        </w:tc>
+        <w:tc>
+          <w:tcPr>
+            <w:tcW w:w="2340" w:type="dxa"/>
+          </w:tcPr>
+          <w:p>
+            <w:pPr>
+              <w:rPr>
+                <w:lang w:val="pl-PL"/>
+                <w:rPrChange w:id="426" w:author="Mamcarz, Paweł" w:date="2026-10-03T19:50:00Z" w16du:dateUtc="2026-10-03T17:50:00Z">
+                  <w:rPr/>
+                </w:rPrChange>
+              </w:rPr>
+            </w:pPr>
+            <w:r>
+              <w:rPr>
+                <w:lang w:val="pl-PL"/>
+                <w:rPrChange w:id="427" w:author="Mamcarz, Paweł" w:date="2026-10-03T19:50:00Z" w16du:dateUtc="2026-10-03T17:50:00Z">
+                  <w:rPr/>
+                </w:rPrChange>
+              </w:rPr>
+              <w:t>Czy mamy wzór umowy powierzenia danych i opisane zasady ich przechowywania?</w:t>
+            </w:r>
+          </w:p>
+        </w:tc>
+        <w:tc>
+          <w:tcPr>
+            <w:tcW w:w="2340" w:type="dxa"/>
+          </w:tcPr>
+          <w:p>
+            <w:pPr>
+              <w:rPr>
+                <w:lang w:val="pl-PL"/>
+                <w:rPrChange w:id="428" w:author="Mamcarz, Paweł" w:date="2026-10-03T19:50:00Z" w16du:dateUtc="2026-10-03T17:50:00Z">
+                  <w:rPr/>
+                </w:rPrChange>
+              </w:rPr>
+            </w:pPr>
+            <w:r>
+              <w:rPr>
+                <w:lang w:val="pl-PL"/>
+                <w:rPrChange w:id="429" w:author="Mamcarz, Paweł" w:date="2026-10-03T19:50:00Z" w16du:dateUtc="2026-10-03T17:50:00Z">
+                  <w:rPr/>
+                </w:rPrChange>
+              </w:rPr>
+              <w:t>Warunek dla działu prawnego klienta</w:t>
+            </w:r>
+          </w:p>
+        </w:tc>
+        <w:tc>
+          <w:tcPr>
+            <w:tcW w:w="2340" w:type="dxa"/>
+          </w:tcPr>
+          <w:p>
+            <w:pPr>
+              <w:rPr>
+                <w:lang w:val="pl-PL"/>
+                <w:rPrChange w:id="430" w:author="Mamcarz, Paweł" w:date="2026-10-05T15:45:00Z" w16du:dateUtc="2026-10-05T13:45:00Z">
+                  <w:rPr/>
+                </w:rPrChange>
+              </w:rPr>
+            </w:pPr>
+            <w:r>
+              <w:rPr>
+                <w:lang w:val="pl-PL"/>
+                <w:rPrChange w:id="431" w:author="Mamcarz, Paweł" w:date="2026-10-05T15:45:00Z" w16du:dateUtc="2026-10-05T13:45:00Z">
+                  <w:rPr/>
+                </w:rPrChange>
+              </w:rPr>
+              <w:t>Wzór gotowy lub zlecony</w:t>
+            </w:r>
+          </w:p>
+          <w:p>
+            <w:pPr>
+              <w:rPr>
+                <w:lang w:val="pl-PL"/>
+                <w:rPrChange w:id="432" w:author="Mamcarz, Paweł" w:date="2026-10-05T15:45:00Z" w16du:dateUtc="2026-10-05T13:45:00Z">
+                  <w:rPr/>
+                </w:rPrChange>
+              </w:rPr>
+            </w:pPr>
+            <w:ins w:id="433" w:author="Paweł Mamcarz" w:date="2026-10-03T14:00:00Z">
+              <w:r>
+                <w:rPr>
+                  <w:b/>
+                  <w:lang w:val="pl-PL"/>
+                  <w:rPrChange w:id="434" w:author="Mamcarz, Paweł" w:date="2026-10-05T15:45:00Z" w16du:dateUtc="2026-10-05T13:45:00Z">
+                    <w:rPr>
+                      <w:b/>
+                    </w:rPr>
+                  </w:rPrChange>
+                </w:rPr>
+                <w:t xml:space="preserve">Odp. Pawła: </w:t>
+              </w:r>
+              <w:r>
+                <w:rPr>
+                  <w:lang w:val="pl-PL"/>
+                  <w:rPrChange w:id="435" w:author="Mamcarz, Paweł" w:date="2026-10-05T15:45:00Z" w16du:dateUtc="2026-10-05T13:45:00Z">
+                    <w:rPr/>
+                  </w:rPrChange>
+                </w:rPr>
+                <w:t>Jest szablon zaproszenia i klauzula RODO dla badania naukowego, z autorem jako administratorem. Wzoru umowy powierzenia nie ma. Projekt zmian dla ścieżki Fundacji i lista decyzji: Zał. 4.</w:t>
+              </w:r>
+            </w:ins>
+          </w:p>
+        </w:tc>
+      </w:tr>
+      <w:tr>
+        <w:tc>
+          <w:tcPr>
+            <w:tcW w:w="2340" w:type="dxa"/>
+          </w:tcPr>
+          <w:p>
+            <w:r>
+              <w:t>31</w:t>
+            </w:r>
+          </w:p>
+        </w:tc>
+        <w:tc>
+          <w:tcPr>
+            <w:tcW w:w="2340" w:type="dxa"/>
+          </w:tcPr>
+          <w:p>
+            <w:pPr>
+              <w:rPr>
+                <w:lang w:val="pl-PL"/>
+                <w:rPrChange w:id="436" w:author="Mamcarz, Paweł" w:date="2026-10-03T19:50:00Z" w16du:dateUtc="2026-10-03T17:50:00Z">
+                  <w:rPr/>
+                </w:rPrChange>
+              </w:rPr>
+            </w:pPr>
+            <w:r>
+              <w:rPr>
+                <w:lang w:val="pl-PL"/>
+                <w:rPrChange w:id="437" w:author="Mamcarz, Paweł" w:date="2026-10-03T19:50:00Z" w16du:dateUtc="2026-10-03T17:50:00Z">
+                  <w:rPr/>
+                </w:rPrChange>
+              </w:rPr>
+              <w:t>Czy fundacja ma inspektora ochrony danych albo kogoś, kto za to odpowiada?</w:t>
+            </w:r>
+          </w:p>
+        </w:tc>
+        <w:tc>
+          <w:tcPr>
+            <w:tcW w:w="2340" w:type="dxa"/>
+          </w:tcPr>
+          <w:p>
+            <w:pPr>
+              <w:rPr>
+                <w:lang w:val="pl-PL"/>
+                <w:rPrChange w:id="438" w:author="Mamcarz, Paweł" w:date="2026-10-03T19:50:00Z" w16du:dateUtc="2026-10-03T17:50:00Z">
+                  <w:rPr/>
+                </w:rPrChange>
+              </w:rPr>
+            </w:pPr>
+            <w:r>
+              <w:rPr>
+                <w:lang w:val="pl-PL"/>
+                <w:rPrChange w:id="439" w:author="Mamcarz, Paweł" w:date="2026-10-03T19:50:00Z" w16du:dateUtc="2026-10-03T17:50:00Z">
+                  <w:rPr/>
+                </w:rPrChange>
+              </w:rPr>
+              <w:t>Pytanie, które klient zada na pewno</w:t>
+            </w:r>
+          </w:p>
+        </w:tc>
+        <w:tc>
+          <w:tcPr>
+            <w:tcW w:w="2340" w:type="dxa"/>
+          </w:tcPr>
+          <w:p>
+            <w:pPr>
+              <w:rPr>
+                <w:lang w:val="pl-PL"/>
+                <w:rPrChange w:id="440" w:author="Mamcarz, Paweł" w:date="2026-10-05T15:45:00Z" w16du:dateUtc="2026-10-05T13:45:00Z">
+                  <w:rPr/>
+                </w:rPrChange>
+              </w:rPr>
+            </w:pPr>
+            <w:r>
+              <w:rPr>
+                <w:lang w:val="pl-PL"/>
+                <w:rPrChange w:id="441" w:author="Mamcarz, Paweł" w:date="2026-10-05T15:45:00Z" w16du:dateUtc="2026-10-05T13:45:00Z">
+                  <w:rPr/>
+                </w:rPrChange>
+              </w:rPr>
+              <w:t>Wskazana osoba</w:t>
+            </w:r>
+          </w:p>
+          <w:p>
+            <w:ins w:id="442" w:author="Paweł Mamcarz" w:date="2026-10-03T14:00:00Z">
+              <w:r>
+                <w:rPr>
+                  <w:b/>
+                  <w:lang w:val="pl-PL"/>
+                  <w:rPrChange w:id="443" w:author="Mamcarz, Paweł" w:date="2026-10-05T15:45:00Z" w16du:dateUtc="2026-10-05T13:45:00Z">
+                    <w:rPr>
+                      <w:b/>
+                    </w:rPr>
+                  </w:rPrChange>
+                </w:rPr>
+                <w:t xml:space="preserve">Odp. Pawła: </w:t>
+              </w:r>
+              <w:r>
+                <w:rPr>
+                  <w:lang w:val="pl-PL"/>
+                  <w:rPrChange w:id="444" w:author="Mamcarz, Paweł" w:date="2026-10-05T15:45:00Z" w16du:dateUtc="2026-10-05T13:45:00Z">
+                    <w:rPr/>
+                  </w:rPrChange>
+                </w:rPr>
+                <w:t xml:space="preserve">Inspektora ochrony danych w materiałach nie ma. Zaproszenie zawiera stwierdzenie o niskim ryzyku reidentyfikacji, ale odrębnego dokumentu oceny skutków nie znalazłem. </w:t>
+              </w:r>
+              <w:r>
+                <w:t>Do wskazania w Fundacji. Zał. 4.</w:t>
+              </w:r>
+            </w:ins>
+          </w:p>
+        </w:tc>
+      </w:tr>
+      <w:tr>
+        <w:tc>
+          <w:tcPr>
+            <w:tcW w:w="2340" w:type="dxa"/>
+          </w:tcPr>
+          <w:p>
+            <w:r>
+              <w:t>32</w:t>
+            </w:r>
+          </w:p>
+        </w:tc>
+        <w:tc>
+          <w:tcPr>
+            <w:tcW w:w="2340" w:type="dxa"/>
+          </w:tcPr>
+          <w:p>
+            <w:pPr>
+              <w:rPr>
+                <w:lang w:val="pl-PL"/>
+                <w:rPrChange w:id="445" w:author="Mamcarz, Paweł" w:date="2026-10-03T19:50:00Z" w16du:dateUtc="2026-10-03T17:50:00Z">
+                  <w:rPr/>
+                </w:rPrChange>
+              </w:rPr>
+            </w:pPr>
+            <w:r>
+              <w:rPr>
+                <w:lang w:val="pl-PL"/>
+                <w:rPrChange w:id="446" w:author="Mamcarz, Paweł" w:date="2026-10-03T19:50:00Z" w16du:dateUtc="2026-10-03T17:50:00Z">
+                  <w:rPr/>
+                </w:rPrChange>
+              </w:rPr>
+              <w:t xml:space="preserve">Czy statut pozwala na odpłatną sprzedaż usług (działalność </w:t>
+            </w:r>
+            <w:r>
+              <w:rPr>
+                <w:lang w:val="pl-PL"/>
+                <w:rPrChange w:id="447" w:author="Mamcarz, Paweł" w:date="2026-10-03T19:50:00Z" w16du:dateUtc="2026-10-03T17:50:00Z">
+                  <w:rPr/>
+                </w:rPrChange>
+              </w:rPr>
+              <w:lastRenderedPageBreak/>
+              <w:t>gospodarcza lub odpłatna działalność pożytku publicznego)?</w:t>
+            </w:r>
+          </w:p>
+        </w:tc>
+        <w:tc>
+          <w:tcPr>
+            <w:tcW w:w="2340" w:type="dxa"/>
+          </w:tcPr>
+          <w:p>
+            <w:pPr>
+              <w:rPr>
+                <w:lang w:val="pl-PL"/>
+                <w:rPrChange w:id="448" w:author="Mamcarz, Paweł" w:date="2026-10-03T19:50:00Z" w16du:dateUtc="2026-10-03T17:50:00Z">
+                  <w:rPr/>
+                </w:rPrChange>
+              </w:rPr>
+            </w:pPr>
+            <w:r>
+              <w:rPr>
+                <w:lang w:val="pl-PL"/>
+                <w:rPrChange w:id="449" w:author="Mamcarz, Paweł" w:date="2026-10-03T19:50:00Z" w16du:dateUtc="2026-10-03T17:50:00Z">
+                  <w:rPr/>
+                </w:rPrChange>
+              </w:rPr>
+              <w:lastRenderedPageBreak/>
+              <w:t>Bez tego nie można wystawić faktury</w:t>
+            </w:r>
+          </w:p>
+        </w:tc>
+        <w:tc>
+          <w:tcPr>
+            <w:tcW w:w="2340" w:type="dxa"/>
+          </w:tcPr>
+          <w:p>
+            <w:pPr>
+              <w:rPr>
+                <w:lang w:val="pl-PL"/>
+                <w:rPrChange w:id="450" w:author="Mamcarz, Paweł" w:date="2026-10-03T19:50:00Z" w16du:dateUtc="2026-10-03T17:50:00Z">
+                  <w:rPr/>
+                </w:rPrChange>
+              </w:rPr>
+            </w:pPr>
+            <w:proofErr w:type="gramStart"/>
+            <w:r>
+              <w:rPr>
+                <w:lang w:val="pl-PL"/>
+                <w:rPrChange w:id="451" w:author="Mamcarz, Paweł" w:date="2026-10-03T19:50:00Z" w16du:dateUtc="2026-10-03T17:50:00Z">
+                  <w:rPr/>
+                </w:rPrChange>
+              </w:rPr>
+              <w:t>Tak,</w:t>
+            </w:r>
+            <w:proofErr w:type="gramEnd"/>
+            <w:r>
+              <w:rPr>
+                <w:lang w:val="pl-PL"/>
+                <w:rPrChange w:id="452" w:author="Mamcarz, Paweł" w:date="2026-10-03T19:50:00Z" w16du:dateUtc="2026-10-03T17:50:00Z">
+                  <w:rPr/>
+                </w:rPrChange>
+              </w:rPr>
+              <w:t xml:space="preserve"> albo plan zmiany statutu</w:t>
+            </w:r>
+          </w:p>
+        </w:tc>
+      </w:tr>
+      <w:tr>
+        <w:tc>
+          <w:tcPr>
+            <w:tcW w:w="2340" w:type="dxa"/>
+          </w:tcPr>
+          <w:p>
+            <w:r>
+              <w:t>33</w:t>
+            </w:r>
+          </w:p>
+        </w:tc>
+        <w:tc>
+          <w:tcPr>
+            <w:tcW w:w="2340" w:type="dxa"/>
+          </w:tcPr>
+          <w:p>
+            <w:pPr>
+              <w:rPr>
+                <w:lang w:val="pl-PL"/>
+                <w:rPrChange w:id="453" w:author="Mamcarz, Paweł" w:date="2026-10-03T19:50:00Z" w16du:dateUtc="2026-10-03T17:50:00Z">
+                  <w:rPr/>
+                </w:rPrChange>
+              </w:rPr>
+            </w:pPr>
+            <w:r>
+              <w:rPr>
+                <w:lang w:val="pl-PL"/>
+                <w:rPrChange w:id="454" w:author="Mamcarz, Paweł" w:date="2026-10-03T19:50:00Z" w16du:dateUtc="2026-10-03T17:50:00Z">
+                  <w:rPr/>
+                </w:rPrChange>
+              </w:rPr>
+              <w:t>Kto jest właścicielem danych z diagnoz i na jakich zasadach używamy ich do benchmarku i rozwoju Kalkulatora?</w:t>
+            </w:r>
+          </w:p>
+        </w:tc>
+        <w:tc>
+          <w:tcPr>
+            <w:tcW w:w="2340" w:type="dxa"/>
+          </w:tcPr>
+          <w:p>
+            <w:r>
+              <w:t xml:space="preserve">Warunek </w:t>
+            </w:r>
+            <w:proofErr w:type="spellStart"/>
+            <w:r>
+              <w:t>budowy</w:t>
+            </w:r>
+            <w:proofErr w:type="spellEnd"/>
+            <w:r>
+              <w:t xml:space="preserve"> </w:t>
+            </w:r>
+            <w:proofErr w:type="spellStart"/>
+            <w:r>
+              <w:t>poziomu</w:t>
+            </w:r>
+            <w:proofErr w:type="spellEnd"/>
+            <w:r>
+              <w:t xml:space="preserve"> 2</w:t>
+            </w:r>
+          </w:p>
+        </w:tc>
+        <w:tc>
+          <w:tcPr>
+            <w:tcW w:w="2340" w:type="dxa"/>
+          </w:tcPr>
+          <w:p>
+            <w:pPr>
+              <w:rPr>
+                <w:lang w:val="pl-PL"/>
+                <w:rPrChange w:id="455" w:author="Mamcarz, Paweł" w:date="2026-10-03T19:50:00Z" w16du:dateUtc="2026-10-03T17:50:00Z">
+                  <w:rPr/>
+                </w:rPrChange>
+              </w:rPr>
+            </w:pPr>
+            <w:r>
+              <w:rPr>
+                <w:lang w:val="pl-PL"/>
+                <w:rPrChange w:id="456" w:author="Mamcarz, Paweł" w:date="2026-10-03T19:50:00Z" w16du:dateUtc="2026-10-03T17:50:00Z">
+                  <w:rPr/>
+                </w:rPrChange>
+              </w:rPr>
+              <w:t>Zapis w umowie z klientem</w:t>
+            </w:r>
+          </w:p>
+          <w:p>
+            <w:pPr>
+              <w:rPr>
+                <w:lang w:val="pl-PL"/>
+                <w:rPrChange w:id="457" w:author="Mamcarz, Paweł" w:date="2026-10-03T19:50:00Z" w16du:dateUtc="2026-10-03T17:50:00Z">
+                  <w:rPr/>
+                </w:rPrChange>
+              </w:rPr>
+            </w:pPr>
+            <w:ins w:id="458" w:author="Paweł Mamcarz" w:date="2026-10-03T12:00:00Z">
+              <w:r>
+                <w:rPr>
+                  <w:b/>
+                  <w:lang w:val="pl-PL"/>
+                  <w:rPrChange w:id="459" w:author="Mamcarz, Paweł" w:date="2026-10-03T19:50:00Z" w16du:dateUtc="2026-10-03T17:50:00Z">
+                    <w:rPr>
+                      <w:b/>
+                    </w:rPr>
+                  </w:rPrChange>
+                </w:rPr>
+                <w:t xml:space="preserve">Odp. Pawła: </w:t>
+              </w:r>
+              <w:r>
+                <w:rPr>
+                  <w:lang w:val="pl-PL"/>
+                  <w:rPrChange w:id="460" w:author="Mamcarz, Paweł" w:date="2026-10-03T19:50:00Z" w16du:dateUtc="2026-10-03T17:50:00Z">
+                    <w:rPr/>
+                  </w:rPrChange>
+                </w:rPr>
+                <w:t>Dziś Kalkulator nie zbiera żadnych danych (obliczenia lokalne w przeglądarce), więc nie ma czego współdzielić. Jeśli dane z diagnoz mają zasilać benchmark, potrzebny jest zapis w umowie z klientem i osobny komponent zbierania (hosting w UE, umowa powierzenia).</w:t>
+              </w:r>
+            </w:ins>
+          </w:p>
+          <w:p>
+            <w:ins w:id="461" w:author="Paweł Mamcarz" w:date="2026-10-03T14:00:00Z">
+              <w:r>
+                <w:rPr>
+                  <w:b/>
+                  <w:lang w:val="pl-PL"/>
+                  <w:rPrChange w:id="462" w:author="Mamcarz, Paweł" w:date="2026-10-05T15:46:00Z" w16du:dateUtc="2026-10-05T13:46:00Z">
+                    <w:rPr>
+                      <w:b/>
+                    </w:rPr>
+                  </w:rPrChange>
+                </w:rPr>
+                <w:t xml:space="preserve">Poprawka do odpowiedzi powyżej: </w:t>
+              </w:r>
+              <w:r>
+                <w:rPr>
+                  <w:lang w:val="pl-PL"/>
+                  <w:rPrChange w:id="463" w:author="Mamcarz, Paweł" w:date="2026-10-05T15:46:00Z" w16du:dateUtc="2026-10-05T13:46:00Z">
+                    <w:rPr/>
+                  </w:rPrChange>
+                </w:rPr>
+                <w:t xml:space="preserve">Sam Kalkulator FNP nie zbiera danych, ale w głównym repozytorium jest Worker ankiety badania walidacyjnego. Zgoda tam obejmuje cel naukowy, 5 lat przechowywania i zanonimizowany zbiór po publikacji. Nie obejmuje użycia danych z płatnych diagnoz do benchmarku ani rozwoju Kalkulatora: to wymaga zapisu w umowie z klientem (krok 10). </w:t>
+              </w:r>
+              <w:r>
+                <w:t>Zał. 4.</w:t>
+              </w:r>
+            </w:ins>
+          </w:p>
+        </w:tc>
+      </w:tr>
+      <w:tr>
+        <w:tc>
+          <w:tcPr>
+            <w:tcW w:w="2340" w:type="dxa"/>
+          </w:tcPr>
+          <w:p>
+            <w:r>
+              <w:lastRenderedPageBreak/>
               <w:t>34</w:t>
             </w:r>
           </w:p>
@@ -6373,15 +7279,15 @@
             <w:pPr>
               <w:rPr>
                 <w:lang w:val="pl-PL"/>
-                <w:rPrChange w:id="290" w:author="Mamcarz, Paweł" w:date="2026-10-03T19:50:00Z" w16du:dateUtc="2026-10-03T17:50:00Z">
-                  <w:rPr/>
-                </w:rPrChange>
-              </w:rPr>
-            </w:pPr>
-            <w:r>
-              <w:rPr>
-                <w:lang w:val="pl-PL"/>
-                <w:rPrChange w:id="291" w:author="Mamcarz, Paweł" w:date="2026-10-03T19:50:00Z" w16du:dateUtc="2026-10-03T17:50:00Z">
+                <w:rPrChange w:id="464" w:author="Mamcarz, Paweł" w:date="2026-10-03T19:50:00Z" w16du:dateUtc="2026-10-03T17:50:00Z">
+                  <w:rPr/>
+                </w:rPrChange>
+              </w:rPr>
+            </w:pPr>
+            <w:r>
+              <w:rPr>
+                <w:lang w:val="pl-PL"/>
+                <w:rPrChange w:id="465" w:author="Mamcarz, Paweł" w:date="2026-10-03T19:50:00Z" w16du:dateUtc="2026-10-03T17:50:00Z">
                   <w:rPr/>
                 </w:rPrChange>
               </w:rPr>
@@ -6452,7 +7358,7 @@
         <w:pStyle w:val="Nagwek2"/>
         <w:rPr>
           <w:lang w:val="pl-PL"/>
-          <w:rPrChange w:id="292" w:author="Mamcarz, Paweł" w:date="2026-10-03T19:50:00Z" w16du:dateUtc="2026-10-03T17:50:00Z">
+          <w:rPrChange w:id="466" w:author="Mamcarz, Paweł" w:date="2026-10-03T19:50:00Z" w16du:dateUtc="2026-10-03T17:50:00Z">
             <w:rPr/>
           </w:rPrChange>
         </w:rPr>
@@ -6460,7 +7366,7 @@
       <w:r>
         <w:rPr>
           <w:lang w:val="pl-PL"/>
-          <w:rPrChange w:id="293" w:author="Mamcarz, Paweł" w:date="2026-10-03T19:50:00Z" w16du:dateUtc="2026-10-03T17:50:00Z">
+          <w:rPrChange w:id="467" w:author="Mamcarz, Paweł" w:date="2026-10-03T19:50:00Z" w16du:dateUtc="2026-10-03T17:50:00Z">
             <w:rPr/>
           </w:rPrChange>
         </w:rPr>
@@ -6471,7 +7377,7 @@
       <w:pPr>
         <w:rPr>
           <w:lang w:val="pl-PL"/>
-          <w:rPrChange w:id="294" w:author="Mamcarz, Paweł" w:date="2026-10-03T19:50:00Z" w16du:dateUtc="2026-10-03T17:50:00Z">
+          <w:rPrChange w:id="468" w:author="Mamcarz, Paweł" w:date="2026-10-03T19:50:00Z" w16du:dateUtc="2026-10-03T17:50:00Z">
             <w:rPr/>
           </w:rPrChange>
         </w:rPr>
@@ -6479,7 +7385,7 @@
       <w:r>
         <w:rPr>
           <w:lang w:val="pl-PL"/>
-          <w:rPrChange w:id="295" w:author="Mamcarz, Paweł" w:date="2026-10-03T19:50:00Z" w16du:dateUtc="2026-10-03T17:50:00Z">
+          <w:rPrChange w:id="469" w:author="Mamcarz, Paweł" w:date="2026-10-03T19:50:00Z" w16du:dateUtc="2026-10-03T17:50:00Z">
             <w:rPr/>
           </w:rPrChange>
         </w:rPr>
@@ -6510,7 +7416,6 @@
           </w:tcPr>
           <w:p>
             <w:r>
-              <w:lastRenderedPageBreak/>
               <w:t>#</w:t>
             </w:r>
           </w:p>
@@ -6558,15 +7463,15 @@
             <w:pPr>
               <w:rPr>
                 <w:lang w:val="pl-PL"/>
-                <w:rPrChange w:id="296" w:author="Mamcarz, Paweł" w:date="2026-10-03T19:50:00Z" w16du:dateUtc="2026-10-03T17:50:00Z">
-                  <w:rPr/>
-                </w:rPrChange>
-              </w:rPr>
-            </w:pPr>
-            <w:r>
-              <w:rPr>
-                <w:lang w:val="pl-PL"/>
-                <w:rPrChange w:id="297" w:author="Mamcarz, Paweł" w:date="2026-10-03T19:50:00Z" w16du:dateUtc="2026-10-03T17:50:00Z">
+                <w:rPrChange w:id="470" w:author="Mamcarz, Paweł" w:date="2026-10-03T19:50:00Z" w16du:dateUtc="2026-10-03T17:50:00Z">
+                  <w:rPr/>
+                </w:rPrChange>
+              </w:rPr>
+            </w:pPr>
+            <w:r>
+              <w:rPr>
+                <w:lang w:val="pl-PL"/>
+                <w:rPrChange w:id="471" w:author="Mamcarz, Paweł" w:date="2026-10-03T19:50:00Z" w16du:dateUtc="2026-10-03T17:50:00Z">
                   <w:rPr/>
                 </w:rPrChange>
               </w:rPr>
@@ -6594,15 +7499,15 @@
             <w:pPr>
               <w:rPr>
                 <w:lang w:val="pl-PL"/>
-                <w:rPrChange w:id="298" w:author="Mamcarz, Paweł" w:date="2026-10-03T19:50:00Z" w16du:dateUtc="2026-10-03T17:50:00Z">
-                  <w:rPr/>
-                </w:rPrChange>
-              </w:rPr>
-            </w:pPr>
-            <w:r>
-              <w:rPr>
-                <w:lang w:val="pl-PL"/>
-                <w:rPrChange w:id="299" w:author="Mamcarz, Paweł" w:date="2026-10-03T19:50:00Z" w16du:dateUtc="2026-10-03T17:50:00Z">
+                <w:rPrChange w:id="472" w:author="Mamcarz, Paweł" w:date="2026-10-03T19:50:00Z" w16du:dateUtc="2026-10-03T17:50:00Z">
+                  <w:rPr/>
+                </w:rPrChange>
+              </w:rPr>
+            </w:pPr>
+            <w:r>
+              <w:rPr>
+                <w:lang w:val="pl-PL"/>
+                <w:rPrChange w:id="473" w:author="Mamcarz, Paweł" w:date="2026-10-03T19:50:00Z" w16du:dateUtc="2026-10-03T17:50:00Z">
                   <w:rPr/>
                 </w:rPrChange>
               </w:rPr>
@@ -6684,15 +7589,15 @@
             <w:pPr>
               <w:rPr>
                 <w:lang w:val="pl-PL"/>
-                <w:rPrChange w:id="300" w:author="Mamcarz, Paweł" w:date="2026-10-03T19:50:00Z" w16du:dateUtc="2026-10-03T17:50:00Z">
-                  <w:rPr/>
-                </w:rPrChange>
-              </w:rPr>
-            </w:pPr>
-            <w:r>
-              <w:rPr>
-                <w:lang w:val="pl-PL"/>
-                <w:rPrChange w:id="301" w:author="Mamcarz, Paweł" w:date="2026-10-03T19:50:00Z" w16du:dateUtc="2026-10-03T17:50:00Z">
+                <w:rPrChange w:id="474" w:author="Mamcarz, Paweł" w:date="2026-10-03T19:50:00Z" w16du:dateUtc="2026-10-03T17:50:00Z">
+                  <w:rPr/>
+                </w:rPrChange>
+              </w:rPr>
+            </w:pPr>
+            <w:r>
+              <w:rPr>
+                <w:lang w:val="pl-PL"/>
+                <w:rPrChange w:id="475" w:author="Mamcarz, Paweł" w:date="2026-10-03T19:50:00Z" w16du:dateUtc="2026-10-03T17:50:00Z">
                   <w:rPr/>
                 </w:rPrChange>
               </w:rPr>
@@ -6731,15 +7636,15 @@
             <w:pPr>
               <w:rPr>
                 <w:lang w:val="pl-PL"/>
-                <w:rPrChange w:id="302" w:author="Mamcarz, Paweł" w:date="2026-10-03T19:50:00Z" w16du:dateUtc="2026-10-03T17:50:00Z">
-                  <w:rPr/>
-                </w:rPrChange>
-              </w:rPr>
-            </w:pPr>
-            <w:r>
-              <w:rPr>
-                <w:lang w:val="pl-PL"/>
-                <w:rPrChange w:id="303" w:author="Mamcarz, Paweł" w:date="2026-10-03T19:50:00Z" w16du:dateUtc="2026-10-03T17:50:00Z">
+                <w:rPrChange w:id="476" w:author="Mamcarz, Paweł" w:date="2026-10-03T19:50:00Z" w16du:dateUtc="2026-10-03T17:50:00Z">
+                  <w:rPr/>
+                </w:rPrChange>
+              </w:rPr>
+            </w:pPr>
+            <w:r>
+              <w:rPr>
+                <w:lang w:val="pl-PL"/>
+                <w:rPrChange w:id="477" w:author="Mamcarz, Paweł" w:date="2026-10-03T19:50:00Z" w16du:dateUtc="2026-10-03T17:50:00Z">
                   <w:rPr/>
                 </w:rPrChange>
               </w:rPr>
@@ -6747,12 +7652,12 @@
             </w:r>
           </w:p>
           <w:p>
-            <w:ins w:id="304" w:author="Paweł Mamcarz" w:date="2026-10-03T12:00:00Z">
+            <w:ins w:id="478" w:author="Paweł Mamcarz" w:date="2026-10-03T12:00:00Z">
               <w:r>
                 <w:rPr>
                   <w:b/>
                   <w:lang w:val="pl-PL"/>
-                  <w:rPrChange w:id="305" w:author="Mamcarz, Paweł" w:date="2026-10-03T19:50:00Z" w16du:dateUtc="2026-10-03T17:50:00Z">
+                  <w:rPrChange w:id="479" w:author="Mamcarz, Paweł" w:date="2026-10-03T19:50:00Z" w16du:dateUtc="2026-10-03T17:50:00Z">
                     <w:rPr>
                       <w:b/>
                     </w:rPr>
@@ -6763,7 +7668,7 @@
               <w:r>
                 <w:rPr>
                   <w:lang w:val="pl-PL"/>
-                  <w:rPrChange w:id="306" w:author="Mamcarz, Paweł" w:date="2026-10-03T19:50:00Z" w16du:dateUtc="2026-10-03T17:50:00Z">
+                  <w:rPrChange w:id="480" w:author="Mamcarz, Paweł" w:date="2026-10-03T19:50:00Z" w16du:dateUtc="2026-10-03T17:50:00Z">
                     <w:rPr/>
                   </w:rPrChange>
                 </w:rPr>
@@ -6832,29 +7737,40 @@
             <w:pPr>
               <w:rPr>
                 <w:lang w:val="pl-PL"/>
-                <w:rPrChange w:id="307" w:author="Mamcarz, Paweł" w:date="2026-10-03T19:51:00Z" w16du:dateUtc="2026-10-03T17:51:00Z">
-                  <w:rPr/>
-                </w:rPrChange>
-              </w:rPr>
-            </w:pPr>
-            <w:r>
-              <w:rPr>
-                <w:lang w:val="pl-PL"/>
-                <w:rPrChange w:id="308" w:author="Mamcarz, Paweł" w:date="2026-10-03T19:51:00Z" w16du:dateUtc="2026-10-03T17:51:00Z">
-                  <w:rPr/>
-                </w:rPrChange>
-              </w:rPr>
-              <w:t>Kto w fundacji odpowiada za analizę danych i pisanie raportu z diagnozy?</w:t>
-            </w:r>
-          </w:p>
-        </w:tc>
-        <w:tc>
-          <w:tcPr>
-            <w:tcW w:w="2340" w:type="dxa"/>
-          </w:tcPr>
-          <w:p>
-            <w:proofErr w:type="spellStart"/>
-            <w:r>
+                <w:rPrChange w:id="481" w:author="Mamcarz, Paweł" w:date="2026-10-03T19:51:00Z" w16du:dateUtc="2026-10-03T17:51:00Z">
+                  <w:rPr/>
+                </w:rPrChange>
+              </w:rPr>
+            </w:pPr>
+            <w:r>
+              <w:rPr>
+                <w:lang w:val="pl-PL"/>
+                <w:rPrChange w:id="482" w:author="Mamcarz, Paweł" w:date="2026-10-03T19:51:00Z" w16du:dateUtc="2026-10-03T17:51:00Z">
+                  <w:rPr/>
+                </w:rPrChange>
+              </w:rPr>
+              <w:t xml:space="preserve">Kto w fundacji odpowiada za analizę </w:t>
+            </w:r>
+            <w:r>
+              <w:rPr>
+                <w:lang w:val="pl-PL"/>
+                <w:rPrChange w:id="483" w:author="Mamcarz, Paweł" w:date="2026-10-03T19:51:00Z" w16du:dateUtc="2026-10-03T17:51:00Z">
+                  <w:rPr/>
+                </w:rPrChange>
+              </w:rPr>
+              <w:lastRenderedPageBreak/>
+              <w:t>danych i pisanie raportu z diagnozy?</w:t>
+            </w:r>
+          </w:p>
+        </w:tc>
+        <w:tc>
+          <w:tcPr>
+            <w:tcW w:w="2340" w:type="dxa"/>
+          </w:tcPr>
+          <w:p>
+            <w:proofErr w:type="spellStart"/>
+            <w:r>
+              <w:lastRenderedPageBreak/>
               <w:t>Najczęstsze</w:t>
             </w:r>
             <w:proofErr w:type="spellEnd"/>
@@ -6884,15 +7800,15 @@
             <w:pPr>
               <w:rPr>
                 <w:lang w:val="pl-PL"/>
-                <w:rPrChange w:id="309" w:author="Mamcarz, Paweł" w:date="2026-10-03T19:51:00Z" w16du:dateUtc="2026-10-03T17:51:00Z">
-                  <w:rPr/>
-                </w:rPrChange>
-              </w:rPr>
-            </w:pPr>
-            <w:r>
-              <w:rPr>
-                <w:lang w:val="pl-PL"/>
-                <w:rPrChange w:id="310" w:author="Mamcarz, Paweł" w:date="2026-10-03T19:51:00Z" w16du:dateUtc="2026-10-03T17:51:00Z">
+                <w:rPrChange w:id="484" w:author="Mamcarz, Paweł" w:date="2026-10-03T19:51:00Z" w16du:dateUtc="2026-10-03T17:51:00Z">
+                  <w:rPr/>
+                </w:rPrChange>
+              </w:rPr>
+            </w:pPr>
+            <w:r>
+              <w:rPr>
+                <w:lang w:val="pl-PL"/>
+                <w:rPrChange w:id="485" w:author="Mamcarz, Paweł" w:date="2026-10-03T19:51:00Z" w16du:dateUtc="2026-10-03T17:51:00Z">
                   <w:rPr/>
                 </w:rPrChange>
               </w:rPr>
@@ -6920,15 +7836,15 @@
             <w:pPr>
               <w:rPr>
                 <w:lang w:val="pl-PL"/>
-                <w:rPrChange w:id="311" w:author="Mamcarz, Paweł" w:date="2026-10-03T19:51:00Z" w16du:dateUtc="2026-10-03T17:51:00Z">
-                  <w:rPr/>
-                </w:rPrChange>
-              </w:rPr>
-            </w:pPr>
-            <w:r>
-              <w:rPr>
-                <w:lang w:val="pl-PL"/>
-                <w:rPrChange w:id="312" w:author="Mamcarz, Paweł" w:date="2026-10-03T19:51:00Z" w16du:dateUtc="2026-10-03T17:51:00Z">
+                <w:rPrChange w:id="486" w:author="Mamcarz, Paweł" w:date="2026-10-03T19:51:00Z" w16du:dateUtc="2026-10-03T17:51:00Z">
+                  <w:rPr/>
+                </w:rPrChange>
+              </w:rPr>
+            </w:pPr>
+            <w:r>
+              <w:rPr>
+                <w:lang w:val="pl-PL"/>
+                <w:rPrChange w:id="487" w:author="Mamcarz, Paweł" w:date="2026-10-03T19:51:00Z" w16du:dateUtc="2026-10-03T17:51:00Z">
                   <w:rPr/>
                 </w:rPrChange>
               </w:rPr>
@@ -6996,15 +7912,15 @@
             <w:pPr>
               <w:rPr>
                 <w:lang w:val="pl-PL"/>
-                <w:rPrChange w:id="313" w:author="Mamcarz, Paweł" w:date="2026-10-03T19:51:00Z" w16du:dateUtc="2026-10-03T17:51:00Z">
-                  <w:rPr/>
-                </w:rPrChange>
-              </w:rPr>
-            </w:pPr>
-            <w:r>
-              <w:rPr>
-                <w:lang w:val="pl-PL"/>
-                <w:rPrChange w:id="314" w:author="Mamcarz, Paweł" w:date="2026-10-03T19:51:00Z" w16du:dateUtc="2026-10-03T17:51:00Z">
+                <w:rPrChange w:id="488" w:author="Mamcarz, Paweł" w:date="2026-10-03T19:51:00Z" w16du:dateUtc="2026-10-03T17:51:00Z">
+                  <w:rPr/>
+                </w:rPrChange>
+              </w:rPr>
+            </w:pPr>
+            <w:r>
+              <w:rPr>
+                <w:lang w:val="pl-PL"/>
+                <w:rPrChange w:id="489" w:author="Mamcarz, Paweł" w:date="2026-10-03T19:51:00Z" w16du:dateUtc="2026-10-03T17:51:00Z">
                   <w:rPr/>
                 </w:rPrChange>
               </w:rPr>
@@ -7067,21 +7983,11 @@
             <w:r>
               <w:rPr>
                 <w:lang w:val="pl-PL"/>
-                <w:rPrChange w:id="315" w:author="Mamcarz, Paweł" w:date="2026-10-03T19:51:00Z" w16du:dateUtc="2026-10-03T17:51:00Z">
-                  <w:rPr/>
-                </w:rPrChange>
-              </w:rPr>
-              <w:t xml:space="preserve">Jaki jest koszt przygotowania narzędzi (psychometra, platforma, raporty, </w:t>
-            </w:r>
-            <w:r>
-              <w:rPr>
-                <w:lang w:val="pl-PL"/>
-                <w:rPrChange w:id="316" w:author="Mamcarz, Paweł" w:date="2026-10-03T19:51:00Z" w16du:dateUtc="2026-10-03T17:51:00Z">
-                  <w:rPr/>
-                </w:rPrChange>
-              </w:rPr>
-              <w:lastRenderedPageBreak/>
-              <w:t xml:space="preserve">prawnik)? </w:t>
+                <w:rPrChange w:id="490" w:author="Mamcarz, Paweł" w:date="2026-10-03T19:51:00Z" w16du:dateUtc="2026-10-03T17:51:00Z">
+                  <w:rPr/>
+                </w:rPrChange>
+              </w:rPr>
+              <w:t xml:space="preserve">Jaki jest koszt przygotowania narzędzi (psychometra, platforma, raporty, prawnik)? </w:t>
             </w:r>
             <w:proofErr w:type="spellStart"/>
             <w:r>
@@ -7124,7 +8030,6 @@
           <w:p>
             <w:proofErr w:type="spellStart"/>
             <w:r>
-              <w:lastRenderedPageBreak/>
               <w:t>Inwestycja</w:t>
             </w:r>
             <w:proofErr w:type="spellEnd"/>
@@ -7210,15 +8115,15 @@
             <w:pPr>
               <w:rPr>
                 <w:lang w:val="pl-PL"/>
-                <w:rPrChange w:id="317" w:author="Mamcarz, Paweł" w:date="2026-10-03T19:51:00Z" w16du:dateUtc="2026-10-03T17:51:00Z">
-                  <w:rPr/>
-                </w:rPrChange>
-              </w:rPr>
-            </w:pPr>
-            <w:r>
-              <w:rPr>
-                <w:lang w:val="pl-PL"/>
-                <w:rPrChange w:id="318" w:author="Mamcarz, Paweł" w:date="2026-10-03T19:51:00Z" w16du:dateUtc="2026-10-03T17:51:00Z">
+                <w:rPrChange w:id="491" w:author="Mamcarz, Paweł" w:date="2026-10-03T19:51:00Z" w16du:dateUtc="2026-10-03T17:51:00Z">
+                  <w:rPr/>
+                </w:rPrChange>
+              </w:rPr>
+            </w:pPr>
+            <w:r>
+              <w:rPr>
+                <w:lang w:val="pl-PL"/>
+                <w:rPrChange w:id="492" w:author="Mamcarz, Paweł" w:date="2026-10-03T19:51:00Z" w16du:dateUtc="2026-10-03T17:51:00Z">
                   <w:rPr/>
                 </w:rPrChange>
               </w:rPr>
@@ -7234,15 +8139,15 @@
             <w:pPr>
               <w:rPr>
                 <w:lang w:val="pl-PL"/>
-                <w:rPrChange w:id="319" w:author="Mamcarz, Paweł" w:date="2026-10-03T19:51:00Z" w16du:dateUtc="2026-10-03T17:51:00Z">
-                  <w:rPr/>
-                </w:rPrChange>
-              </w:rPr>
-            </w:pPr>
-            <w:r>
-              <w:rPr>
-                <w:lang w:val="pl-PL"/>
-                <w:rPrChange w:id="320" w:author="Mamcarz, Paweł" w:date="2026-10-03T19:51:00Z" w16du:dateUtc="2026-10-03T17:51:00Z">
+                <w:rPrChange w:id="493" w:author="Mamcarz, Paweł" w:date="2026-10-03T19:51:00Z" w16du:dateUtc="2026-10-03T17:51:00Z">
+                  <w:rPr/>
+                </w:rPrChange>
+              </w:rPr>
+            </w:pPr>
+            <w:r>
+              <w:rPr>
+                <w:lang w:val="pl-PL"/>
+                <w:rPrChange w:id="494" w:author="Mamcarz, Paweł" w:date="2026-10-03T19:51:00Z" w16du:dateUtc="2026-10-03T17:51:00Z">
                   <w:rPr/>
                 </w:rPrChange>
               </w:rPr>
@@ -7255,36 +8160,49 @@
             <w:tcW w:w="2340" w:type="dxa"/>
           </w:tcPr>
           <w:p>
-            <w:proofErr w:type="spellStart"/>
-            <w:r>
-              <w:t>Wskazana</w:t>
-            </w:r>
-            <w:proofErr w:type="spellEnd"/>
-            <w:r>
-              <w:t xml:space="preserve"> </w:t>
-            </w:r>
-            <w:proofErr w:type="spellStart"/>
-            <w:r>
-              <w:t>firma</w:t>
-            </w:r>
-            <w:proofErr w:type="spellEnd"/>
-          </w:p>
-          <w:p>
-            <w:pPr>
-              <w:rPr>
-                <w:ins w:id="20037" w:author="Paweł Mamcarz" w:date="2026-10-03T14:00:00Z"/>
-              </w:rPr>
-            </w:pPr>
-            <w:ins w:id="20038" w:author="Paweł Mamcarz" w:date="2026-10-03T14:00:00Z">
+            <w:pPr>
+              <w:rPr>
+                <w:lang w:val="pl-PL"/>
+                <w:rPrChange w:id="495" w:author="Mamcarz, Paweł" w:date="2026-10-05T15:46:00Z" w16du:dateUtc="2026-10-05T13:46:00Z">
+                  <w:rPr/>
+                </w:rPrChange>
+              </w:rPr>
+            </w:pPr>
+            <w:r>
+              <w:rPr>
+                <w:lang w:val="pl-PL"/>
+                <w:rPrChange w:id="496" w:author="Mamcarz, Paweł" w:date="2026-10-05T15:46:00Z" w16du:dateUtc="2026-10-05T13:46:00Z">
+                  <w:rPr/>
+                </w:rPrChange>
+              </w:rPr>
+              <w:t>Wskazana firma</w:t>
+            </w:r>
+          </w:p>
+          <w:p>
+            <w:ins w:id="497" w:author="Paweł Mamcarz" w:date="2026-10-03T14:00:00Z">
               <w:r>
                 <w:rPr>
                   <w:b/>
+                  <w:lang w:val="pl-PL"/>
+                  <w:rPrChange w:id="498" w:author="Mamcarz, Paweł" w:date="2026-10-05T15:46:00Z" w16du:dateUtc="2026-10-05T13:46:00Z">
+                    <w:rPr>
+                      <w:b/>
+                    </w:rPr>
+                  </w:rPrChange>
                 </w:rPr>
                 <w:t xml:space="preserve">Odp. Pawła: </w:t>
               </w:r>
               <w:r>
-                <w:rPr/>
-                <w:t xml:space="preserve">Z perspektywy protokołu firma pilotażowa musi mieć co najmniej 50 FTE, 15 respondentów i 12 miesięcy danych z rejestrów. Czy pilotem może być sponsor lub partner konferencji, decyduje Fundacja (por. rozdzielenie diagnozy i sponsoringu w ścieżce). Zał. 2.</w:t>
+                <w:rPr>
+                  <w:lang w:val="pl-PL"/>
+                  <w:rPrChange w:id="499" w:author="Mamcarz, Paweł" w:date="2026-10-05T15:46:00Z" w16du:dateUtc="2026-10-05T13:46:00Z">
+                    <w:rPr/>
+                  </w:rPrChange>
+                </w:rPr>
+                <w:t xml:space="preserve">Z perspektywy protokołu firma pilotażowa musi mieć co najmniej 50 FTE, 15 respondentów i 12 miesięcy danych z rejestrów. Czy pilotem może być sponsor lub partner konferencji, decyduje Fundacja (por. rozdzielenie diagnozy i sponsoringu w ścieżce). </w:t>
+              </w:r>
+              <w:r>
+                <w:t>Zał. 2.</w:t>
               </w:r>
             </w:ins>
           </w:p>
@@ -7420,7 +8338,7 @@
         </w:numPr>
         <w:rPr>
           <w:lang w:val="pl-PL"/>
-          <w:rPrChange w:id="321" w:author="Mamcarz, Paweł" w:date="2026-10-03T19:51:00Z" w16du:dateUtc="2026-10-03T17:51:00Z">
+          <w:rPrChange w:id="500" w:author="Mamcarz, Paweł" w:date="2026-10-03T19:51:00Z" w16du:dateUtc="2026-10-03T17:51:00Z">
             <w:rPr/>
           </w:rPrChange>
         </w:rPr>
@@ -7428,7 +8346,7 @@
       <w:r>
         <w:rPr>
           <w:lang w:val="pl-PL"/>
-          <w:rPrChange w:id="322" w:author="Mamcarz, Paweł" w:date="2026-10-03T19:51:00Z" w16du:dateUtc="2026-10-03T17:51:00Z">
+          <w:rPrChange w:id="501" w:author="Mamcarz, Paweł" w:date="2026-10-03T19:51:00Z" w16du:dateUtc="2026-10-03T17:51:00Z">
             <w:rPr/>
           </w:rPrChange>
         </w:rPr>
@@ -7444,7 +8362,7 @@
         </w:numPr>
         <w:rPr>
           <w:lang w:val="pl-PL"/>
-          <w:rPrChange w:id="323" w:author="Mamcarz, Paweł" w:date="2026-10-03T19:51:00Z" w16du:dateUtc="2026-10-03T17:51:00Z">
+          <w:rPrChange w:id="502" w:author="Mamcarz, Paweł" w:date="2026-10-03T19:51:00Z" w16du:dateUtc="2026-10-03T17:51:00Z">
             <w:rPr/>
           </w:rPrChange>
         </w:rPr>
@@ -7452,7 +8370,7 @@
       <w:r>
         <w:rPr>
           <w:lang w:val="pl-PL"/>
-          <w:rPrChange w:id="324" w:author="Mamcarz, Paweł" w:date="2026-10-03T19:51:00Z" w16du:dateUtc="2026-10-03T17:51:00Z">
+          <w:rPrChange w:id="503" w:author="Mamcarz, Paweł" w:date="2026-10-03T19:51:00Z" w16du:dateUtc="2026-10-03T17:51:00Z">
             <w:rPr/>
           </w:rPrChange>
         </w:rPr>
@@ -7468,7 +8386,7 @@
         </w:numPr>
         <w:rPr>
           <w:lang w:val="pl-PL"/>
-          <w:rPrChange w:id="325" w:author="Mamcarz, Paweł" w:date="2026-10-03T19:51:00Z" w16du:dateUtc="2026-10-03T17:51:00Z">
+          <w:rPrChange w:id="504" w:author="Mamcarz, Paweł" w:date="2026-10-03T19:51:00Z" w16du:dateUtc="2026-10-03T17:51:00Z">
             <w:rPr/>
           </w:rPrChange>
         </w:rPr>
@@ -7476,7 +8394,7 @@
       <w:r>
         <w:rPr>
           <w:lang w:val="pl-PL"/>
-          <w:rPrChange w:id="326" w:author="Mamcarz, Paweł" w:date="2026-10-03T19:51:00Z" w16du:dateUtc="2026-10-03T17:51:00Z">
+          <w:rPrChange w:id="505" w:author="Mamcarz, Paweł" w:date="2026-10-03T19:51:00Z" w16du:dateUtc="2026-10-03T17:51:00Z">
             <w:rPr/>
           </w:rPrChange>
         </w:rPr>
@@ -7492,7 +8410,7 @@
         </w:numPr>
         <w:rPr>
           <w:lang w:val="pl-PL"/>
-          <w:rPrChange w:id="327" w:author="Mamcarz, Paweł" w:date="2026-10-03T19:51:00Z" w16du:dateUtc="2026-10-03T17:51:00Z">
+          <w:rPrChange w:id="506" w:author="Mamcarz, Paweł" w:date="2026-10-03T19:51:00Z" w16du:dateUtc="2026-10-03T17:51:00Z">
             <w:rPr/>
           </w:rPrChange>
         </w:rPr>
@@ -7500,7 +8418,7 @@
       <w:r>
         <w:rPr>
           <w:lang w:val="pl-PL"/>
-          <w:rPrChange w:id="328" w:author="Mamcarz, Paweł" w:date="2026-10-03T19:51:00Z" w16du:dateUtc="2026-10-03T17:51:00Z">
+          <w:rPrChange w:id="507" w:author="Mamcarz, Paweł" w:date="2026-10-03T19:51:00Z" w16du:dateUtc="2026-10-03T17:51:00Z">
             <w:rPr/>
           </w:rPrChange>
         </w:rPr>
@@ -7516,7 +8434,7 @@
         </w:numPr>
         <w:rPr>
           <w:lang w:val="pl-PL"/>
-          <w:rPrChange w:id="329" w:author="Mamcarz, Paweł" w:date="2026-10-03T19:51:00Z" w16du:dateUtc="2026-10-03T17:51:00Z">
+          <w:rPrChange w:id="508" w:author="Mamcarz, Paweł" w:date="2026-10-03T19:51:00Z" w16du:dateUtc="2026-10-03T17:51:00Z">
             <w:rPr/>
           </w:rPrChange>
         </w:rPr>
@@ -7524,7 +8442,7 @@
       <w:r>
         <w:rPr>
           <w:lang w:val="pl-PL"/>
-          <w:rPrChange w:id="330" w:author="Mamcarz, Paweł" w:date="2026-10-03T19:51:00Z" w16du:dateUtc="2026-10-03T17:51:00Z">
+          <w:rPrChange w:id="509" w:author="Mamcarz, Paweł" w:date="2026-10-03T19:51:00Z" w16du:dateUtc="2026-10-03T17:51:00Z">
             <w:rPr/>
           </w:rPrChange>
         </w:rPr>
@@ -7540,7 +8458,7 @@
         </w:numPr>
         <w:rPr>
           <w:lang w:val="pl-PL"/>
-          <w:rPrChange w:id="331" w:author="Mamcarz, Paweł" w:date="2026-10-03T19:51:00Z" w16du:dateUtc="2026-10-03T17:51:00Z">
+          <w:rPrChange w:id="510" w:author="Mamcarz, Paweł" w:date="2026-10-03T19:51:00Z" w16du:dateUtc="2026-10-03T17:51:00Z">
             <w:rPr/>
           </w:rPrChange>
         </w:rPr>
@@ -7548,10 +8466,11 @@
       <w:r>
         <w:rPr>
           <w:lang w:val="pl-PL"/>
-          <w:rPrChange w:id="332" w:author="Mamcarz, Paweł" w:date="2026-10-03T19:51:00Z" w16du:dateUtc="2026-10-03T17:51:00Z">
+          <w:rPrChange w:id="511" w:author="Mamcarz, Paweł" w:date="2026-10-03T19:51:00Z" w16du:dateUtc="2026-10-03T17:51:00Z">
             <w:rPr/>
           </w:rPrChange>
         </w:rPr>
+        <w:lastRenderedPageBreak/>
         <w:t>☐ Dokument „Ankieta i Kalkulator – ustalenia robocze” do przeczytania przez uczestników</w:t>
       </w:r>
     </w:p>
@@ -7568,21 +8487,7 @@
         <w:rPr>
           <w:b/>
         </w:rPr>
-        <w:t xml:space="preserve"> </w:t>
-      </w:r>
-      <w:proofErr w:type="spellStart"/>
-      <w:r>
-        <w:rPr>
-          <w:b/>
-        </w:rPr>
-        <w:t>na</w:t>
-      </w:r>
-      <w:proofErr w:type="spellEnd"/>
-      <w:r>
-        <w:rPr>
-          <w:b/>
-        </w:rPr>
-        <w:t xml:space="preserve"> </w:t>
+        <w:t xml:space="preserve"> na </w:t>
       </w:r>
       <w:proofErr w:type="spellStart"/>
       <w:r>
@@ -7622,7 +8527,7 @@
         </w:numPr>
         <w:rPr>
           <w:lang w:val="pl-PL"/>
-          <w:rPrChange w:id="333" w:author="Mamcarz, Paweł" w:date="2026-10-03T19:51:00Z" w16du:dateUtc="2026-10-03T17:51:00Z">
+          <w:rPrChange w:id="512" w:author="Mamcarz, Paweł" w:date="2026-10-03T19:51:00Z" w16du:dateUtc="2026-10-03T17:51:00Z">
             <w:rPr/>
           </w:rPrChange>
         </w:rPr>
@@ -7630,7 +8535,7 @@
       <w:r>
         <w:rPr>
           <w:lang w:val="pl-PL"/>
-          <w:rPrChange w:id="334" w:author="Mamcarz, Paweł" w:date="2026-10-03T19:51:00Z" w16du:dateUtc="2026-10-03T17:51:00Z">
+          <w:rPrChange w:id="513" w:author="Mamcarz, Paweł" w:date="2026-10-03T19:51:00Z" w16du:dateUtc="2026-10-03T17:51:00Z">
             <w:rPr/>
           </w:rPrChange>
         </w:rPr>
@@ -7646,7 +8551,7 @@
         </w:numPr>
         <w:rPr>
           <w:lang w:val="pl-PL"/>
-          <w:rPrChange w:id="335" w:author="Mamcarz, Paweł" w:date="2026-10-03T19:51:00Z" w16du:dateUtc="2026-10-03T17:51:00Z">
+          <w:rPrChange w:id="514" w:author="Mamcarz, Paweł" w:date="2026-10-03T19:51:00Z" w16du:dateUtc="2026-10-03T17:51:00Z">
             <w:rPr/>
           </w:rPrChange>
         </w:rPr>
@@ -7654,7 +8559,7 @@
       <w:r>
         <w:rPr>
           <w:lang w:val="pl-PL"/>
-          <w:rPrChange w:id="336" w:author="Mamcarz, Paweł" w:date="2026-10-03T19:51:00Z" w16du:dateUtc="2026-10-03T17:51:00Z">
+          <w:rPrChange w:id="515" w:author="Mamcarz, Paweł" w:date="2026-10-03T19:51:00Z" w16du:dateUtc="2026-10-03T17:51:00Z">
             <w:rPr/>
           </w:rPrChange>
         </w:rPr>
@@ -7670,7 +8575,7 @@
         </w:numPr>
         <w:rPr>
           <w:lang w:val="pl-PL"/>
-          <w:rPrChange w:id="337" w:author="Mamcarz, Paweł" w:date="2026-10-03T19:51:00Z" w16du:dateUtc="2026-10-03T17:51:00Z">
+          <w:rPrChange w:id="516" w:author="Mamcarz, Paweł" w:date="2026-10-03T19:51:00Z" w16du:dateUtc="2026-10-03T17:51:00Z">
             <w:rPr/>
           </w:rPrChange>
         </w:rPr>
@@ -7678,7 +8583,7 @@
       <w:r>
         <w:rPr>
           <w:lang w:val="pl-PL"/>
-          <w:rPrChange w:id="338" w:author="Mamcarz, Paweł" w:date="2026-10-03T19:51:00Z" w16du:dateUtc="2026-10-03T17:51:00Z">
+          <w:rPrChange w:id="517" w:author="Mamcarz, Paweł" w:date="2026-10-03T19:51:00Z" w16du:dateUtc="2026-10-03T17:51:00Z">
             <w:rPr/>
           </w:rPrChange>
         </w:rPr>
@@ -7694,7 +8599,7 @@
         </w:numPr>
         <w:rPr>
           <w:lang w:val="pl-PL"/>
-          <w:rPrChange w:id="339" w:author="Mamcarz, Paweł" w:date="2026-10-03T19:51:00Z" w16du:dateUtc="2026-10-03T17:51:00Z">
+          <w:rPrChange w:id="518" w:author="Mamcarz, Paweł" w:date="2026-10-03T19:51:00Z" w16du:dateUtc="2026-10-03T17:51:00Z">
             <w:rPr/>
           </w:rPrChange>
         </w:rPr>
@@ -7702,7 +8607,7 @@
       <w:r>
         <w:rPr>
           <w:lang w:val="pl-PL"/>
-          <w:rPrChange w:id="340" w:author="Mamcarz, Paweł" w:date="2026-10-03T19:51:00Z" w16du:dateUtc="2026-10-03T17:51:00Z">
+          <w:rPrChange w:id="519" w:author="Mamcarz, Paweł" w:date="2026-10-03T19:51:00Z" w16du:dateUtc="2026-10-03T17:51:00Z">
             <w:rPr/>
           </w:rPrChange>
         </w:rPr>
@@ -7749,7 +8654,7 @@
       <w:pPr>
         <w:rPr>
           <w:lang w:val="pl-PL"/>
-          <w:rPrChange w:id="341" w:author="Mamcarz, Paweł" w:date="2026-10-03T19:51:00Z" w16du:dateUtc="2026-10-03T17:51:00Z">
+          <w:rPrChange w:id="520" w:author="Mamcarz, Paweł" w:date="2026-10-03T19:51:00Z" w16du:dateUtc="2026-10-03T17:51:00Z">
             <w:rPr/>
           </w:rPrChange>
         </w:rPr>
@@ -7758,7 +8663,7 @@
         <w:rPr>
           <w:b/>
           <w:lang w:val="pl-PL"/>
-          <w:rPrChange w:id="342" w:author="Mamcarz, Paweł" w:date="2026-10-03T19:51:00Z" w16du:dateUtc="2026-10-03T17:51:00Z">
+          <w:rPrChange w:id="521" w:author="Mamcarz, Paweł" w:date="2026-10-03T19:51:00Z" w16du:dateUtc="2026-10-03T17:51:00Z">
             <w:rPr>
               <w:b/>
             </w:rPr>
@@ -7769,7 +8674,7 @@
       <w:r>
         <w:rPr>
           <w:lang w:val="pl-PL"/>
-          <w:rPrChange w:id="343" w:author="Mamcarz, Paweł" w:date="2026-10-03T19:51:00Z" w16du:dateUtc="2026-10-03T17:51:00Z">
+          <w:rPrChange w:id="522" w:author="Mamcarz, Paweł" w:date="2026-10-03T19:51:00Z" w16du:dateUtc="2026-10-03T17:51:00Z">
             <w:rPr/>
           </w:rPrChange>
         </w:rPr>
@@ -7779,19 +8684,33 @@
     <w:p>
       <w:pPr>
         <w:rPr>
-          <w:ins w:id="20043" w:author="Paweł Mamcarz" w:date="2026-10-03T14:00:00Z"/>
+          <w:ins w:id="523" w:author="Paweł Mamcarz" w:date="2026-10-03T14:00:00Z"/>
         </w:rPr>
       </w:pPr>
-      <w:ins w:id="20044" w:author="Paweł Mamcarz" w:date="2026-10-03T14:00:00Z">
+      <w:ins w:id="524" w:author="Paweł Mamcarz" w:date="2026-10-03T14:00:00Z">
         <w:r>
           <w:rPr>
             <w:b/>
+            <w:lang w:val="pl-PL"/>
+            <w:rPrChange w:id="525" w:author="Mamcarz, Paweł" w:date="2026-10-05T15:46:00Z" w16du:dateUtc="2026-10-05T13:46:00Z">
+              <w:rPr>
+                <w:b/>
+              </w:rPr>
+            </w:rPrChange>
           </w:rPr>
           <w:t xml:space="preserve">Załączniki: </w:t>
         </w:r>
         <w:r>
-          <w:rPr/>
-          <w:t xml:space="preserve">1. Założenia Kalkulatora i ich status; 2. Protokół walidacji ankiety i Kalkulatora; 3. Formularz danych firmy; 4. Zgoda i informacja o danych (projekt, do weryfikacji prawnej). Pliki w katalogu dla-fundacji.</w:t>
+          <w:rPr>
+            <w:lang w:val="pl-PL"/>
+            <w:rPrChange w:id="526" w:author="Mamcarz, Paweł" w:date="2026-10-05T15:46:00Z" w16du:dateUtc="2026-10-05T13:46:00Z">
+              <w:rPr/>
+            </w:rPrChange>
+          </w:rPr>
+          <w:t xml:space="preserve">1. Założenia Kalkulatora i ich status; 2. Protokół walidacji ankiety i Kalkulatora; 3. Formularz danych firmy; 4. Zgoda i informacja o danych (projekt, do weryfikacji prawnej). </w:t>
+        </w:r>
+        <w:r>
+          <w:t>Pliki w katalogu dla-fundacji.</w:t>
         </w:r>
       </w:ins>
     </w:p>
@@ -8641,6 +9560,23 @@
       <w:spacing w:after="0" w:line="240" w:lineRule="auto"/>
     </w:pPr>
   </w:style>
+  <w:style w:type="paragraph" w:styleId="NormalnyWeb">
+    <w:name w:val="Normal (Web)"/>
+    <w:basedOn w:val="Normalny"/>
+    <w:uiPriority w:val="99"/>
+    <w:semiHidden/>
+    <w:unhideWhenUsed/>
+    <w:rsid w:val="00C72F44"/>
+    <w:pPr>
+      <w:spacing w:before="100" w:beforeAutospacing="1" w:after="100" w:afterAutospacing="1" w:line="240" w:lineRule="auto"/>
+    </w:pPr>
+    <w:rPr>
+      <w:rFonts w:ascii="Times New Roman" w:eastAsia="Times New Roman" w:hAnsi="Times New Roman" w:cs="Times New Roman"/>
+      <w:sz w:val="24"/>
+      <w:szCs w:val="24"/>
+      <w:lang w:val="pl-PL"/>
+    </w:rPr>
+  </w:style>
 </w:styles>
 </file>
 
